--- a/docs/metodychka/Metodychka_IoT_ESP32.docx
+++ b/docs/metodychka/Metodychka_IoT_ESP32.docx
@@ -711,7 +711,7 @@
       <w:r>
         <w:fldChar w:fldCharType="separate"/>
       </w:r>
-      <w:hyperlink w:anchor="_Toc242111243" w:history="1">
+      <w:hyperlink w:anchor="_Toc242112076" w:history="1">
         <w:r>
           <w:rPr>
             <w:rStyle w:val="aff8"/>
@@ -739,7 +739,7 @@
             <w:noProof/>
             <w:webHidden/>
           </w:rPr>
-          <w:instrText xml:space="preserve"> PAGEREF _Toc242111243 \h </w:instrText>
+          <w:instrText xml:space="preserve"> PAGEREF _Toc242112076 \h </w:instrText>
         </w:r>
         <w:r>
           <w:rPr>
@@ -786,7 +786,7 @@
           <w14:ligatures w14:val="standardContextual"/>
         </w:rPr>
       </w:pPr>
-      <w:hyperlink w:anchor="_Toc242111244" w:history="1">
+      <w:hyperlink w:anchor="_Toc242112077" w:history="1">
         <w:r>
           <w:rPr>
             <w:rStyle w:val="aff8"/>
@@ -815,7 +815,7 @@
             <w:noProof/>
             <w:webHidden/>
           </w:rPr>
-          <w:instrText xml:space="preserve"> PAGEREF _Toc242111244 \h </w:instrText>
+          <w:instrText xml:space="preserve"> PAGEREF _Toc242112077 \h </w:instrText>
         </w:r>
         <w:r>
           <w:rPr>
@@ -862,7 +862,7 @@
           <w14:ligatures w14:val="standardContextual"/>
         </w:rPr>
       </w:pPr>
-      <w:hyperlink w:anchor="_Toc242111245" w:history="1">
+      <w:hyperlink w:anchor="_Toc242112078" w:history="1">
         <w:r>
           <w:rPr>
             <w:rStyle w:val="aff8"/>
@@ -891,7 +891,7 @@
             <w:noProof/>
             <w:webHidden/>
           </w:rPr>
-          <w:instrText xml:space="preserve"> PAGEREF _Toc242111245 \h </w:instrText>
+          <w:instrText xml:space="preserve"> PAGEREF _Toc242112078 \h </w:instrText>
         </w:r>
         <w:r>
           <w:rPr>
@@ -938,7 +938,7 @@
           <w14:ligatures w14:val="standardContextual"/>
         </w:rPr>
       </w:pPr>
-      <w:hyperlink w:anchor="_Toc242111246" w:history="1">
+      <w:hyperlink w:anchor="_Toc242112079" w:history="1">
         <w:r>
           <w:rPr>
             <w:rStyle w:val="aff8"/>
@@ -967,7 +967,7 @@
             <w:noProof/>
             <w:webHidden/>
           </w:rPr>
-          <w:instrText xml:space="preserve"> PAGEREF _Toc242111246 \h </w:instrText>
+          <w:instrText xml:space="preserve"> PAGEREF _Toc242112079 \h </w:instrText>
         </w:r>
         <w:r>
           <w:rPr>
@@ -1014,7 +1014,7 @@
           <w14:ligatures w14:val="standardContextual"/>
         </w:rPr>
       </w:pPr>
-      <w:hyperlink w:anchor="_Toc242111247" w:history="1">
+      <w:hyperlink w:anchor="_Toc242112080" w:history="1">
         <w:r>
           <w:rPr>
             <w:rStyle w:val="aff8"/>
@@ -1042,7 +1042,7 @@
             <w:noProof/>
             <w:webHidden/>
           </w:rPr>
-          <w:instrText xml:space="preserve"> PAGEREF _Toc242111247 \h </w:instrText>
+          <w:instrText xml:space="preserve"> PAGEREF _Toc242112080 \h </w:instrText>
         </w:r>
         <w:r>
           <w:rPr>
@@ -1089,7 +1089,7 @@
           <w14:ligatures w14:val="standardContextual"/>
         </w:rPr>
       </w:pPr>
-      <w:hyperlink w:anchor="_Toc242111248" w:history="1">
+      <w:hyperlink w:anchor="_Toc242112081" w:history="1">
         <w:r>
           <w:rPr>
             <w:rStyle w:val="aff8"/>
@@ -1118,7 +1118,7 @@
             <w:noProof/>
             <w:webHidden/>
           </w:rPr>
-          <w:instrText xml:space="preserve"> PAGEREF _Toc242111248 \h </w:instrText>
+          <w:instrText xml:space="preserve"> PAGEREF _Toc242112081 \h </w:instrText>
         </w:r>
         <w:r>
           <w:rPr>
@@ -1165,7 +1165,7 @@
           <w14:ligatures w14:val="standardContextual"/>
         </w:rPr>
       </w:pPr>
-      <w:hyperlink w:anchor="_Toc242111249" w:history="1">
+      <w:hyperlink w:anchor="_Toc242112082" w:history="1">
         <w:r>
           <w:rPr>
             <w:rStyle w:val="aff8"/>
@@ -1194,7 +1194,7 @@
             <w:noProof/>
             <w:webHidden/>
           </w:rPr>
-          <w:instrText xml:space="preserve"> PAGEREF _Toc242111249 \h </w:instrText>
+          <w:instrText xml:space="preserve"> PAGEREF _Toc242112082 \h </w:instrText>
         </w:r>
         <w:r>
           <w:rPr>
@@ -1241,7 +1241,7 @@
           <w14:ligatures w14:val="standardContextual"/>
         </w:rPr>
       </w:pPr>
-      <w:hyperlink w:anchor="_Toc242111250" w:history="1">
+      <w:hyperlink w:anchor="_Toc242112083" w:history="1">
         <w:r>
           <w:rPr>
             <w:rStyle w:val="aff8"/>
@@ -1270,7 +1270,7 @@
             <w:noProof/>
             <w:webHidden/>
           </w:rPr>
-          <w:instrText xml:space="preserve"> PAGEREF _Toc242111250 \h </w:instrText>
+          <w:instrText xml:space="preserve"> PAGEREF _Toc242112083 \h </w:instrText>
         </w:r>
         <w:r>
           <w:rPr>
@@ -1317,7 +1317,7 @@
           <w14:ligatures w14:val="standardContextual"/>
         </w:rPr>
       </w:pPr>
-      <w:hyperlink w:anchor="_Toc242111251" w:history="1">
+      <w:hyperlink w:anchor="_Toc242112084" w:history="1">
         <w:r>
           <w:rPr>
             <w:rStyle w:val="aff8"/>
@@ -1346,7 +1346,7 @@
             <w:noProof/>
             <w:webHidden/>
           </w:rPr>
-          <w:instrText xml:space="preserve"> PAGEREF _Toc242111251 \h </w:instrText>
+          <w:instrText xml:space="preserve"> PAGEREF _Toc242112084 \h </w:instrText>
         </w:r>
         <w:r>
           <w:rPr>
@@ -1393,7 +1393,7 @@
           <w14:ligatures w14:val="standardContextual"/>
         </w:rPr>
       </w:pPr>
-      <w:hyperlink w:anchor="_Toc242111252" w:history="1">
+      <w:hyperlink w:anchor="_Toc242112085" w:history="1">
         <w:r>
           <w:rPr>
             <w:rStyle w:val="aff8"/>
@@ -1422,7 +1422,7 @@
             <w:noProof/>
             <w:webHidden/>
           </w:rPr>
-          <w:instrText xml:space="preserve"> PAGEREF _Toc242111252 \h </w:instrText>
+          <w:instrText xml:space="preserve"> PAGEREF _Toc242112085 \h </w:instrText>
         </w:r>
         <w:r>
           <w:rPr>
@@ -1469,7 +1469,7 @@
           <w14:ligatures w14:val="standardContextual"/>
         </w:rPr>
       </w:pPr>
-      <w:hyperlink w:anchor="_Toc242111253" w:history="1">
+      <w:hyperlink w:anchor="_Toc242112086" w:history="1">
         <w:r>
           <w:rPr>
             <w:rStyle w:val="aff8"/>
@@ -1498,7 +1498,7 @@
             <w:noProof/>
             <w:webHidden/>
           </w:rPr>
-          <w:instrText xml:space="preserve"> PAGEREF _Toc242111253 \h </w:instrText>
+          <w:instrText xml:space="preserve"> PAGEREF _Toc242112086 \h </w:instrText>
         </w:r>
         <w:r>
           <w:rPr>
@@ -1545,7 +1545,7 @@
           <w14:ligatures w14:val="standardContextual"/>
         </w:rPr>
       </w:pPr>
-      <w:hyperlink w:anchor="_Toc242111254" w:history="1">
+      <w:hyperlink w:anchor="_Toc242112087" w:history="1">
         <w:r>
           <w:rPr>
             <w:rStyle w:val="aff8"/>
@@ -1574,7 +1574,7 @@
             <w:noProof/>
             <w:webHidden/>
           </w:rPr>
-          <w:instrText xml:space="preserve"> PAGEREF _Toc242111254 \h </w:instrText>
+          <w:instrText xml:space="preserve"> PAGEREF _Toc242112087 \h </w:instrText>
         </w:r>
         <w:r>
           <w:rPr>
@@ -1621,7 +1621,7 @@
           <w14:ligatures w14:val="standardContextual"/>
         </w:rPr>
       </w:pPr>
-      <w:hyperlink w:anchor="_Toc242111255" w:history="1">
+      <w:hyperlink w:anchor="_Toc242112088" w:history="1">
         <w:r>
           <w:rPr>
             <w:rStyle w:val="aff8"/>
@@ -1650,7 +1650,7 @@
             <w:noProof/>
             <w:webHidden/>
           </w:rPr>
-          <w:instrText xml:space="preserve"> PAGEREF _Toc242111255 \h </w:instrText>
+          <w:instrText xml:space="preserve"> PAGEREF _Toc242112088 \h </w:instrText>
         </w:r>
         <w:r>
           <w:rPr>
@@ -1697,7 +1697,7 @@
           <w14:ligatures w14:val="standardContextual"/>
         </w:rPr>
       </w:pPr>
-      <w:hyperlink w:anchor="_Toc242111256" w:history="1">
+      <w:hyperlink w:anchor="_Toc242112089" w:history="1">
         <w:r>
           <w:rPr>
             <w:rStyle w:val="aff8"/>
@@ -1726,7 +1726,7 @@
             <w:noProof/>
             <w:webHidden/>
           </w:rPr>
-          <w:instrText xml:space="preserve"> PAGEREF _Toc242111256 \h </w:instrText>
+          <w:instrText xml:space="preserve"> PAGEREF _Toc242112089 \h </w:instrText>
         </w:r>
         <w:r>
           <w:rPr>
@@ -1773,7 +1773,7 @@
           <w14:ligatures w14:val="standardContextual"/>
         </w:rPr>
       </w:pPr>
-      <w:hyperlink w:anchor="_Toc242111257" w:history="1">
+      <w:hyperlink w:anchor="_Toc242112090" w:history="1">
         <w:r>
           <w:rPr>
             <w:rStyle w:val="aff8"/>
@@ -1781,7 +1781,7 @@
             <w:noProof/>
             <w:lang w:val="ru-RU"/>
           </w:rPr>
-          <w:t>1.10 Практична частина: дільник напруги на вході АЦП</w:t>
+          <w:t>1.10 Практична частина: дільник напруги</w:t>
         </w:r>
         <w:r>
           <w:rPr>
@@ -1802,7 +1802,7 @@
             <w:noProof/>
             <w:webHidden/>
           </w:rPr>
-          <w:instrText xml:space="preserve"> PAGEREF _Toc242111257 \h </w:instrText>
+          <w:instrText xml:space="preserve"> PAGEREF _Toc242112090 \h </w:instrText>
         </w:r>
         <w:r>
           <w:rPr>
@@ -1849,7 +1849,7 @@
           <w14:ligatures w14:val="standardContextual"/>
         </w:rPr>
       </w:pPr>
-      <w:hyperlink w:anchor="_Toc242111258" w:history="1">
+      <w:hyperlink w:anchor="_Toc242112091" w:history="1">
         <w:r>
           <w:rPr>
             <w:rStyle w:val="aff8"/>
@@ -1937,7 +1937,7 @@
             <w:noProof/>
             <w:webHidden/>
           </w:rPr>
-          <w:instrText xml:space="preserve"> PAGEREF _Toc242111258 \h </w:instrText>
+          <w:instrText xml:space="preserve"> PAGEREF _Toc242112091 \h </w:instrText>
         </w:r>
         <w:r>
           <w:rPr>
@@ -1957,7 +1957,7 @@
             <w:noProof/>
             <w:webHidden/>
           </w:rPr>
-          <w:t>18</w:t>
+          <w:t>17</w:t>
         </w:r>
         <w:r>
           <w:rPr>
@@ -1984,7 +1984,7 @@
           <w14:ligatures w14:val="standardContextual"/>
         </w:rPr>
       </w:pPr>
-      <w:hyperlink w:anchor="_Toc242111259" w:history="1">
+      <w:hyperlink w:anchor="_Toc242112092" w:history="1">
         <w:r>
           <w:rPr>
             <w:rStyle w:val="aff8"/>
@@ -2013,7 +2013,7 @@
             <w:noProof/>
             <w:webHidden/>
           </w:rPr>
-          <w:instrText xml:space="preserve"> PAGEREF _Toc242111259 \h </w:instrText>
+          <w:instrText xml:space="preserve"> PAGEREF _Toc242112092 \h </w:instrText>
         </w:r>
         <w:r>
           <w:rPr>
@@ -2033,7 +2033,7 @@
             <w:noProof/>
             <w:webHidden/>
           </w:rPr>
-          <w:t>18</w:t>
+          <w:t>17</w:t>
         </w:r>
         <w:r>
           <w:rPr>
@@ -2060,7 +2060,7 @@
           <w14:ligatures w14:val="standardContextual"/>
         </w:rPr>
       </w:pPr>
-      <w:hyperlink w:anchor="_Toc242111260" w:history="1">
+      <w:hyperlink w:anchor="_Toc242112093" w:history="1">
         <w:r>
           <w:rPr>
             <w:rStyle w:val="aff8"/>
@@ -2097,7 +2097,7 @@
             <w:noProof/>
             <w:webHidden/>
           </w:rPr>
-          <w:instrText xml:space="preserve"> PAGEREF _Toc242111260 \h </w:instrText>
+          <w:instrText xml:space="preserve"> PAGEREF _Toc242112093 \h </w:instrText>
         </w:r>
         <w:r>
           <w:rPr>
@@ -2117,7 +2117,7 @@
             <w:noProof/>
             <w:webHidden/>
           </w:rPr>
-          <w:t>18</w:t>
+          <w:t>17</w:t>
         </w:r>
         <w:r>
           <w:rPr>
@@ -2144,7 +2144,7 @@
           <w14:ligatures w14:val="standardContextual"/>
         </w:rPr>
       </w:pPr>
-      <w:hyperlink w:anchor="_Toc242111261" w:history="1">
+      <w:hyperlink w:anchor="_Toc242112094" w:history="1">
         <w:r>
           <w:rPr>
             <w:rStyle w:val="aff8"/>
@@ -2207,7 +2207,7 @@
             <w:noProof/>
             <w:webHidden/>
           </w:rPr>
-          <w:instrText xml:space="preserve"> PAGEREF _Toc242111261 \h </w:instrText>
+          <w:instrText xml:space="preserve"> PAGEREF _Toc242112094 \h </w:instrText>
         </w:r>
         <w:r>
           <w:rPr>
@@ -2227,7 +2227,7 @@
             <w:noProof/>
             <w:webHidden/>
           </w:rPr>
-          <w:t>21</w:t>
+          <w:t>20</w:t>
         </w:r>
         <w:r>
           <w:rPr>
@@ -2254,7 +2254,7 @@
           <w14:ligatures w14:val="standardContextual"/>
         </w:rPr>
       </w:pPr>
-      <w:hyperlink w:anchor="_Toc242111262" w:history="1">
+      <w:hyperlink w:anchor="_Toc242112095" w:history="1">
         <w:r>
           <w:rPr>
             <w:rStyle w:val="aff8"/>
@@ -2325,7 +2325,7 @@
             <w:noProof/>
             <w:webHidden/>
           </w:rPr>
-          <w:instrText xml:space="preserve"> PAGEREF _Toc242111262 \h </w:instrText>
+          <w:instrText xml:space="preserve"> PAGEREF _Toc242112095 \h </w:instrText>
         </w:r>
         <w:r>
           <w:rPr>
@@ -2345,7 +2345,7 @@
             <w:noProof/>
             <w:webHidden/>
           </w:rPr>
-          <w:t>22</w:t>
+          <w:t>21</w:t>
         </w:r>
         <w:r>
           <w:rPr>
@@ -2372,7 +2372,7 @@
           <w14:ligatures w14:val="standardContextual"/>
         </w:rPr>
       </w:pPr>
-      <w:hyperlink w:anchor="_Toc242111263" w:history="1">
+      <w:hyperlink w:anchor="_Toc242112096" w:history="1">
         <w:r>
           <w:rPr>
             <w:rStyle w:val="aff8"/>
@@ -2409,7 +2409,7 @@
             <w:noProof/>
             <w:webHidden/>
           </w:rPr>
-          <w:instrText xml:space="preserve"> PAGEREF _Toc242111263 \h </w:instrText>
+          <w:instrText xml:space="preserve"> PAGEREF _Toc242112096 \h </w:instrText>
         </w:r>
         <w:r>
           <w:rPr>
@@ -2429,7 +2429,7 @@
             <w:noProof/>
             <w:webHidden/>
           </w:rPr>
-          <w:t>22</w:t>
+          <w:t>21</w:t>
         </w:r>
         <w:r>
           <w:rPr>
@@ -2456,7 +2456,7 @@
           <w14:ligatures w14:val="standardContextual"/>
         </w:rPr>
       </w:pPr>
-      <w:hyperlink w:anchor="_Toc242111264" w:history="1">
+      <w:hyperlink w:anchor="_Toc242112097" w:history="1">
         <w:r>
           <w:rPr>
             <w:rStyle w:val="aff8"/>
@@ -2464,49 +2464,7 @@
             <w:noProof/>
             <w:lang w:val="ru-RU"/>
           </w:rPr>
-          <w:t xml:space="preserve">2.6 Практична частина: готова прошивка і прив'язка плати до </w:t>
-        </w:r>
-        <w:r>
-          <w:rPr>
-            <w:rStyle w:val="aff8"/>
-            <w:rFonts w:eastAsiaTheme="majorEastAsia"/>
-            <w:noProof/>
-          </w:rPr>
-          <w:t>ssn</w:t>
-        </w:r>
-        <w:r>
-          <w:rPr>
-            <w:rStyle w:val="aff8"/>
-            <w:rFonts w:eastAsiaTheme="majorEastAsia"/>
-            <w:noProof/>
-            <w:lang w:val="ru-RU"/>
-          </w:rPr>
-          <w:t>.</w:t>
-        </w:r>
-        <w:r>
-          <w:rPr>
-            <w:rStyle w:val="aff8"/>
-            <w:rFonts w:eastAsiaTheme="majorEastAsia"/>
-            <w:noProof/>
-          </w:rPr>
-          <w:t>pp</w:t>
-        </w:r>
-        <w:r>
-          <w:rPr>
-            <w:rStyle w:val="aff8"/>
-            <w:rFonts w:eastAsiaTheme="majorEastAsia"/>
-            <w:noProof/>
-            <w:lang w:val="ru-RU"/>
-          </w:rPr>
-          <w:t>.</w:t>
-        </w:r>
-        <w:r>
-          <w:rPr>
-            <w:rStyle w:val="aff8"/>
-            <w:rFonts w:eastAsiaTheme="majorEastAsia"/>
-            <w:noProof/>
-          </w:rPr>
-          <w:t>ua</w:t>
+          <w:t>2.6 Практична частина: готова прошивка, прив'язка плати і вимірювання напруги АЦП</w:t>
         </w:r>
         <w:r>
           <w:rPr>
@@ -2527,7 +2485,7 @@
             <w:noProof/>
             <w:webHidden/>
           </w:rPr>
-          <w:instrText xml:space="preserve"> PAGEREF _Toc242111264 \h </w:instrText>
+          <w:instrText xml:space="preserve"> PAGEREF _Toc242112097 \h </w:instrText>
         </w:r>
         <w:r>
           <w:rPr>
@@ -2547,7 +2505,7 @@
             <w:noProof/>
             <w:webHidden/>
           </w:rPr>
-          <w:t>23</w:t>
+          <w:t>22</w:t>
         </w:r>
         <w:r>
           <w:rPr>
@@ -2574,7 +2532,7 @@
           <w14:ligatures w14:val="standardContextual"/>
         </w:rPr>
       </w:pPr>
-      <w:hyperlink w:anchor="_Toc242111265" w:history="1">
+      <w:hyperlink w:anchor="_Toc242112098" w:history="1">
         <w:r>
           <w:rPr>
             <w:rStyle w:val="aff8"/>
@@ -2603,7 +2561,7 @@
             <w:noProof/>
             <w:webHidden/>
           </w:rPr>
-          <w:instrText xml:space="preserve"> PAGEREF _Toc242111265 \h </w:instrText>
+          <w:instrText xml:space="preserve"> PAGEREF _Toc242112098 \h </w:instrText>
         </w:r>
         <w:r>
           <w:rPr>
@@ -2650,7 +2608,7 @@
           <w14:ligatures w14:val="standardContextual"/>
         </w:rPr>
       </w:pPr>
-      <w:hyperlink w:anchor="_Toc242111266" w:history="1">
+      <w:hyperlink w:anchor="_Toc242112099" w:history="1">
         <w:r>
           <w:rPr>
             <w:rStyle w:val="aff8"/>
@@ -2679,7 +2637,7 @@
             <w:noProof/>
             <w:webHidden/>
           </w:rPr>
-          <w:instrText xml:space="preserve"> PAGEREF _Toc242111266 \h </w:instrText>
+          <w:instrText xml:space="preserve"> PAGEREF _Toc242112099 \h </w:instrText>
         </w:r>
         <w:r>
           <w:rPr>
@@ -2726,7 +2684,7 @@
           <w14:ligatures w14:val="standardContextual"/>
         </w:rPr>
       </w:pPr>
-      <w:hyperlink w:anchor="_Toc242111267" w:history="1">
+      <w:hyperlink w:anchor="_Toc242112100" w:history="1">
         <w:r>
           <w:rPr>
             <w:rStyle w:val="aff8"/>
@@ -2754,7 +2712,7 @@
             <w:noProof/>
             <w:webHidden/>
           </w:rPr>
-          <w:instrText xml:space="preserve"> PAGEREF _Toc242111267 \h </w:instrText>
+          <w:instrText xml:space="preserve"> PAGEREF _Toc242112100 \h </w:instrText>
         </w:r>
         <w:r>
           <w:rPr>
@@ -2801,7 +2759,7 @@
           <w14:ligatures w14:val="standardContextual"/>
         </w:rPr>
       </w:pPr>
-      <w:hyperlink w:anchor="_Toc242111268" w:history="1">
+      <w:hyperlink w:anchor="_Toc242112101" w:history="1">
         <w:r>
           <w:rPr>
             <w:rStyle w:val="aff8"/>
@@ -2830,7 +2788,7 @@
             <w:noProof/>
             <w:webHidden/>
           </w:rPr>
-          <w:instrText xml:space="preserve"> PAGEREF _Toc242111268 \h </w:instrText>
+          <w:instrText xml:space="preserve"> PAGEREF _Toc242112101 \h </w:instrText>
         </w:r>
         <w:r>
           <w:rPr>
@@ -2877,7 +2835,7 @@
           <w14:ligatures w14:val="standardContextual"/>
         </w:rPr>
       </w:pPr>
-      <w:hyperlink w:anchor="_Toc242111269" w:history="1">
+      <w:hyperlink w:anchor="_Toc242112102" w:history="1">
         <w:r>
           <w:rPr>
             <w:rStyle w:val="aff8"/>
@@ -2906,7 +2864,7 @@
             <w:noProof/>
             <w:webHidden/>
           </w:rPr>
-          <w:instrText xml:space="preserve"> PAGEREF _Toc242111269 \h </w:instrText>
+          <w:instrText xml:space="preserve"> PAGEREF _Toc242112102 \h </w:instrText>
         </w:r>
         <w:r>
           <w:rPr>
@@ -2953,7 +2911,7 @@
           <w14:ligatures w14:val="standardContextual"/>
         </w:rPr>
       </w:pPr>
-      <w:hyperlink w:anchor="_Toc242111270" w:history="1">
+      <w:hyperlink w:anchor="_Toc242112103" w:history="1">
         <w:r>
           <w:rPr>
             <w:rStyle w:val="aff8"/>
@@ -2982,7 +2940,7 @@
             <w:noProof/>
             <w:webHidden/>
           </w:rPr>
-          <w:instrText xml:space="preserve"> PAGEREF _Toc242111270 \h </w:instrText>
+          <w:instrText xml:space="preserve"> PAGEREF _Toc242112103 \h </w:instrText>
         </w:r>
         <w:r>
           <w:rPr>
@@ -3029,7 +2987,7 @@
           <w14:ligatures w14:val="standardContextual"/>
         </w:rPr>
       </w:pPr>
-      <w:hyperlink w:anchor="_Toc242111271" w:history="1">
+      <w:hyperlink w:anchor="_Toc242112104" w:history="1">
         <w:r>
           <w:rPr>
             <w:rStyle w:val="aff8"/>
@@ -3058,7 +3016,7 @@
             <w:noProof/>
             <w:webHidden/>
           </w:rPr>
-          <w:instrText xml:space="preserve"> PAGEREF _Toc242111271 \h </w:instrText>
+          <w:instrText xml:space="preserve"> PAGEREF _Toc242112104 \h </w:instrText>
         </w:r>
         <w:r>
           <w:rPr>
@@ -3105,7 +3063,7 @@
           <w14:ligatures w14:val="standardContextual"/>
         </w:rPr>
       </w:pPr>
-      <w:hyperlink w:anchor="_Toc242111272" w:history="1">
+      <w:hyperlink w:anchor="_Toc242112105" w:history="1">
         <w:r>
           <w:rPr>
             <w:rStyle w:val="aff8"/>
@@ -3134,7 +3092,7 @@
             <w:noProof/>
             <w:webHidden/>
           </w:rPr>
-          <w:instrText xml:space="preserve"> PAGEREF _Toc242111272 \h </w:instrText>
+          <w:instrText xml:space="preserve"> PAGEREF _Toc242112105 \h </w:instrText>
         </w:r>
         <w:r>
           <w:rPr>
@@ -3181,7 +3139,7 @@
           <w14:ligatures w14:val="standardContextual"/>
         </w:rPr>
       </w:pPr>
-      <w:hyperlink w:anchor="_Toc242111273" w:history="1">
+      <w:hyperlink w:anchor="_Toc242112106" w:history="1">
         <w:r>
           <w:rPr>
             <w:rStyle w:val="aff8"/>
@@ -3210,7 +3168,7 @@
             <w:noProof/>
             <w:webHidden/>
           </w:rPr>
-          <w:instrText xml:space="preserve"> PAGEREF _Toc242111273 \h </w:instrText>
+          <w:instrText xml:space="preserve"> PAGEREF _Toc242112106 \h </w:instrText>
         </w:r>
         <w:r>
           <w:rPr>
@@ -3257,7 +3215,7 @@
           <w14:ligatures w14:val="standardContextual"/>
         </w:rPr>
       </w:pPr>
-      <w:hyperlink w:anchor="_Toc242111274" w:history="1">
+      <w:hyperlink w:anchor="_Toc242112107" w:history="1">
         <w:r>
           <w:rPr>
             <w:rStyle w:val="aff8"/>
@@ -3320,7 +3278,7 @@
             <w:noProof/>
             <w:webHidden/>
           </w:rPr>
-          <w:instrText xml:space="preserve"> PAGEREF _Toc242111274 \h </w:instrText>
+          <w:instrText xml:space="preserve"> PAGEREF _Toc242112107 \h </w:instrText>
         </w:r>
         <w:r>
           <w:rPr>
@@ -3367,7 +3325,7 @@
           <w14:ligatures w14:val="standardContextual"/>
         </w:rPr>
       </w:pPr>
-      <w:hyperlink w:anchor="_Toc242111275" w:history="1">
+      <w:hyperlink w:anchor="_Toc242112108" w:history="1">
         <w:r>
           <w:rPr>
             <w:rStyle w:val="aff8"/>
@@ -3395,7 +3353,7 @@
             <w:noProof/>
             <w:webHidden/>
           </w:rPr>
-          <w:instrText xml:space="preserve"> PAGEREF _Toc242111275 \h </w:instrText>
+          <w:instrText xml:space="preserve"> PAGEREF _Toc242112108 \h </w:instrText>
         </w:r>
         <w:r>
           <w:rPr>
@@ -3442,7 +3400,7 @@
           <w14:ligatures w14:val="standardContextual"/>
         </w:rPr>
       </w:pPr>
-      <w:hyperlink w:anchor="_Toc242111276" w:history="1">
+      <w:hyperlink w:anchor="_Toc242112109" w:history="1">
         <w:r>
           <w:rPr>
             <w:rStyle w:val="aff8"/>
@@ -3470,7 +3428,7 @@
             <w:noProof/>
             <w:webHidden/>
           </w:rPr>
-          <w:instrText xml:space="preserve"> PAGEREF _Toc242111276 \h </w:instrText>
+          <w:instrText xml:space="preserve"> PAGEREF _Toc242112109 \h </w:instrText>
         </w:r>
         <w:r>
           <w:rPr>
@@ -3517,7 +3475,7 @@
           <w14:ligatures w14:val="standardContextual"/>
         </w:rPr>
       </w:pPr>
-      <w:hyperlink w:anchor="_Toc242111277" w:history="1">
+      <w:hyperlink w:anchor="_Toc242112110" w:history="1">
         <w:r>
           <w:rPr>
             <w:rStyle w:val="aff8"/>
@@ -3546,7 +3504,7 @@
             <w:noProof/>
             <w:webHidden/>
           </w:rPr>
-          <w:instrText xml:space="preserve"> PAGEREF _Toc242111277 \h </w:instrText>
+          <w:instrText xml:space="preserve"> PAGEREF _Toc242112110 \h </w:instrText>
         </w:r>
         <w:r>
           <w:rPr>
@@ -3593,7 +3551,7 @@
           <w14:ligatures w14:val="standardContextual"/>
         </w:rPr>
       </w:pPr>
-      <w:hyperlink w:anchor="_Toc242111278" w:history="1">
+      <w:hyperlink w:anchor="_Toc242112111" w:history="1">
         <w:r>
           <w:rPr>
             <w:rStyle w:val="aff8"/>
@@ -3622,7 +3580,7 @@
             <w:noProof/>
             <w:webHidden/>
           </w:rPr>
-          <w:instrText xml:space="preserve"> PAGEREF _Toc242111278 \h </w:instrText>
+          <w:instrText xml:space="preserve"> PAGEREF _Toc242112111 \h </w:instrText>
         </w:r>
         <w:r>
           <w:rPr>
@@ -3669,7 +3627,7 @@
           <w14:ligatures w14:val="standardContextual"/>
         </w:rPr>
       </w:pPr>
-      <w:hyperlink w:anchor="_Toc242111279" w:history="1">
+      <w:hyperlink w:anchor="_Toc242112112" w:history="1">
         <w:r>
           <w:rPr>
             <w:rStyle w:val="aff8"/>
@@ -3697,7 +3655,7 @@
             <w:noProof/>
             <w:webHidden/>
           </w:rPr>
-          <w:instrText xml:space="preserve"> PAGEREF _Toc242111279 \h </w:instrText>
+          <w:instrText xml:space="preserve"> PAGEREF _Toc242112112 \h </w:instrText>
         </w:r>
         <w:r>
           <w:rPr>
@@ -3744,7 +3702,7 @@
           <w14:ligatures w14:val="standardContextual"/>
         </w:rPr>
       </w:pPr>
-      <w:hyperlink w:anchor="_Toc242111280" w:history="1">
+      <w:hyperlink w:anchor="_Toc242112113" w:history="1">
         <w:r>
           <w:rPr>
             <w:rStyle w:val="aff8"/>
@@ -3772,7 +3730,7 @@
             <w:noProof/>
             <w:webHidden/>
           </w:rPr>
-          <w:instrText xml:space="preserve"> PAGEREF _Toc242111280 \h </w:instrText>
+          <w:instrText xml:space="preserve"> PAGEREF _Toc242112113 \h </w:instrText>
         </w:r>
         <w:r>
           <w:rPr>
@@ -3819,7 +3777,7 @@
           <w14:ligatures w14:val="standardContextual"/>
         </w:rPr>
       </w:pPr>
-      <w:hyperlink w:anchor="_Toc242111281" w:history="1">
+      <w:hyperlink w:anchor="_Toc242112114" w:history="1">
         <w:r>
           <w:rPr>
             <w:rStyle w:val="aff8"/>
@@ -3848,7 +3806,7 @@
             <w:noProof/>
             <w:webHidden/>
           </w:rPr>
-          <w:instrText xml:space="preserve"> PAGEREF _Toc242111281 \h </w:instrText>
+          <w:instrText xml:space="preserve"> PAGEREF _Toc242112114 \h </w:instrText>
         </w:r>
         <w:r>
           <w:rPr>
@@ -3895,7 +3853,7 @@
           <w14:ligatures w14:val="standardContextual"/>
         </w:rPr>
       </w:pPr>
-      <w:hyperlink w:anchor="_Toc242111282" w:history="1">
+      <w:hyperlink w:anchor="_Toc242112115" w:history="1">
         <w:r>
           <w:rPr>
             <w:rStyle w:val="aff8"/>
@@ -3923,7 +3881,7 @@
             <w:noProof/>
             <w:webHidden/>
           </w:rPr>
-          <w:instrText xml:space="preserve"> PAGEREF _Toc242111282 \h </w:instrText>
+          <w:instrText xml:space="preserve"> PAGEREF _Toc242112115 \h </w:instrText>
         </w:r>
         <w:r>
           <w:rPr>
@@ -3970,7 +3928,7 @@
           <w14:ligatures w14:val="standardContextual"/>
         </w:rPr>
       </w:pPr>
-      <w:hyperlink w:anchor="_Toc242111283" w:history="1">
+      <w:hyperlink w:anchor="_Toc242112116" w:history="1">
         <w:r>
           <w:rPr>
             <w:rStyle w:val="aff8"/>
@@ -3998,7 +3956,7 @@
             <w:noProof/>
             <w:webHidden/>
           </w:rPr>
-          <w:instrText xml:space="preserve"> PAGEREF _Toc242111283 \h </w:instrText>
+          <w:instrText xml:space="preserve"> PAGEREF _Toc242112116 \h </w:instrText>
         </w:r>
         <w:r>
           <w:rPr>
@@ -4045,7 +4003,7 @@
           <w14:ligatures w14:val="standardContextual"/>
         </w:rPr>
       </w:pPr>
-      <w:hyperlink w:anchor="_Toc242111284" w:history="1">
+      <w:hyperlink w:anchor="_Toc242112117" w:history="1">
         <w:r>
           <w:rPr>
             <w:rStyle w:val="aff8"/>
@@ -4073,7 +4031,7 @@
             <w:noProof/>
             <w:webHidden/>
           </w:rPr>
-          <w:instrText xml:space="preserve"> PAGEREF _Toc242111284 \h </w:instrText>
+          <w:instrText xml:space="preserve"> PAGEREF _Toc242112117 \h </w:instrText>
         </w:r>
         <w:r>
           <w:rPr>
@@ -4120,7 +4078,7 @@
           <w14:ligatures w14:val="standardContextual"/>
         </w:rPr>
       </w:pPr>
-      <w:hyperlink w:anchor="_Toc242111285" w:history="1">
+      <w:hyperlink w:anchor="_Toc242112118" w:history="1">
         <w:r>
           <w:rPr>
             <w:rStyle w:val="aff8"/>
@@ -4157,7 +4115,7 @@
             <w:noProof/>
             <w:webHidden/>
           </w:rPr>
-          <w:instrText xml:space="preserve"> PAGEREF _Toc242111285 \h </w:instrText>
+          <w:instrText xml:space="preserve"> PAGEREF _Toc242112118 \h </w:instrText>
         </w:r>
         <w:r>
           <w:rPr>
@@ -4204,7 +4162,7 @@
           <w14:ligatures w14:val="standardContextual"/>
         </w:rPr>
       </w:pPr>
-      <w:hyperlink w:anchor="_Toc242111286" w:history="1">
+      <w:hyperlink w:anchor="_Toc242112119" w:history="1">
         <w:r>
           <w:rPr>
             <w:rStyle w:val="aff8"/>
@@ -4232,7 +4190,7 @@
             <w:noProof/>
             <w:webHidden/>
           </w:rPr>
-          <w:instrText xml:space="preserve"> PAGEREF _Toc242111286 \h </w:instrText>
+          <w:instrText xml:space="preserve"> PAGEREF _Toc242112119 \h </w:instrText>
         </w:r>
         <w:r>
           <w:rPr>
@@ -4279,7 +4237,7 @@
           <w14:ligatures w14:val="standardContextual"/>
         </w:rPr>
       </w:pPr>
-      <w:hyperlink w:anchor="_Toc242111287" w:history="1">
+      <w:hyperlink w:anchor="_Toc242112120" w:history="1">
         <w:r>
           <w:rPr>
             <w:rStyle w:val="aff8"/>
@@ -4308,7 +4266,7 @@
             <w:noProof/>
             <w:webHidden/>
           </w:rPr>
-          <w:instrText xml:space="preserve"> PAGEREF _Toc242111287 \h </w:instrText>
+          <w:instrText xml:space="preserve"> PAGEREF _Toc242112120 \h </w:instrText>
         </w:r>
         <w:r>
           <w:rPr>
@@ -4355,7 +4313,7 @@
           <w14:ligatures w14:val="standardContextual"/>
         </w:rPr>
       </w:pPr>
-      <w:hyperlink w:anchor="_Toc242111288" w:history="1">
+      <w:hyperlink w:anchor="_Toc242112121" w:history="1">
         <w:r>
           <w:rPr>
             <w:rStyle w:val="aff8"/>
@@ -4383,7 +4341,7 @@
             <w:noProof/>
             <w:webHidden/>
           </w:rPr>
-          <w:instrText xml:space="preserve"> PAGEREF _Toc242111288 \h </w:instrText>
+          <w:instrText xml:space="preserve"> PAGEREF _Toc242112121 \h </w:instrText>
         </w:r>
         <w:r>
           <w:rPr>
@@ -4430,7 +4388,7 @@
           <w14:ligatures w14:val="standardContextual"/>
         </w:rPr>
       </w:pPr>
-      <w:hyperlink w:anchor="_Toc242111289" w:history="1">
+      <w:hyperlink w:anchor="_Toc242112122" w:history="1">
         <w:r>
           <w:rPr>
             <w:rStyle w:val="aff8"/>
@@ -4484,7 +4442,7 @@
             <w:noProof/>
             <w:webHidden/>
           </w:rPr>
-          <w:instrText xml:space="preserve"> PAGEREF _Toc242111289 \h </w:instrText>
+          <w:instrText xml:space="preserve"> PAGEREF _Toc242112122 \h </w:instrText>
         </w:r>
         <w:r>
           <w:rPr>
@@ -4531,7 +4489,7 @@
           <w14:ligatures w14:val="standardContextual"/>
         </w:rPr>
       </w:pPr>
-      <w:hyperlink w:anchor="_Toc242111290" w:history="1">
+      <w:hyperlink w:anchor="_Toc242112123" w:history="1">
         <w:r>
           <w:rPr>
             <w:rStyle w:val="aff8"/>
@@ -4560,7 +4518,7 @@
             <w:noProof/>
             <w:webHidden/>
           </w:rPr>
-          <w:instrText xml:space="preserve"> PAGEREF _Toc242111290 \h </w:instrText>
+          <w:instrText xml:space="preserve"> PAGEREF _Toc242112123 \h </w:instrText>
         </w:r>
         <w:r>
           <w:rPr>
@@ -4607,7 +4565,7 @@
           <w14:ligatures w14:val="standardContextual"/>
         </w:rPr>
       </w:pPr>
-      <w:hyperlink w:anchor="_Toc242111291" w:history="1">
+      <w:hyperlink w:anchor="_Toc242112124" w:history="1">
         <w:r>
           <w:rPr>
             <w:rStyle w:val="aff8"/>
@@ -4636,7 +4594,7 @@
             <w:noProof/>
             <w:webHidden/>
           </w:rPr>
-          <w:instrText xml:space="preserve"> PAGEREF _Toc242111291 \h </w:instrText>
+          <w:instrText xml:space="preserve"> PAGEREF _Toc242112124 \h </w:instrText>
         </w:r>
         <w:r>
           <w:rPr>
@@ -4683,7 +4641,7 @@
           <w14:ligatures w14:val="standardContextual"/>
         </w:rPr>
       </w:pPr>
-      <w:hyperlink w:anchor="_Toc242111292" w:history="1">
+      <w:hyperlink w:anchor="_Toc242112125" w:history="1">
         <w:r>
           <w:rPr>
             <w:rStyle w:val="aff8"/>
@@ -4720,7 +4678,7 @@
             <w:noProof/>
             <w:webHidden/>
           </w:rPr>
-          <w:instrText xml:space="preserve"> PAGEREF _Toc242111292 \h </w:instrText>
+          <w:instrText xml:space="preserve"> PAGEREF _Toc242112125 \h </w:instrText>
         </w:r>
         <w:r>
           <w:rPr>
@@ -4767,7 +4725,7 @@
           <w14:ligatures w14:val="standardContextual"/>
         </w:rPr>
       </w:pPr>
-      <w:hyperlink w:anchor="_Toc242111293" w:history="1">
+      <w:hyperlink w:anchor="_Toc242112126" w:history="1">
         <w:r>
           <w:rPr>
             <w:rStyle w:val="aff8"/>
@@ -4796,7 +4754,7 @@
             <w:noProof/>
             <w:webHidden/>
           </w:rPr>
-          <w:instrText xml:space="preserve"> PAGEREF _Toc242111293 \h </w:instrText>
+          <w:instrText xml:space="preserve"> PAGEREF _Toc242112126 \h </w:instrText>
         </w:r>
         <w:r>
           <w:rPr>
@@ -4843,7 +4801,7 @@
           <w14:ligatures w14:val="standardContextual"/>
         </w:rPr>
       </w:pPr>
-      <w:hyperlink w:anchor="_Toc242111294" w:history="1">
+      <w:hyperlink w:anchor="_Toc242112127" w:history="1">
         <w:r>
           <w:rPr>
             <w:rStyle w:val="aff8"/>
@@ -4914,7 +4872,7 @@
             <w:noProof/>
             <w:webHidden/>
           </w:rPr>
-          <w:instrText xml:space="preserve"> PAGEREF _Toc242111294 \h </w:instrText>
+          <w:instrText xml:space="preserve"> PAGEREF _Toc242112127 \h </w:instrText>
         </w:r>
         <w:r>
           <w:rPr>
@@ -4961,7 +4919,7 @@
           <w14:ligatures w14:val="standardContextual"/>
         </w:rPr>
       </w:pPr>
-      <w:hyperlink w:anchor="_Toc242111295" w:history="1">
+      <w:hyperlink w:anchor="_Toc242112128" w:history="1">
         <w:r>
           <w:rPr>
             <w:rStyle w:val="aff8"/>
@@ -4990,7 +4948,7 @@
             <w:noProof/>
             <w:webHidden/>
           </w:rPr>
-          <w:instrText xml:space="preserve"> PAGEREF _Toc242111295 \h </w:instrText>
+          <w:instrText xml:space="preserve"> PAGEREF _Toc242112128 \h </w:instrText>
         </w:r>
         <w:r>
           <w:rPr>
@@ -5037,7 +4995,7 @@
           <w14:ligatures w14:val="standardContextual"/>
         </w:rPr>
       </w:pPr>
-      <w:hyperlink w:anchor="_Toc242111296" w:history="1">
+      <w:hyperlink w:anchor="_Toc242112129" w:history="1">
         <w:r>
           <w:rPr>
             <w:rStyle w:val="aff8"/>
@@ -5066,7 +5024,7 @@
             <w:noProof/>
             <w:webHidden/>
           </w:rPr>
-          <w:instrText xml:space="preserve"> PAGEREF _Toc242111296 \h </w:instrText>
+          <w:instrText xml:space="preserve"> PAGEREF _Toc242112129 \h </w:instrText>
         </w:r>
         <w:r>
           <w:rPr>
@@ -5113,7 +5071,7 @@
           <w14:ligatures w14:val="standardContextual"/>
         </w:rPr>
       </w:pPr>
-      <w:hyperlink w:anchor="_Toc242111297" w:history="1">
+      <w:hyperlink w:anchor="_Toc242112130" w:history="1">
         <w:r>
           <w:rPr>
             <w:rStyle w:val="aff8"/>
@@ -5142,7 +5100,7 @@
             <w:noProof/>
             <w:webHidden/>
           </w:rPr>
-          <w:instrText xml:space="preserve"> PAGEREF _Toc242111297 \h </w:instrText>
+          <w:instrText xml:space="preserve"> PAGEREF _Toc242112130 \h </w:instrText>
         </w:r>
         <w:r>
           <w:rPr>
@@ -5189,7 +5147,7 @@
           <w14:ligatures w14:val="standardContextual"/>
         </w:rPr>
       </w:pPr>
-      <w:hyperlink w:anchor="_Toc242111298" w:history="1">
+      <w:hyperlink w:anchor="_Toc242112131" w:history="1">
         <w:r>
           <w:rPr>
             <w:rStyle w:val="aff8"/>
@@ -5218,7 +5176,7 @@
             <w:noProof/>
             <w:webHidden/>
           </w:rPr>
-          <w:instrText xml:space="preserve"> PAGEREF _Toc242111298 \h </w:instrText>
+          <w:instrText xml:space="preserve"> PAGEREF _Toc242112131 \h </w:instrText>
         </w:r>
         <w:r>
           <w:rPr>
@@ -5265,7 +5223,7 @@
           <w14:ligatures w14:val="standardContextual"/>
         </w:rPr>
       </w:pPr>
-      <w:hyperlink w:anchor="_Toc242111299" w:history="1">
+      <w:hyperlink w:anchor="_Toc242112132" w:history="1">
         <w:r>
           <w:rPr>
             <w:rStyle w:val="aff8"/>
@@ -5294,7 +5252,7 @@
             <w:noProof/>
             <w:webHidden/>
           </w:rPr>
-          <w:instrText xml:space="preserve"> PAGEREF _Toc242111299 \h </w:instrText>
+          <w:instrText xml:space="preserve"> PAGEREF _Toc242112132 \h </w:instrText>
         </w:r>
         <w:r>
           <w:rPr>
@@ -5341,7 +5299,7 @@
           <w14:ligatures w14:val="standardContextual"/>
         </w:rPr>
       </w:pPr>
-      <w:hyperlink w:anchor="_Toc242111300" w:history="1">
+      <w:hyperlink w:anchor="_Toc242112133" w:history="1">
         <w:r>
           <w:rPr>
             <w:rStyle w:val="aff8"/>
@@ -5370,7 +5328,7 @@
             <w:noProof/>
             <w:webHidden/>
           </w:rPr>
-          <w:instrText xml:space="preserve"> PAGEREF _Toc242111300 \h </w:instrText>
+          <w:instrText xml:space="preserve"> PAGEREF _Toc242112133 \h </w:instrText>
         </w:r>
         <w:r>
           <w:rPr>
@@ -5417,7 +5375,7 @@
           <w14:ligatures w14:val="standardContextual"/>
         </w:rPr>
       </w:pPr>
-      <w:hyperlink w:anchor="_Toc242111301" w:history="1">
+      <w:hyperlink w:anchor="_Toc242112134" w:history="1">
         <w:r>
           <w:rPr>
             <w:rStyle w:val="aff8"/>
@@ -5446,7 +5404,7 @@
             <w:noProof/>
             <w:webHidden/>
           </w:rPr>
-          <w:instrText xml:space="preserve"> PAGEREF _Toc242111301 \h </w:instrText>
+          <w:instrText xml:space="preserve"> PAGEREF _Toc242112134 \h </w:instrText>
         </w:r>
         <w:r>
           <w:rPr>
@@ -5493,7 +5451,7 @@
           <w14:ligatures w14:val="standardContextual"/>
         </w:rPr>
       </w:pPr>
-      <w:hyperlink w:anchor="_Toc242111302" w:history="1">
+      <w:hyperlink w:anchor="_Toc242112135" w:history="1">
         <w:r>
           <w:rPr>
             <w:rStyle w:val="aff8"/>
@@ -5522,7 +5480,7 @@
             <w:noProof/>
             <w:webHidden/>
           </w:rPr>
-          <w:instrText xml:space="preserve"> PAGEREF _Toc242111302 \h </w:instrText>
+          <w:instrText xml:space="preserve"> PAGEREF _Toc242112135 \h </w:instrText>
         </w:r>
         <w:r>
           <w:rPr>
@@ -5569,7 +5527,7 @@
           <w14:ligatures w14:val="standardContextual"/>
         </w:rPr>
       </w:pPr>
-      <w:hyperlink w:anchor="_Toc242111303" w:history="1">
+      <w:hyperlink w:anchor="_Toc242112136" w:history="1">
         <w:r>
           <w:rPr>
             <w:rStyle w:val="aff8"/>
@@ -5598,7 +5556,7 @@
             <w:noProof/>
             <w:webHidden/>
           </w:rPr>
-          <w:instrText xml:space="preserve"> PAGEREF _Toc242111303 \h </w:instrText>
+          <w:instrText xml:space="preserve"> PAGEREF _Toc242112136 \h </w:instrText>
         </w:r>
         <w:r>
           <w:rPr>
@@ -5645,7 +5603,7 @@
           <w14:ligatures w14:val="standardContextual"/>
         </w:rPr>
       </w:pPr>
-      <w:hyperlink w:anchor="_Toc242111304" w:history="1">
+      <w:hyperlink w:anchor="_Toc242112137" w:history="1">
         <w:r>
           <w:rPr>
             <w:rStyle w:val="aff8"/>
@@ -5674,7 +5632,7 @@
             <w:noProof/>
             <w:webHidden/>
           </w:rPr>
-          <w:instrText xml:space="preserve"> PAGEREF _Toc242111304 \h </w:instrText>
+          <w:instrText xml:space="preserve"> PAGEREF _Toc242112137 \h </w:instrText>
         </w:r>
         <w:r>
           <w:rPr>
@@ -5721,7 +5679,7 @@
           <w14:ligatures w14:val="standardContextual"/>
         </w:rPr>
       </w:pPr>
-      <w:hyperlink w:anchor="_Toc242111305" w:history="1">
+      <w:hyperlink w:anchor="_Toc242112138" w:history="1">
         <w:r>
           <w:rPr>
             <w:rStyle w:val="aff8"/>
@@ -5750,7 +5708,7 @@
             <w:noProof/>
             <w:webHidden/>
           </w:rPr>
-          <w:instrText xml:space="preserve"> PAGEREF _Toc242111305 \h </w:instrText>
+          <w:instrText xml:space="preserve"> PAGEREF _Toc242112138 \h </w:instrText>
         </w:r>
         <w:r>
           <w:rPr>
@@ -5797,7 +5755,7 @@
           <w14:ligatures w14:val="standardContextual"/>
         </w:rPr>
       </w:pPr>
-      <w:hyperlink w:anchor="_Toc242111306" w:history="1">
+      <w:hyperlink w:anchor="_Toc242112139" w:history="1">
         <w:r>
           <w:rPr>
             <w:rStyle w:val="aff8"/>
@@ -5826,7 +5784,7 @@
             <w:noProof/>
             <w:webHidden/>
           </w:rPr>
-          <w:instrText xml:space="preserve"> PAGEREF _Toc242111306 \h </w:instrText>
+          <w:instrText xml:space="preserve"> PAGEREF _Toc242112139 \h </w:instrText>
         </w:r>
         <w:r>
           <w:rPr>
@@ -5873,7 +5831,7 @@
           <w14:ligatures w14:val="standardContextual"/>
         </w:rPr>
       </w:pPr>
-      <w:hyperlink w:anchor="_Toc242111307" w:history="1">
+      <w:hyperlink w:anchor="_Toc242112140" w:history="1">
         <w:r>
           <w:rPr>
             <w:rStyle w:val="aff8"/>
@@ -5901,7 +5859,7 @@
             <w:noProof/>
             <w:webHidden/>
           </w:rPr>
-          <w:instrText xml:space="preserve"> PAGEREF _Toc242111307 \h </w:instrText>
+          <w:instrText xml:space="preserve"> PAGEREF _Toc242112140 \h </w:instrText>
         </w:r>
         <w:r>
           <w:rPr>
@@ -5944,7 +5902,7 @@
       <w:pPr>
         <w:pStyle w:val="1"/>
       </w:pPr>
-      <w:bookmarkStart w:id="0" w:name="_Toc242111243"/>
+      <w:bookmarkStart w:id="0" w:name="_Toc242112076"/>
       <w:r>
         <w:lastRenderedPageBreak/>
         <w:t>ПЕРЕЛІК УМОВНИХ ПОЗНАЧЕНЬ І СКОРОЧЕНЬ</w:t>
@@ -6682,7 +6640,7 @@
           <w:lang w:val="ru-RU"/>
         </w:rPr>
       </w:pPr>
-      <w:bookmarkStart w:id="1" w:name="_Toc242111244"/>
+      <w:bookmarkStart w:id="1" w:name="_Toc242112077"/>
       <w:r>
         <w:rPr>
           <w:lang w:val="ru-RU"/>
@@ -6929,7 +6887,7 @@
           <w:lang w:val="ru-RU"/>
         </w:rPr>
       </w:pPr>
-      <w:bookmarkStart w:id="2" w:name="_Toc242111245"/>
+      <w:bookmarkStart w:id="2" w:name="_Toc242112078"/>
       <w:r>
         <w:rPr>
           <w:lang w:val="ru-RU"/>
@@ -7207,7 +7165,7 @@
           <w:lang w:val="ru-RU"/>
         </w:rPr>
       </w:pPr>
-      <w:bookmarkStart w:id="3" w:name="_Toc242111246"/>
+      <w:bookmarkStart w:id="3" w:name="_Toc242112079"/>
       <w:r>
         <w:rPr>
           <w:lang w:val="ru-RU"/>
@@ -7921,7 +7879,7 @@
       <w:pPr>
         <w:pStyle w:val="1"/>
       </w:pPr>
-      <w:bookmarkStart w:id="4" w:name="_Toc242111247"/>
+      <w:bookmarkStart w:id="4" w:name="_Toc242112080"/>
       <w:r>
         <w:lastRenderedPageBreak/>
         <w:t>РОЗДІЛ 1 ОСНОВИ ЕЛЕКТРОТЕХНІКИ</w:t>
@@ -7940,7 +7898,7 @@
           <w:lang w:val="ru-RU"/>
         </w:rPr>
       </w:pPr>
-      <w:bookmarkStart w:id="5" w:name="_Toc242111248"/>
+      <w:bookmarkStart w:id="5" w:name="_Toc242112081"/>
       <w:r>
         <w:rPr>
           <w:lang w:val="ru-RU"/>
@@ -8444,7 +8402,7 @@
           <w:lang w:val="ru-RU"/>
         </w:rPr>
       </w:pPr>
-      <w:bookmarkStart w:id="6" w:name="_Toc242111249"/>
+      <w:bookmarkStart w:id="6" w:name="_Toc242112082"/>
       <w:r>
         <w:rPr>
           <w:lang w:val="ru-RU"/>
@@ -8968,7 +8926,7 @@
           <w:lang w:val="ru-RU"/>
         </w:rPr>
       </w:pPr>
-      <w:bookmarkStart w:id="7" w:name="_Toc242111250"/>
+      <w:bookmarkStart w:id="7" w:name="_Toc242112083"/>
       <w:r>
         <w:rPr>
           <w:lang w:val="ru-RU"/>
@@ -9086,7 +9044,7 @@
           <w:lang w:val="ru-RU"/>
         </w:rPr>
       </w:pPr>
-      <w:bookmarkStart w:id="8" w:name="_Toc242111251"/>
+      <w:bookmarkStart w:id="8" w:name="_Toc242112084"/>
       <w:r>
         <w:rPr>
           <w:lang w:val="ru-RU"/>
@@ -9367,7 +9325,7 @@
           <w:lang w:val="ru-RU"/>
         </w:rPr>
       </w:pPr>
-      <w:bookmarkStart w:id="9" w:name="_Toc242111252"/>
+      <w:bookmarkStart w:id="9" w:name="_Toc242112085"/>
       <w:r>
         <w:rPr>
           <w:lang w:val="ru-RU"/>
@@ -9755,7 +9713,7 @@
           <w:lang w:val="ru-RU"/>
         </w:rPr>
       </w:pPr>
-      <w:bookmarkStart w:id="10" w:name="_Toc242111253"/>
+      <w:bookmarkStart w:id="10" w:name="_Toc242112086"/>
       <w:r>
         <w:rPr>
           <w:lang w:val="ru-RU"/>
@@ -10229,7 +10187,7 @@
           <w:lang w:val="ru-RU"/>
         </w:rPr>
       </w:pPr>
-      <w:bookmarkStart w:id="11" w:name="_Toc242111254"/>
+      <w:bookmarkStart w:id="11" w:name="_Toc242112087"/>
       <w:r>
         <w:rPr>
           <w:lang w:val="ru-RU"/>
@@ -10782,7 +10740,7 @@
           <w:lang w:val="ru-RU"/>
         </w:rPr>
       </w:pPr>
-      <w:bookmarkStart w:id="12" w:name="_Toc242111255"/>
+      <w:bookmarkStart w:id="12" w:name="_Toc242112088"/>
       <w:r>
         <w:rPr>
           <w:lang w:val="ru-RU"/>
@@ -11093,7 +11051,7 @@
           <w:lang w:val="ru-RU"/>
         </w:rPr>
       </w:pPr>
-      <w:bookmarkStart w:id="13" w:name="_Toc242111256"/>
+      <w:bookmarkStart w:id="13" w:name="_Toc242112089"/>
       <w:r>
         <w:rPr>
           <w:lang w:val="ru-RU"/>
@@ -11237,12 +11195,12 @@
           <w:lang w:val="ru-RU"/>
         </w:rPr>
       </w:pPr>
-      <w:bookmarkStart w:id="14" w:name="_Toc242111257"/>
-      <w:r>
-        <w:rPr>
-          <w:lang w:val="ru-RU"/>
-        </w:rPr>
-        <w:t>1.10 Практична частина: дільник напруги на вході АЦП</w:t>
+      <w:bookmarkStart w:id="14" w:name="_Toc242112090"/>
+      <w:r>
+        <w:rPr>
+          <w:lang w:val="ru-RU"/>
+        </w:rPr>
+        <w:t>1.10 Практична частина: дільник напруги</w:t>
       </w:r>
       <w:bookmarkEnd w:id="14"/>
     </w:p>
@@ -11256,7 +11214,7 @@
         <w:rPr>
           <w:lang w:val="ru-RU"/>
         </w:rPr>
-        <w:t>Завдання – перевірити формулу дільника трьома способами: мультиметром, готовою прошивкою та власним скетчем.</w:t>
+        <w:t>Завдання – зібрати дільник напруги, виміряти напруги мультиметром і порівняти їх із розрахунком.</w:t>
       </w:r>
     </w:p>
     <w:p>
@@ -11368,407 +11326,9 @@
       </w:pPr>
       <w:r>
         <w:rPr>
-          <w:b/>
-          <w:lang w:val="ru-RU"/>
-        </w:rPr>
-        <w:t xml:space="preserve">Крок 2. Готова прошивка і налаштування на </w:t>
-      </w:r>
-      <w:r>
-        <w:rPr>
-          <w:b/>
-        </w:rPr>
-        <w:t>ssn</w:t>
-      </w:r>
-      <w:r>
-        <w:rPr>
-          <w:b/>
-          <w:lang w:val="ru-RU"/>
-        </w:rPr>
-        <w:t>.</w:t>
-      </w:r>
-      <w:r>
-        <w:rPr>
-          <w:b/>
-        </w:rPr>
-        <w:t>pp</w:t>
-      </w:r>
-      <w:r>
-        <w:rPr>
-          <w:b/>
-          <w:lang w:val="ru-RU"/>
-        </w:rPr>
-        <w:t>.</w:t>
-      </w:r>
-      <w:r>
-        <w:rPr>
-          <w:b/>
-        </w:rPr>
-        <w:t>ua</w:t>
-      </w:r>
-      <w:r>
-        <w:rPr>
-          <w:b/>
-          <w:lang w:val="ru-RU"/>
-        </w:rPr>
-        <w:t>.</w:t>
-      </w:r>
-      <w:r>
-        <w:rPr>
-          <w:lang w:val="ru-RU"/>
-        </w:rPr>
-        <w:t xml:space="preserve"> На платі має бути готова прошивка, а плата – прив'язана до облікового запису (підрозділ 2.6). На сторінці «Мої пристрої» натиснути «Додати пристрій», вибрати модуль </w:t>
-      </w:r>
-      <w:r>
-        <w:t>Analog</w:t>
-      </w:r>
-      <w:r>
-        <w:rPr>
-          <w:lang w:val="ru-RU"/>
-        </w:rPr>
-        <w:t xml:space="preserve"> </w:t>
-      </w:r>
-      <w:r>
-        <w:t>input</w:t>
-      </w:r>
-      <w:r>
-        <w:rPr>
-          <w:lang w:val="ru-RU"/>
-        </w:rPr>
-        <w:t xml:space="preserve"> (рисунок 1.5), свою плату і пін </w:t>
-      </w:r>
-      <w:r>
-        <w:t>GPIO</w:t>
-      </w:r>
-      <w:r>
-        <w:rPr>
-          <w:lang w:val="ru-RU"/>
-        </w:rPr>
-        <w:t xml:space="preserve">34. Через кілька секунд у таблиці пристроїв з'явиться код АЦП: для 2,2 В це близько 2600…2750 з 4095 (АЦП </w:t>
-      </w:r>
-      <w:r>
-        <w:t>ESP</w:t>
-      </w:r>
-      <w:r>
-        <w:rPr>
-          <w:lang w:val="ru-RU"/>
-        </w:rPr>
-        <w:t>32 нелінійний біля країв діапазону).</w:t>
-      </w:r>
-    </w:p>
-    <w:p>
-      <w:pPr>
-        <w:keepNext/>
-        <w:spacing w:before="120" w:line="240" w:lineRule="auto"/>
-        <w:ind w:firstLine="0"/>
-        <w:jc w:val="center"/>
-      </w:pPr>
-      <w:r>
-        <w:rPr>
-          <w:noProof/>
-        </w:rPr>
-        <w:lastRenderedPageBreak/>
-        <w:drawing>
-          <wp:inline distT="0" distB="0" distL="0" distR="0" wp14:anchorId="51743AFD" wp14:editId="7307D7C5">
-            <wp:extent cx="4182352" cy="4272352"/>
-            <wp:effectExtent l="0" t="0" r="0" b="0"/>
-            <wp:docPr id="9" name="Picture 9"/>
-            <wp:cNvGraphicFramePr>
-              <a:graphicFrameLocks xmlns:a="http://schemas.openxmlformats.org/drawingml/2006/main" noChangeAspect="1"/>
-            </wp:cNvGraphicFramePr>
-            <a:graphic xmlns:a="http://schemas.openxmlformats.org/drawingml/2006/main">
-              <a:graphicData uri="http://schemas.openxmlformats.org/drawingml/2006/picture">
-                <pic:pic xmlns:pic="http://schemas.openxmlformats.org/drawingml/2006/picture">
-                  <pic:nvPicPr>
-                    <pic:cNvPr id="0" name="web_add_device.jpg"/>
-                    <pic:cNvPicPr/>
-                  </pic:nvPicPr>
-                  <pic:blipFill>
-                    <a:blip r:embed="rId16"/>
-                    <a:stretch>
-                      <a:fillRect/>
-                    </a:stretch>
-                  </pic:blipFill>
-                  <pic:spPr>
-                    <a:xfrm>
-                      <a:off x="0" y="0"/>
-                      <a:ext cx="4182352" cy="4272352"/>
-                    </a:xfrm>
-                    <a:prstGeom prst="rect">
-                      <a:avLst/>
-                    </a:prstGeom>
-                  </pic:spPr>
-                </pic:pic>
-              </a:graphicData>
-            </a:graphic>
-          </wp:inline>
-        </w:drawing>
-      </w:r>
-    </w:p>
-    <w:p>
-      <w:pPr>
-        <w:pStyle w:val="CaptionUA"/>
-        <w:rPr>
-          <w:lang w:val="ru-RU"/>
-        </w:rPr>
-      </w:pPr>
-      <w:r>
-        <w:rPr>
-          <w:lang w:val="ru-RU"/>
-        </w:rPr>
-        <w:t xml:space="preserve">Рисунок 1.5 – Вибір модуля у вікні «Додати пристрій» на </w:t>
-      </w:r>
-      <w:r>
-        <w:t>ssn</w:t>
-      </w:r>
-      <w:r>
-        <w:rPr>
-          <w:lang w:val="ru-RU"/>
-        </w:rPr>
-        <w:t>.</w:t>
-      </w:r>
-      <w:r>
-        <w:t>pp</w:t>
-      </w:r>
-      <w:r>
-        <w:rPr>
-          <w:lang w:val="ru-RU"/>
-        </w:rPr>
-        <w:t>.</w:t>
-      </w:r>
-      <w:r>
-        <w:t>ua</w:t>
-      </w:r>
-    </w:p>
-    <w:p>
-      <w:pPr>
-        <w:rPr>
-          <w:lang w:val="ru-RU"/>
-        </w:rPr>
-      </w:pPr>
-      <w:r>
-        <w:rPr>
-          <w:b/>
-          <w:lang w:val="ru-RU"/>
-        </w:rPr>
-        <w:t>Крок 3. Власний скетч.</w:t>
-      </w:r>
-      <w:r>
-        <w:rPr>
-          <w:lang w:val="ru-RU"/>
-        </w:rPr>
-        <w:t xml:space="preserve"> Програма обчислює </w:t>
-      </w:r>
-      <w:r>
-        <w:t>U</w:t>
-      </w:r>
-      <w:r>
-        <w:rPr>
-          <w:lang w:val="ru-RU"/>
-        </w:rPr>
-        <w:t xml:space="preserve">вих за кодом АЦП і відновлює </w:t>
-      </w:r>
-      <w:r>
-        <w:t>U</w:t>
-      </w:r>
-      <w:r>
-        <w:rPr>
-          <w:lang w:val="ru-RU"/>
-        </w:rPr>
-        <w:t>вх за формулою дільника:</w:t>
-      </w:r>
-    </w:p>
-    <w:p>
-      <w:pPr>
-        <w:pStyle w:val="Code"/>
-        <w:keepNext/>
-      </w:pPr>
-      <w:r>
-        <w:t>const uint8_t ADC_PIN = 34;</w:t>
-      </w:r>
-    </w:p>
-    <w:p>
-      <w:pPr>
-        <w:pStyle w:val="Code"/>
-        <w:keepNext/>
-      </w:pPr>
-      <w:r>
-        <w:t>const float R1 = 10000.0, R2 = 20000.0;</w:t>
-      </w:r>
-    </w:p>
-    <w:p>
-      <w:pPr>
-        <w:pStyle w:val="Code"/>
-        <w:keepNext/>
-      </w:pPr>
-      <w:r>
-        <w:t xml:space="preserve"> </w:t>
-      </w:r>
-    </w:p>
-    <w:p>
-      <w:pPr>
-        <w:pStyle w:val="Code"/>
-        <w:keepNext/>
-      </w:pPr>
-      <w:r>
-        <w:t>void setup() {</w:t>
-      </w:r>
-    </w:p>
-    <w:p>
-      <w:pPr>
-        <w:pStyle w:val="Code"/>
-        <w:keepNext/>
-      </w:pPr>
-      <w:r>
-        <w:t xml:space="preserve">    Serial.begin(115200);</w:t>
-      </w:r>
-    </w:p>
-    <w:p>
-      <w:pPr>
-        <w:pStyle w:val="Code"/>
-        <w:keepNext/>
-      </w:pPr>
-      <w:r>
-        <w:t xml:space="preserve">    analogSetPinAttenuation(ADC_PIN, ADC_11db);   // діапазон до ~3,1 В</w:t>
-      </w:r>
-    </w:p>
-    <w:p>
-      <w:pPr>
-        <w:pStyle w:val="Code"/>
-        <w:keepNext/>
-      </w:pPr>
-      <w:r>
-        <w:t>}</w:t>
-      </w:r>
-    </w:p>
-    <w:p>
-      <w:pPr>
-        <w:pStyle w:val="Code"/>
-        <w:keepNext/>
-      </w:pPr>
-      <w:r>
-        <w:t xml:space="preserve"> </w:t>
-      </w:r>
-    </w:p>
-    <w:p>
-      <w:pPr>
-        <w:pStyle w:val="Code"/>
-        <w:keepNext/>
-      </w:pPr>
-      <w:r>
-        <w:t>void loop() {</w:t>
-      </w:r>
-    </w:p>
-    <w:p>
-      <w:pPr>
-        <w:pStyle w:val="Code"/>
-        <w:keepNext/>
-      </w:pPr>
-      <w:r>
-        <w:t xml:space="preserve">    int raw = analogRead(ADC_PIN);</w:t>
-      </w:r>
-    </w:p>
-    <w:p>
-      <w:pPr>
-        <w:pStyle w:val="Code"/>
-        <w:keepNext/>
-      </w:pPr>
-      <w:r>
-        <w:t xml:space="preserve">    float uOut = analogReadMilliVolts(ADC_PIN) / 1000.0;</w:t>
-      </w:r>
-    </w:p>
-    <w:p>
-      <w:pPr>
-        <w:pStyle w:val="Code"/>
-        <w:keepNext/>
-      </w:pPr>
-      <w:r>
-        <w:t xml:space="preserve">    float uIn = uOut * (R1 + R2) / R2;</w:t>
-      </w:r>
-    </w:p>
-    <w:p>
-      <w:pPr>
-        <w:pStyle w:val="Code"/>
-        <w:keepNext/>
-      </w:pPr>
-      <w:r>
-        <w:t xml:space="preserve">    Serial.printf("raw = %4d   U_out = %.3f V   U_in = %.3f V\n", raw, uOut, uIn);</w:t>
-      </w:r>
-    </w:p>
-    <w:p>
-      <w:pPr>
-        <w:pStyle w:val="Code"/>
-        <w:keepNext/>
-        <w:rPr>
-          <w:lang w:val="ru-RU"/>
-        </w:rPr>
-      </w:pPr>
-      <w:r>
-        <w:t xml:space="preserve">    delay</w:t>
-      </w:r>
-      <w:r>
-        <w:rPr>
-          <w:lang w:val="ru-RU"/>
-        </w:rPr>
-        <w:t>(1000);</w:t>
-      </w:r>
-    </w:p>
-    <w:p>
-      <w:pPr>
-        <w:pStyle w:val="Code"/>
-        <w:spacing w:after="160"/>
-        <w:rPr>
-          <w:lang w:val="ru-RU"/>
-        </w:rPr>
-      </w:pPr>
-      <w:r>
-        <w:rPr>
-          <w:lang w:val="ru-RU"/>
-        </w:rPr>
-        <w:t>}</w:t>
-      </w:r>
-    </w:p>
-    <w:p>
-      <w:pPr>
-        <w:rPr>
-          <w:lang w:val="ru-RU"/>
-        </w:rPr>
-      </w:pPr>
-      <w:r>
-        <w:rPr>
-          <w:lang w:val="ru-RU"/>
-        </w:rPr>
-        <w:t>Очікуване виведення монітора порту:</w:t>
-      </w:r>
-    </w:p>
-    <w:p>
-      <w:pPr>
-        <w:pStyle w:val="Code"/>
-        <w:keepNext/>
-      </w:pPr>
-      <w:r>
-        <w:t>raw = 2689   U_out = 2.198 V   U_in = 3.297 V</w:t>
-      </w:r>
-    </w:p>
-    <w:p>
-      <w:pPr>
-        <w:pStyle w:val="Code"/>
-        <w:spacing w:after="160"/>
-      </w:pPr>
-      <w:r>
-        <w:t>raw = 2693   U_out = 2.201 V   U_in = 3.302 V</w:t>
-      </w:r>
-    </w:p>
-    <w:p>
-      <w:pPr>
-        <w:rPr>
-          <w:lang w:val="ru-RU"/>
-        </w:rPr>
-      </w:pPr>
-      <w:r>
-        <w:rPr>
-          <w:lang w:val="ru-RU"/>
-        </w:rPr>
-        <w:t>Результати трьох вимірювань занести до таблиці звіту і обчислити відносну похибку відносно мультиметра.</w:t>
+          <w:lang w:val="ru-RU"/>
+        </w:rPr>
+        <w:t>Крок 2. Порівняння з розрахунком. Обчислити відносну похибку виміряної Uвих щодо розрахункової і занести результати до таблиці звіту. Цей самий дільник перевіряють готовою прошивкою і власним скетчем у підрозділі 2.6, після встановлення прошивки і середовища PlatformIO.</w:t>
       </w:r>
     </w:p>
     <w:p>
@@ -11778,7 +11338,7 @@
           <w:lang w:val="ru-RU"/>
         </w:rPr>
       </w:pPr>
-      <w:bookmarkStart w:id="15" w:name="_Toc242111258"/>
+      <w:bookmarkStart w:id="15" w:name="_Toc242112091"/>
       <w:r>
         <w:rPr>
           <w:lang w:val="ru-RU"/>
@@ -11919,7 +11479,7 @@
           <w:lang w:val="ru-RU"/>
         </w:rPr>
       </w:pPr>
-      <w:bookmarkStart w:id="16" w:name="_Toc242111259"/>
+      <w:bookmarkStart w:id="16" w:name="_Toc242112092"/>
       <w:r>
         <w:rPr>
           <w:lang w:val="ru-RU"/>
@@ -12542,7 +12102,7 @@
           <w:lang w:val="ru-RU"/>
         </w:rPr>
       </w:pPr>
-      <w:bookmarkStart w:id="17" w:name="_Toc242111260"/>
+      <w:bookmarkStart w:id="17" w:name="_Toc242112093"/>
       <w:r>
         <w:rPr>
           <w:lang w:val="ru-RU"/>
@@ -12640,7 +12200,7 @@
                     <pic:cNvPicPr/>
                   </pic:nvPicPr>
                   <pic:blipFill>
-                    <a:blip r:embed="rId17"/>
+                    <a:blip r:embed="rId16"/>
                     <a:stretch>
                       <a:fillRect/>
                     </a:stretch>
@@ -12664,15 +12224,51 @@
     <w:p>
       <w:pPr>
         <w:pStyle w:val="CaptionUA"/>
-        <w:rPr>
-          <w:lang w:val="ru-RU"/>
-        </w:rPr>
-      </w:pPr>
-      <w:r>
-        <w:rPr>
-          <w:lang w:val="ru-RU"/>
-        </w:rPr>
-        <w:t>Рисунок 2.1 – Розташування виводів плати ESP32 DevKit (30 виводів)</w:t>
+      </w:pPr>
+      <w:r>
+        <w:rPr>
+          <w:lang w:val="ru-RU"/>
+        </w:rPr>
+        <w:t>Рисунок</w:t>
+      </w:r>
+      <w:r>
+        <w:t xml:space="preserve"> 2.1 – </w:t>
+      </w:r>
+      <w:r>
+        <w:rPr>
+          <w:lang w:val="ru-RU"/>
+        </w:rPr>
+        <w:t>Розташування</w:t>
+      </w:r>
+      <w:r>
+        <w:t xml:space="preserve"> </w:t>
+      </w:r>
+      <w:r>
+        <w:rPr>
+          <w:lang w:val="ru-RU"/>
+        </w:rPr>
+        <w:t>виводів</w:t>
+      </w:r>
+      <w:r>
+        <w:t xml:space="preserve"> </w:t>
+      </w:r>
+      <w:r>
+        <w:rPr>
+          <w:lang w:val="ru-RU"/>
+        </w:rPr>
+        <w:t>плати</w:t>
+      </w:r>
+      <w:r>
+        <w:t xml:space="preserve"> ESP32 DevKit (30 </w:t>
+      </w:r>
+      <w:r>
+        <w:rPr>
+          <w:lang w:val="ru-RU"/>
+        </w:rPr>
+        <w:t>виводів</w:t>
+      </w:r>
+      <w:r>
+        <w:t>)</w:t>
       </w:r>
     </w:p>
     <w:p>
@@ -13189,7 +12785,7 @@
                     <pic:cNvPicPr/>
                   </pic:nvPicPr>
                   <pic:blipFill>
-                    <a:blip r:embed="rId18"/>
+                    <a:blip r:embed="rId17"/>
                     <a:stretch>
                       <a:fillRect/>
                     </a:stretch>
@@ -13213,55 +12809,100 @@
     <w:p>
       <w:pPr>
         <w:pStyle w:val="CaptionUA"/>
-        <w:rPr>
-          <w:lang w:val="ru-RU"/>
-        </w:rPr>
-      </w:pPr>
-      <w:r>
-        <w:rPr>
-          <w:lang w:val="ru-RU"/>
-        </w:rPr>
-        <w:t>Рисунок 2.2 – Розташування виводів плати NodeMCU v2 (ESP8266)</w:t>
+      </w:pPr>
+      <w:r>
+        <w:rPr>
+          <w:lang w:val="ru-RU"/>
+        </w:rPr>
+        <w:t>Рисунок</w:t>
+      </w:r>
+      <w:r>
+        <w:t xml:space="preserve"> 2.2 – </w:t>
+      </w:r>
+      <w:r>
+        <w:rPr>
+          <w:lang w:val="ru-RU"/>
+        </w:rPr>
+        <w:t>Розташування</w:t>
+      </w:r>
+      <w:r>
+        <w:t xml:space="preserve"> </w:t>
+      </w:r>
+      <w:r>
+        <w:rPr>
+          <w:lang w:val="ru-RU"/>
+        </w:rPr>
+        <w:t>виводів</w:t>
+      </w:r>
+      <w:r>
+        <w:t xml:space="preserve"> </w:t>
+      </w:r>
+      <w:r>
+        <w:rPr>
+          <w:lang w:val="ru-RU"/>
+        </w:rPr>
+        <w:t>плати</w:t>
+      </w:r>
+      <w:r>
+        <w:t xml:space="preserve"> NodeMCU v2 (ESP8266)</w:t>
       </w:r>
     </w:p>
     <w:p>
       <w:pPr>
         <w:pStyle w:val="Tabletitle"/>
-        <w:rPr>
-          <w:lang w:val="ru-RU"/>
-        </w:rPr>
-      </w:pPr>
-      <w:r>
-        <w:rPr>
-          <w:lang w:val="ru-RU"/>
-        </w:rPr>
-        <w:t xml:space="preserve">Таблиця 2.3 – Відповідність написів </w:t>
+      </w:pPr>
+      <w:r>
+        <w:rPr>
+          <w:lang w:val="ru-RU"/>
+        </w:rPr>
+        <w:t>Таблиця</w:t>
+      </w:r>
+      <w:r>
+        <w:t xml:space="preserve"> 2.3 – </w:t>
+      </w:r>
+      <w:r>
+        <w:rPr>
+          <w:lang w:val="ru-RU"/>
+        </w:rPr>
+        <w:t>Відповідність</w:t>
+      </w:r>
+      <w:r>
+        <w:t xml:space="preserve"> </w:t>
+      </w:r>
+      <w:r>
+        <w:rPr>
+          <w:lang w:val="ru-RU"/>
+        </w:rPr>
+        <w:t>написів</w:t>
+      </w:r>
+      <w:r>
+        <w:t xml:space="preserve"> </w:t>
       </w:r>
       <w:r>
         <w:t>NodeMCU</w:t>
       </w:r>
       <w:r>
-        <w:rPr>
-          <w:lang w:val="ru-RU"/>
-        </w:rPr>
-        <w:t xml:space="preserve"> номерам </w:t>
+        <w:t xml:space="preserve"> </w:t>
+      </w:r>
+      <w:r>
+        <w:rPr>
+          <w:lang w:val="ru-RU"/>
+        </w:rPr>
+        <w:t>номерам</w:t>
+      </w:r>
+      <w:r>
+        <w:t xml:space="preserve"> </w:t>
       </w:r>
       <w:r>
         <w:t>GPIO</w:t>
       </w:r>
       <w:r>
-        <w:rPr>
-          <w:lang w:val="ru-RU"/>
-        </w:rPr>
         <w:t xml:space="preserve"> </w:t>
       </w:r>
       <w:r>
         <w:t>ESP</w:t>
       </w:r>
       <w:r>
-        <w:rPr>
-          <w:lang w:val="ru-RU"/>
-        </w:rPr>
         <w:t>8266</w:t>
       </w:r>
     </w:p>
@@ -13881,7 +13522,7 @@
           <w:lang w:val="ru-RU"/>
         </w:rPr>
       </w:pPr>
-      <w:bookmarkStart w:id="18" w:name="_Toc242111261"/>
+      <w:bookmarkStart w:id="18" w:name="_Toc242112094"/>
       <w:r>
         <w:rPr>
           <w:lang w:val="ru-RU"/>
@@ -14185,7 +13826,7 @@
           <w:lang w:val="ru-RU"/>
         </w:rPr>
       </w:pPr>
-      <w:bookmarkStart w:id="19" w:name="_Toc242111262"/>
+      <w:bookmarkStart w:id="19" w:name="_Toc242112095"/>
       <w:r>
         <w:rPr>
           <w:lang w:val="ru-RU"/>
@@ -14768,7 +14409,7 @@
           <w:lang w:val="ru-RU"/>
         </w:rPr>
       </w:pPr>
-      <w:bookmarkStart w:id="20" w:name="_Toc242111263"/>
+      <w:bookmarkStart w:id="20" w:name="_Toc242112096"/>
       <w:r>
         <w:rPr>
           <w:lang w:val="ru-RU"/>
@@ -14873,7 +14514,7 @@
                     <pic:cNvPicPr/>
                   </pic:nvPicPr>
                   <pic:blipFill>
-                    <a:blip r:embed="rId19"/>
+                    <a:blip r:embed="rId18"/>
                     <a:stretch>
                       <a:fillRect/>
                     </a:stretch>
@@ -15126,33 +14767,12 @@
           <w:lang w:val="ru-RU"/>
         </w:rPr>
       </w:pPr>
-      <w:bookmarkStart w:id="21" w:name="_Toc242111264"/>
-      <w:r>
-        <w:rPr>
-          <w:lang w:val="ru-RU"/>
-        </w:rPr>
-        <w:t xml:space="preserve">2.6 Практична частина: готова прошивка і прив'язка плати до </w:t>
-      </w:r>
-      <w:r>
-        <w:t>ssn</w:t>
-      </w:r>
-      <w:r>
-        <w:rPr>
-          <w:lang w:val="ru-RU"/>
-        </w:rPr>
-        <w:t>.</w:t>
-      </w:r>
-      <w:r>
-        <w:t>pp</w:t>
-      </w:r>
-      <w:r>
-        <w:rPr>
-          <w:lang w:val="ru-RU"/>
-        </w:rPr>
-        <w:t>.</w:t>
-      </w:r>
-      <w:r>
-        <w:t>ua</w:t>
+      <w:bookmarkStart w:id="21" w:name="_Toc242112097"/>
+      <w:r>
+        <w:rPr>
+          <w:lang w:val="ru-RU"/>
+        </w:rPr>
+        <w:t>2.6 Практична частина: готова прошивка, прив'язка плати і вимірювання напруги АЦП</w:t>
       </w:r>
       <w:bookmarkEnd w:id="21"/>
     </w:p>
@@ -15166,7 +14786,14 @@
         <w:rPr>
           <w:lang w:val="ru-RU"/>
         </w:rPr>
-        <w:t>Завдання – встановити готову прошивку, прив'язати плату до свого облікового запису та переконатися, що власний скетч записується й виконується. Цю процедуру виконують один раз, після цього налаштування модулів надходить із сайту.</w:t>
+        <w:t xml:space="preserve">Завдання – встановити готову прошивку, прив'язати плату до свого облікового запису, перевірити нею дільник напруги з підрозділу 1.10 і повторити </w:t>
+      </w:r>
+      <w:r>
+        <w:rPr>
+          <w:lang w:val="ru-RU"/>
+        </w:rPr>
+        <w:lastRenderedPageBreak/>
+        <w:t>вимірювання власним скетчем. Встановлення і прив'язку виконують один раз, після цього налаштування модулів надходить із сайту.</w:t>
       </w:r>
     </w:p>
     <w:p>
@@ -15180,7 +14807,6 @@
           <w:b/>
           <w:lang w:val="ru-RU"/>
         </w:rPr>
-        <w:lastRenderedPageBreak/>
         <w:t>Крок 1. Схема.</w:t>
       </w:r>
       <w:r>
@@ -15342,6 +14968,302 @@
                 <pic:pic xmlns:pic="http://schemas.openxmlformats.org/drawingml/2006/picture">
                   <pic:nvPicPr>
                     <pic:cNvPr id="0" name="web_library.jpg"/>
+                    <pic:cNvPicPr/>
+                  </pic:nvPicPr>
+                  <pic:blipFill>
+                    <a:blip r:embed="rId19"/>
+                    <a:stretch>
+                      <a:fillRect/>
+                    </a:stretch>
+                  </pic:blipFill>
+                  <pic:spPr>
+                    <a:xfrm>
+                      <a:off x="0" y="0"/>
+                      <a:ext cx="5760000" cy="4372941"/>
+                    </a:xfrm>
+                    <a:prstGeom prst="rect">
+                      <a:avLst/>
+                    </a:prstGeom>
+                  </pic:spPr>
+                </pic:pic>
+              </a:graphicData>
+            </a:graphic>
+          </wp:inline>
+        </w:drawing>
+      </w:r>
+    </w:p>
+    <w:p>
+      <w:pPr>
+        <w:pStyle w:val="CaptionUA"/>
+        <w:rPr>
+          <w:lang w:val="ru-RU"/>
+        </w:rPr>
+      </w:pPr>
+      <w:r>
+        <w:rPr>
+          <w:lang w:val="ru-RU"/>
+        </w:rPr>
+        <w:t>Рисунок 2.4 – Сторінка «Бібліотека»: готова прошивка для кожної плати</w:t>
+      </w:r>
+    </w:p>
+    <w:p>
+      <w:pPr>
+        <w:rPr>
+          <w:lang w:val="ru-RU"/>
+        </w:rPr>
+      </w:pPr>
+      <w:r>
+        <w:rPr>
+          <w:b/>
+          <w:lang w:val="ru-RU"/>
+        </w:rPr>
+        <w:t xml:space="preserve">Крок 3. Підключення до </w:t>
+      </w:r>
+      <w:r>
+        <w:rPr>
+          <w:b/>
+        </w:rPr>
+        <w:t>Wi</w:t>
+      </w:r>
+      <w:r>
+        <w:rPr>
+          <w:b/>
+          <w:lang w:val="ru-RU"/>
+        </w:rPr>
+        <w:t>-</w:t>
+      </w:r>
+      <w:r>
+        <w:rPr>
+          <w:b/>
+        </w:rPr>
+        <w:t>Fi</w:t>
+      </w:r>
+      <w:r>
+        <w:rPr>
+          <w:b/>
+          <w:lang w:val="ru-RU"/>
+        </w:rPr>
+        <w:t xml:space="preserve"> і облікового запису.</w:t>
+      </w:r>
+      <w:r>
+        <w:rPr>
+          <w:lang w:val="ru-RU"/>
+        </w:rPr>
+        <w:t xml:space="preserve"> Порядок наведено також на сторінці «Мої пристрої», у блоці «Підключити нову плату» (рисунок 2.5).</w:t>
+      </w:r>
+    </w:p>
+    <w:p>
+      <w:pPr>
+        <w:rPr>
+          <w:lang w:val="ru-RU"/>
+        </w:rPr>
+      </w:pPr>
+      <w:r>
+        <w:rPr>
+          <w:lang w:val="ru-RU"/>
+        </w:rPr>
+        <w:t xml:space="preserve">1) Під'єднатися до точки доступу </w:t>
+      </w:r>
+      <w:r>
+        <w:t>ESP</w:t>
+      </w:r>
+      <w:r>
+        <w:rPr>
+          <w:lang w:val="ru-RU"/>
+        </w:rPr>
+        <w:t>32-</w:t>
+      </w:r>
+      <w:r>
+        <w:t>Setup</w:t>
+      </w:r>
+      <w:r>
+        <w:rPr>
+          <w:lang w:val="ru-RU"/>
+        </w:rPr>
+        <w:t xml:space="preserve"> (для </w:t>
+      </w:r>
+      <w:r>
+        <w:t>ESP</w:t>
+      </w:r>
+      <w:r>
+        <w:rPr>
+          <w:lang w:val="ru-RU"/>
+        </w:rPr>
+        <w:t xml:space="preserve">8266 – </w:t>
+      </w:r>
+      <w:r>
+        <w:t>ESP</w:t>
+      </w:r>
+      <w:r>
+        <w:rPr>
+          <w:lang w:val="ru-RU"/>
+        </w:rPr>
+        <w:t>8266-</w:t>
+      </w:r>
+      <w:r>
+        <w:t>Setup</w:t>
+      </w:r>
+      <w:r>
+        <w:rPr>
+          <w:lang w:val="ru-RU"/>
+        </w:rPr>
+        <w:t xml:space="preserve">) і відкрити </w:t>
+      </w:r>
+      <w:r>
+        <w:t>http</w:t>
+      </w:r>
+      <w:r>
+        <w:rPr>
+          <w:lang w:val="ru-RU"/>
+        </w:rPr>
+        <w:t>://192.168.4.1.</w:t>
+      </w:r>
+    </w:p>
+    <w:p>
+      <w:pPr>
+        <w:rPr>
+          <w:lang w:val="ru-RU"/>
+        </w:rPr>
+      </w:pPr>
+      <w:r>
+        <w:rPr>
+          <w:lang w:val="ru-RU"/>
+        </w:rPr>
+        <w:t xml:space="preserve">2) Вибрати мережу </w:t>
+      </w:r>
+      <w:r>
+        <w:t>Wi</w:t>
+      </w:r>
+      <w:r>
+        <w:rPr>
+          <w:lang w:val="ru-RU"/>
+        </w:rPr>
+        <w:t>-</w:t>
+      </w:r>
+      <w:r>
+        <w:t>Fi</w:t>
+      </w:r>
+      <w:r>
+        <w:rPr>
+          <w:lang w:val="ru-RU"/>
+        </w:rPr>
+        <w:t xml:space="preserve"> лабораторії та ввести пароль.</w:t>
+      </w:r>
+    </w:p>
+    <w:p>
+      <w:pPr>
+        <w:rPr>
+          <w:lang w:val="ru-RU"/>
+        </w:rPr>
+      </w:pPr>
+      <w:r>
+        <w:rPr>
+          <w:lang w:val="ru-RU"/>
+        </w:rPr>
+        <w:lastRenderedPageBreak/>
+        <w:t xml:space="preserve">3) Натиснути </w:t>
+      </w:r>
+      <w:r>
+        <w:t>Sign</w:t>
+      </w:r>
+      <w:r>
+        <w:rPr>
+          <w:lang w:val="ru-RU"/>
+        </w:rPr>
+        <w:t xml:space="preserve"> </w:t>
+      </w:r>
+      <w:r>
+        <w:t>in</w:t>
+      </w:r>
+      <w:r>
+        <w:rPr>
+          <w:lang w:val="ru-RU"/>
+        </w:rPr>
+        <w:t xml:space="preserve"> і увійти в обліковий запис паролем, через </w:t>
+      </w:r>
+      <w:r>
+        <w:t>Google</w:t>
+      </w:r>
+      <w:r>
+        <w:rPr>
+          <w:lang w:val="ru-RU"/>
+        </w:rPr>
+        <w:t xml:space="preserve"> або </w:t>
+      </w:r>
+      <w:r>
+        <w:t>GitHub</w:t>
+      </w:r>
+      <w:r>
+        <w:rPr>
+          <w:lang w:val="ru-RU"/>
+        </w:rPr>
+        <w:t xml:space="preserve">. На </w:t>
+      </w:r>
+      <w:r>
+        <w:t>ESP</w:t>
+      </w:r>
+      <w:r>
+        <w:rPr>
+          <w:lang w:val="ru-RU"/>
+        </w:rPr>
+        <w:t xml:space="preserve">32 після цього повернутися до свого </w:t>
+      </w:r>
+      <w:r>
+        <w:t>Wi</w:t>
+      </w:r>
+      <w:r>
+        <w:rPr>
+          <w:lang w:val="ru-RU"/>
+        </w:rPr>
+        <w:t>-</w:t>
+      </w:r>
+      <w:r>
+        <w:t>Fi</w:t>
+      </w:r>
+      <w:r>
+        <w:rPr>
+          <w:lang w:val="ru-RU"/>
+        </w:rPr>
+        <w:t xml:space="preserve"> і відкрити адресу плати, показану на її дисплеї.</w:t>
+      </w:r>
+    </w:p>
+    <w:p>
+      <w:pPr>
+        <w:rPr>
+          <w:lang w:val="ru-RU"/>
+        </w:rPr>
+      </w:pPr>
+      <w:r>
+        <w:rPr>
+          <w:lang w:val="ru-RU"/>
+        </w:rPr>
+        <w:t>4) Плата отримає власний логін до сервера, перезапуститься і з'явиться в розділі «Плати» зі статусом «ОНЛАЙН».</w:t>
+      </w:r>
+    </w:p>
+    <w:p>
+      <w:pPr>
+        <w:keepNext/>
+        <w:spacing w:before="120" w:line="240" w:lineRule="auto"/>
+        <w:ind w:firstLine="0"/>
+        <w:jc w:val="center"/>
+      </w:pPr>
+      <w:r>
+        <w:rPr>
+          <w:noProof/>
+        </w:rPr>
+        <w:drawing>
+          <wp:inline distT="0" distB="0" distL="0" distR="0" wp14:anchorId="5259F12F" wp14:editId="5F867FB3">
+            <wp:extent cx="5760000" cy="4372941"/>
+            <wp:effectExtent l="0" t="0" r="0" b="0"/>
+            <wp:docPr id="12" name="Picture 12"/>
+            <wp:cNvGraphicFramePr>
+              <a:graphicFrameLocks xmlns:a="http://schemas.openxmlformats.org/drawingml/2006/main" noChangeAspect="1"/>
+            </wp:cNvGraphicFramePr>
+            <a:graphic xmlns:a="http://schemas.openxmlformats.org/drawingml/2006/main">
+              <a:graphicData uri="http://schemas.openxmlformats.org/drawingml/2006/picture">
+                <pic:pic xmlns:pic="http://schemas.openxmlformats.org/drawingml/2006/picture">
+                  <pic:nvPicPr>
+                    <pic:cNvPr id="0" name="web_devices_how.jpg"/>
                     <pic:cNvPicPr/>
                   </pic:nvPicPr>
                   <pic:blipFill>
@@ -15377,7 +15299,38 @@
         <w:rPr>
           <w:lang w:val="ru-RU"/>
         </w:rPr>
-        <w:t>Рисунок 2.4 – Сторінка «Бібліотека»: готова прошивка для кожної плати</w:t>
+        <w:t>Рисунок 2.5 – Сторінка «Мої пристрої»: інструкція підключення і картка плати</w:t>
+      </w:r>
+    </w:p>
+    <w:p>
+      <w:pPr>
+        <w:rPr>
+          <w:lang w:val="ru-RU"/>
+        </w:rPr>
+      </w:pPr>
+      <w:r>
+        <w:rPr>
+          <w:lang w:val="ru-RU"/>
+        </w:rPr>
+        <w:t xml:space="preserve">На картці плати вказано її ідентифікатор, версію прошивки, </w:t>
+      </w:r>
+      <w:r>
+        <w:t>IP</w:t>
+      </w:r>
+      <w:r>
+        <w:rPr>
+          <w:lang w:val="ru-RU"/>
+        </w:rPr>
+        <w:t xml:space="preserve">-адресу та модель; позначка «НАЛАШТУВАННЯ ЗАСТОСОВАНО» означає, що плата отримала список модулів. Схема плати ліворуч показує, до яких виводів підключені додані модулі. Сторінка налаштування плати відкривається знову, якщо утримати </w:t>
+      </w:r>
+      <w:r>
+        <w:t>BOOT</w:t>
+      </w:r>
+      <w:r>
+        <w:rPr>
+          <w:lang w:val="ru-RU"/>
+        </w:rPr>
+        <w:t xml:space="preserve"> 3 с.</w:t>
       </w:r>
     </w:p>
     <w:p>
@@ -15391,52 +15344,47 @@
           <w:b/>
           <w:lang w:val="ru-RU"/>
         </w:rPr>
-        <w:t xml:space="preserve">Крок 3. Підключення до </w:t>
-      </w:r>
-      <w:r>
-        <w:rPr>
-          <w:b/>
-        </w:rPr>
-        <w:t>Wi</w:t>
-      </w:r>
-      <w:r>
-        <w:rPr>
-          <w:b/>
-          <w:lang w:val="ru-RU"/>
-        </w:rPr>
-        <w:t>-</w:t>
-      </w:r>
-      <w:r>
-        <w:rPr>
-          <w:b/>
-        </w:rPr>
-        <w:t>Fi</w:t>
-      </w:r>
-      <w:r>
-        <w:rPr>
-          <w:b/>
-          <w:lang w:val="ru-RU"/>
-        </w:rPr>
-        <w:t xml:space="preserve"> і облікового запису.</w:t>
-      </w:r>
-      <w:r>
-        <w:rPr>
-          <w:lang w:val="ru-RU"/>
-        </w:rPr>
-        <w:t xml:space="preserve"> Порядок наведено також на сторінці «Мої пристрої», у блоці «Підключити нову плату» (рисунок 2.5).</w:t>
-      </w:r>
-    </w:p>
-    <w:p>
-      <w:pPr>
-        <w:rPr>
-          <w:lang w:val="ru-RU"/>
-        </w:rPr>
-      </w:pPr>
-      <w:r>
-        <w:rPr>
-          <w:lang w:val="ru-RU"/>
-        </w:rPr>
-        <w:t xml:space="preserve">1) Під'єднатися до точки доступу </w:t>
+        <w:t>Крок 4. Перевірка дільника готовою прошивкою. Підключити до плати дільник, зібраний у підрозділі 1.10 (рисунок 1.1): вихід Uвих – до GPIO34.</w:t>
+      </w:r>
+      <w:r>
+        <w:rPr>
+          <w:lang w:val="ru-RU"/>
+        </w:rPr>
+        <w:t xml:space="preserve"> На сторінці «Мої пристрої» натиснути «Додати пристрій», вибрати модуль </w:t>
+      </w:r>
+      <w:r>
+        <w:t>Analog</w:t>
+      </w:r>
+      <w:r>
+        <w:rPr>
+          <w:lang w:val="ru-RU"/>
+        </w:rPr>
+        <w:t xml:space="preserve"> </w:t>
+      </w:r>
+      <w:r>
+        <w:t>input</w:t>
+      </w:r>
+      <w:r>
+        <w:rPr>
+          <w:lang w:val="ru-RU"/>
+        </w:rPr>
+        <w:t xml:space="preserve"> (рисунок 2.6), свою плату і пін </w:t>
+      </w:r>
+      <w:r>
+        <w:t>GPIO</w:t>
+      </w:r>
+      <w:r>
+        <w:rPr>
+          <w:lang w:val="ru-RU"/>
+        </w:rPr>
+        <w:t xml:space="preserve">34. Через кілька секунд у таблиці </w:t>
+      </w:r>
+      <w:r>
+        <w:rPr>
+          <w:lang w:val="ru-RU"/>
+        </w:rPr>
+        <w:lastRenderedPageBreak/>
+        <w:t xml:space="preserve">пристроїв з'явиться код АЦП: для 2,2 В це близько 2600…2750 з 4095 (АЦП </w:t>
       </w:r>
       <w:r>
         <w:t>ESP</w:t>
@@ -15445,173 +15393,7 @@
         <w:rPr>
           <w:lang w:val="ru-RU"/>
         </w:rPr>
-        <w:t>32-</w:t>
-      </w:r>
-      <w:r>
-        <w:t>Setup</w:t>
-      </w:r>
-      <w:r>
-        <w:rPr>
-          <w:lang w:val="ru-RU"/>
-        </w:rPr>
-        <w:t xml:space="preserve"> (для </w:t>
-      </w:r>
-      <w:r>
-        <w:t>ESP</w:t>
-      </w:r>
-      <w:r>
-        <w:rPr>
-          <w:lang w:val="ru-RU"/>
-        </w:rPr>
-        <w:t xml:space="preserve">8266 – </w:t>
-      </w:r>
-      <w:r>
-        <w:t>ESP</w:t>
-      </w:r>
-      <w:r>
-        <w:rPr>
-          <w:lang w:val="ru-RU"/>
-        </w:rPr>
-        <w:t>8266-</w:t>
-      </w:r>
-      <w:r>
-        <w:t>Setup</w:t>
-      </w:r>
-      <w:r>
-        <w:rPr>
-          <w:lang w:val="ru-RU"/>
-        </w:rPr>
-        <w:t xml:space="preserve">) і відкрити </w:t>
-      </w:r>
-      <w:r>
-        <w:t>http</w:t>
-      </w:r>
-      <w:r>
-        <w:rPr>
-          <w:lang w:val="ru-RU"/>
-        </w:rPr>
-        <w:t>://192.168.4.1.</w:t>
-      </w:r>
-    </w:p>
-    <w:p>
-      <w:pPr>
-        <w:rPr>
-          <w:lang w:val="ru-RU"/>
-        </w:rPr>
-      </w:pPr>
-      <w:r>
-        <w:rPr>
-          <w:lang w:val="ru-RU"/>
-        </w:rPr>
-        <w:t xml:space="preserve">2) Вибрати мережу </w:t>
-      </w:r>
-      <w:r>
-        <w:t>Wi</w:t>
-      </w:r>
-      <w:r>
-        <w:rPr>
-          <w:lang w:val="ru-RU"/>
-        </w:rPr>
-        <w:t>-</w:t>
-      </w:r>
-      <w:r>
-        <w:t>Fi</w:t>
-      </w:r>
-      <w:r>
-        <w:rPr>
-          <w:lang w:val="ru-RU"/>
-        </w:rPr>
-        <w:t xml:space="preserve"> лабораторії та ввести пароль.</w:t>
-      </w:r>
-    </w:p>
-    <w:p>
-      <w:pPr>
-        <w:rPr>
-          <w:lang w:val="ru-RU"/>
-        </w:rPr>
-      </w:pPr>
-      <w:r>
-        <w:rPr>
-          <w:lang w:val="ru-RU"/>
-        </w:rPr>
-        <w:lastRenderedPageBreak/>
-        <w:t xml:space="preserve">3) Натиснути </w:t>
-      </w:r>
-      <w:r>
-        <w:t>Sign</w:t>
-      </w:r>
-      <w:r>
-        <w:rPr>
-          <w:lang w:val="ru-RU"/>
-        </w:rPr>
-        <w:t xml:space="preserve"> </w:t>
-      </w:r>
-      <w:r>
-        <w:t>in</w:t>
-      </w:r>
-      <w:r>
-        <w:rPr>
-          <w:lang w:val="ru-RU"/>
-        </w:rPr>
-        <w:t xml:space="preserve"> і увійти в обліковий запис паролем, через </w:t>
-      </w:r>
-      <w:r>
-        <w:t>Google</w:t>
-      </w:r>
-      <w:r>
-        <w:rPr>
-          <w:lang w:val="ru-RU"/>
-        </w:rPr>
-        <w:t xml:space="preserve"> або </w:t>
-      </w:r>
-      <w:r>
-        <w:t>GitHub</w:t>
-      </w:r>
-      <w:r>
-        <w:rPr>
-          <w:lang w:val="ru-RU"/>
-        </w:rPr>
-        <w:t xml:space="preserve">. На </w:t>
-      </w:r>
-      <w:r>
-        <w:t>ESP</w:t>
-      </w:r>
-      <w:r>
-        <w:rPr>
-          <w:lang w:val="ru-RU"/>
-        </w:rPr>
-        <w:t xml:space="preserve">32 після цього повернутися до свого </w:t>
-      </w:r>
-      <w:r>
-        <w:t>Wi</w:t>
-      </w:r>
-      <w:r>
-        <w:rPr>
-          <w:lang w:val="ru-RU"/>
-        </w:rPr>
-        <w:t>-</w:t>
-      </w:r>
-      <w:r>
-        <w:t>Fi</w:t>
-      </w:r>
-      <w:r>
-        <w:rPr>
-          <w:lang w:val="ru-RU"/>
-        </w:rPr>
-        <w:t xml:space="preserve"> і відкрити адресу плати, показану на її дисплеї.</w:t>
-      </w:r>
-    </w:p>
-    <w:p>
-      <w:pPr>
-        <w:rPr>
-          <w:lang w:val="ru-RU"/>
-        </w:rPr>
-      </w:pPr>
-      <w:r>
-        <w:rPr>
-          <w:lang w:val="ru-RU"/>
-        </w:rPr>
-        <w:t>4) Плата отримає власний логін до сервера, перезапуститься і з'явиться в розділі «Плати» зі статусом «ОНЛАЙН».</w:t>
+        <w:t>32 нелінійний біля країв діапазону).</w:t>
       </w:r>
     </w:p>
     <w:p>
@@ -15626,10 +15408,10 @@
           <w:noProof/>
         </w:rPr>
         <w:drawing>
-          <wp:inline distT="0" distB="0" distL="0" distR="0" wp14:anchorId="5259F12F" wp14:editId="5F867FB3">
-            <wp:extent cx="5760000" cy="4372941"/>
+          <wp:inline distT="0" distB="0" distL="0" distR="0" wp14:anchorId="51743AFD" wp14:editId="7307D7C5">
+            <wp:extent cx="4182352" cy="4272352"/>
             <wp:effectExtent l="0" t="0" r="0" b="0"/>
-            <wp:docPr id="12" name="Picture 12"/>
+            <wp:docPr id="9" name="Picture 9"/>
             <wp:cNvGraphicFramePr>
               <a:graphicFrameLocks xmlns:a="http://schemas.openxmlformats.org/drawingml/2006/main" noChangeAspect="1"/>
             </wp:cNvGraphicFramePr>
@@ -15637,7 +15419,7 @@
               <a:graphicData uri="http://schemas.openxmlformats.org/drawingml/2006/picture">
                 <pic:pic xmlns:pic="http://schemas.openxmlformats.org/drawingml/2006/picture">
                   <pic:nvPicPr>
-                    <pic:cNvPr id="0" name="web_devices_how.jpg"/>
+                    <pic:cNvPr id="0" name="web_add_device.jpg"/>
                     <pic:cNvPicPr/>
                   </pic:nvPicPr>
                   <pic:blipFill>
@@ -15649,7 +15431,7 @@
                   <pic:spPr>
                     <a:xfrm>
                       <a:off x="0" y="0"/>
-                      <a:ext cx="5760000" cy="4372941"/>
+                      <a:ext cx="4182352" cy="4272352"/>
                     </a:xfrm>
                     <a:prstGeom prst="rect">
                       <a:avLst/>
@@ -15673,38 +15455,28 @@
         <w:rPr>
           <w:lang w:val="ru-RU"/>
         </w:rPr>
-        <w:t>Рисунок 2.5 – Сторінка «Мої пристрої»: інструкція підключення і картка плати</w:t>
-      </w:r>
-    </w:p>
-    <w:p>
-      <w:pPr>
-        <w:rPr>
-          <w:lang w:val="ru-RU"/>
-        </w:rPr>
-      </w:pPr>
-      <w:r>
-        <w:rPr>
-          <w:lang w:val="ru-RU"/>
-        </w:rPr>
-        <w:t xml:space="preserve">На картці плати вказано її ідентифікатор, версію прошивки, </w:t>
-      </w:r>
-      <w:r>
-        <w:t>IP</w:t>
-      </w:r>
-      <w:r>
-        <w:rPr>
-          <w:lang w:val="ru-RU"/>
-        </w:rPr>
-        <w:t xml:space="preserve">-адресу та модель; позначка «НАЛАШТУВАННЯ ЗАСТОСОВАНО» означає, що плата отримала список модулів. Схема плати ліворуч показує, до яких виводів підключені додані модулі. Сторінка налаштування плати відкривається знову, якщо утримати </w:t>
-      </w:r>
-      <w:r>
-        <w:t>BOOT</w:t>
-      </w:r>
-      <w:r>
-        <w:rPr>
-          <w:lang w:val="ru-RU"/>
-        </w:rPr>
-        <w:t xml:space="preserve"> 3 с.</w:t>
+        <w:t xml:space="preserve">Рисунок 2.6 – Вибір модуля у вікні «Додати пристрій» на </w:t>
+      </w:r>
+      <w:r>
+        <w:t>ssn</w:t>
+      </w:r>
+      <w:r>
+        <w:rPr>
+          <w:lang w:val="ru-RU"/>
+        </w:rPr>
+        <w:t>.</w:t>
+      </w:r>
+      <w:r>
+        <w:t>pp</w:t>
+      </w:r>
+      <w:r>
+        <w:rPr>
+          <w:lang w:val="ru-RU"/>
+        </w:rPr>
+        <w:t>.</w:t>
+      </w:r>
+      <w:r>
+        <w:t>ua</w:t>
       </w:r>
     </w:p>
     <w:p>
@@ -15718,13 +15490,13 @@
           <w:b/>
           <w:lang w:val="ru-RU"/>
         </w:rPr>
-        <w:t>Крок 4. Власний скетч.</w:t>
-      </w:r>
-      <w:r>
-        <w:rPr>
-          <w:lang w:val="ru-RU"/>
-        </w:rPr>
-        <w:t xml:space="preserve"> Записати в </w:t>
+        <w:t xml:space="preserve">Крок 5. Власний скетч. </w:t>
+      </w:r>
+      <w:r>
+        <w:rPr>
+          <w:lang w:val="ru-RU"/>
+        </w:rPr>
+        <w:t xml:space="preserve">Записати в </w:t>
       </w:r>
       <w:r>
         <w:t>PlatformIO</w:t>
@@ -15760,8 +15532,209 @@
         <w:keepNext/>
       </w:pPr>
       <w:r>
+        <w:t>#include &lt;Arduino.h&gt;</w:t>
+      </w:r>
+    </w:p>
+    <w:p>
+      <w:pPr>
+        <w:pStyle w:val="Code"/>
+        <w:keepNext/>
+      </w:pPr>
+      <w:r>
+        <w:t>#include &lt;WiFi.h&gt;</w:t>
+      </w:r>
+    </w:p>
+    <w:p>
+      <w:pPr>
+        <w:pStyle w:val="Code"/>
+        <w:keepNext/>
+      </w:pPr>
+      <w:r>
+        <w:t xml:space="preserve"> </w:t>
+      </w:r>
+    </w:p>
+    <w:p>
+      <w:pPr>
+        <w:pStyle w:val="Code"/>
+        <w:keepNext/>
+      </w:pPr>
+      <w:r>
+        <w:t>const uint8_t LED_PIN = 2;</w:t>
+      </w:r>
+    </w:p>
+    <w:p>
+      <w:pPr>
+        <w:pStyle w:val="Code"/>
+        <w:keepNext/>
+      </w:pPr>
+      <w:r>
+        <w:t xml:space="preserve"> </w:t>
+      </w:r>
+    </w:p>
+    <w:p>
+      <w:pPr>
+        <w:pStyle w:val="Code"/>
+        <w:keepNext/>
+      </w:pPr>
+      <w:r>
+        <w:t>void setup() {</w:t>
+      </w:r>
+    </w:p>
+    <w:p>
+      <w:pPr>
+        <w:pStyle w:val="Code"/>
+        <w:keepNext/>
+      </w:pPr>
+      <w:r>
+        <w:t xml:space="preserve">    Serial.begin(115200);</w:t>
+      </w:r>
+    </w:p>
+    <w:p>
+      <w:pPr>
+        <w:pStyle w:val="Code"/>
+        <w:keepNext/>
+      </w:pPr>
+      <w:r>
+        <w:t xml:space="preserve">    pinMode(LED_PIN, OUTPUT);</w:t>
+      </w:r>
+    </w:p>
+    <w:p>
+      <w:pPr>
+        <w:pStyle w:val="Code"/>
+        <w:keepNext/>
+      </w:pPr>
+      <w:r>
+        <w:t xml:space="preserve">    Serial.printf("Chip: %s rev %d, %d core(s), %u MHz\n",</w:t>
+      </w:r>
+    </w:p>
+    <w:p>
+      <w:pPr>
+        <w:pStyle w:val="Code"/>
+        <w:keepNext/>
+      </w:pPr>
+      <w:r>
+        <w:t xml:space="preserve">                  ESP.getChipModel(), ESP.getChipRevision(), ESP.getChipCores(), ESP.getCpuFreqMHz());</w:t>
+      </w:r>
+    </w:p>
+    <w:p>
+      <w:pPr>
+        <w:pStyle w:val="Code"/>
+        <w:keepNext/>
+      </w:pPr>
+      <w:r>
+        <w:t xml:space="preserve">    Serial.printf("Flash: %u MB, free heap: %u bytes\n", ESP.getFlashChipSize() / (1024 * 1024), ESP.getFreeHeap());</w:t>
+      </w:r>
+    </w:p>
+    <w:p>
+      <w:pPr>
+        <w:pStyle w:val="Code"/>
+        <w:keepNext/>
+      </w:pPr>
+      <w:r>
+        <w:t xml:space="preserve">    Serial.printf("MAC: %s\n", WiFi.macAddress().c_str());</w:t>
+      </w:r>
+    </w:p>
+    <w:p>
+      <w:pPr>
+        <w:pStyle w:val="Code"/>
+        <w:keepNext/>
+      </w:pPr>
+      <w:r>
+        <w:t>}</w:t>
+      </w:r>
+    </w:p>
+    <w:p>
+      <w:pPr>
+        <w:pStyle w:val="Code"/>
+        <w:keepNext/>
+      </w:pPr>
+      <w:r>
+        <w:t xml:space="preserve"> </w:t>
+      </w:r>
+    </w:p>
+    <w:p>
+      <w:pPr>
+        <w:pStyle w:val="Code"/>
+        <w:keepNext/>
+      </w:pPr>
+      <w:r>
+        <w:t>void loop() {</w:t>
+      </w:r>
+    </w:p>
+    <w:p>
+      <w:pPr>
+        <w:pStyle w:val="Code"/>
+        <w:keepNext/>
+      </w:pPr>
+      <w:r>
+        <w:t xml:space="preserve">    digitalWrite(LED_PIN, millis() / 500 % 2);   // блимання без delay()</w:t>
+      </w:r>
+    </w:p>
+    <w:p>
+      <w:pPr>
+        <w:pStyle w:val="Code"/>
+        <w:spacing w:after="160"/>
+        <w:rPr>
+          <w:lang w:val="ru-RU"/>
+        </w:rPr>
+      </w:pPr>
+      <w:r>
+        <w:rPr>
+          <w:lang w:val="ru-RU"/>
+        </w:rPr>
+        <w:t>}</w:t>
+      </w:r>
+    </w:p>
+    <w:p>
+      <w:pPr>
+        <w:rPr>
+          <w:lang w:val="ru-RU"/>
+        </w:rPr>
+      </w:pPr>
+      <w:r>
+        <w:rPr>
+          <w:lang w:val="ru-RU"/>
+        </w:rPr>
         <w:lastRenderedPageBreak/>
-        <w:t>#include &lt;Arduino.h&gt;</w:t>
+        <w:t>Після запису власного скетча готова прошивка на платі стирається, і на сайті плата переходить у стан «офлайн». Щоб знову перевірити схему готовою прошивкою, повторіть крок 2; якщо плата не з'явилася онлайн, – і крок 3. Модулі, додані на сайті, зберігаються і повертаються на плату автоматично.</w:t>
+      </w:r>
+    </w:p>
+    <w:p>
+      <w:pPr>
+        <w:rPr>
+          <w:lang w:val="ru-RU"/>
+        </w:rPr>
+      </w:pPr>
+      <w:r>
+        <w:rPr>
+          <w:b/>
+          <w:lang w:val="ru-RU"/>
+        </w:rPr>
+        <w:t xml:space="preserve">Крок 6. Власний скетч для АЦП. </w:t>
+      </w:r>
+      <w:r>
+        <w:rPr>
+          <w:lang w:val="ru-RU"/>
+        </w:rPr>
+        <w:t xml:space="preserve">Програма обчислює </w:t>
+      </w:r>
+      <w:r>
+        <w:t>U</w:t>
+      </w:r>
+      <w:r>
+        <w:rPr>
+          <w:lang w:val="ru-RU"/>
+        </w:rPr>
+        <w:t xml:space="preserve">вих за кодом АЦП і відновлює </w:t>
+      </w:r>
+      <w:r>
+        <w:t>U</w:t>
+      </w:r>
+      <w:r>
+        <w:rPr>
+          <w:lang w:val="ru-RU"/>
+        </w:rPr>
+        <w:t>вх за формулою дільника:</w:t>
       </w:r>
     </w:p>
     <w:p>
@@ -15770,7 +15743,7 @@
         <w:keepNext/>
       </w:pPr>
       <w:r>
-        <w:t>#include &lt;WiFi.h&gt;</w:t>
+        <w:t>const uint8_t ADC_PIN = 34;</w:t>
       </w:r>
     </w:p>
     <w:p>
@@ -15779,6 +15752,15 @@
         <w:keepNext/>
       </w:pPr>
       <w:r>
+        <w:t>const float R1 = 10000.0, R2 = 20000.0;</w:t>
+      </w:r>
+    </w:p>
+    <w:p>
+      <w:pPr>
+        <w:pStyle w:val="Code"/>
+        <w:keepNext/>
+      </w:pPr>
+      <w:r>
         <w:t xml:space="preserve"> </w:t>
       </w:r>
     </w:p>
@@ -15788,7 +15770,7 @@
         <w:keepNext/>
       </w:pPr>
       <w:r>
-        <w:t>const uint8_t LED_PIN = 2;</w:t>
+        <w:t>void setup() {</w:t>
       </w:r>
     </w:p>
     <w:p>
@@ -15797,6 +15779,33 @@
         <w:keepNext/>
       </w:pPr>
       <w:r>
+        <w:t xml:space="preserve">    Serial.begin(115200);</w:t>
+      </w:r>
+    </w:p>
+    <w:p>
+      <w:pPr>
+        <w:pStyle w:val="Code"/>
+        <w:keepNext/>
+      </w:pPr>
+      <w:r>
+        <w:t xml:space="preserve">    analogSetPinAttenuation(ADC_PIN, ADC_11db);   // діапазон до ~3,1 В</w:t>
+      </w:r>
+    </w:p>
+    <w:p>
+      <w:pPr>
+        <w:pStyle w:val="Code"/>
+        <w:keepNext/>
+      </w:pPr>
+      <w:r>
+        <w:t>}</w:t>
+      </w:r>
+    </w:p>
+    <w:p>
+      <w:pPr>
+        <w:pStyle w:val="Code"/>
+        <w:keepNext/>
+      </w:pPr>
+      <w:r>
         <w:t xml:space="preserve"> </w:t>
       </w:r>
     </w:p>
@@ -15806,7 +15815,7 @@
         <w:keepNext/>
       </w:pPr>
       <w:r>
-        <w:t>void setup() {</w:t>
+        <w:t>void loop() {</w:t>
       </w:r>
     </w:p>
     <w:p>
@@ -15815,7 +15824,7 @@
         <w:keepNext/>
       </w:pPr>
       <w:r>
-        <w:t xml:space="preserve">    Serial.begin(115200);</w:t>
+        <w:t xml:space="preserve">    int raw = analogRead(ADC_PIN);</w:t>
       </w:r>
     </w:p>
     <w:p>
@@ -15824,7 +15833,7 @@
         <w:keepNext/>
       </w:pPr>
       <w:r>
-        <w:t xml:space="preserve">    pinMode(LED_PIN, OUTPUT);</w:t>
+        <w:t xml:space="preserve">    float uOut = analogReadMilliVolts(ADC_PIN) / 1000.0;</w:t>
       </w:r>
     </w:p>
     <w:p>
@@ -15833,7 +15842,7 @@
         <w:keepNext/>
       </w:pPr>
       <w:r>
-        <w:t xml:space="preserve">    Serial.printf("Chip: %s rev %d, %d core(s), %u MHz\n",</w:t>
+        <w:t xml:space="preserve">    float uIn = uOut * (R1 + R2) / R2;</w:t>
       </w:r>
     </w:p>
     <w:p>
@@ -15842,16 +15851,53 @@
         <w:keepNext/>
       </w:pPr>
       <w:r>
-        <w:t xml:space="preserve">                  ESP.getChipModel(), ESP.getChipRevision(), ESP.getChipCores(), ESP.getCpuFreqMHz());</w:t>
+        <w:t xml:space="preserve">    Serial.printf("raw = %4d   U_out = %.3f V   U_in = %.3f V\n", raw, uOut, uIn);</w:t>
       </w:r>
     </w:p>
     <w:p>
       <w:pPr>
         <w:pStyle w:val="Code"/>
         <w:keepNext/>
-      </w:pPr>
-      <w:r>
-        <w:t xml:space="preserve">    Serial.printf("Flash: %u MB, free heap: %u bytes\n", ESP.getFlashChipSize() / (1024 * 1024), ESP.getFreeHeap());</w:t>
+        <w:rPr>
+          <w:lang w:val="ru-RU"/>
+        </w:rPr>
+      </w:pPr>
+      <w:r>
+        <w:t xml:space="preserve">    delay</w:t>
+      </w:r>
+      <w:r>
+        <w:rPr>
+          <w:lang w:val="ru-RU"/>
+        </w:rPr>
+        <w:t>(1000);</w:t>
+      </w:r>
+    </w:p>
+    <w:p>
+      <w:pPr>
+        <w:pStyle w:val="Code"/>
+        <w:spacing w:after="160"/>
+        <w:rPr>
+          <w:lang w:val="ru-RU"/>
+        </w:rPr>
+      </w:pPr>
+      <w:r>
+        <w:rPr>
+          <w:lang w:val="ru-RU"/>
+        </w:rPr>
+        <w:t>}</w:t>
+      </w:r>
+    </w:p>
+    <w:p>
+      <w:pPr>
+        <w:rPr>
+          <w:lang w:val="ru-RU"/>
+        </w:rPr>
+      </w:pPr>
+      <w:r>
+        <w:rPr>
+          <w:lang w:val="ru-RU"/>
+        </w:rPr>
+        <w:t>Очікуване виведення монітора порту:</w:t>
       </w:r>
     </w:p>
     <w:p>
@@ -15860,71 +15906,29 @@
         <w:keepNext/>
       </w:pPr>
       <w:r>
-        <w:t xml:space="preserve">    Serial.printf("MAC: %s\n", WiFi.macAddress().c_str());</w:t>
-      </w:r>
-    </w:p>
-    <w:p>
-      <w:pPr>
-        <w:pStyle w:val="Code"/>
-        <w:keepNext/>
-      </w:pPr>
-      <w:r>
-        <w:t>}</w:t>
-      </w:r>
-    </w:p>
-    <w:p>
-      <w:pPr>
-        <w:pStyle w:val="Code"/>
-        <w:keepNext/>
-      </w:pPr>
-      <w:r>
-        <w:t xml:space="preserve"> </w:t>
-      </w:r>
-    </w:p>
-    <w:p>
-      <w:pPr>
-        <w:pStyle w:val="Code"/>
-        <w:keepNext/>
-      </w:pPr>
-      <w:r>
-        <w:t>void loop() {</w:t>
-      </w:r>
-    </w:p>
-    <w:p>
-      <w:pPr>
-        <w:pStyle w:val="Code"/>
-        <w:keepNext/>
-      </w:pPr>
-      <w:r>
-        <w:t xml:space="preserve">    digitalWrite(LED_PIN, millis() / 500 % 2);   // блимання без delay()</w:t>
+        <w:t>raw = 2689   U_out = 2.198 V   U_in = 3.297 V</w:t>
       </w:r>
     </w:p>
     <w:p>
       <w:pPr>
         <w:pStyle w:val="Code"/>
         <w:spacing w:after="160"/>
-        <w:rPr>
-          <w:lang w:val="ru-RU"/>
-        </w:rPr>
-      </w:pPr>
-      <w:r>
-        <w:rPr>
-          <w:lang w:val="ru-RU"/>
-        </w:rPr>
-        <w:t>}</w:t>
-      </w:r>
-    </w:p>
-    <w:p>
-      <w:pPr>
-        <w:rPr>
-          <w:lang w:val="ru-RU"/>
-        </w:rPr>
-      </w:pPr>
-      <w:r>
-        <w:rPr>
-          <w:lang w:val="ru-RU"/>
-        </w:rPr>
-        <w:t>Після запису власного скетча готова прошивка на платі стирається, і на сайті плата переходить у стан «офлайн». Щоб знову перевірити схему готовою прошивкою, повторіть крок 2; якщо плата не з'явилася онлайн, – і крок 3. Модулі, додані на сайті, зберігаються і повертаються на плату автоматично.</w:t>
+      </w:pPr>
+      <w:r>
+        <w:t>raw = 2693   U_out = 2.201 V   U_in = 3.302 V</w:t>
+      </w:r>
+    </w:p>
+    <w:p>
+      <w:pPr>
+        <w:rPr>
+          <w:lang w:val="ru-RU"/>
+        </w:rPr>
+      </w:pPr>
+      <w:r>
+        <w:rPr>
+          <w:lang w:val="ru-RU"/>
+        </w:rPr>
+        <w:t>Результати трьох вимірювань занести до таблиці звіту і обчислити відносну похибку відносно мультиметра.</w:t>
       </w:r>
     </w:p>
     <w:p>
@@ -15934,7 +15938,7 @@
           <w:lang w:val="ru-RU"/>
         </w:rPr>
       </w:pPr>
-      <w:bookmarkStart w:id="22" w:name="_Toc242111265"/>
+      <w:bookmarkStart w:id="22" w:name="_Toc242112098"/>
       <w:r>
         <w:rPr>
           <w:lang w:val="ru-RU"/>
@@ -15964,7 +15968,7 @@
           <w:lang w:val="ru-RU"/>
         </w:rPr>
       </w:pPr>
-      <w:bookmarkStart w:id="23" w:name="_Toc242111266"/>
+      <w:bookmarkStart w:id="23" w:name="_Toc242112099"/>
       <w:r>
         <w:rPr>
           <w:lang w:val="ru-RU"/>
@@ -17023,7 +17027,7 @@
       <w:pPr>
         <w:pStyle w:val="21"/>
       </w:pPr>
-      <w:bookmarkStart w:id="24" w:name="_Toc242111267"/>
+      <w:bookmarkStart w:id="24" w:name="_Toc242112100"/>
       <w:r>
         <w:t>3.2 RGB-світлодіод</w:t>
       </w:r>
@@ -17626,7 +17630,7 @@
           <w:lang w:val="ru-RU"/>
         </w:rPr>
       </w:pPr>
-      <w:bookmarkStart w:id="25" w:name="_Toc242111268"/>
+      <w:bookmarkStart w:id="25" w:name="_Toc242112101"/>
       <w:r>
         <w:rPr>
           <w:lang w:val="ru-RU"/>
@@ -17908,7 +17912,7 @@
           <w:lang w:val="ru-RU"/>
         </w:rPr>
       </w:pPr>
-      <w:bookmarkStart w:id="26" w:name="_Toc242111269"/>
+      <w:bookmarkStart w:id="26" w:name="_Toc242112102"/>
       <w:r>
         <w:rPr>
           <w:lang w:val="ru-RU"/>
@@ -18747,7 +18751,7 @@
           <w:lang w:val="ru-RU"/>
         </w:rPr>
       </w:pPr>
-      <w:bookmarkStart w:id="27" w:name="_Toc242111270"/>
+      <w:bookmarkStart w:id="27" w:name="_Toc242112103"/>
       <w:r>
         <w:rPr>
           <w:lang w:val="ru-RU"/>
@@ -19576,7 +19580,7 @@
           <w:lang w:val="ru-RU"/>
         </w:rPr>
       </w:pPr>
-      <w:bookmarkStart w:id="28" w:name="_Toc242111271"/>
+      <w:bookmarkStart w:id="28" w:name="_Toc242112104"/>
       <w:r>
         <w:rPr>
           <w:lang w:val="ru-RU"/>
@@ -20126,7 +20130,7 @@
           <w:lang w:val="ru-RU"/>
         </w:rPr>
       </w:pPr>
-      <w:bookmarkStart w:id="29" w:name="_Toc242111272"/>
+      <w:bookmarkStart w:id="29" w:name="_Toc242112105"/>
       <w:r>
         <w:rPr>
           <w:lang w:val="ru-RU"/>
@@ -20156,7 +20160,7 @@
           <w:lang w:val="ru-RU"/>
         </w:rPr>
       </w:pPr>
-      <w:bookmarkStart w:id="30" w:name="_Toc242111273"/>
+      <w:bookmarkStart w:id="30" w:name="_Toc242112106"/>
       <w:r>
         <w:rPr>
           <w:lang w:val="ru-RU"/>
@@ -20367,7 +20371,7 @@
           <w:lang w:val="ru-RU"/>
         </w:rPr>
       </w:pPr>
-      <w:bookmarkStart w:id="31" w:name="_Toc242111274"/>
+      <w:bookmarkStart w:id="31" w:name="_Toc242112107"/>
       <w:r>
         <w:rPr>
           <w:lang w:val="ru-RU"/>
@@ -21668,7 +21672,7 @@
       <w:pPr>
         <w:pStyle w:val="21"/>
       </w:pPr>
-      <w:bookmarkStart w:id="32" w:name="_Toc242111275"/>
+      <w:bookmarkStart w:id="32" w:name="_Toc242112108"/>
       <w:r>
         <w:t>4.3 Датчик атмосферного тиску BMP180</w:t>
       </w:r>
@@ -22244,7 +22248,7 @@
       <w:pPr>
         <w:pStyle w:val="21"/>
       </w:pPr>
-      <w:bookmarkStart w:id="33" w:name="_Toc242111276"/>
+      <w:bookmarkStart w:id="33" w:name="_Toc242112109"/>
       <w:r>
         <w:t>4.4 Датчик газу і диму MQ-2</w:t>
       </w:r>
@@ -23138,7 +23142,7 @@
           <w:lang w:val="ru-RU"/>
         </w:rPr>
       </w:pPr>
-      <w:bookmarkStart w:id="34" w:name="_Toc242111277"/>
+      <w:bookmarkStart w:id="34" w:name="_Toc242112110"/>
       <w:r>
         <w:rPr>
           <w:lang w:val="ru-RU"/>
@@ -24036,7 +24040,7 @@
           <w:lang w:val="ru-RU"/>
         </w:rPr>
       </w:pPr>
-      <w:bookmarkStart w:id="35" w:name="_Toc242111278"/>
+      <w:bookmarkStart w:id="35" w:name="_Toc242112111"/>
       <w:r>
         <w:rPr>
           <w:lang w:val="ru-RU"/>
@@ -24662,7 +24666,7 @@
       <w:pPr>
         <w:pStyle w:val="21"/>
       </w:pPr>
-      <w:bookmarkStart w:id="36" w:name="_Toc242111279"/>
+      <w:bookmarkStart w:id="36" w:name="_Toc242112112"/>
       <w:r>
         <w:t>4.7 Ємнісний датчик вологості ґрунту</w:t>
       </w:r>
@@ -24752,7 +24756,7 @@
         <w:rPr>
           <w:lang w:val="ru-RU"/>
         </w:rPr>
-        <w:t>Рисунок 4.7 – Підключення ємнісного датчика вологості ґрунту. Схема електрична принципова</w:t>
+        <w:t>Рисунок 4.7 – Підключення ємнісного датчика вологості ґрунту</w:t>
       </w:r>
     </w:p>
     <w:p>
@@ -24935,7 +24939,6 @@
               <w:pStyle w:val="Tabletext"/>
             </w:pPr>
             <w:r>
-              <w:lastRenderedPageBreak/>
               <w:t>A2</w:t>
             </w:r>
           </w:p>
@@ -25313,7 +25316,7 @@
       <w:pPr>
         <w:pStyle w:val="21"/>
       </w:pPr>
-      <w:bookmarkStart w:id="37" w:name="_Toc242111280"/>
+      <w:bookmarkStart w:id="37" w:name="_Toc242112113"/>
       <w:r>
         <w:t>4.8 Камера ESP32-CAM</w:t>
       </w:r>
@@ -25916,7 +25919,7 @@
           <w:lang w:val="ru-RU"/>
         </w:rPr>
       </w:pPr>
-      <w:bookmarkStart w:id="38" w:name="_Toc242111281"/>
+      <w:bookmarkStart w:id="38" w:name="_Toc242112114"/>
       <w:r>
         <w:rPr>
           <w:lang w:val="ru-RU"/>
@@ -26850,7 +26853,7 @@
       <w:pPr>
         <w:pStyle w:val="1"/>
       </w:pPr>
-      <w:bookmarkStart w:id="39" w:name="_Toc242111282"/>
+      <w:bookmarkStart w:id="39" w:name="_Toc242112115"/>
       <w:r>
         <w:lastRenderedPageBreak/>
         <w:t>РОЗДІЛ 5 ІНТЕРФЕЙСИ I2C, SPI, UART, 1-WIRE. ДИСПЛЕЇ І NFC</w:t>
@@ -27298,7 +27301,7 @@
       <w:pPr>
         <w:pStyle w:val="21"/>
       </w:pPr>
-      <w:bookmarkStart w:id="40" w:name="_Toc242111283"/>
+      <w:bookmarkStart w:id="40" w:name="_Toc242112116"/>
       <w:r>
         <w:t>5.1 Шина I2C</w:t>
       </w:r>
@@ -27943,7 +27946,7 @@
       <w:pPr>
         <w:pStyle w:val="21"/>
       </w:pPr>
-      <w:bookmarkStart w:id="41" w:name="_Toc242111284"/>
+      <w:bookmarkStart w:id="41" w:name="_Toc242112117"/>
       <w:r>
         <w:t>5.2 Шина SPI</w:t>
       </w:r>
@@ -27981,7 +27984,7 @@
           <w:lang w:val="ru-RU"/>
         </w:rPr>
       </w:pPr>
-      <w:bookmarkStart w:id="42" w:name="_Toc242111285"/>
+      <w:bookmarkStart w:id="42" w:name="_Toc242112118"/>
       <w:r>
         <w:rPr>
           <w:lang w:val="ru-RU"/>
@@ -28140,7 +28143,7 @@
       <w:pPr>
         <w:pStyle w:val="21"/>
       </w:pPr>
-      <w:bookmarkStart w:id="43" w:name="_Toc242111286"/>
+      <w:bookmarkStart w:id="43" w:name="_Toc242112119"/>
       <w:r>
         <w:t>5.4 Однопровідні інтерфейси: 1-Wire і протокол DHT</w:t>
       </w:r>
@@ -28205,7 +28208,7 @@
           <w:lang w:val="ru-RU"/>
         </w:rPr>
       </w:pPr>
-      <w:bookmarkStart w:id="44" w:name="_Toc242111287"/>
+      <w:bookmarkStart w:id="44" w:name="_Toc242112120"/>
       <w:r>
         <w:rPr>
           <w:lang w:val="ru-RU"/>
@@ -28655,17 +28658,11 @@
       <w:pPr>
         <w:pStyle w:val="CaptionUA"/>
         <w:rPr>
-          <w:lang w:val="ru-RU"/>
-        </w:rPr>
-      </w:pPr>
-      <w:r>
-        <w:t xml:space="preserve">Рисунок 5.2 – Підключення дисплея OLED SSD1306 до ESP32. </w:t>
-      </w:r>
-      <w:r>
-        <w:rPr>
-          <w:lang w:val="ru-RU"/>
-        </w:rPr>
-        <w:t>Схема електрична принципова</w:t>
+          <w:lang w:val="uk-UA"/>
+        </w:rPr>
+      </w:pPr>
+      <w:r>
+        <w:t>Рисунок 5.2 – Підключення дисплея OLED SSD1306 до ESP32</w:t>
       </w:r>
     </w:p>
     <w:p>
@@ -28967,12 +28964,6 @@
       <w:r>
         <w:t>NodeMCU</w:t>
       </w:r>
-      <w:r>
-        <w:rPr>
-          <w:lang w:val="ru-RU"/>
-        </w:rPr>
-        <w:t>. Схема електрична принципова</w:t>
-      </w:r>
     </w:p>
     <w:p>
       <w:pPr>
@@ -29154,7 +29145,6 @@
               <w:pStyle w:val="Tabletext"/>
             </w:pPr>
             <w:r>
-              <w:lastRenderedPageBreak/>
               <w:t>A2</w:t>
             </w:r>
           </w:p>
@@ -29215,17 +29205,17 @@
         </w:tc>
       </w:tr>
     </w:tbl>
-    <w:p/>
-    <w:p>
-      <w:pPr>
-        <w:rPr>
-          <w:lang w:val="ru-RU"/>
-        </w:rPr>
-      </w:pPr>
-      <w:r>
-        <w:rPr>
-          <w:lang w:val="ru-RU"/>
-        </w:rPr>
+    <w:p>
+      <w:pPr>
+        <w:rPr>
+          <w:lang w:val="ru-RU"/>
+        </w:rPr>
+      </w:pPr>
+      <w:r>
+        <w:rPr>
+          <w:lang w:val="ru-RU"/>
+        </w:rPr>
+        <w:lastRenderedPageBreak/>
         <w:t xml:space="preserve">На рисунках 5.4 і 5.5 показано підключені дисплеї з готовою прошивкою. У верхньому рядку екрана – назва мережі </w:t>
       </w:r>
       <w:r>
@@ -29866,7 +29856,7 @@
       <w:pPr>
         <w:pStyle w:val="21"/>
       </w:pPr>
-      <w:bookmarkStart w:id="45" w:name="_Toc242111288"/>
+      <w:bookmarkStart w:id="45" w:name="_Toc242112121"/>
       <w:r>
         <w:t>5.6 Зчитувачі NFC: RC522 і PN532</w:t>
       </w:r>
@@ -29997,12 +29987,6 @@
       <w:r>
         <w:t>SPI</w:t>
       </w:r>
-      <w:r>
-        <w:rPr>
-          <w:lang w:val="ru-RU"/>
-        </w:rPr>
-        <w:t>. Схема електрична принципова</w:t>
-      </w:r>
     </w:p>
     <w:p>
       <w:pPr>
@@ -30197,11 +30181,7 @@
               <w:pStyle w:val="Tabletext"/>
             </w:pPr>
             <w:r>
-              <w:t xml:space="preserve">Модуль зчитувача RFID RC522, 13,56 </w:t>
-            </w:r>
-            <w:r>
-              <w:lastRenderedPageBreak/>
-              <w:t>МГц</w:t>
+              <w:t>Модуль зчитувача RFID RC522, 13,56 МГц</w:t>
             </w:r>
           </w:p>
         </w:tc>
@@ -30214,7 +30194,6 @@
               <w:pStyle w:val="Tabletext"/>
             </w:pPr>
             <w:r>
-              <w:lastRenderedPageBreak/>
               <w:t>1</w:t>
             </w:r>
           </w:p>
@@ -30234,17 +30213,17 @@
         </w:tc>
       </w:tr>
     </w:tbl>
-    <w:p/>
-    <w:p>
-      <w:pPr>
-        <w:rPr>
-          <w:lang w:val="ru-RU"/>
-        </w:rPr>
-      </w:pPr>
-      <w:r>
-        <w:rPr>
-          <w:lang w:val="ru-RU"/>
-        </w:rPr>
+    <w:p>
+      <w:pPr>
+        <w:rPr>
+          <w:lang w:val="ru-RU"/>
+        </w:rPr>
+      </w:pPr>
+      <w:r>
+        <w:rPr>
+          <w:lang w:val="ru-RU"/>
+        </w:rPr>
+        <w:lastRenderedPageBreak/>
         <w:t>Послідовність читання ідентифікатора мітки (</w:t>
       </w:r>
       <w:r>
@@ -30569,79 +30548,79 @@
         </w:rPr>
       </w:pPr>
       <w:r>
+        <w:t xml:space="preserve">PN532 підтримує ті самі мітки, а також режими NFC для обміну зі смартфоном. </w:t>
+      </w:r>
+      <w:r>
+        <w:rPr>
+          <w:lang w:val="ru-RU"/>
+        </w:rPr>
+        <w:t xml:space="preserve">Інтерфейс вибирають перемикачами на модулі: </w:t>
+      </w:r>
+      <w:r>
+        <w:t>I</w:t>
+      </w:r>
+      <w:r>
+        <w:rPr>
+          <w:lang w:val="ru-RU"/>
+        </w:rPr>
+        <w:t>2</w:t>
+      </w:r>
+      <w:r>
+        <w:t>C</w:t>
+      </w:r>
+      <w:r>
+        <w:rPr>
+          <w:lang w:val="ru-RU"/>
+        </w:rPr>
+        <w:t xml:space="preserve"> (адреса 0</w:t>
+      </w:r>
+      <w:r>
+        <w:t>x</w:t>
+      </w:r>
+      <w:r>
+        <w:rPr>
+          <w:lang w:val="ru-RU"/>
+        </w:rPr>
+        <w:t xml:space="preserve">24), </w:t>
+      </w:r>
+      <w:r>
+        <w:t>SPI</w:t>
+      </w:r>
+      <w:r>
+        <w:rPr>
+          <w:lang w:val="ru-RU"/>
+        </w:rPr>
+        <w:t xml:space="preserve"> або </w:t>
+      </w:r>
+      <w:r>
+        <w:t>UART</w:t>
+      </w:r>
+      <w:r>
+        <w:rPr>
+          <w:lang w:val="ru-RU"/>
+        </w:rPr>
+        <w:t xml:space="preserve">. У режимі </w:t>
+      </w:r>
+      <w:r>
+        <w:t>I</w:t>
+      </w:r>
+      <w:r>
+        <w:rPr>
+          <w:lang w:val="ru-RU"/>
+        </w:rPr>
+        <w:t>2</w:t>
+      </w:r>
+      <w:r>
+        <w:t>C</w:t>
+      </w:r>
+      <w:r>
+        <w:rPr>
+          <w:lang w:val="ru-RU"/>
+        </w:rPr>
+        <w:t xml:space="preserve"> модуль підключається до тієї самої шини, що й </w:t>
+      </w:r>
+      <w:r>
         <w:lastRenderedPageBreak/>
-        <w:t xml:space="preserve">PN532 підтримує ті самі мітки, а також режими NFC для обміну зі смартфоном. </w:t>
-      </w:r>
-      <w:r>
-        <w:rPr>
-          <w:lang w:val="ru-RU"/>
-        </w:rPr>
-        <w:t xml:space="preserve">Інтерфейс вибирають перемикачами на модулі: </w:t>
-      </w:r>
-      <w:r>
-        <w:t>I</w:t>
-      </w:r>
-      <w:r>
-        <w:rPr>
-          <w:lang w:val="ru-RU"/>
-        </w:rPr>
-        <w:t>2</w:t>
-      </w:r>
-      <w:r>
-        <w:t>C</w:t>
-      </w:r>
-      <w:r>
-        <w:rPr>
-          <w:lang w:val="ru-RU"/>
-        </w:rPr>
-        <w:t xml:space="preserve"> (адреса 0</w:t>
-      </w:r>
-      <w:r>
-        <w:t>x</w:t>
-      </w:r>
-      <w:r>
-        <w:rPr>
-          <w:lang w:val="ru-RU"/>
-        </w:rPr>
-        <w:t xml:space="preserve">24), </w:t>
-      </w:r>
-      <w:r>
-        <w:t>SPI</w:t>
-      </w:r>
-      <w:r>
-        <w:rPr>
-          <w:lang w:val="ru-RU"/>
-        </w:rPr>
-        <w:t xml:space="preserve"> або </w:t>
-      </w:r>
-      <w:r>
-        <w:t>UART</w:t>
-      </w:r>
-      <w:r>
-        <w:rPr>
-          <w:lang w:val="ru-RU"/>
-        </w:rPr>
-        <w:t xml:space="preserve">. У режимі </w:t>
-      </w:r>
-      <w:r>
-        <w:t>I</w:t>
-      </w:r>
-      <w:r>
-        <w:rPr>
-          <w:lang w:val="ru-RU"/>
-        </w:rPr>
-        <w:t>2</w:t>
-      </w:r>
-      <w:r>
-        <w:t>C</w:t>
-      </w:r>
-      <w:r>
-        <w:rPr>
-          <w:lang w:val="ru-RU"/>
-        </w:rPr>
-        <w:t xml:space="preserve"> модуль підключається до тієї самої шини, що й </w:t>
-      </w:r>
-      <w:r>
         <w:t>BMP</w:t>
       </w:r>
       <w:r>
@@ -30685,7 +30664,7 @@
           <w:lang w:val="ru-RU"/>
         </w:rPr>
       </w:pPr>
-      <w:bookmarkStart w:id="46" w:name="_Toc242111289"/>
+      <w:bookmarkStart w:id="46" w:name="_Toc242112122"/>
       <w:r>
         <w:rPr>
           <w:lang w:val="ru-RU"/>
@@ -31078,39 +31057,39 @@
           <w:b/>
           <w:lang w:val="ru-RU"/>
         </w:rPr>
+        <w:t>Крок 3. Власний скетч.</w:t>
+      </w:r>
+      <w:r>
+        <w:rPr>
+          <w:lang w:val="ru-RU"/>
+        </w:rPr>
+        <w:t xml:space="preserve"> Під час запуску програма сканує шину і повідомляє, яких пристроїв бракує, потім щосекунди виводить тиск і температуру </w:t>
+      </w:r>
+      <w:r>
+        <w:t>BMP</w:t>
+      </w:r>
+      <w:r>
+        <w:rPr>
+          <w:lang w:val="ru-RU"/>
+        </w:rPr>
+        <w:t xml:space="preserve">180 на </w:t>
+      </w:r>
+      <w:r>
+        <w:t>OLED</w:t>
+      </w:r>
+      <w:r>
+        <w:rPr>
+          <w:lang w:val="ru-RU"/>
+        </w:rPr>
+        <w:t>.</w:t>
+      </w:r>
+    </w:p>
+    <w:p>
+      <w:pPr>
+        <w:pStyle w:val="Code"/>
+      </w:pPr>
+      <w:r>
         <w:lastRenderedPageBreak/>
-        <w:t>Крок 3. Власний скетч.</w:t>
-      </w:r>
-      <w:r>
-        <w:rPr>
-          <w:lang w:val="ru-RU"/>
-        </w:rPr>
-        <w:t xml:space="preserve"> Під час запуску програма сканує шину і повідомляє, яких пристроїв бракує, потім щосекунди виводить тиск і температуру </w:t>
-      </w:r>
-      <w:r>
-        <w:t>BMP</w:t>
-      </w:r>
-      <w:r>
-        <w:rPr>
-          <w:lang w:val="ru-RU"/>
-        </w:rPr>
-        <w:t xml:space="preserve">180 на </w:t>
-      </w:r>
-      <w:r>
-        <w:t>OLED</w:t>
-      </w:r>
-      <w:r>
-        <w:rPr>
-          <w:lang w:val="ru-RU"/>
-        </w:rPr>
-        <w:t>.</w:t>
-      </w:r>
-    </w:p>
-    <w:p>
-      <w:pPr>
-        <w:pStyle w:val="Code"/>
-      </w:pPr>
-      <w:r>
         <w:t>#include &lt;Wire.h&gt;</w:t>
       </w:r>
     </w:p>
@@ -31391,7 +31370,7 @@
           <w:lang w:val="ru-RU"/>
         </w:rPr>
       </w:pPr>
-      <w:bookmarkStart w:id="47" w:name="_Toc242111290"/>
+      <w:bookmarkStart w:id="47" w:name="_Toc242112123"/>
       <w:r>
         <w:rPr>
           <w:lang w:val="ru-RU"/>
@@ -31457,7 +31436,7 @@
           <w:lang w:val="ru-RU"/>
         </w:rPr>
       </w:pPr>
-      <w:bookmarkStart w:id="48" w:name="_Toc242111291"/>
+      <w:bookmarkStart w:id="48" w:name="_Toc242112124"/>
       <w:r>
         <w:rPr>
           <w:lang w:val="ru-RU"/>
@@ -31620,7 +31599,7 @@
           <w:lang w:val="ru-RU"/>
         </w:rPr>
       </w:pPr>
-      <w:bookmarkStart w:id="49" w:name="_Toc242111292"/>
+      <w:bookmarkStart w:id="49" w:name="_Toc242112125"/>
       <w:r>
         <w:rPr>
           <w:lang w:val="ru-RU"/>
@@ -32281,7 +32260,7 @@
           <w:lang w:val="ru-RU"/>
         </w:rPr>
       </w:pPr>
-      <w:bookmarkStart w:id="50" w:name="_Toc242111293"/>
+      <w:bookmarkStart w:id="50" w:name="_Toc242112126"/>
       <w:r>
         <w:rPr>
           <w:lang w:val="ru-RU"/>
@@ -32708,7 +32687,7 @@
           <w:lang w:val="ru-RU"/>
         </w:rPr>
       </w:pPr>
-      <w:bookmarkStart w:id="51" w:name="_Toc242111294"/>
+      <w:bookmarkStart w:id="51" w:name="_Toc242112127"/>
       <w:r>
         <w:rPr>
           <w:lang w:val="ru-RU"/>
@@ -33157,7 +33136,7 @@
           <w:lang w:val="ru-RU"/>
         </w:rPr>
       </w:pPr>
-      <w:bookmarkStart w:id="52" w:name="_Toc242111295"/>
+      <w:bookmarkStart w:id="52" w:name="_Toc242112128"/>
       <w:r>
         <w:rPr>
           <w:lang w:val="ru-RU"/>
@@ -33323,7 +33302,7 @@
           <w:lang w:val="ru-RU"/>
         </w:rPr>
       </w:pPr>
-      <w:bookmarkStart w:id="53" w:name="_Toc242111296"/>
+      <w:bookmarkStart w:id="53" w:name="_Toc242112129"/>
       <w:r>
         <w:rPr>
           <w:lang w:val="ru-RU"/>
@@ -33582,7 +33561,7 @@
           <w:lang w:val="ru-RU"/>
         </w:rPr>
       </w:pPr>
-      <w:bookmarkStart w:id="54" w:name="_Toc242111297"/>
+      <w:bookmarkStart w:id="54" w:name="_Toc242112130"/>
       <w:r>
         <w:rPr>
           <w:lang w:val="ru-RU"/>
@@ -33599,7 +33578,7 @@
           <w:lang w:val="ru-RU"/>
         </w:rPr>
       </w:pPr>
-      <w:bookmarkStart w:id="55" w:name="_Toc242111298"/>
+      <w:bookmarkStart w:id="55" w:name="_Toc242112131"/>
       <w:r>
         <w:rPr>
           <w:lang w:val="ru-RU"/>
@@ -33690,7 +33669,7 @@
           <w:lang w:val="ru-RU"/>
         </w:rPr>
       </w:pPr>
-      <w:bookmarkStart w:id="56" w:name="_Toc242111299"/>
+      <w:bookmarkStart w:id="56" w:name="_Toc242112132"/>
       <w:r>
         <w:rPr>
           <w:lang w:val="ru-RU"/>
@@ -34620,7 +34599,7 @@
           <w:lang w:val="ru-RU"/>
         </w:rPr>
       </w:pPr>
-      <w:bookmarkStart w:id="57" w:name="_Toc242111300"/>
+      <w:bookmarkStart w:id="57" w:name="_Toc242112133"/>
       <w:r>
         <w:rPr>
           <w:lang w:val="ru-RU"/>
@@ -34863,7 +34842,7 @@
               <w:pStyle w:val="Tabletext"/>
             </w:pPr>
             <w:r>
-              <w:t>вбудований світлодіод</w:t>
+              <w:t>рисунок 1.1, вбудований світлодіод</w:t>
             </w:r>
           </w:p>
         </w:tc>
@@ -35421,7 +35400,7 @@
         <w:rPr>
           <w:lang w:val="ru-RU"/>
         </w:rPr>
-        <w:t>Мета: встановити середовище, прошити плату готовою прошивкою і власною програмою.</w:t>
+        <w:t>Мета: встановити середовище, прошити плату готовою прошивкою і власною програмою, виміряти напругу входом АЦП.</w:t>
       </w:r>
     </w:p>
     <w:p>
@@ -35545,6 +35524,19 @@
         <w:rPr>
           <w:lang w:val="ru-RU"/>
         </w:rPr>
+        <w:t>4) Підключити дільник рисунка 1.1 до GPIO34, перевірити його готовою прошивкою і власним скетчем, порівняти з мультиметром.</w:t>
+      </w:r>
+    </w:p>
+    <w:p>
+      <w:pPr>
+        <w:rPr>
+          <w:lang w:val="ru-RU"/>
+        </w:rPr>
+      </w:pPr>
+      <w:r>
+        <w:rPr>
+          <w:lang w:val="ru-RU"/>
+        </w:rPr>
         <w:t xml:space="preserve">Контрольні питання: чим номер </w:t>
       </w:r>
       <w:r>
@@ -35763,6 +35755,7 @@
         <w:rPr>
           <w:lang w:val="ru-RU"/>
         </w:rPr>
+        <w:lastRenderedPageBreak/>
         <w:t>2) Зібрати схему рисунка 3.4, перевірити її готовою прошивкою з панелі сайту.</w:t>
       </w:r>
     </w:p>
@@ -35776,51 +35769,518 @@
         <w:rPr>
           <w:lang w:val="ru-RU"/>
         </w:rPr>
+        <w:t xml:space="preserve">3) Написати програму, яка вмикає реле кнопкою </w:t>
+      </w:r>
+      <w:r>
+        <w:t>SB</w:t>
+      </w:r>
+      <w:r>
+        <w:rPr>
+          <w:lang w:val="ru-RU"/>
+        </w:rPr>
+        <w:t>1 і вимикає через 30 с.</w:t>
+      </w:r>
+    </w:p>
+    <w:p>
+      <w:pPr>
+        <w:rPr>
+          <w:lang w:val="ru-RU"/>
+        </w:rPr>
+      </w:pPr>
+      <w:r>
+        <w:rPr>
+          <w:lang w:val="ru-RU"/>
+        </w:rPr>
+        <w:t xml:space="preserve">Контрольні питання: навіщо діод </w:t>
+      </w:r>
+      <w:r>
+        <w:t>VD</w:t>
+      </w:r>
+      <w:r>
+        <w:rPr>
+          <w:lang w:val="ru-RU"/>
+        </w:rPr>
+        <w:t xml:space="preserve">1 і чому він увімкнений у зворотному напрямку? Яку функцію виконує </w:t>
+      </w:r>
+      <w:r>
+        <w:t>R</w:t>
+      </w:r>
+      <w:r>
+        <w:rPr>
+          <w:lang w:val="ru-RU"/>
+        </w:rPr>
+        <w:t xml:space="preserve">2? Чим відрізняються контакти </w:t>
+      </w:r>
+      <w:r>
+        <w:t>NO</w:t>
+      </w:r>
+      <w:r>
+        <w:rPr>
+          <w:lang w:val="ru-RU"/>
+        </w:rPr>
+        <w:t xml:space="preserve"> і </w:t>
+      </w:r>
+      <w:r>
+        <w:t>NC</w:t>
+      </w:r>
+      <w:r>
+        <w:rPr>
+          <w:lang w:val="ru-RU"/>
+        </w:rPr>
+        <w:t>?</w:t>
+      </w:r>
+    </w:p>
+    <w:p>
+      <w:pPr>
+        <w:pStyle w:val="31"/>
+        <w:rPr>
+          <w:lang w:val="ru-RU"/>
+        </w:rPr>
+      </w:pPr>
+      <w:r>
+        <w:rPr>
+          <w:lang w:val="ru-RU"/>
+        </w:rPr>
+        <w:t>Лабораторна робота 5. Датчики температури, вологості і тиску</w:t>
+      </w:r>
+    </w:p>
+    <w:p>
+      <w:pPr>
+        <w:rPr>
+          <w:lang w:val="ru-RU"/>
+        </w:rPr>
+      </w:pPr>
+      <w:r>
+        <w:rPr>
+          <w:lang w:val="ru-RU"/>
+        </w:rPr>
+        <w:t xml:space="preserve">Мета: опанувати цифрові датчики з однопровідним інтерфейсом і інтерфейсом </w:t>
+      </w:r>
+      <w:r>
+        <w:t>I</w:t>
+      </w:r>
+      <w:r>
+        <w:rPr>
+          <w:lang w:val="ru-RU"/>
+        </w:rPr>
+        <w:t>2</w:t>
+      </w:r>
+      <w:r>
+        <w:t>C</w:t>
+      </w:r>
+      <w:r>
+        <w:rPr>
+          <w:lang w:val="ru-RU"/>
+        </w:rPr>
+        <w:t>.</w:t>
+      </w:r>
+    </w:p>
+    <w:p>
+      <w:pPr>
+        <w:rPr>
+          <w:lang w:val="ru-RU"/>
+        </w:rPr>
+      </w:pPr>
+      <w:r>
+        <w:rPr>
+          <w:lang w:val="ru-RU"/>
+        </w:rPr>
+        <w:t>1) Зібрати схеми рисунків 4.1 і 4.3, перевірити їх готовою прошивкою.</w:t>
+      </w:r>
+    </w:p>
+    <w:p>
+      <w:pPr>
+        <w:rPr>
+          <w:lang w:val="ru-RU"/>
+        </w:rPr>
+      </w:pPr>
+      <w:r>
+        <w:rPr>
+          <w:lang w:val="ru-RU"/>
+        </w:rPr>
+        <w:t xml:space="preserve">2) Додати до проєкту драйвери </w:t>
+      </w:r>
+      <w:r>
+        <w:t>DHT</w:t>
+      </w:r>
+      <w:r>
+        <w:rPr>
+          <w:lang w:val="ru-RU"/>
+        </w:rPr>
+        <w:t xml:space="preserve"> і </w:t>
+      </w:r>
+      <w:r>
+        <w:t>BMP</w:t>
+      </w:r>
+      <w:r>
+        <w:rPr>
+          <w:lang w:val="ru-RU"/>
+        </w:rPr>
+        <w:t>180, записати 10 пар показів своєї програми і системи.</w:t>
+      </w:r>
+    </w:p>
+    <w:p>
+      <w:pPr>
+        <w:rPr>
+          <w:lang w:val="ru-RU"/>
+        </w:rPr>
+      </w:pPr>
+      <w:r>
+        <w:rPr>
+          <w:lang w:val="ru-RU"/>
+        </w:rPr>
+        <w:t xml:space="preserve">3) Порівняти температуру </w:t>
+      </w:r>
+      <w:r>
+        <w:t>DHT</w:t>
+      </w:r>
+      <w:r>
+        <w:rPr>
+          <w:lang w:val="ru-RU"/>
+        </w:rPr>
+        <w:t xml:space="preserve"> і </w:t>
+      </w:r>
+      <w:r>
+        <w:t>BMP</w:t>
+      </w:r>
+      <w:r>
+        <w:rPr>
+          <w:lang w:val="ru-RU"/>
+        </w:rPr>
+        <w:t>180, пояснити розбіжність.</w:t>
+      </w:r>
+    </w:p>
+    <w:p>
+      <w:pPr>
+        <w:rPr>
+          <w:lang w:val="ru-RU"/>
+        </w:rPr>
+      </w:pPr>
+      <w:r>
+        <w:rPr>
+          <w:lang w:val="ru-RU"/>
+        </w:rPr>
+        <w:t xml:space="preserve">Контрольні питання: як датчик </w:t>
+      </w:r>
+      <w:r>
+        <w:t>DHT</w:t>
+      </w:r>
+      <w:r>
+        <w:rPr>
+          <w:lang w:val="ru-RU"/>
+        </w:rPr>
+        <w:t xml:space="preserve"> кодує біти «0» і «1»? Навіщо підтягувальний резистор на лінії </w:t>
+      </w:r>
+      <w:r>
+        <w:t>DATA</w:t>
+      </w:r>
+      <w:r>
+        <w:rPr>
+          <w:lang w:val="ru-RU"/>
+        </w:rPr>
+        <w:t xml:space="preserve">? Як дізнатися адресу пристрою на шині </w:t>
+      </w:r>
+      <w:r>
+        <w:t>I</w:t>
+      </w:r>
+      <w:r>
+        <w:rPr>
+          <w:lang w:val="ru-RU"/>
+        </w:rPr>
+        <w:t>2</w:t>
+      </w:r>
+      <w:r>
+        <w:t>C</w:t>
+      </w:r>
+      <w:r>
+        <w:rPr>
+          <w:lang w:val="ru-RU"/>
+        </w:rPr>
+        <w:t>?</w:t>
+      </w:r>
+    </w:p>
+    <w:p>
+      <w:pPr>
+        <w:pStyle w:val="31"/>
+        <w:rPr>
+          <w:lang w:val="ru-RU"/>
+        </w:rPr>
+      </w:pPr>
+      <w:r>
+        <w:rPr>
+          <w:lang w:val="ru-RU"/>
+        </w:rPr>
+        <w:t>Лабораторна робота 6. Аналогові датчики</w:t>
+      </w:r>
+    </w:p>
+    <w:p>
+      <w:pPr>
+        <w:rPr>
+          <w:lang w:val="ru-RU"/>
+        </w:rPr>
+      </w:pPr>
+      <w:r>
+        <w:rPr>
+          <w:lang w:val="ru-RU"/>
+        </w:rPr>
+        <w:t>Мета: навчитися вимірювати напругу АЦП, узгоджувати рівні дільником і калібрувати датчик.</w:t>
+      </w:r>
+    </w:p>
+    <w:p>
+      <w:pPr>
+        <w:rPr>
+          <w:lang w:val="ru-RU"/>
+        </w:rPr>
+      </w:pPr>
+      <w:r>
+        <w:rPr>
+          <w:lang w:val="ru-RU"/>
+        </w:rPr>
+        <w:t xml:space="preserve">1) Зібрати схему рисунка 4.4, виміряти напругу на </w:t>
+      </w:r>
+      <w:r>
+        <w:t>AO</w:t>
+      </w:r>
+      <w:r>
+        <w:rPr>
+          <w:lang w:val="ru-RU"/>
+        </w:rPr>
+        <w:t xml:space="preserve"> і на </w:t>
+      </w:r>
+      <w:r>
+        <w:t>GPIO</w:t>
+      </w:r>
+      <w:r>
+        <w:rPr>
+          <w:lang w:val="ru-RU"/>
+        </w:rPr>
+        <w:t>34 мультиметром і програмою.</w:t>
+      </w:r>
+    </w:p>
+    <w:p>
+      <w:pPr>
+        <w:rPr>
+          <w:lang w:val="ru-RU"/>
+        </w:rPr>
+      </w:pPr>
+      <w:r>
+        <w:rPr>
+          <w:lang w:val="ru-RU"/>
+        </w:rPr>
+        <w:t>2) За схемою рисунка 4.6 побудувати залежність коду АЦП від освітлення (темрява, кімната, ліхтарик).</w:t>
+      </w:r>
+    </w:p>
+    <w:p>
+      <w:pPr>
+        <w:rPr>
+          <w:lang w:val="ru-RU"/>
+        </w:rPr>
+      </w:pPr>
+      <w:r>
+        <w:rPr>
+          <w:lang w:val="ru-RU"/>
+        </w:rPr>
+        <w:t>3) Відкалібрувати датчик ґрунту (рисунок 4.7) у повітрі та воді, внести значення в програму і на сайт.</w:t>
+      </w:r>
+    </w:p>
+    <w:p>
+      <w:pPr>
+        <w:rPr>
+          <w:lang w:val="ru-RU"/>
+        </w:rPr>
+      </w:pPr>
+      <w:r>
+        <w:rPr>
+          <w:lang w:val="ru-RU"/>
+        </w:rPr>
+        <w:t xml:space="preserve">Контрольні питання: чому аналогові датчики підключають до АЦП1? Як вибрати опори дільника для датчика з виходом 0…5 В? Чому </w:t>
+      </w:r>
+      <w:r>
+        <w:t>MQ</w:t>
+      </w:r>
+      <w:r>
+        <w:rPr>
+          <w:lang w:val="ru-RU"/>
+        </w:rPr>
+        <w:t>-2 калібрують у чистому повітрі?</w:t>
+      </w:r>
+    </w:p>
+    <w:p>
+      <w:pPr>
+        <w:pStyle w:val="31"/>
+        <w:rPr>
+          <w:lang w:val="ru-RU"/>
+        </w:rPr>
+      </w:pPr>
+      <w:r>
+        <w:rPr>
+          <w:lang w:val="ru-RU"/>
+        </w:rPr>
         <w:lastRenderedPageBreak/>
-        <w:t xml:space="preserve">3) Написати програму, яка вмикає реле кнопкою </w:t>
-      </w:r>
-      <w:r>
-        <w:t>SB</w:t>
-      </w:r>
-      <w:r>
-        <w:rPr>
-          <w:lang w:val="ru-RU"/>
-        </w:rPr>
-        <w:t>1 і вимикає через 30 с.</w:t>
-      </w:r>
-    </w:p>
-    <w:p>
-      <w:pPr>
-        <w:rPr>
-          <w:lang w:val="ru-RU"/>
-        </w:rPr>
-      </w:pPr>
-      <w:r>
-        <w:rPr>
-          <w:lang w:val="ru-RU"/>
-        </w:rPr>
-        <w:t xml:space="preserve">Контрольні питання: навіщо діод </w:t>
-      </w:r>
-      <w:r>
-        <w:t>VD</w:t>
-      </w:r>
-      <w:r>
-        <w:rPr>
-          <w:lang w:val="ru-RU"/>
-        </w:rPr>
-        <w:t xml:space="preserve">1 і чому він увімкнений у зворотному напрямку? Яку функцію виконує </w:t>
-      </w:r>
-      <w:r>
-        <w:t>R</w:t>
-      </w:r>
-      <w:r>
-        <w:rPr>
-          <w:lang w:val="ru-RU"/>
-        </w:rPr>
-        <w:t xml:space="preserve">2? Чим відрізняються контакти </w:t>
-      </w:r>
-      <w:r>
-        <w:t>NO</w:t>
+        <w:t>Лабораторна робота 7. Цифрові датчики подій і камера</w:t>
+      </w:r>
+    </w:p>
+    <w:p>
+      <w:pPr>
+        <w:rPr>
+          <w:lang w:val="ru-RU"/>
+        </w:rPr>
+      </w:pPr>
+      <w:r>
+        <w:rPr>
+          <w:lang w:val="ru-RU"/>
+        </w:rPr>
+        <w:t>Мета: навчитися обробляти події цифрових датчиків і використовувати камеру як датчик.</w:t>
+      </w:r>
+    </w:p>
+    <w:p>
+      <w:pPr>
+        <w:rPr>
+          <w:lang w:val="ru-RU"/>
+        </w:rPr>
+      </w:pPr>
+      <w:r>
+        <w:rPr>
+          <w:lang w:val="ru-RU"/>
+        </w:rPr>
+        <w:t>1) Зібрати схему рисунка 4.5, налаштувати пороги потенціометрами, перевірити сповіщення сайту.</w:t>
+      </w:r>
+    </w:p>
+    <w:p>
+      <w:pPr>
+        <w:rPr>
+          <w:lang w:val="ru-RU"/>
+        </w:rPr>
+      </w:pPr>
+      <w:r>
+        <w:rPr>
+          <w:lang w:val="ru-RU"/>
+        </w:rPr>
+        <w:t>2) Написати програму, яка вмикає світлодіод під час руху лише в темряві.</w:t>
+      </w:r>
+    </w:p>
+    <w:p>
+      <w:pPr>
+        <w:rPr>
+          <w:lang w:val="ru-RU"/>
+        </w:rPr>
+      </w:pPr>
+      <w:r>
+        <w:rPr>
+          <w:lang w:val="ru-RU"/>
+        </w:rPr>
+        <w:t xml:space="preserve">3) Прошити </w:t>
+      </w:r>
+      <w:r>
+        <w:t>ESP</w:t>
+      </w:r>
+      <w:r>
+        <w:rPr>
+          <w:lang w:val="ru-RU"/>
+        </w:rPr>
+        <w:t>32-</w:t>
+      </w:r>
+      <w:r>
+        <w:t>CAM</w:t>
+      </w:r>
+      <w:r>
+        <w:rPr>
+          <w:lang w:val="ru-RU"/>
+        </w:rPr>
+        <w:t xml:space="preserve"> через перехідник </w:t>
+      </w:r>
+      <w:r>
+        <w:t>ESP</w:t>
+      </w:r>
+      <w:r>
+        <w:rPr>
+          <w:lang w:val="ru-RU"/>
+        </w:rPr>
+        <w:t>32-</w:t>
+      </w:r>
+      <w:r>
+        <w:t>CAM</w:t>
+      </w:r>
+      <w:r>
+        <w:rPr>
+          <w:lang w:val="ru-RU"/>
+        </w:rPr>
+        <w:t>-</w:t>
+      </w:r>
+      <w:r>
+        <w:t>MB</w:t>
+      </w:r>
+      <w:r>
+        <w:rPr>
+          <w:lang w:val="ru-RU"/>
+        </w:rPr>
+        <w:t xml:space="preserve"> (рисунок 4.8), перевірити живе зображення на сторінці «Камери».</w:t>
+      </w:r>
+    </w:p>
+    <w:p>
+      <w:pPr>
+        <w:rPr>
+          <w:lang w:val="ru-RU"/>
+        </w:rPr>
+      </w:pPr>
+      <w:r>
+        <w:rPr>
+          <w:lang w:val="ru-RU"/>
+        </w:rPr>
+        <w:t xml:space="preserve">Контрольні питання: що означає «активний низький рівень»? Чому цифрові датчики вигідніше публікувати за подією, а не за розкладом? Яку функцію виконує схема автоматичного скидання перехідника </w:t>
+      </w:r>
+      <w:r>
+        <w:t>ESP</w:t>
+      </w:r>
+      <w:r>
+        <w:rPr>
+          <w:lang w:val="ru-RU"/>
+        </w:rPr>
+        <w:t>32-</w:t>
+      </w:r>
+      <w:r>
+        <w:t>CAM</w:t>
+      </w:r>
+      <w:r>
+        <w:rPr>
+          <w:lang w:val="ru-RU"/>
+        </w:rPr>
+        <w:t>-</w:t>
+      </w:r>
+      <w:r>
+        <w:t>MB</w:t>
+      </w:r>
+      <w:r>
+        <w:rPr>
+          <w:lang w:val="ru-RU"/>
+        </w:rPr>
+        <w:t>?</w:t>
+      </w:r>
+    </w:p>
+    <w:p>
+      <w:pPr>
+        <w:pStyle w:val="31"/>
+        <w:rPr>
+          <w:lang w:val="ru-RU"/>
+        </w:rPr>
+      </w:pPr>
+      <w:r>
+        <w:rPr>
+          <w:lang w:val="ru-RU"/>
+        </w:rPr>
+        <w:t xml:space="preserve">Лабораторна робота 8. Шини </w:t>
+      </w:r>
+      <w:r>
+        <w:t>I</w:t>
+      </w:r>
+      <w:r>
+        <w:rPr>
+          <w:lang w:val="ru-RU"/>
+        </w:rPr>
+        <w:t>2</w:t>
+      </w:r>
+      <w:r>
+        <w:t>C</w:t>
       </w:r>
       <w:r>
         <w:rPr>
@@ -35829,7 +36289,347 @@
         <w:t xml:space="preserve"> і </w:t>
       </w:r>
       <w:r>
-        <w:t>NC</w:t>
+        <w:t>SPI</w:t>
+      </w:r>
+      <w:r>
+        <w:rPr>
+          <w:lang w:val="ru-RU"/>
+        </w:rPr>
+        <w:t xml:space="preserve">: дисплеї та </w:t>
+      </w:r>
+      <w:r>
+        <w:t>NFC</w:t>
+      </w:r>
+    </w:p>
+    <w:p>
+      <w:pPr>
+        <w:rPr>
+          <w:lang w:val="ru-RU"/>
+        </w:rPr>
+      </w:pPr>
+      <w:r>
+        <w:rPr>
+          <w:lang w:val="ru-RU"/>
+        </w:rPr>
+        <w:t>Мета: навчитися підключати кілька пристроїв до шини та виводити дані на графічний дисплей.</w:t>
+      </w:r>
+    </w:p>
+    <w:p>
+      <w:pPr>
+        <w:rPr>
+          <w:lang w:val="ru-RU"/>
+        </w:rPr>
+      </w:pPr>
+      <w:r>
+        <w:rPr>
+          <w:lang w:val="ru-RU"/>
+        </w:rPr>
+        <w:t xml:space="preserve">1) Зібрати шину </w:t>
+      </w:r>
+      <w:r>
+        <w:t>I</w:t>
+      </w:r>
+      <w:r>
+        <w:rPr>
+          <w:lang w:val="ru-RU"/>
+        </w:rPr>
+        <w:t>2</w:t>
+      </w:r>
+      <w:r>
+        <w:t>C</w:t>
+      </w:r>
+      <w:r>
+        <w:rPr>
+          <w:lang w:val="ru-RU"/>
+        </w:rPr>
+        <w:t xml:space="preserve"> за рисунком 5.1, виконати сканування, записати адреси.</w:t>
+      </w:r>
+    </w:p>
+    <w:p>
+      <w:pPr>
+        <w:rPr>
+          <w:lang w:val="ru-RU"/>
+        </w:rPr>
+      </w:pPr>
+      <w:r>
+        <w:rPr>
+          <w:lang w:val="ru-RU"/>
+        </w:rPr>
+        <w:t>2) Вивести на дисплей покази чотирьох датчиків у вигляді, аналогічному рисунку 5.5.</w:t>
+      </w:r>
+    </w:p>
+    <w:p>
+      <w:pPr>
+        <w:rPr>
+          <w:lang w:val="ru-RU"/>
+        </w:rPr>
+      </w:pPr>
+      <w:r>
+        <w:rPr>
+          <w:lang w:val="ru-RU"/>
+        </w:rPr>
+        <w:t xml:space="preserve">3) Зібрати схему рисунка 5.6, реалізувати доступ за списком дозволених </w:t>
+      </w:r>
+      <w:r>
+        <w:t>UID</w:t>
+      </w:r>
+      <w:r>
+        <w:rPr>
+          <w:lang w:val="ru-RU"/>
+        </w:rPr>
+        <w:t>: дозволена мітка вмикає реле на 3 с.</w:t>
+      </w:r>
+    </w:p>
+    <w:p>
+      <w:pPr>
+        <w:rPr>
+          <w:lang w:val="ru-RU"/>
+        </w:rPr>
+      </w:pPr>
+      <w:r>
+        <w:rPr>
+          <w:lang w:val="ru-RU"/>
+        </w:rPr>
+        <w:t xml:space="preserve">Контрольні питання: чому лінії </w:t>
+      </w:r>
+      <w:r>
+        <w:t>I</w:t>
+      </w:r>
+      <w:r>
+        <w:rPr>
+          <w:lang w:val="ru-RU"/>
+        </w:rPr>
+        <w:t>2</w:t>
+      </w:r>
+      <w:r>
+        <w:t>C</w:t>
+      </w:r>
+      <w:r>
+        <w:rPr>
+          <w:lang w:val="ru-RU"/>
+        </w:rPr>
+        <w:t xml:space="preserve"> потребують підтяжок? Скільки ліній потрібно для трьох пристроїв на шині </w:t>
+      </w:r>
+      <w:r>
+        <w:t>SPI</w:t>
+      </w:r>
+      <w:r>
+        <w:rPr>
+          <w:lang w:val="ru-RU"/>
+        </w:rPr>
+        <w:t xml:space="preserve">? Чому </w:t>
+      </w:r>
+      <w:r>
+        <w:t>RC</w:t>
+      </w:r>
+      <w:r>
+        <w:rPr>
+          <w:lang w:val="ru-RU"/>
+        </w:rPr>
+        <w:t>522 не можна живити від 5 В?</w:t>
+      </w:r>
+    </w:p>
+    <w:p>
+      <w:pPr>
+        <w:pStyle w:val="31"/>
+        <w:rPr>
+          <w:lang w:val="ru-RU"/>
+        </w:rPr>
+      </w:pPr>
+      <w:r>
+        <w:rPr>
+          <w:lang w:val="ru-RU"/>
+        </w:rPr>
+        <w:t xml:space="preserve">Лабораторна робота 9. Наскрізний проєкт із передаванням даних за </w:t>
+      </w:r>
+      <w:r>
+        <w:t>MQTT</w:t>
+      </w:r>
+    </w:p>
+    <w:p>
+      <w:pPr>
+        <w:rPr>
+          <w:lang w:val="ru-RU"/>
+        </w:rPr>
+      </w:pPr>
+      <w:r>
+        <w:rPr>
+          <w:lang w:val="ru-RU"/>
+        </w:rPr>
+        <w:t>Мета: об'єднати модулі стенда в одну програму та передавати дані на сервер.</w:t>
+      </w:r>
+    </w:p>
+    <w:p>
+      <w:pPr>
+        <w:rPr>
+          <w:lang w:val="ru-RU"/>
+        </w:rPr>
+      </w:pPr>
+      <w:r>
+        <w:rPr>
+          <w:lang w:val="ru-RU"/>
+        </w:rPr>
+        <w:t>1) Зібрати стенд за додатком А, перевірити всі модулі готовою прошивкою.</w:t>
+      </w:r>
+    </w:p>
+    <w:p>
+      <w:pPr>
+        <w:rPr>
+          <w:lang w:val="ru-RU"/>
+        </w:rPr>
+      </w:pPr>
+      <w:r>
+        <w:rPr>
+          <w:lang w:val="ru-RU"/>
+        </w:rPr>
+        <w:t xml:space="preserve">2) Завантажити скетч додатка Б зі своїми параметрами в </w:t>
+      </w:r>
+      <w:r>
+        <w:t>config</w:t>
+      </w:r>
+      <w:r>
+        <w:rPr>
+          <w:lang w:val="ru-RU"/>
+        </w:rPr>
+        <w:t>.</w:t>
+      </w:r>
+      <w:r>
+        <w:t>h</w:t>
+      </w:r>
+      <w:r>
+        <w:rPr>
+          <w:lang w:val="ru-RU"/>
+        </w:rPr>
+        <w:t xml:space="preserve">, перевірити повідомлення командою </w:t>
+      </w:r>
+      <w:r>
+        <w:t>mosquitto</w:t>
+      </w:r>
+      <w:r>
+        <w:rPr>
+          <w:lang w:val="ru-RU"/>
+        </w:rPr>
+        <w:t>_</w:t>
+      </w:r>
+      <w:r>
+        <w:t>sub</w:t>
+      </w:r>
+      <w:r>
+        <w:rPr>
+          <w:lang w:val="ru-RU"/>
+        </w:rPr>
+        <w:t>.</w:t>
+      </w:r>
+    </w:p>
+    <w:p>
+      <w:pPr>
+        <w:rPr>
+          <w:lang w:val="ru-RU"/>
+        </w:rPr>
+      </w:pPr>
+      <w:r>
+        <w:rPr>
+          <w:lang w:val="ru-RU"/>
+        </w:rPr>
+        <w:lastRenderedPageBreak/>
+        <w:t xml:space="preserve">3) Надіслати команду </w:t>
+      </w:r>
+      <w:r>
+        <w:t>relay</w:t>
+      </w:r>
+      <w:r>
+        <w:rPr>
+          <w:lang w:val="ru-RU"/>
+        </w:rPr>
+        <w:t>/</w:t>
+      </w:r>
+      <w:r>
+        <w:t>set</w:t>
+      </w:r>
+      <w:r>
+        <w:rPr>
+          <w:lang w:val="ru-RU"/>
+        </w:rPr>
+        <w:t xml:space="preserve"> і переконатися, що реле перемикається; вимкнути </w:t>
+      </w:r>
+      <w:r>
+        <w:t>Wi</w:t>
+      </w:r>
+      <w:r>
+        <w:rPr>
+          <w:lang w:val="ru-RU"/>
+        </w:rPr>
+        <w:t>-</w:t>
+      </w:r>
+      <w:r>
+        <w:t>Fi</w:t>
+      </w:r>
+      <w:r>
+        <w:rPr>
+          <w:lang w:val="ru-RU"/>
+        </w:rPr>
+        <w:t>-точку і перевірити, що датчики та дисплей працюють без мережі.</w:t>
+      </w:r>
+    </w:p>
+    <w:p>
+      <w:pPr>
+        <w:rPr>
+          <w:lang w:val="ru-RU"/>
+        </w:rPr>
+      </w:pPr>
+      <w:r>
+        <w:rPr>
+          <w:lang w:val="ru-RU"/>
+        </w:rPr>
+        <w:t xml:space="preserve">Контрольні питання: чим відрізняються </w:t>
+      </w:r>
+      <w:r>
+        <w:t>QoS</w:t>
+      </w:r>
+      <w:r>
+        <w:rPr>
+          <w:lang w:val="ru-RU"/>
+        </w:rPr>
+        <w:t xml:space="preserve"> 0 і </w:t>
+      </w:r>
+      <w:r>
+        <w:t>QoS</w:t>
+      </w:r>
+      <w:r>
+        <w:rPr>
+          <w:lang w:val="ru-RU"/>
+        </w:rPr>
+        <w:t xml:space="preserve"> 1? Для чого викликати </w:t>
+      </w:r>
+      <w:r>
+        <w:t>mqtt</w:t>
+      </w:r>
+      <w:r>
+        <w:rPr>
+          <w:lang w:val="ru-RU"/>
+        </w:rPr>
+        <w:t>.</w:t>
+      </w:r>
+      <w:r>
+        <w:t>loop</w:t>
+      </w:r>
+      <w:r>
+        <w:rPr>
+          <w:lang w:val="ru-RU"/>
+        </w:rPr>
+        <w:t xml:space="preserve">() у кожному проході </w:t>
+      </w:r>
+      <w:r>
+        <w:t>loop</w:t>
+      </w:r>
+      <w:r>
+        <w:rPr>
+          <w:lang w:val="ru-RU"/>
+        </w:rPr>
+        <w:t xml:space="preserve">()? Чому повторне підключення до брокера не можна робити в циклі </w:t>
+      </w:r>
+      <w:r>
+        <w:t>while</w:t>
       </w:r>
       <w:r>
         <w:rPr>
@@ -35840,29 +36640,149 @@
     </w:p>
     <w:p>
       <w:pPr>
-        <w:pStyle w:val="31"/>
-        <w:rPr>
-          <w:lang w:val="ru-RU"/>
-        </w:rPr>
-      </w:pPr>
-      <w:r>
-        <w:rPr>
-          <w:lang w:val="ru-RU"/>
-        </w:rPr>
-        <w:t>Лабораторна робота 5. Датчики температури, вологості і тиску</w:t>
-      </w:r>
-    </w:p>
-    <w:p>
-      <w:pPr>
-        <w:rPr>
-          <w:lang w:val="ru-RU"/>
-        </w:rPr>
-      </w:pPr>
-      <w:r>
-        <w:rPr>
-          <w:lang w:val="ru-RU"/>
-        </w:rPr>
-        <w:t xml:space="preserve">Мета: опанувати цифрові датчики з однопровідним інтерфейсом і інтерфейсом </w:t>
+        <w:pStyle w:val="21"/>
+        <w:rPr>
+          <w:lang w:val="ru-RU"/>
+        </w:rPr>
+      </w:pPr>
+      <w:bookmarkStart w:id="58" w:name="_Toc242112134"/>
+      <w:r>
+        <w:rPr>
+          <w:lang w:val="ru-RU"/>
+        </w:rPr>
+        <w:t>7.4 Контрольні питання до практикуму</w:t>
+      </w:r>
+      <w:bookmarkEnd w:id="58"/>
+    </w:p>
+    <w:p>
+      <w:pPr>
+        <w:rPr>
+          <w:lang w:val="ru-RU"/>
+        </w:rPr>
+      </w:pPr>
+      <w:r>
+        <w:rPr>
+          <w:lang w:val="ru-RU"/>
+        </w:rPr>
+        <w:t>1) Сформулюйте закон Ома та закони Кірхгофа.</w:t>
+      </w:r>
+    </w:p>
+    <w:p>
+      <w:pPr>
+        <w:rPr>
+          <w:lang w:val="ru-RU"/>
+        </w:rPr>
+      </w:pPr>
+      <w:r>
+        <w:rPr>
+          <w:lang w:val="ru-RU"/>
+        </w:rPr>
+        <w:t>2) Розрахуйте дільник, що перетворює 0…12 В у 0…3 В.</w:t>
+      </w:r>
+    </w:p>
+    <w:p>
+      <w:pPr>
+        <w:rPr>
+          <w:lang w:val="ru-RU"/>
+        </w:rPr>
+      </w:pPr>
+      <w:r>
+        <w:rPr>
+          <w:lang w:val="ru-RU"/>
+        </w:rPr>
+        <w:t xml:space="preserve">3) Які логічні рівні має </w:t>
+      </w:r>
+      <w:r>
+        <w:t>ESP</w:t>
+      </w:r>
+      <w:r>
+        <w:rPr>
+          <w:lang w:val="ru-RU"/>
+        </w:rPr>
+        <w:t xml:space="preserve">32 і чому не можна подавати 5 В на </w:t>
+      </w:r>
+      <w:r>
+        <w:t>GPIO</w:t>
+      </w:r>
+      <w:r>
+        <w:rPr>
+          <w:lang w:val="ru-RU"/>
+        </w:rPr>
+        <w:t>?</w:t>
+      </w:r>
+    </w:p>
+    <w:p>
+      <w:pPr>
+        <w:rPr>
+          <w:lang w:val="ru-RU"/>
+        </w:rPr>
+      </w:pPr>
+      <w:r>
+        <w:rPr>
+          <w:lang w:val="ru-RU"/>
+        </w:rPr>
+        <w:t>4) Які дані записують у перелік елементів і в якому порядку?</w:t>
+      </w:r>
+    </w:p>
+    <w:p>
+      <w:pPr>
+        <w:rPr>
+          <w:lang w:val="ru-RU"/>
+        </w:rPr>
+      </w:pPr>
+      <w:r>
+        <w:rPr>
+          <w:lang w:val="ru-RU"/>
+        </w:rPr>
+        <w:t>5) Який стандарт визначає умовні графічні позначення на схемах і як позначаються резистор, світлодіод і обмотка реле?</w:t>
+      </w:r>
+    </w:p>
+    <w:p>
+      <w:pPr>
+        <w:rPr>
+          <w:lang w:val="ru-RU"/>
+        </w:rPr>
+      </w:pPr>
+      <w:r>
+        <w:rPr>
+          <w:lang w:val="ru-RU"/>
+        </w:rPr>
+        <w:t xml:space="preserve">6) Чим відрізняються стапінг-виводи та виводи «лише вхід» </w:t>
+      </w:r>
+      <w:r>
+        <w:t>ESP</w:t>
+      </w:r>
+      <w:r>
+        <w:rPr>
+          <w:lang w:val="ru-RU"/>
+        </w:rPr>
+        <w:t>32?</w:t>
+      </w:r>
+    </w:p>
+    <w:p>
+      <w:pPr>
+        <w:rPr>
+          <w:lang w:val="ru-RU"/>
+        </w:rPr>
+      </w:pPr>
+      <w:r>
+        <w:rPr>
+          <w:lang w:val="ru-RU"/>
+        </w:rPr>
+        <w:t>7) Як працює транзисторний ключ і як розрахувати струм бази?</w:t>
+      </w:r>
+    </w:p>
+    <w:p>
+      <w:pPr>
+        <w:rPr>
+          <w:lang w:val="ru-RU"/>
+        </w:rPr>
+      </w:pPr>
+      <w:r>
+        <w:rPr>
+          <w:lang w:val="ru-RU"/>
+        </w:rPr>
+        <w:t xml:space="preserve">8) Порівняйте інтерфейси </w:t>
       </w:r>
       <w:r>
         <w:t>I</w:t>
@@ -35880,6 +36800,33 @@
         <w:rPr>
           <w:lang w:val="ru-RU"/>
         </w:rPr>
+        <w:t xml:space="preserve">, </w:t>
+      </w:r>
+      <w:r>
+        <w:t>SPI</w:t>
+      </w:r>
+      <w:r>
+        <w:rPr>
+          <w:lang w:val="ru-RU"/>
+        </w:rPr>
+        <w:t xml:space="preserve">, </w:t>
+      </w:r>
+      <w:r>
+        <w:t>UART</w:t>
+      </w:r>
+      <w:r>
+        <w:rPr>
+          <w:lang w:val="ru-RU"/>
+        </w:rPr>
+        <w:t xml:space="preserve"> і 1-</w:t>
+      </w:r>
+      <w:r>
+        <w:t>Wire</w:t>
+      </w:r>
+      <w:r>
+        <w:rPr>
+          <w:lang w:val="ru-RU"/>
+        </w:rPr>
         <w:t>.</w:t>
       </w:r>
     </w:p>
@@ -35893,1104 +36840,153 @@
         <w:rPr>
           <w:lang w:val="ru-RU"/>
         </w:rPr>
-        <w:t>1) Зібрати схеми рисунків 4.1 і 4.3, перевірити їх готовою прошивкою.</w:t>
-      </w:r>
-    </w:p>
-    <w:p>
-      <w:pPr>
-        <w:rPr>
-          <w:lang w:val="ru-RU"/>
-        </w:rPr>
-      </w:pPr>
-      <w:r>
-        <w:rPr>
-          <w:lang w:val="ru-RU"/>
-        </w:rPr>
-        <w:t xml:space="preserve">2) Додати до проєкту драйвери </w:t>
-      </w:r>
-      <w:r>
-        <w:t>DHT</w:t>
-      </w:r>
-      <w:r>
-        <w:rPr>
-          <w:lang w:val="ru-RU"/>
-        </w:rPr>
-        <w:t xml:space="preserve"> і </w:t>
-      </w:r>
-      <w:r>
-        <w:t>BMP</w:t>
-      </w:r>
-      <w:r>
-        <w:rPr>
-          <w:lang w:val="ru-RU"/>
-        </w:rPr>
-        <w:t>180, записати 10 пар показів своєї програми і системи.</w:t>
-      </w:r>
-    </w:p>
-    <w:p>
-      <w:pPr>
-        <w:rPr>
-          <w:lang w:val="ru-RU"/>
-        </w:rPr>
-      </w:pPr>
-      <w:r>
-        <w:rPr>
-          <w:lang w:val="ru-RU"/>
-        </w:rPr>
-        <w:t xml:space="preserve">3) Порівняти температуру </w:t>
-      </w:r>
-      <w:r>
-        <w:t>DHT</w:t>
-      </w:r>
-      <w:r>
-        <w:rPr>
-          <w:lang w:val="ru-RU"/>
-        </w:rPr>
-        <w:t xml:space="preserve"> і </w:t>
-      </w:r>
-      <w:r>
-        <w:t>BMP</w:t>
-      </w:r>
-      <w:r>
-        <w:rPr>
-          <w:lang w:val="ru-RU"/>
-        </w:rPr>
-        <w:t>180, пояснити розбіжність.</w:t>
-      </w:r>
-    </w:p>
-    <w:p>
-      <w:pPr>
-        <w:rPr>
-          <w:lang w:val="ru-RU"/>
-        </w:rPr>
-      </w:pPr>
-      <w:r>
-        <w:rPr>
-          <w:lang w:val="ru-RU"/>
-        </w:rPr>
-        <w:t xml:space="preserve">Контрольні питання: як датчик </w:t>
-      </w:r>
-      <w:r>
-        <w:t>DHT</w:t>
-      </w:r>
-      <w:r>
-        <w:rPr>
-          <w:lang w:val="ru-RU"/>
-        </w:rPr>
-        <w:t xml:space="preserve"> кодує біти «0» і «1»? Навіщо підтягувальний резистор на лінії </w:t>
-      </w:r>
-      <w:r>
-        <w:t>DATA</w:t>
-      </w:r>
-      <w:r>
-        <w:rPr>
-          <w:lang w:val="ru-RU"/>
-        </w:rPr>
-        <w:t xml:space="preserve">? Як дізнатися адресу пристрою на шині </w:t>
-      </w:r>
-      <w:r>
-        <w:t>I</w:t>
-      </w:r>
-      <w:r>
-        <w:rPr>
-          <w:lang w:val="ru-RU"/>
-        </w:rPr>
-        <w:t>2</w:t>
-      </w:r>
-      <w:r>
-        <w:t>C</w:t>
-      </w:r>
-      <w:r>
-        <w:rPr>
-          <w:lang w:val="ru-RU"/>
-        </w:rPr>
-        <w:t>?</w:t>
-      </w:r>
-    </w:p>
-    <w:p>
-      <w:pPr>
-        <w:pStyle w:val="31"/>
-        <w:rPr>
-          <w:lang w:val="ru-RU"/>
-        </w:rPr>
-      </w:pPr>
-      <w:r>
-        <w:rPr>
-          <w:lang w:val="ru-RU"/>
-        </w:rPr>
-        <w:t>Лабораторна робота 6. Аналогові датчики</w:t>
-      </w:r>
-    </w:p>
-    <w:p>
-      <w:pPr>
-        <w:rPr>
-          <w:lang w:val="ru-RU"/>
-        </w:rPr>
-      </w:pPr>
-      <w:r>
-        <w:rPr>
-          <w:lang w:val="ru-RU"/>
-        </w:rPr>
-        <w:t>Мета: навчитися вимірювати напругу АЦП, узгоджувати рівні дільником і калібрувати датчик.</w:t>
-      </w:r>
-    </w:p>
-    <w:p>
-      <w:pPr>
-        <w:rPr>
-          <w:lang w:val="ru-RU"/>
-        </w:rPr>
-      </w:pPr>
-      <w:r>
-        <w:rPr>
-          <w:lang w:val="ru-RU"/>
-        </w:rPr>
-        <w:t xml:space="preserve">1) Зібрати схему рисунка 4.4, виміряти напругу на </w:t>
-      </w:r>
-      <w:r>
-        <w:t>AO</w:t>
-      </w:r>
-      <w:r>
-        <w:rPr>
-          <w:lang w:val="ru-RU"/>
-        </w:rPr>
-        <w:t xml:space="preserve"> і на </w:t>
-      </w:r>
-      <w:r>
-        <w:t>GPIO</w:t>
-      </w:r>
-      <w:r>
-        <w:rPr>
-          <w:lang w:val="ru-RU"/>
-        </w:rPr>
-        <w:t>34 мультиметром і програмою.</w:t>
-      </w:r>
-    </w:p>
-    <w:p>
-      <w:pPr>
-        <w:rPr>
-          <w:lang w:val="ru-RU"/>
-        </w:rPr>
-      </w:pPr>
-      <w:r>
-        <w:rPr>
-          <w:lang w:val="ru-RU"/>
-        </w:rPr>
-        <w:t>2) За схемою рисунка 4.6 побудувати залежність коду АЦП від освітлення (темрява, кімната, ліхтарик).</w:t>
-      </w:r>
-    </w:p>
-    <w:p>
-      <w:pPr>
-        <w:rPr>
-          <w:lang w:val="ru-RU"/>
-        </w:rPr>
-      </w:pPr>
-      <w:r>
-        <w:rPr>
-          <w:lang w:val="ru-RU"/>
-        </w:rPr>
-        <w:t>3) Відкалібрувати датчик ґрунту (рисунок 4.7) у повітрі та воді, внести значення в програму і на сайт.</w:t>
-      </w:r>
-    </w:p>
-    <w:p>
-      <w:pPr>
-        <w:rPr>
-          <w:lang w:val="ru-RU"/>
-        </w:rPr>
-      </w:pPr>
-      <w:r>
-        <w:rPr>
-          <w:lang w:val="ru-RU"/>
-        </w:rPr>
-        <w:t xml:space="preserve">Контрольні питання: чому аналогові датчики підключають до АЦП1? Як вибрати опори дільника для датчика з виходом 0…5 В? Чому </w:t>
-      </w:r>
-      <w:r>
-        <w:t>MQ</w:t>
-      </w:r>
-      <w:r>
-        <w:rPr>
-          <w:lang w:val="ru-RU"/>
-        </w:rPr>
-        <w:t>-2 калібрують у чистому повітрі?</w:t>
-      </w:r>
-    </w:p>
-    <w:p>
-      <w:pPr>
-        <w:pStyle w:val="31"/>
-        <w:rPr>
-          <w:lang w:val="ru-RU"/>
-        </w:rPr>
-      </w:pPr>
-      <w:r>
-        <w:rPr>
-          <w:lang w:val="ru-RU"/>
-        </w:rPr>
-        <w:t>Лабораторна робота 7. Цифрові датчики подій і камера</w:t>
-      </w:r>
-    </w:p>
-    <w:p>
-      <w:pPr>
-        <w:rPr>
-          <w:lang w:val="ru-RU"/>
-        </w:rPr>
-      </w:pPr>
-      <w:r>
-        <w:rPr>
-          <w:lang w:val="ru-RU"/>
-        </w:rPr>
-        <w:t>Мета: навчитися обробляти події цифрових датчиків і використовувати камеру як датчик.</w:t>
-      </w:r>
-    </w:p>
-    <w:p>
-      <w:pPr>
-        <w:rPr>
-          <w:lang w:val="ru-RU"/>
-        </w:rPr>
-      </w:pPr>
-      <w:r>
-        <w:rPr>
-          <w:lang w:val="ru-RU"/>
-        </w:rPr>
+        <w:t xml:space="preserve">9) Як влаштований топік </w:t>
+      </w:r>
+      <w:r>
+        <w:t>MQTT</w:t>
+      </w:r>
+      <w:r>
+        <w:rPr>
+          <w:lang w:val="ru-RU"/>
+        </w:rPr>
+        <w:t xml:space="preserve"> і що означають символи «+» та «#»?</w:t>
+      </w:r>
+    </w:p>
+    <w:p>
+      <w:pPr>
+        <w:rPr>
+          <w:lang w:val="ru-RU"/>
+        </w:rPr>
+      </w:pPr>
+      <w:r>
+        <w:rPr>
+          <w:lang w:val="ru-RU"/>
+        </w:rPr>
+        <w:t>10) Який порядок пошуку несправностей і чому схему спочатку перевіряють готовою прошивкою?</w:t>
+      </w:r>
+    </w:p>
+    <w:p>
+      <w:pPr>
+        <w:pStyle w:val="21"/>
+        <w:rPr>
+          <w:lang w:val="ru-RU"/>
+        </w:rPr>
+      </w:pPr>
+      <w:bookmarkStart w:id="59" w:name="_Toc242112135"/>
+      <w:r>
+        <w:rPr>
+          <w:lang w:val="ru-RU"/>
+        </w:rPr>
+        <w:t>7.5 Практична частина: пошук внесеної несправності</w:t>
+      </w:r>
+      <w:bookmarkEnd w:id="59"/>
+    </w:p>
+    <w:p>
+      <w:pPr>
+        <w:rPr>
+          <w:lang w:val="ru-RU"/>
+        </w:rPr>
+      </w:pPr>
+      <w:r>
+        <w:rPr>
+          <w:lang w:val="ru-RU"/>
+        </w:rPr>
+        <w:t>Завдання – знайти несправність, яку викладач вносить у зібраний стенд (переставлений провідник, вийнятий резистор підтяжки, невірний пін у налаштуваннях на сайті), діючи за алгоритмом рисунка 7.1.</w:t>
+      </w:r>
+    </w:p>
+    <w:p>
+      <w:pPr>
+        <w:rPr>
+          <w:lang w:val="ru-RU"/>
+        </w:rPr>
+      </w:pPr>
+      <w:r>
+        <w:rPr>
+          <w:b/>
+          <w:lang w:val="ru-RU"/>
+        </w:rPr>
+        <w:t>Крок 1. Схема.</w:t>
+      </w:r>
+      <w:r>
+        <w:rPr>
+          <w:lang w:val="ru-RU"/>
+        </w:rPr>
+        <w:t xml:space="preserve"> Порівняти зібраний стенд із таблицею А.1 та схемами розділів 3–5, прозвонити живлення і загальний провід усіх модулів.</w:t>
+      </w:r>
+    </w:p>
+    <w:p>
+      <w:pPr>
+        <w:rPr>
+          <w:lang w:val="ru-RU"/>
+        </w:rPr>
+      </w:pPr>
+      <w:r>
+        <w:rPr>
+          <w:b/>
+          <w:lang w:val="ru-RU"/>
+        </w:rPr>
+        <w:t xml:space="preserve">Крок 2. Журнал готової прошивки на </w:t>
+      </w:r>
+      <w:r>
+        <w:rPr>
+          <w:b/>
+        </w:rPr>
+        <w:t>ssn</w:t>
+      </w:r>
+      <w:r>
+        <w:rPr>
+          <w:b/>
+          <w:lang w:val="ru-RU"/>
+        </w:rPr>
+        <w:t>.</w:t>
+      </w:r>
+      <w:r>
+        <w:rPr>
+          <w:b/>
+        </w:rPr>
+        <w:t>pp</w:t>
+      </w:r>
+      <w:r>
+        <w:rPr>
+          <w:b/>
+          <w:lang w:val="ru-RU"/>
+        </w:rPr>
+        <w:t>.</w:t>
+      </w:r>
+      <w:r>
+        <w:rPr>
+          <w:b/>
+        </w:rPr>
+        <w:t>ua</w:t>
+      </w:r>
+      <w:r>
+        <w:rPr>
+          <w:b/>
+          <w:lang w:val="ru-RU"/>
+        </w:rPr>
+        <w:t>.</w:t>
+      </w:r>
+      <w:r>
+        <w:rPr>
+          <w:lang w:val="ru-RU"/>
+        </w:rPr>
+        <w:t xml:space="preserve"> На картці плати натиснути «Логи» → «Під'єднати через </w:t>
+      </w:r>
+      <w:r>
+        <w:t>USB</w:t>
+      </w:r>
+      <w:r>
+        <w:rPr>
+          <w:lang w:val="ru-RU"/>
+        </w:rPr>
+        <w:t xml:space="preserve">» і вибрати порт плати (рисунок 7.2). </w:t>
+      </w:r>
+      <w:r>
+        <w:t xml:space="preserve">У журналі видно рядки драйверів модулів: [DHT] … read failed, [MQ2] Ro = …, </w:t>
+      </w:r>
+      <w:r>
         <w:lastRenderedPageBreak/>
-        <w:t>1) Зібрати схему рисунка 4.5, налаштувати пороги потенціометрами, перевірити сповіщення сайту.</w:t>
-      </w:r>
-    </w:p>
-    <w:p>
-      <w:pPr>
-        <w:rPr>
-          <w:lang w:val="ru-RU"/>
-        </w:rPr>
-      </w:pPr>
-      <w:r>
-        <w:rPr>
-          <w:lang w:val="ru-RU"/>
-        </w:rPr>
-        <w:t>2) Написати програму, яка вмикає світлодіод під час руху лише в темряві.</w:t>
-      </w:r>
-    </w:p>
-    <w:p>
-      <w:pPr>
-        <w:rPr>
-          <w:lang w:val="ru-RU"/>
-        </w:rPr>
-      </w:pPr>
-      <w:r>
-        <w:rPr>
-          <w:lang w:val="ru-RU"/>
-        </w:rPr>
-        <w:t xml:space="preserve">3) Прошити </w:t>
-      </w:r>
-      <w:r>
-        <w:t>ESP</w:t>
-      </w:r>
-      <w:r>
-        <w:rPr>
-          <w:lang w:val="ru-RU"/>
-        </w:rPr>
-        <w:t>32-</w:t>
-      </w:r>
-      <w:r>
-        <w:t>CAM</w:t>
-      </w:r>
-      <w:r>
-        <w:rPr>
-          <w:lang w:val="ru-RU"/>
-        </w:rPr>
-        <w:t xml:space="preserve"> через перехідник </w:t>
-      </w:r>
-      <w:r>
-        <w:t>ESP</w:t>
-      </w:r>
-      <w:r>
-        <w:rPr>
-          <w:lang w:val="ru-RU"/>
-        </w:rPr>
-        <w:t>32-</w:t>
-      </w:r>
-      <w:r>
-        <w:t>CAM</w:t>
-      </w:r>
-      <w:r>
-        <w:rPr>
-          <w:lang w:val="ru-RU"/>
-        </w:rPr>
-        <w:t>-</w:t>
-      </w:r>
-      <w:r>
-        <w:t>MB</w:t>
-      </w:r>
-      <w:r>
-        <w:rPr>
-          <w:lang w:val="ru-RU"/>
-        </w:rPr>
-        <w:t xml:space="preserve"> (рисунок 4.8), перевірити живе зображення на сторінці «Камери».</w:t>
-      </w:r>
-    </w:p>
-    <w:p>
-      <w:pPr>
-        <w:rPr>
-          <w:lang w:val="ru-RU"/>
-        </w:rPr>
-      </w:pPr>
-      <w:r>
-        <w:rPr>
-          <w:lang w:val="ru-RU"/>
-        </w:rPr>
-        <w:t xml:space="preserve">Контрольні питання: що означає «активний низький рівень»? Чому цифрові датчики вигідніше публікувати за подією, а не за розкладом? Яку функцію виконує схема автоматичного скидання перехідника </w:t>
-      </w:r>
-      <w:r>
-        <w:t>ESP</w:t>
-      </w:r>
-      <w:r>
-        <w:rPr>
-          <w:lang w:val="ru-RU"/>
-        </w:rPr>
-        <w:t>32-</w:t>
-      </w:r>
-      <w:r>
-        <w:t>CAM</w:t>
-      </w:r>
-      <w:r>
-        <w:rPr>
-          <w:lang w:val="ru-RU"/>
-        </w:rPr>
-        <w:t>-</w:t>
-      </w:r>
-      <w:r>
-        <w:t>MB</w:t>
-      </w:r>
-      <w:r>
-        <w:rPr>
-          <w:lang w:val="ru-RU"/>
-        </w:rPr>
-        <w:t>?</w:t>
-      </w:r>
-    </w:p>
-    <w:p>
-      <w:pPr>
-        <w:pStyle w:val="31"/>
-        <w:rPr>
-          <w:lang w:val="ru-RU"/>
-        </w:rPr>
-      </w:pPr>
-      <w:r>
-        <w:rPr>
-          <w:lang w:val="ru-RU"/>
-        </w:rPr>
-        <w:t xml:space="preserve">Лабораторна робота 8. Шини </w:t>
-      </w:r>
-      <w:r>
-        <w:t>I</w:t>
-      </w:r>
-      <w:r>
-        <w:rPr>
-          <w:lang w:val="ru-RU"/>
-        </w:rPr>
-        <w:t>2</w:t>
-      </w:r>
-      <w:r>
-        <w:t>C</w:t>
-      </w:r>
-      <w:r>
-        <w:rPr>
-          <w:lang w:val="ru-RU"/>
-        </w:rPr>
-        <w:t xml:space="preserve"> і </w:t>
-      </w:r>
-      <w:r>
-        <w:t>SPI</w:t>
-      </w:r>
-      <w:r>
-        <w:rPr>
-          <w:lang w:val="ru-RU"/>
-        </w:rPr>
-        <w:t xml:space="preserve">: дисплеї та </w:t>
-      </w:r>
-      <w:r>
-        <w:t>NFC</w:t>
-      </w:r>
-    </w:p>
-    <w:p>
-      <w:pPr>
-        <w:rPr>
-          <w:lang w:val="ru-RU"/>
-        </w:rPr>
-      </w:pPr>
-      <w:r>
-        <w:rPr>
-          <w:lang w:val="ru-RU"/>
-        </w:rPr>
-        <w:t>Мета: навчитися підключати кілька пристроїв до шини та виводити дані на графічний дисплей.</w:t>
-      </w:r>
-    </w:p>
-    <w:p>
-      <w:pPr>
-        <w:rPr>
-          <w:lang w:val="ru-RU"/>
-        </w:rPr>
-      </w:pPr>
-      <w:r>
-        <w:rPr>
-          <w:lang w:val="ru-RU"/>
-        </w:rPr>
-        <w:t xml:space="preserve">1) Зібрати шину </w:t>
-      </w:r>
-      <w:r>
-        <w:t>I</w:t>
-      </w:r>
-      <w:r>
-        <w:rPr>
-          <w:lang w:val="ru-RU"/>
-        </w:rPr>
-        <w:t>2</w:t>
-      </w:r>
-      <w:r>
-        <w:t>C</w:t>
-      </w:r>
-      <w:r>
-        <w:rPr>
-          <w:lang w:val="ru-RU"/>
-        </w:rPr>
-        <w:t xml:space="preserve"> за рисунком 5.1, виконати сканування, записати адреси.</w:t>
-      </w:r>
-    </w:p>
-    <w:p>
-      <w:pPr>
-        <w:rPr>
-          <w:lang w:val="ru-RU"/>
-        </w:rPr>
-      </w:pPr>
-      <w:r>
-        <w:rPr>
-          <w:lang w:val="ru-RU"/>
-        </w:rPr>
-        <w:t>2) Вивести на дисплей покази чотирьох датчиків у вигляді, аналогічному рисунку 5.5.</w:t>
-      </w:r>
-    </w:p>
-    <w:p>
-      <w:pPr>
-        <w:rPr>
-          <w:lang w:val="ru-RU"/>
-        </w:rPr>
-      </w:pPr>
-      <w:r>
-        <w:rPr>
-          <w:lang w:val="ru-RU"/>
-        </w:rPr>
-        <w:t xml:space="preserve">3) Зібрати схему рисунка 5.6, реалізувати доступ за списком дозволених </w:t>
-      </w:r>
-      <w:r>
-        <w:t>UID</w:t>
-      </w:r>
-      <w:r>
-        <w:rPr>
-          <w:lang w:val="ru-RU"/>
-        </w:rPr>
-        <w:t>: дозволена мітка вмикає реле на 3 с.</w:t>
-      </w:r>
-    </w:p>
-    <w:p>
-      <w:pPr>
-        <w:rPr>
-          <w:lang w:val="ru-RU"/>
-        </w:rPr>
-      </w:pPr>
-      <w:r>
-        <w:rPr>
-          <w:lang w:val="ru-RU"/>
-        </w:rPr>
-        <w:t xml:space="preserve">Контрольні питання: чому лінії </w:t>
-      </w:r>
-      <w:r>
-        <w:t>I</w:t>
-      </w:r>
-      <w:r>
-        <w:rPr>
-          <w:lang w:val="ru-RU"/>
-        </w:rPr>
-        <w:t>2</w:t>
-      </w:r>
-      <w:r>
-        <w:t>C</w:t>
-      </w:r>
-      <w:r>
-        <w:rPr>
-          <w:lang w:val="ru-RU"/>
-        </w:rPr>
-        <w:t xml:space="preserve"> потребують підтяжок? Скільки ліній потрібно для трьох пристроїв на шині </w:t>
-      </w:r>
-      <w:r>
-        <w:t>SPI</w:t>
-      </w:r>
-      <w:r>
-        <w:rPr>
-          <w:lang w:val="ru-RU"/>
-        </w:rPr>
-        <w:t xml:space="preserve">? Чому </w:t>
-      </w:r>
-      <w:r>
-        <w:t>RC</w:t>
-      </w:r>
-      <w:r>
-        <w:rPr>
-          <w:lang w:val="ru-RU"/>
-        </w:rPr>
-        <w:t>522 не можна живити від 5 В?</w:t>
-      </w:r>
-    </w:p>
-    <w:p>
-      <w:pPr>
-        <w:pStyle w:val="31"/>
-        <w:rPr>
-          <w:lang w:val="ru-RU"/>
-        </w:rPr>
-      </w:pPr>
-      <w:r>
-        <w:rPr>
-          <w:lang w:val="ru-RU"/>
-        </w:rPr>
-        <w:t xml:space="preserve">Лабораторна робота 9. Наскрізний проєкт із передаванням даних за </w:t>
-      </w:r>
-      <w:r>
-        <w:t>MQTT</w:t>
-      </w:r>
-    </w:p>
-    <w:p>
-      <w:pPr>
-        <w:rPr>
-          <w:lang w:val="ru-RU"/>
-        </w:rPr>
-      </w:pPr>
-      <w:r>
-        <w:rPr>
-          <w:lang w:val="ru-RU"/>
-        </w:rPr>
-        <w:t>Мета: об'єднати модулі стенда в одну програму та передавати дані на сервер.</w:t>
-      </w:r>
-    </w:p>
-    <w:p>
-      <w:pPr>
-        <w:rPr>
-          <w:lang w:val="ru-RU"/>
-        </w:rPr>
-      </w:pPr>
-      <w:r>
-        <w:rPr>
-          <w:lang w:val="ru-RU"/>
-        </w:rPr>
-        <w:t>1) Зібрати стенд за додатком А, перевірити всі модулі готовою прошивкою.</w:t>
-      </w:r>
-    </w:p>
-    <w:p>
-      <w:pPr>
-        <w:rPr>
-          <w:lang w:val="ru-RU"/>
-        </w:rPr>
-      </w:pPr>
-      <w:r>
-        <w:rPr>
-          <w:lang w:val="ru-RU"/>
-        </w:rPr>
-        <w:t xml:space="preserve">2) Завантажити скетч додатка Б зі своїми параметрами в </w:t>
-      </w:r>
-      <w:r>
-        <w:t>config</w:t>
-      </w:r>
-      <w:r>
-        <w:rPr>
-          <w:lang w:val="ru-RU"/>
-        </w:rPr>
-        <w:t>.</w:t>
-      </w:r>
-      <w:r>
-        <w:t>h</w:t>
-      </w:r>
-      <w:r>
-        <w:rPr>
-          <w:lang w:val="ru-RU"/>
-        </w:rPr>
-        <w:t xml:space="preserve">, перевірити повідомлення командою </w:t>
-      </w:r>
-      <w:r>
-        <w:t>mosquitto</w:t>
-      </w:r>
-      <w:r>
-        <w:rPr>
-          <w:lang w:val="ru-RU"/>
-        </w:rPr>
-        <w:t>_</w:t>
-      </w:r>
-      <w:r>
-        <w:t>sub</w:t>
-      </w:r>
-      <w:r>
-        <w:rPr>
-          <w:lang w:val="ru-RU"/>
-        </w:rPr>
-        <w:t>.</w:t>
-      </w:r>
-    </w:p>
-    <w:p>
-      <w:pPr>
-        <w:rPr>
-          <w:lang w:val="ru-RU"/>
-        </w:rPr>
-      </w:pPr>
-      <w:r>
-        <w:rPr>
-          <w:lang w:val="ru-RU"/>
-        </w:rPr>
-        <w:t xml:space="preserve">3) Надіслати команду </w:t>
-      </w:r>
-      <w:r>
-        <w:t>relay</w:t>
-      </w:r>
-      <w:r>
-        <w:rPr>
-          <w:lang w:val="ru-RU"/>
-        </w:rPr>
-        <w:t>/</w:t>
-      </w:r>
-      <w:r>
-        <w:t>set</w:t>
-      </w:r>
-      <w:r>
-        <w:rPr>
-          <w:lang w:val="ru-RU"/>
-        </w:rPr>
-        <w:t xml:space="preserve"> і переконатися, що реле перемикається; вимкнути </w:t>
-      </w:r>
-      <w:r>
-        <w:t>Wi</w:t>
-      </w:r>
-      <w:r>
-        <w:rPr>
-          <w:lang w:val="ru-RU"/>
-        </w:rPr>
-        <w:t>-</w:t>
-      </w:r>
-      <w:r>
-        <w:t>Fi</w:t>
-      </w:r>
-      <w:r>
-        <w:rPr>
-          <w:lang w:val="ru-RU"/>
-        </w:rPr>
-        <w:t>-точку і перевірити, що датчики та дисплей працюють без мережі.</w:t>
-      </w:r>
-    </w:p>
-    <w:p>
-      <w:pPr>
-        <w:rPr>
-          <w:lang w:val="ru-RU"/>
-        </w:rPr>
-      </w:pPr>
-      <w:r>
-        <w:rPr>
-          <w:lang w:val="ru-RU"/>
-        </w:rPr>
-        <w:lastRenderedPageBreak/>
-        <w:t xml:space="preserve">Контрольні питання: чим відрізняються </w:t>
-      </w:r>
-      <w:r>
-        <w:t>QoS</w:t>
-      </w:r>
-      <w:r>
-        <w:rPr>
-          <w:lang w:val="ru-RU"/>
-        </w:rPr>
-        <w:t xml:space="preserve"> 0 і </w:t>
-      </w:r>
-      <w:r>
-        <w:t>QoS</w:t>
-      </w:r>
-      <w:r>
-        <w:rPr>
-          <w:lang w:val="ru-RU"/>
-        </w:rPr>
-        <w:t xml:space="preserve"> 1? Для чого викликати </w:t>
-      </w:r>
-      <w:r>
-        <w:t>mqtt</w:t>
-      </w:r>
-      <w:r>
-        <w:rPr>
-          <w:lang w:val="ru-RU"/>
-        </w:rPr>
-        <w:t>.</w:t>
-      </w:r>
-      <w:r>
-        <w:t>loop</w:t>
-      </w:r>
-      <w:r>
-        <w:rPr>
-          <w:lang w:val="ru-RU"/>
-        </w:rPr>
-        <w:t xml:space="preserve">() у кожному проході </w:t>
-      </w:r>
-      <w:r>
-        <w:t>loop</w:t>
-      </w:r>
-      <w:r>
-        <w:rPr>
-          <w:lang w:val="ru-RU"/>
-        </w:rPr>
-        <w:t xml:space="preserve">()? Чому повторне підключення до брокера не можна робити в циклі </w:t>
-      </w:r>
-      <w:r>
-        <w:t>while</w:t>
-      </w:r>
-      <w:r>
-        <w:rPr>
-          <w:lang w:val="ru-RU"/>
-        </w:rPr>
-        <w:t>?</w:t>
-      </w:r>
-    </w:p>
-    <w:p>
-      <w:pPr>
-        <w:pStyle w:val="21"/>
-        <w:rPr>
-          <w:lang w:val="ru-RU"/>
-        </w:rPr>
-      </w:pPr>
-      <w:bookmarkStart w:id="58" w:name="_Toc242111301"/>
-      <w:r>
-        <w:rPr>
-          <w:lang w:val="ru-RU"/>
-        </w:rPr>
-        <w:t>7.4 Контрольні питання до практикуму</w:t>
-      </w:r>
-      <w:bookmarkEnd w:id="58"/>
-    </w:p>
-    <w:p>
-      <w:pPr>
-        <w:rPr>
-          <w:lang w:val="ru-RU"/>
-        </w:rPr>
-      </w:pPr>
-      <w:r>
-        <w:rPr>
-          <w:lang w:val="ru-RU"/>
-        </w:rPr>
-        <w:t>1) Сформулюйте закон Ома та закони Кірхгофа.</w:t>
-      </w:r>
-    </w:p>
-    <w:p>
-      <w:pPr>
-        <w:rPr>
-          <w:lang w:val="ru-RU"/>
-        </w:rPr>
-      </w:pPr>
-      <w:r>
-        <w:rPr>
-          <w:lang w:val="ru-RU"/>
-        </w:rPr>
-        <w:t>2) Розрахуйте дільник, що перетворює 0…12 В у 0…3 В.</w:t>
-      </w:r>
-    </w:p>
-    <w:p>
-      <w:pPr>
-        <w:rPr>
-          <w:lang w:val="ru-RU"/>
-        </w:rPr>
-      </w:pPr>
-      <w:r>
-        <w:rPr>
-          <w:lang w:val="ru-RU"/>
-        </w:rPr>
-        <w:t xml:space="preserve">3) Які логічні рівні має </w:t>
-      </w:r>
-      <w:r>
-        <w:t>ESP</w:t>
-      </w:r>
-      <w:r>
-        <w:rPr>
-          <w:lang w:val="ru-RU"/>
-        </w:rPr>
-        <w:t xml:space="preserve">32 і чому не можна подавати 5 В на </w:t>
-      </w:r>
-      <w:r>
-        <w:t>GPIO</w:t>
-      </w:r>
-      <w:r>
-        <w:rPr>
-          <w:lang w:val="ru-RU"/>
-        </w:rPr>
-        <w:t>?</w:t>
-      </w:r>
-    </w:p>
-    <w:p>
-      <w:pPr>
-        <w:rPr>
-          <w:lang w:val="ru-RU"/>
-        </w:rPr>
-      </w:pPr>
-      <w:r>
-        <w:rPr>
-          <w:lang w:val="ru-RU"/>
-        </w:rPr>
-        <w:t>4) Які дані записують у перелік елементів і в якому порядку?</w:t>
-      </w:r>
-    </w:p>
-    <w:p>
-      <w:pPr>
-        <w:rPr>
-          <w:lang w:val="ru-RU"/>
-        </w:rPr>
-      </w:pPr>
-      <w:r>
-        <w:rPr>
-          <w:lang w:val="ru-RU"/>
-        </w:rPr>
-        <w:t>5) Який стандарт визначає умовні графічні позначення на схемах і як позначаються резистор, світлодіод і обмотка реле?</w:t>
-      </w:r>
-    </w:p>
-    <w:p>
-      <w:pPr>
-        <w:rPr>
-          <w:lang w:val="ru-RU"/>
-        </w:rPr>
-      </w:pPr>
-      <w:r>
-        <w:rPr>
-          <w:lang w:val="ru-RU"/>
-        </w:rPr>
-        <w:t xml:space="preserve">6) Чим відрізняються стапінг-виводи та виводи «лише вхід» </w:t>
-      </w:r>
-      <w:r>
-        <w:t>ESP</w:t>
-      </w:r>
-      <w:r>
-        <w:rPr>
-          <w:lang w:val="ru-RU"/>
-        </w:rPr>
-        <w:t>32?</w:t>
-      </w:r>
-    </w:p>
-    <w:p>
-      <w:pPr>
-        <w:rPr>
-          <w:lang w:val="ru-RU"/>
-        </w:rPr>
-      </w:pPr>
-      <w:r>
-        <w:rPr>
-          <w:lang w:val="ru-RU"/>
-        </w:rPr>
-        <w:t>7) Як працює транзисторний ключ і як розрахувати струм бази?</w:t>
-      </w:r>
-    </w:p>
-    <w:p>
-      <w:pPr>
-        <w:rPr>
-          <w:lang w:val="ru-RU"/>
-        </w:rPr>
-      </w:pPr>
-      <w:r>
-        <w:rPr>
-          <w:lang w:val="ru-RU"/>
-        </w:rPr>
-        <w:t xml:space="preserve">8) Порівняйте інтерфейси </w:t>
-      </w:r>
-      <w:r>
-        <w:t>I</w:t>
-      </w:r>
-      <w:r>
-        <w:rPr>
-          <w:lang w:val="ru-RU"/>
-        </w:rPr>
-        <w:t>2</w:t>
-      </w:r>
-      <w:r>
-        <w:t>C</w:t>
-      </w:r>
-      <w:r>
-        <w:rPr>
-          <w:lang w:val="ru-RU"/>
-        </w:rPr>
-        <w:t xml:space="preserve">, </w:t>
-      </w:r>
-      <w:r>
-        <w:t>SPI</w:t>
-      </w:r>
-      <w:r>
-        <w:rPr>
-          <w:lang w:val="ru-RU"/>
-        </w:rPr>
-        <w:t xml:space="preserve">, </w:t>
-      </w:r>
-      <w:r>
-        <w:t>UART</w:t>
-      </w:r>
-      <w:r>
-        <w:rPr>
-          <w:lang w:val="ru-RU"/>
-        </w:rPr>
-        <w:t xml:space="preserve"> і 1-</w:t>
-      </w:r>
-      <w:r>
-        <w:t>Wire</w:t>
-      </w:r>
-      <w:r>
-        <w:rPr>
-          <w:lang w:val="ru-RU"/>
-        </w:rPr>
-        <w:t>.</w:t>
-      </w:r>
-    </w:p>
-    <w:p>
-      <w:pPr>
-        <w:rPr>
-          <w:lang w:val="ru-RU"/>
-        </w:rPr>
-      </w:pPr>
-      <w:r>
-        <w:rPr>
-          <w:lang w:val="ru-RU"/>
-        </w:rPr>
-        <w:t xml:space="preserve">9) Як влаштований топік </w:t>
-      </w:r>
-      <w:r>
-        <w:t>MQTT</w:t>
-      </w:r>
-      <w:r>
-        <w:rPr>
-          <w:lang w:val="ru-RU"/>
-        </w:rPr>
-        <w:t xml:space="preserve"> і що означають символи «+» та «#»?</w:t>
-      </w:r>
-    </w:p>
-    <w:p>
-      <w:pPr>
-        <w:rPr>
-          <w:lang w:val="ru-RU"/>
-        </w:rPr>
-      </w:pPr>
-      <w:r>
-        <w:rPr>
-          <w:lang w:val="ru-RU"/>
-        </w:rPr>
-        <w:t>10) Який порядок пошуку несправностей і чому схему спочатку перевіряють готовою прошивкою?</w:t>
-      </w:r>
-    </w:p>
-    <w:p>
-      <w:pPr>
-        <w:pStyle w:val="21"/>
-        <w:rPr>
-          <w:lang w:val="ru-RU"/>
-        </w:rPr>
-      </w:pPr>
-      <w:bookmarkStart w:id="59" w:name="_Toc242111302"/>
-      <w:r>
-        <w:rPr>
-          <w:lang w:val="ru-RU"/>
-        </w:rPr>
-        <w:t>7.5 Практична частина: пошук внесеної несправності</w:t>
-      </w:r>
-      <w:bookmarkEnd w:id="59"/>
-    </w:p>
-    <w:p>
-      <w:pPr>
-        <w:rPr>
-          <w:lang w:val="ru-RU"/>
-        </w:rPr>
-      </w:pPr>
-      <w:r>
-        <w:rPr>
-          <w:lang w:val="ru-RU"/>
-        </w:rPr>
-        <w:t>Завдання – знайти несправність, яку викладач вносить у зібраний стенд (переставлений провідник, вийнятий резистор підтяжки, невірний пін у налаштуваннях на сайті), діючи за алгоритмом рисунка 7.1.</w:t>
-      </w:r>
-    </w:p>
-    <w:p>
-      <w:pPr>
-        <w:rPr>
-          <w:lang w:val="ru-RU"/>
-        </w:rPr>
-      </w:pPr>
-      <w:r>
-        <w:rPr>
-          <w:b/>
-          <w:lang w:val="ru-RU"/>
-        </w:rPr>
-        <w:t>Крок 1. Схема.</w:t>
-      </w:r>
-      <w:r>
-        <w:rPr>
-          <w:lang w:val="ru-RU"/>
-        </w:rPr>
-        <w:t xml:space="preserve"> Порівняти зібраний стенд із таблицею А.1 та схемами розділів 3–5, прозвонити живлення і загальний провід усіх модулів.</w:t>
-      </w:r>
-    </w:p>
-    <w:p>
-      <w:pPr>
-        <w:rPr>
-          <w:lang w:val="ru-RU"/>
-        </w:rPr>
-      </w:pPr>
-      <w:r>
-        <w:rPr>
-          <w:b/>
-          <w:lang w:val="ru-RU"/>
-        </w:rPr>
-        <w:t xml:space="preserve">Крок 2. Журнал готової прошивки на </w:t>
-      </w:r>
-      <w:r>
-        <w:rPr>
-          <w:b/>
-        </w:rPr>
-        <w:t>ssn</w:t>
-      </w:r>
-      <w:r>
-        <w:rPr>
-          <w:b/>
-          <w:lang w:val="ru-RU"/>
-        </w:rPr>
-        <w:t>.</w:t>
-      </w:r>
-      <w:r>
-        <w:rPr>
-          <w:b/>
-        </w:rPr>
-        <w:t>pp</w:t>
-      </w:r>
-      <w:r>
-        <w:rPr>
-          <w:b/>
-          <w:lang w:val="ru-RU"/>
-        </w:rPr>
-        <w:t>.</w:t>
-      </w:r>
-      <w:r>
-        <w:rPr>
-          <w:b/>
-        </w:rPr>
-        <w:t>ua</w:t>
-      </w:r>
-      <w:r>
-        <w:rPr>
-          <w:b/>
-          <w:lang w:val="ru-RU"/>
-        </w:rPr>
-        <w:t>.</w:t>
-      </w:r>
-      <w:r>
-        <w:rPr>
-          <w:lang w:val="ru-RU"/>
-        </w:rPr>
-        <w:t xml:space="preserve"> На картці плати натиснути «Логи» → «Під'єднати через </w:t>
-      </w:r>
-      <w:r>
-        <w:t>USB</w:t>
-      </w:r>
-      <w:r>
-        <w:rPr>
-          <w:lang w:val="ru-RU"/>
-        </w:rPr>
-        <w:t xml:space="preserve">» і вибрати порт плати (рисунок 7.2). </w:t>
-      </w:r>
-      <w:r>
-        <w:t xml:space="preserve">У журналі видно рядки драйверів модулів: [DHT] … read failed, [MQ2] Ro = …, [SOIL] raw …, [DISPLAY] I2C devices on these pins: …, [MQTT] … </w:t>
+        <w:t xml:space="preserve">[SOIL] raw …, [DISPLAY] I2C devices on these pins: …, [MQTT] … </w:t>
       </w:r>
       <w:r>
         <w:rPr>
@@ -37010,7 +37006,6 @@
         <w:rPr>
           <w:noProof/>
         </w:rPr>
-        <w:lastRenderedPageBreak/>
         <w:drawing>
           <wp:inline distT="0" distB="0" distL="0" distR="0" wp14:anchorId="5EAC26BA" wp14:editId="0D56859D">
             <wp:extent cx="5362941" cy="3208235"/>
@@ -37095,7 +37090,7 @@
         </w:rPr>
         <w:drawing>
           <wp:inline distT="0" distB="0" distL="0" distR="0" wp14:anchorId="4B509BEB" wp14:editId="6E7A75F0">
-            <wp:extent cx="2592000" cy="4234299"/>
+            <wp:extent cx="2203200" cy="3599154"/>
             <wp:effectExtent l="0" t="0" r="0" b="0"/>
             <wp:docPr id="51" name="Picture 51"/>
             <wp:cNvGraphicFramePr>
@@ -37117,7 +37112,7 @@
                   <pic:spPr>
                     <a:xfrm>
                       <a:off x="0" y="0"/>
-                      <a:ext cx="2592000" cy="4234299"/>
+                      <a:ext cx="2203200" cy="3599154"/>
                     </a:xfrm>
                     <a:prstGeom prst="rect">
                       <a:avLst/>
@@ -37484,7 +37479,7 @@
           <w:lang w:val="ru-RU"/>
         </w:rPr>
       </w:pPr>
-      <w:bookmarkStart w:id="60" w:name="_Toc242111303"/>
+      <w:bookmarkStart w:id="60" w:name="_Toc242112136"/>
       <w:r>
         <w:rPr>
           <w:lang w:val="ru-RU"/>
@@ -37621,7 +37616,7 @@
           <w:lang w:val="ru-RU"/>
         </w:rPr>
       </w:pPr>
-      <w:bookmarkStart w:id="61" w:name="_Toc242111304"/>
+      <w:bookmarkStart w:id="61" w:name="_Toc242112137"/>
       <w:r>
         <w:rPr>
           <w:lang w:val="ru-RU"/>
@@ -38503,7 +38498,7 @@
           <w:lang w:val="ru-RU"/>
         </w:rPr>
       </w:pPr>
-      <w:bookmarkStart w:id="62" w:name="_Toc242111305"/>
+      <w:bookmarkStart w:id="62" w:name="_Toc242112138"/>
       <w:r>
         <w:rPr>
           <w:lang w:val="ru-RU"/>
@@ -39938,7 +39933,7 @@
           <w:lang w:val="ru-RU"/>
         </w:rPr>
       </w:pPr>
-      <w:bookmarkStart w:id="63" w:name="_Toc242111306"/>
+      <w:bookmarkStart w:id="63" w:name="_Toc242112139"/>
       <w:r>
         <w:rPr>
           <w:lang w:val="ru-RU"/>
@@ -40909,7 +40904,7 @@
       <w:pPr>
         <w:pStyle w:val="1"/>
       </w:pPr>
-      <w:bookmarkStart w:id="64" w:name="_Toc242111307"/>
+      <w:bookmarkStart w:id="64" w:name="_Toc242112140"/>
       <w:r>
         <w:lastRenderedPageBreak/>
         <w:t>ДОДАТОК В Вимоги до оформлення звіту</w:t>

--- a/docs/metodychka/Metodychka_IoT_ESP32.docx
+++ b/docs/metodychka/Metodychka_IoT_ESP32.docx
@@ -11833,8 +11833,14 @@
           <w:p>
             <w:pPr>
               <w:pStyle w:val="Tabletext"/>
-            </w:pPr>
-            <w:r>
+              <w:rPr>
+                <w:lang w:val="ru-RU"/>
+              </w:rPr>
+            </w:pPr>
+            <w:r>
+              <w:rPr>
+                <w:lang w:val="ru-RU"/>
+              </w:rPr>
               <w:t>до 25 виведено на плату; без обмежень придатних менше (таблиця 2.2)</w:t>
             </w:r>
           </w:p>
@@ -11905,9 +11911,36 @@
           <w:p>
             <w:pPr>
               <w:pStyle w:val="Tabletext"/>
-            </w:pPr>
-            <w:r>
-              <w:t>18 каналів, 12 біт: АЦП1 – GPIO32…39 (8 каналів), АЦП2 – 10 каналів, недоступні при ввімкненому Wi-Fi</w:t>
+              <w:rPr>
+                <w:lang w:val="ru-RU"/>
+              </w:rPr>
+            </w:pPr>
+            <w:r>
+              <w:rPr>
+                <w:lang w:val="ru-RU"/>
+              </w:rPr>
+              <w:t xml:space="preserve">18 каналів, 12 біт: АЦП1 – </w:t>
+            </w:r>
+            <w:r>
+              <w:t>GPIO</w:t>
+            </w:r>
+            <w:r>
+              <w:rPr>
+                <w:lang w:val="ru-RU"/>
+              </w:rPr>
+              <w:t xml:space="preserve">32…39 (8 каналів), АЦП2 – 10 каналів, недоступні при ввімкненому </w:t>
+            </w:r>
+            <w:r>
+              <w:t>Wi</w:t>
+            </w:r>
+            <w:r>
+              <w:rPr>
+                <w:lang w:val="ru-RU"/>
+              </w:rPr>
+              <w:t>-</w:t>
+            </w:r>
+            <w:r>
+              <w:t>Fi</w:t>
             </w:r>
           </w:p>
         </w:tc>
@@ -12143,9 +12176,9 @@
           <w:noProof/>
         </w:rPr>
         <w:drawing>
-          <wp:inline distT="0" distB="0" distL="0" distR="0" wp14:anchorId="3B30F65B" wp14:editId="6067C791">
-            <wp:extent cx="3600000" cy="5256000"/>
-            <wp:effectExtent l="0" t="0" r="0" b="0"/>
+          <wp:inline distT="0" distB="0" distL="0" distR="0" wp14:anchorId="3B30F65B" wp14:editId="3762C6DC">
+            <wp:extent cx="2965450" cy="4329557"/>
+            <wp:effectExtent l="0" t="0" r="6350" b="0"/>
             <wp:docPr id="52" name="Pinout 1"/>
             <wp:cNvGraphicFramePr>
               <a:graphicFrameLocks xmlns:a="http://schemas.openxmlformats.org/drawingml/2006/main" noChangeAspect="1"/>
@@ -12166,7 +12199,7 @@
                   <pic:spPr>
                     <a:xfrm>
                       <a:off x="0" y="0"/>
-                      <a:ext cx="3600000" cy="5256000"/>
+                      <a:ext cx="2969520" cy="4335499"/>
                     </a:xfrm>
                     <a:prstGeom prst="rect">
                       <a:avLst/>
@@ -12424,11 +12457,7 @@
               <w:pStyle w:val="Tabletext"/>
             </w:pPr>
             <w:r>
-              <w:t xml:space="preserve">Конфігураційні (strapping) </w:t>
-            </w:r>
-            <w:r>
-              <w:lastRenderedPageBreak/>
-              <w:t>виводи</w:t>
+              <w:t>Конфігураційні (strapping) виводи</w:t>
             </w:r>
           </w:p>
         </w:tc>
@@ -12441,7 +12470,6 @@
               <w:pStyle w:val="Tabletext"/>
             </w:pPr>
             <w:r>
-              <w:lastRenderedPageBreak/>
               <w:t>0, 2, 5, 12, 15</w:t>
             </w:r>
           </w:p>
@@ -12461,14 +12489,7 @@
               <w:rPr>
                 <w:lang w:val="ru-RU"/>
               </w:rPr>
-              <w:t xml:space="preserve">рівень під час увімкнення задає режим завантаження; модуль на такому виводі може завадити </w:t>
-            </w:r>
-            <w:r>
-              <w:rPr>
-                <w:lang w:val="ru-RU"/>
-              </w:rPr>
-              <w:lastRenderedPageBreak/>
-              <w:t>прошиванню чи запуску, тому в навчальному стенді їх не використовують</w:t>
+              <w:t>рівень під час увімкнення задає режим завантаження; модуль на такому виводі може завадити прошиванню чи запуску, тому в навчальному стенді їх не використовують</w:t>
             </w:r>
           </w:p>
         </w:tc>
@@ -12721,10 +12742,9 @@
         <w:rPr>
           <w:noProof/>
         </w:rPr>
-        <w:lastRenderedPageBreak/>
         <w:drawing>
-          <wp:inline distT="0" distB="0" distL="0" distR="0" wp14:anchorId="085FDC99" wp14:editId="609E81AB">
-            <wp:extent cx="3600000" cy="5256000"/>
+          <wp:inline distT="0" distB="0" distL="0" distR="0" wp14:anchorId="085FDC99" wp14:editId="408D87A5">
+            <wp:extent cx="3263900" cy="4765292"/>
             <wp:effectExtent l="0" t="0" r="0" b="0"/>
             <wp:docPr id="53" name="Pinout 2"/>
             <wp:cNvGraphicFramePr>
@@ -12746,7 +12766,7 @@
                   <pic:spPr>
                     <a:xfrm>
                       <a:off x="0" y="0"/>
-                      <a:ext cx="3600000" cy="5256000"/>
+                      <a:ext cx="3275822" cy="4782698"/>
                     </a:xfrm>
                     <a:prstGeom prst="rect">
                       <a:avLst/>
@@ -12808,6 +12828,7 @@
         <w:rPr>
           <w:lang w:val="ru-RU"/>
         </w:rPr>
+        <w:lastRenderedPageBreak/>
         <w:t>Таблиця</w:t>
       </w:r>
       <w:r>
@@ -13304,7 +13325,6 @@
               <w:pStyle w:val="Tabletext"/>
             </w:pPr>
             <w:r>
-              <w:lastRenderedPageBreak/>
               <w:t>D8</w:t>
             </w:r>
           </w:p>
@@ -13691,6 +13711,7 @@
         </w:rPr>
       </w:pPr>
       <w:r>
+        <w:lastRenderedPageBreak/>
         <w:t>OTA</w:t>
       </w:r>
       <w:r>
@@ -13966,129 +13987,320 @@
         <w:rPr>
           <w:lang w:val="ru-RU"/>
         </w:rPr>
+        <w:t xml:space="preserve">3) На вкладці </w:t>
+      </w:r>
+      <w:r>
+        <w:t>PlatformIO</w:t>
+      </w:r>
+      <w:r>
+        <w:rPr>
+          <w:lang w:val="ru-RU"/>
+        </w:rPr>
+        <w:t xml:space="preserve"> вибрати </w:t>
+      </w:r>
+      <w:r>
+        <w:t>New</w:t>
+      </w:r>
+      <w:r>
+        <w:rPr>
+          <w:lang w:val="ru-RU"/>
+        </w:rPr>
+        <w:t xml:space="preserve"> </w:t>
+      </w:r>
+      <w:r>
+        <w:t>Project</w:t>
+      </w:r>
+      <w:r>
+        <w:rPr>
+          <w:lang w:val="ru-RU"/>
+        </w:rPr>
+        <w:t xml:space="preserve">: ім'я </w:t>
+      </w:r>
+      <w:r>
+        <w:t>lab</w:t>
+      </w:r>
+      <w:r>
+        <w:rPr>
+          <w:lang w:val="ru-RU"/>
+        </w:rPr>
+        <w:t>-</w:t>
+      </w:r>
+      <w:r>
+        <w:t>iot</w:t>
+      </w:r>
+      <w:r>
+        <w:rPr>
+          <w:lang w:val="ru-RU"/>
+        </w:rPr>
+        <w:t xml:space="preserve">, плата </w:t>
+      </w:r>
+      <w:r>
+        <w:t>Espressif</w:t>
+      </w:r>
+      <w:r>
+        <w:rPr>
+          <w:lang w:val="ru-RU"/>
+        </w:rPr>
+        <w:t xml:space="preserve"> </w:t>
+      </w:r>
+      <w:r>
+        <w:t>ESP</w:t>
+      </w:r>
+      <w:r>
+        <w:rPr>
+          <w:lang w:val="ru-RU"/>
+        </w:rPr>
+        <w:t xml:space="preserve">32 </w:t>
+      </w:r>
+      <w:r>
+        <w:t>Dev</w:t>
+      </w:r>
+      <w:r>
+        <w:rPr>
+          <w:lang w:val="ru-RU"/>
+        </w:rPr>
+        <w:t xml:space="preserve"> </w:t>
+      </w:r>
+      <w:r>
+        <w:t>Module</w:t>
+      </w:r>
+      <w:r>
+        <w:rPr>
+          <w:lang w:val="ru-RU"/>
+        </w:rPr>
+        <w:t xml:space="preserve">, фреймворк </w:t>
+      </w:r>
+      <w:r>
+        <w:t>Arduino</w:t>
+      </w:r>
+      <w:r>
+        <w:rPr>
+          <w:lang w:val="ru-RU"/>
+        </w:rPr>
+        <w:t>.</w:t>
+      </w:r>
+    </w:p>
+    <w:p>
+      <w:pPr>
+        <w:rPr>
+          <w:lang w:val="ru-RU"/>
+        </w:rPr>
+      </w:pPr>
+      <w:r>
+        <w:rPr>
+          <w:lang w:val="ru-RU"/>
+        </w:rPr>
+        <w:t xml:space="preserve">4) Відредагувати </w:t>
+      </w:r>
+      <w:r>
+        <w:t>platformio</w:t>
+      </w:r>
+      <w:r>
+        <w:rPr>
+          <w:lang w:val="ru-RU"/>
+        </w:rPr>
+        <w:t>.</w:t>
+      </w:r>
+      <w:r>
+        <w:t>ini</w:t>
+      </w:r>
+      <w:r>
+        <w:rPr>
+          <w:lang w:val="ru-RU"/>
+        </w:rPr>
+        <w:t>, як показано нижче.</w:t>
+      </w:r>
+    </w:p>
+    <w:p>
+      <w:pPr>
+        <w:pStyle w:val="Code"/>
+        <w:keepNext/>
+      </w:pPr>
+      <w:r>
+        <w:t>[env:esp32dev]</w:t>
+      </w:r>
+    </w:p>
+    <w:p>
+      <w:pPr>
+        <w:pStyle w:val="Code"/>
+        <w:keepNext/>
+      </w:pPr>
+      <w:r>
+        <w:t>platform = espressif32@6.5.0    ; Arduino-ESP32 2.0.14</w:t>
+      </w:r>
+    </w:p>
+    <w:p>
+      <w:pPr>
+        <w:pStyle w:val="Code"/>
+        <w:keepNext/>
+      </w:pPr>
+      <w:r>
+        <w:t>board = esp32dev</w:t>
+      </w:r>
+    </w:p>
+    <w:p>
+      <w:pPr>
+        <w:pStyle w:val="Code"/>
+        <w:keepNext/>
+      </w:pPr>
+      <w:r>
+        <w:t>framework = arduino</w:t>
+      </w:r>
+    </w:p>
+    <w:p>
+      <w:pPr>
+        <w:pStyle w:val="Code"/>
+        <w:keepNext/>
+      </w:pPr>
+      <w:r>
+        <w:t>monitor_speed = 115200</w:t>
+      </w:r>
+    </w:p>
+    <w:p>
+      <w:pPr>
+        <w:pStyle w:val="Code"/>
+        <w:keepNext/>
+      </w:pPr>
+      <w:r>
+        <w:t>lib_deps =</w:t>
+      </w:r>
+    </w:p>
+    <w:p>
+      <w:pPr>
+        <w:pStyle w:val="Code"/>
+        <w:keepNext/>
+      </w:pPr>
+      <w:r>
+        <w:t xml:space="preserve">    beegee-tokyo/DHT sensor library for ESPx@1.19</w:t>
+      </w:r>
+    </w:p>
+    <w:p>
+      <w:pPr>
+        <w:pStyle w:val="Code"/>
+        <w:keepNext/>
+      </w:pPr>
+      <w:r>
+        <w:t xml:space="preserve">    adafruit/Adafruit BMP085 Library@1.2.4</w:t>
+      </w:r>
+    </w:p>
+    <w:p>
+      <w:pPr>
+        <w:pStyle w:val="Code"/>
+        <w:keepNext/>
+      </w:pPr>
+      <w:r>
+        <w:t xml:space="preserve">    olikraus/U8g2@2.36.12</w:t>
+      </w:r>
+    </w:p>
+    <w:p>
+      <w:pPr>
+        <w:pStyle w:val="Code"/>
+        <w:keepNext/>
+      </w:pPr>
+      <w:r>
+        <w:t xml:space="preserve">    knolleary/PubSubClient@2.8</w:t>
+      </w:r>
+    </w:p>
+    <w:p>
+      <w:pPr>
+        <w:pStyle w:val="Code"/>
+        <w:keepNext/>
+      </w:pPr>
+      <w:r>
+        <w:t xml:space="preserve">    bblanchon/ArduinoJson@7.4.2</w:t>
+      </w:r>
+    </w:p>
+    <w:p>
+      <w:pPr>
+        <w:pStyle w:val="Code"/>
+        <w:keepNext/>
+      </w:pPr>
+      <w:r>
+        <w:t xml:space="preserve"> </w:t>
+      </w:r>
+    </w:p>
+    <w:p>
+      <w:pPr>
+        <w:pStyle w:val="Code"/>
+        <w:keepNext/>
+      </w:pPr>
+      <w:r>
+        <w:t>[env:esp8266]</w:t>
+      </w:r>
+    </w:p>
+    <w:p>
+      <w:pPr>
+        <w:pStyle w:val="Code"/>
+        <w:keepNext/>
+      </w:pPr>
+      <w:r>
+        <w:t>platform = espressif8266@4.2.1</w:t>
+      </w:r>
+    </w:p>
+    <w:p>
+      <w:pPr>
+        <w:pStyle w:val="Code"/>
+        <w:keepNext/>
+      </w:pPr>
+      <w:r>
+        <w:t>board = nodemcuv2</w:t>
+      </w:r>
+    </w:p>
+    <w:p>
+      <w:pPr>
+        <w:pStyle w:val="Code"/>
+        <w:keepNext/>
+      </w:pPr>
+      <w:r>
+        <w:t>framework = arduino</w:t>
+      </w:r>
+    </w:p>
+    <w:p>
+      <w:pPr>
+        <w:pStyle w:val="Code"/>
+        <w:spacing w:after="160"/>
+      </w:pPr>
+      <w:r>
+        <w:t>monitor_speed = 115200</w:t>
+      </w:r>
+    </w:p>
+    <w:p>
+      <w:r>
+        <w:t>Версію платформи зафіксовано: усі приклади практикуму розраховані на Arduino-ESP32 2.x (espressif32@6.5.0 містить ядро 2.0.14). В Arduino-ESP32 3.x функції ledcSetup() і ledcAttachPin() вилучено, тому без фіксації версії приклади з ШІМ не зберуться з помилкою 'ledcSetup' was not declared in this scope. В Arduino IDE відповідно встановлюють пакет плат esp32 версії 2.0.x.</w:t>
+      </w:r>
+    </w:p>
+    <w:p>
+      <w:pPr>
+        <w:rPr>
+          <w:lang w:val="uk-UA"/>
+        </w:rPr>
+      </w:pPr>
+    </w:p>
+    <w:p>
+      <w:pPr>
+        <w:rPr>
+          <w:lang w:val="uk-UA"/>
+        </w:rPr>
+      </w:pPr>
+    </w:p>
+    <w:p>
+      <w:pPr>
+        <w:rPr>
+          <w:lang w:val="uk-UA"/>
+        </w:rPr>
+      </w:pPr>
+    </w:p>
+    <w:p>
+      <w:pPr>
+        <w:rPr>
+          <w:lang w:val="uk-UA"/>
+        </w:rPr>
+      </w:pPr>
+    </w:p>
+    <w:p>
+      <w:r>
         <w:lastRenderedPageBreak/>
-        <w:t xml:space="preserve">3) На вкладці </w:t>
-      </w:r>
-      <w:r>
-        <w:t>PlatformIO</w:t>
-      </w:r>
-      <w:r>
-        <w:rPr>
-          <w:lang w:val="ru-RU"/>
-        </w:rPr>
-        <w:t xml:space="preserve"> вибрати </w:t>
-      </w:r>
-      <w:r>
-        <w:t>New</w:t>
-      </w:r>
-      <w:r>
-        <w:rPr>
-          <w:lang w:val="ru-RU"/>
-        </w:rPr>
-        <w:t xml:space="preserve"> </w:t>
-      </w:r>
-      <w:r>
-        <w:t>Project</w:t>
-      </w:r>
-      <w:r>
-        <w:rPr>
-          <w:lang w:val="ru-RU"/>
-        </w:rPr>
-        <w:t xml:space="preserve">: ім'я </w:t>
-      </w:r>
-      <w:r>
-        <w:t>lab</w:t>
-      </w:r>
-      <w:r>
-        <w:rPr>
-          <w:lang w:val="ru-RU"/>
-        </w:rPr>
-        <w:t>-</w:t>
-      </w:r>
-      <w:r>
-        <w:t>iot</w:t>
-      </w:r>
-      <w:r>
-        <w:rPr>
-          <w:lang w:val="ru-RU"/>
-        </w:rPr>
-        <w:t xml:space="preserve">, плата </w:t>
-      </w:r>
-      <w:r>
-        <w:t>Espressif</w:t>
-      </w:r>
-      <w:r>
-        <w:rPr>
-          <w:lang w:val="ru-RU"/>
-        </w:rPr>
-        <w:t xml:space="preserve"> </w:t>
-      </w:r>
-      <w:r>
-        <w:t>ESP</w:t>
-      </w:r>
-      <w:r>
-        <w:rPr>
-          <w:lang w:val="ru-RU"/>
-        </w:rPr>
-        <w:t xml:space="preserve">32 </w:t>
-      </w:r>
-      <w:r>
-        <w:t>Dev</w:t>
-      </w:r>
-      <w:r>
-        <w:rPr>
-          <w:lang w:val="ru-RU"/>
-        </w:rPr>
-        <w:t xml:space="preserve"> </w:t>
-      </w:r>
-      <w:r>
-        <w:t>Module</w:t>
-      </w:r>
-      <w:r>
-        <w:rPr>
-          <w:lang w:val="ru-RU"/>
-        </w:rPr>
-        <w:t xml:space="preserve">, фреймворк </w:t>
-      </w:r>
-      <w:r>
-        <w:t>Arduino</w:t>
-      </w:r>
-      <w:r>
-        <w:rPr>
-          <w:lang w:val="ru-RU"/>
-        </w:rPr>
-        <w:t>.</w:t>
-      </w:r>
-    </w:p>
-    <w:p>
-      <w:pPr>
-        <w:rPr>
-          <w:lang w:val="ru-RU"/>
-        </w:rPr>
-      </w:pPr>
-      <w:r>
-        <w:rPr>
-          <w:lang w:val="ru-RU"/>
-        </w:rPr>
-        <w:t xml:space="preserve">4) Відредагувати </w:t>
-      </w:r>
-      <w:r>
-        <w:t>platformio</w:t>
-      </w:r>
-      <w:r>
-        <w:rPr>
-          <w:lang w:val="ru-RU"/>
-        </w:rPr>
-        <w:t>.</w:t>
-      </w:r>
-      <w:r>
-        <w:t>ini</w:t>
-      </w:r>
-      <w:r>
-        <w:rPr>
-          <w:lang w:val="ru-RU"/>
-        </w:rPr>
-        <w:t>, як показано нижче.</w:t>
+        <w:t>Структура проєкту:</w:t>
       </w:r>
     </w:p>
     <w:p>
@@ -14097,7 +14309,7 @@
         <w:keepNext/>
       </w:pPr>
       <w:r>
-        <w:t>[env:esp32dev]</w:t>
+        <w:t>lab-iot/</w:t>
       </w:r>
     </w:p>
     <w:p>
@@ -14106,7 +14318,7 @@
         <w:keepNext/>
       </w:pPr>
       <w:r>
-        <w:t>platform = espressif32@6.5.0    ; Arduino-ESP32 2.0.14</w:t>
+        <w:t>├── platformio.ini     плата, версія платформи, швидкість порту, бібліотеки</w:t>
       </w:r>
     </w:p>
     <w:p>
@@ -14115,7 +14327,7 @@
         <w:keepNext/>
       </w:pPr>
       <w:r>
-        <w:t>board = esp32dev</w:t>
+        <w:t>├── include/</w:t>
       </w:r>
     </w:p>
     <w:p>
@@ -14124,7 +14336,7 @@
         <w:keepNext/>
       </w:pPr>
       <w:r>
-        <w:t>framework = arduino</w:t>
+        <w:t>│   └── ISensor.h      інтерфейс драйвера модуля (підрозділ 6.3)</w:t>
       </w:r>
     </w:p>
     <w:p>
@@ -14133,7 +14345,7 @@
         <w:keepNext/>
       </w:pPr>
       <w:r>
-        <w:t>monitor_speed = 115200</w:t>
+        <w:t>├── src/</w:t>
       </w:r>
     </w:p>
     <w:p>
@@ -14142,7 +14354,7 @@
         <w:keepNext/>
       </w:pPr>
       <w:r>
-        <w:t>lib_deps =</w:t>
+        <w:t>│   ├── main.cpp       setup() і loop()</w:t>
       </w:r>
     </w:p>
     <w:p>
@@ -14151,7 +14363,7 @@
         <w:keepNext/>
       </w:pPr>
       <w:r>
-        <w:t xml:space="preserve">    beegee-tokyo/DHT sensor library for ESPx@1.19</w:t>
+        <w:t>│   ├── config.h       номери GPIO, модель DHT, калібрування, мережа</w:t>
       </w:r>
     </w:p>
     <w:p>
@@ -14160,7 +14372,7 @@
         <w:keepNext/>
       </w:pPr>
       <w:r>
-        <w:t xml:space="preserve">    adafruit/Adafruit BMP085 Library@1.2.4</w:t>
+        <w:t>│   ├── sensors.h      драйвери модулів (додаток Б)</w:t>
       </w:r>
     </w:p>
     <w:p>
@@ -14169,7 +14381,7 @@
         <w:keepNext/>
       </w:pPr>
       <w:r>
-        <w:t xml:space="preserve">    olikraus/U8g2@2.36.12</w:t>
+        <w:t>│   └── network.cpp    Wi-Fi і MQTT (підрозділ 6.4)</w:t>
       </w:r>
     </w:p>
     <w:p>
@@ -14178,61 +14390,7 @@
         <w:keepNext/>
       </w:pPr>
       <w:r>
-        <w:t xml:space="preserve">    knolleary/PubSubClient@2.8</w:t>
-      </w:r>
-    </w:p>
-    <w:p>
-      <w:pPr>
-        <w:pStyle w:val="Code"/>
-        <w:keepNext/>
-      </w:pPr>
-      <w:r>
-        <w:t xml:space="preserve">    bblanchon/ArduinoJson@7.4.2</w:t>
-      </w:r>
-    </w:p>
-    <w:p>
-      <w:pPr>
-        <w:pStyle w:val="Code"/>
-        <w:keepNext/>
-      </w:pPr>
-      <w:r>
-        <w:t xml:space="preserve"> </w:t>
-      </w:r>
-    </w:p>
-    <w:p>
-      <w:pPr>
-        <w:pStyle w:val="Code"/>
-        <w:keepNext/>
-      </w:pPr>
-      <w:r>
-        <w:t>[env:esp8266]</w:t>
-      </w:r>
-    </w:p>
-    <w:p>
-      <w:pPr>
-        <w:pStyle w:val="Code"/>
-        <w:keepNext/>
-      </w:pPr>
-      <w:r>
-        <w:t>platform = espressif8266@4.2.1</w:t>
-      </w:r>
-    </w:p>
-    <w:p>
-      <w:pPr>
-        <w:pStyle w:val="Code"/>
-        <w:keepNext/>
-      </w:pPr>
-      <w:r>
-        <w:t>board = nodemcuv2</w:t>
-      </w:r>
-    </w:p>
-    <w:p>
-      <w:pPr>
-        <w:pStyle w:val="Code"/>
-        <w:keepNext/>
-      </w:pPr>
-      <w:r>
-        <w:t>framework = arduino</w:t>
+        <w:t>├── lib/               власні бібліотеки</w:t>
       </w:r>
     </w:p>
     <w:p>
@@ -14241,119 +14399,6 @@
         <w:spacing w:after="160"/>
       </w:pPr>
       <w:r>
-        <w:t>monitor_speed = 115200</w:t>
-      </w:r>
-    </w:p>
-    <w:p>
-      <w:r>
-        <w:t>Версію платформи зафіксовано: усі приклади практикуму розраховані на Arduino-ESP32 2.x (espressif32@6.5.0 містить ядро 2.0.14). В Arduino-ESP32 3.x функції ledcSetup() і ledcAttachPin() вилучено, тому без фіксації версії приклади з ШІМ не зберуться з помилкою 'ledcSetup' was not declared in this scope. В Arduino IDE відповідно встановлюють пакет плат esp32 версії 2.0.x.</w:t>
-      </w:r>
-    </w:p>
-    <w:p/>
-    <w:p/>
-    <w:p/>
-    <w:p/>
-    <w:p>
-      <w:r>
-        <w:t>Структура проєкту:</w:t>
-      </w:r>
-    </w:p>
-    <w:p>
-      <w:pPr>
-        <w:pStyle w:val="Code"/>
-        <w:keepNext/>
-      </w:pPr>
-      <w:r>
-        <w:t>lab-iot/</w:t>
-      </w:r>
-    </w:p>
-    <w:p>
-      <w:pPr>
-        <w:pStyle w:val="Code"/>
-        <w:keepNext/>
-      </w:pPr>
-      <w:r>
-        <w:t>├── platformio.ini     плата, версія платформи, швидкість порту, бібліотеки</w:t>
-      </w:r>
-    </w:p>
-    <w:p>
-      <w:pPr>
-        <w:pStyle w:val="Code"/>
-        <w:keepNext/>
-      </w:pPr>
-      <w:r>
-        <w:t>├── include/</w:t>
-      </w:r>
-    </w:p>
-    <w:p>
-      <w:pPr>
-        <w:pStyle w:val="Code"/>
-        <w:keepNext/>
-      </w:pPr>
-      <w:r>
-        <w:t>│   └── ISensor.h      інтерфейс драйвера модуля (підрозділ 6.3)</w:t>
-      </w:r>
-    </w:p>
-    <w:p>
-      <w:pPr>
-        <w:pStyle w:val="Code"/>
-        <w:keepNext/>
-      </w:pPr>
-      <w:r>
-        <w:t>├── src/</w:t>
-      </w:r>
-    </w:p>
-    <w:p>
-      <w:pPr>
-        <w:pStyle w:val="Code"/>
-        <w:keepNext/>
-      </w:pPr>
-      <w:r>
-        <w:t>│   ├── main.cpp       setup() і loop()</w:t>
-      </w:r>
-    </w:p>
-    <w:p>
-      <w:pPr>
-        <w:pStyle w:val="Code"/>
-        <w:keepNext/>
-      </w:pPr>
-      <w:r>
-        <w:t>│   ├── config.h       номери GPIO, модель DHT, калібрування, мережа</w:t>
-      </w:r>
-    </w:p>
-    <w:p>
-      <w:pPr>
-        <w:pStyle w:val="Code"/>
-        <w:keepNext/>
-      </w:pPr>
-      <w:r>
-        <w:t>│   ├── sensors.h      драйвери модулів (додаток Б)</w:t>
-      </w:r>
-    </w:p>
-    <w:p>
-      <w:pPr>
-        <w:pStyle w:val="Code"/>
-        <w:keepNext/>
-      </w:pPr>
-      <w:r>
-        <w:t>│   └── network.cpp    Wi-Fi і MQTT (підрозділ 6.4)</w:t>
-      </w:r>
-    </w:p>
-    <w:p>
-      <w:pPr>
-        <w:pStyle w:val="Code"/>
-        <w:keepNext/>
-      </w:pPr>
-      <w:r>
-        <w:t>├── lib/               власні бібліотеки</w:t>
-      </w:r>
-    </w:p>
-    <w:p>
-      <w:pPr>
-        <w:pStyle w:val="Code"/>
-        <w:spacing w:after="160"/>
-      </w:pPr>
-      <w:r>
         <w:t>└── test/              модульні тести</w:t>
       </w:r>
     </w:p>
@@ -14403,7 +14448,6 @@
         <w:rPr>
           <w:lang w:val="ru-RU"/>
         </w:rPr>
-        <w:lastRenderedPageBreak/>
         <w:t xml:space="preserve">2.5 Перший проєкт: </w:t>
       </w:r>
       <w:r>
@@ -14434,9 +14478,9 @@
           <w:noProof/>
         </w:rPr>
         <w:drawing>
-          <wp:inline distT="0" distB="0" distL="0" distR="0" wp14:anchorId="3BE15DC7" wp14:editId="4FD78145">
-            <wp:extent cx="1609544" cy="2872677"/>
-            <wp:effectExtent l="0" t="0" r="0" b="0"/>
+          <wp:inline distT="0" distB="0" distL="0" distR="0" wp14:anchorId="3BE15DC7" wp14:editId="09A36B26">
+            <wp:extent cx="2263140" cy="4039200"/>
+            <wp:effectExtent l="0" t="0" r="3810" b="0"/>
             <wp:docPr id="10" name="Picture 10"/>
             <wp:cNvGraphicFramePr>
               <a:graphicFrameLocks xmlns:a="http://schemas.openxmlformats.org/drawingml/2006/main" noChangeAspect="1"/>
@@ -14457,7 +14501,7 @@
                   <pic:spPr>
                     <a:xfrm>
                       <a:off x="0" y="0"/>
-                      <a:ext cx="1609544" cy="2872677"/>
+                      <a:ext cx="2271172" cy="4053535"/>
                     </a:xfrm>
                     <a:prstGeom prst="rect">
                       <a:avLst/>
@@ -14480,6 +14524,7 @@
     </w:p>
     <w:p>
       <w:r>
+        <w:lastRenderedPageBreak/>
         <w:t>Функція delay() зупиняє всю програму, тому в практикумі час відраховується через millis(): поки світлодіод чекає, loop() встигає опитати датчики й обслужити мережу.</w:t>
       </w:r>
     </w:p>
@@ -14489,7 +14534,6 @@
         <w:keepNext/>
       </w:pPr>
       <w:r>
-        <w:lastRenderedPageBreak/>
         <w:t>#include &lt;Arduino.h&gt;</w:t>
       </w:r>
     </w:p>
@@ -17107,9 +17151,6 @@
     <w:p>
       <w:pPr>
         <w:pStyle w:val="CaptionUA"/>
-        <w:rPr>
-          <w:lang w:val="ru-RU"/>
-        </w:rPr>
       </w:pPr>
       <w:r>
         <w:t xml:space="preserve">Рисунок 3.2 – Підключення RGB-світлодіода зі спільним катодом. </w:t>
@@ -17118,21 +17159,228 @@
         <w:rPr>
           <w:lang w:val="ru-RU"/>
         </w:rPr>
-        <w:t>Схема електрична принципова</w:t>
+        <w:t>Схема</w:t>
+      </w:r>
+      <w:r>
+        <w:t xml:space="preserve"> </w:t>
+      </w:r>
+      <w:r>
+        <w:rPr>
+          <w:lang w:val="ru-RU"/>
+        </w:rPr>
+        <w:t>електрична</w:t>
+      </w:r>
+      <w:r>
+        <w:t xml:space="preserve"> </w:t>
+      </w:r>
+      <w:r>
+        <w:rPr>
+          <w:lang w:val="ru-RU"/>
+        </w:rPr>
+        <w:t>принципова</w:t>
+      </w:r>
+    </w:p>
+    <w:p>
+      <w:pPr>
+        <w:pStyle w:val="Code"/>
+        <w:keepNext/>
+      </w:pPr>
+      <w:r>
+        <w:t>const uint8_t PINS[3] = {25, 33, 32};   // R, G, B</w:t>
+      </w:r>
+    </w:p>
+    <w:p>
+      <w:pPr>
+        <w:pStyle w:val="Code"/>
+        <w:keepNext/>
+      </w:pPr>
+      <w:r>
+        <w:t xml:space="preserve"> </w:t>
+      </w:r>
+    </w:p>
+    <w:p>
+      <w:pPr>
+        <w:pStyle w:val="Code"/>
+        <w:keepNext/>
+      </w:pPr>
+      <w:r>
+        <w:t>void setColor(uint8_t r, uint8_t g, uint8_t b) {</w:t>
+      </w:r>
+    </w:p>
+    <w:p>
+      <w:pPr>
+        <w:pStyle w:val="Code"/>
+        <w:keepNext/>
+      </w:pPr>
+      <w:r>
+        <w:t xml:space="preserve">    ledcWrite(0, r);</w:t>
+      </w:r>
+    </w:p>
+    <w:p>
+      <w:pPr>
+        <w:pStyle w:val="Code"/>
+        <w:keepNext/>
+      </w:pPr>
+      <w:r>
+        <w:t xml:space="preserve">    ledcWrite(1, g);</w:t>
+      </w:r>
+    </w:p>
+    <w:p>
+      <w:pPr>
+        <w:pStyle w:val="Code"/>
+        <w:keepNext/>
+      </w:pPr>
+      <w:r>
+        <w:t xml:space="preserve">    ledcWrite(2, b);</w:t>
+      </w:r>
+    </w:p>
+    <w:p>
+      <w:pPr>
+        <w:pStyle w:val="Code"/>
+        <w:keepNext/>
+      </w:pPr>
+      <w:r>
+        <w:t>}</w:t>
+      </w:r>
+    </w:p>
+    <w:p>
+      <w:pPr>
+        <w:pStyle w:val="Code"/>
+        <w:keepNext/>
+      </w:pPr>
+      <w:r>
+        <w:t xml:space="preserve"> </w:t>
+      </w:r>
+    </w:p>
+    <w:p>
+      <w:pPr>
+        <w:pStyle w:val="Code"/>
+        <w:keepNext/>
+      </w:pPr>
+      <w:r>
+        <w:t>void setup() {</w:t>
+      </w:r>
+    </w:p>
+    <w:p>
+      <w:pPr>
+        <w:pStyle w:val="Code"/>
+        <w:keepNext/>
+      </w:pPr>
+      <w:r>
+        <w:t xml:space="preserve">    for (uint8_t ch = 0; ch &lt; 3; ch++) {</w:t>
+      </w:r>
+    </w:p>
+    <w:p>
+      <w:pPr>
+        <w:pStyle w:val="Code"/>
+        <w:keepNext/>
+      </w:pPr>
+      <w:r>
+        <w:t xml:space="preserve">        ledcSetup(ch, 5000, 8);</w:t>
+      </w:r>
+    </w:p>
+    <w:p>
+      <w:pPr>
+        <w:pStyle w:val="Code"/>
+        <w:keepNext/>
+      </w:pPr>
+      <w:r>
+        <w:t xml:space="preserve">        ledcAttachPin(PINS[ch], ch);</w:t>
+      </w:r>
+    </w:p>
+    <w:p>
+      <w:pPr>
+        <w:pStyle w:val="Code"/>
+        <w:keepNext/>
+      </w:pPr>
+      <w:r>
+        <w:t xml:space="preserve">    }</w:t>
+      </w:r>
+    </w:p>
+    <w:p>
+      <w:pPr>
+        <w:pStyle w:val="Code"/>
+        <w:keepNext/>
+      </w:pPr>
+      <w:r>
+        <w:t xml:space="preserve">    setColor(255, 80, 0);                // помаранчевий</w:t>
+      </w:r>
+    </w:p>
+    <w:p>
+      <w:pPr>
+        <w:pStyle w:val="Code"/>
+        <w:keepNext/>
+      </w:pPr>
+      <w:r>
+        <w:t>}</w:t>
+      </w:r>
+    </w:p>
+    <w:p>
+      <w:pPr>
+        <w:pStyle w:val="Code"/>
+        <w:keepNext/>
+      </w:pPr>
+      <w:r>
+        <w:t xml:space="preserve"> </w:t>
+      </w:r>
+    </w:p>
+    <w:p>
+      <w:pPr>
+        <w:pStyle w:val="Code"/>
+        <w:spacing w:after="160"/>
+      </w:pPr>
+      <w:r>
+        <w:t>void loop() {}</w:t>
       </w:r>
     </w:p>
     <w:p>
       <w:pPr>
         <w:pStyle w:val="Tabletitle"/>
-        <w:rPr>
-          <w:lang w:val="ru-RU"/>
-        </w:rPr>
-      </w:pPr>
-      <w:r>
-        <w:rPr>
-          <w:lang w:val="ru-RU"/>
-        </w:rPr>
-        <w:t>Таблиця 3.3 – Перелік елементів до рисунка 3.2</w:t>
+      </w:pPr>
+      <w:r>
+        <w:rPr>
+          <w:lang w:val="ru-RU"/>
+        </w:rPr>
+        <w:t>Таблиця</w:t>
+      </w:r>
+      <w:r>
+        <w:t xml:space="preserve"> 3.3 – </w:t>
+      </w:r>
+      <w:r>
+        <w:rPr>
+          <w:lang w:val="ru-RU"/>
+        </w:rPr>
+        <w:t>Перелік</w:t>
+      </w:r>
+      <w:r>
+        <w:t xml:space="preserve"> </w:t>
+      </w:r>
+      <w:r>
+        <w:rPr>
+          <w:lang w:val="ru-RU"/>
+        </w:rPr>
+        <w:t>елементів</w:t>
+      </w:r>
+      <w:r>
+        <w:t xml:space="preserve"> </w:t>
+      </w:r>
+      <w:r>
+        <w:rPr>
+          <w:lang w:val="ru-RU"/>
+        </w:rPr>
+        <w:t>до</w:t>
+      </w:r>
+      <w:r>
+        <w:t xml:space="preserve"> </w:t>
+      </w:r>
+      <w:r>
+        <w:rPr>
+          <w:lang w:val="ru-RU"/>
+        </w:rPr>
+        <w:t>рисунка</w:t>
+      </w:r>
+      <w:r>
+        <w:t xml:space="preserve"> 3.2</w:t>
       </w:r>
     </w:p>
     <w:tbl>
@@ -17457,184 +17705,127 @@
         </w:tc>
       </w:tr>
     </w:tbl>
-    <w:p/>
-    <w:p>
-      <w:pPr>
-        <w:pStyle w:val="Code"/>
-        <w:keepNext/>
-      </w:pPr>
+    <w:p>
       <w:r>
         <w:lastRenderedPageBreak/>
-        <w:t>const uint8_t PINS[3] = {25, 33, 32};   // R, G, B</w:t>
-      </w:r>
-    </w:p>
-    <w:p>
-      <w:pPr>
-        <w:pStyle w:val="Code"/>
-        <w:keepNext/>
-      </w:pPr>
+        <w:t>Для світлодіода зі спільним анодом спільний вивід підключають до +3,3 В, а заповнення інвертують: ledcWrite(ch, 255 − value). Виводи RGB-світлодіода обрано поза конфігураційними (strapping) виводами (підрозділ 2.2). GPIO</w:t>
+      </w:r>
+      <w:r>
+        <w:t xml:space="preserve">32 </w:t>
+      </w:r>
+      <w:r>
+        <w:rPr>
+          <w:lang w:val="ru-RU"/>
+        </w:rPr>
+        <w:t>у</w:t>
+      </w:r>
       <w:r>
         <w:t xml:space="preserve"> </w:t>
       </w:r>
-    </w:p>
-    <w:p>
-      <w:pPr>
-        <w:pStyle w:val="Code"/>
-        <w:keepNext/>
-      </w:pPr>
-      <w:r>
-        <w:t>void setColor(uint8_t r, uint8_t g, uint8_t b) {</w:t>
-      </w:r>
-    </w:p>
-    <w:p>
-      <w:pPr>
-        <w:pStyle w:val="Code"/>
-        <w:keepNext/>
-      </w:pPr>
-      <w:r>
-        <w:t xml:space="preserve">    ledcWrite(0, r);</w:t>
-      </w:r>
-    </w:p>
-    <w:p>
-      <w:pPr>
-        <w:pStyle w:val="Code"/>
-        <w:keepNext/>
-      </w:pPr>
-      <w:r>
-        <w:t xml:space="preserve">    ledcWrite(1, g);</w:t>
-      </w:r>
-    </w:p>
-    <w:p>
-      <w:pPr>
-        <w:pStyle w:val="Code"/>
-        <w:keepNext/>
-      </w:pPr>
-      <w:r>
-        <w:t xml:space="preserve">    ledcWrite(2, b);</w:t>
-      </w:r>
-    </w:p>
-    <w:p>
-      <w:pPr>
-        <w:pStyle w:val="Code"/>
-        <w:keepNext/>
-      </w:pPr>
-      <w:r>
-        <w:t>}</w:t>
-      </w:r>
-    </w:p>
-    <w:p>
-      <w:pPr>
-        <w:pStyle w:val="Code"/>
-        <w:keepNext/>
-      </w:pPr>
+      <w:r>
+        <w:rPr>
+          <w:lang w:val="ru-RU"/>
+        </w:rPr>
+        <w:t>лабораторній</w:t>
+      </w:r>
       <w:r>
         <w:t xml:space="preserve"> </w:t>
       </w:r>
-    </w:p>
-    <w:p>
-      <w:pPr>
-        <w:pStyle w:val="Code"/>
-        <w:keepNext/>
-      </w:pPr>
-      <w:r>
-        <w:t>void setup() {</w:t>
-      </w:r>
-    </w:p>
-    <w:p>
-      <w:pPr>
-        <w:pStyle w:val="Code"/>
-        <w:keepNext/>
-      </w:pPr>
-      <w:r>
-        <w:t xml:space="preserve">    for (uint8_t ch = 0; ch &lt; 3; ch++) {</w:t>
-      </w:r>
-    </w:p>
-    <w:p>
-      <w:pPr>
-        <w:pStyle w:val="Code"/>
-        <w:keepNext/>
-      </w:pPr>
-      <w:r>
-        <w:t xml:space="preserve">        ledcSetup(ch, 5000, 8);</w:t>
-      </w:r>
-    </w:p>
-    <w:p>
-      <w:pPr>
-        <w:pStyle w:val="Code"/>
-        <w:keepNext/>
-      </w:pPr>
-      <w:r>
-        <w:t xml:space="preserve">        ledcAttachPin(PINS[ch], ch);</w:t>
-      </w:r>
-    </w:p>
-    <w:p>
-      <w:pPr>
-        <w:pStyle w:val="Code"/>
-        <w:keepNext/>
-      </w:pPr>
-      <w:r>
-        <w:t xml:space="preserve">    }</w:t>
-      </w:r>
-    </w:p>
-    <w:p>
-      <w:pPr>
-        <w:pStyle w:val="Code"/>
-        <w:keepNext/>
-      </w:pPr>
-      <w:r>
-        <w:t xml:space="preserve">    setColor(255, 80, 0);                // помаранчевий</w:t>
-      </w:r>
-    </w:p>
-    <w:p>
-      <w:pPr>
-        <w:pStyle w:val="Code"/>
-        <w:keepNext/>
-      </w:pPr>
-      <w:r>
-        <w:t>}</w:t>
-      </w:r>
-    </w:p>
-    <w:p>
-      <w:pPr>
-        <w:pStyle w:val="Code"/>
-        <w:keepNext/>
-      </w:pPr>
+      <w:r>
+        <w:rPr>
+          <w:lang w:val="ru-RU"/>
+        </w:rPr>
+        <w:t>роботі</w:t>
+      </w:r>
+      <w:r>
+        <w:t xml:space="preserve"> 6 </w:t>
+      </w:r>
+      <w:r>
+        <w:rPr>
+          <w:lang w:val="ru-RU"/>
+        </w:rPr>
+        <w:t>займає</w:t>
+      </w:r>
       <w:r>
         <w:t xml:space="preserve"> </w:t>
       </w:r>
-    </w:p>
-    <w:p>
-      <w:pPr>
-        <w:pStyle w:val="Code"/>
-        <w:spacing w:after="160"/>
-      </w:pPr>
-      <w:r>
-        <w:t>void loop() {}</w:t>
-      </w:r>
-    </w:p>
-    <w:p>
-      <w:pPr>
-        <w:rPr>
-          <w:lang w:val="ru-RU"/>
-        </w:rPr>
-      </w:pPr>
-      <w:r>
-        <w:t>Для світлодіода зі спільним анодом спільний вивід підключають до +3,3 В, а заповнення інвертують: ledcWrite(ch, 255 − value). Виводи RGB-світлодіода обрано поза конфігураційними (strapping) виводами (підрозділ 2.2). GPIO</w:t>
-      </w:r>
-      <w:r>
-        <w:rPr>
-          <w:lang w:val="ru-RU"/>
-        </w:rPr>
-        <w:t xml:space="preserve">32 у лабораторній роботі 6 займає фоторезистор, тому </w:t>
+      <w:r>
+        <w:rPr>
+          <w:lang w:val="ru-RU"/>
+        </w:rPr>
+        <w:t>фоторезистор</w:t>
+      </w:r>
+      <w:r>
+        <w:t xml:space="preserve">, </w:t>
+      </w:r>
+      <w:r>
+        <w:rPr>
+          <w:lang w:val="ru-RU"/>
+        </w:rPr>
+        <w:t>тому</w:t>
+      </w:r>
+      <w:r>
+        <w:t xml:space="preserve"> </w:t>
       </w:r>
       <w:r>
         <w:t>RGB</w:t>
       </w:r>
       <w:r>
-        <w:rPr>
-          <w:lang w:val="ru-RU"/>
-        </w:rPr>
-        <w:t>-світлодіод встановлюють лише на час роботи 3.</w:t>
+        <w:t>-</w:t>
+      </w:r>
+      <w:r>
+        <w:rPr>
+          <w:lang w:val="ru-RU"/>
+        </w:rPr>
+        <w:t>світлодіод</w:t>
+      </w:r>
+      <w:r>
+        <w:t xml:space="preserve"> </w:t>
+      </w:r>
+      <w:r>
+        <w:rPr>
+          <w:lang w:val="ru-RU"/>
+        </w:rPr>
+        <w:t>встановлюють</w:t>
+      </w:r>
+      <w:r>
+        <w:t xml:space="preserve"> </w:t>
+      </w:r>
+      <w:r>
+        <w:rPr>
+          <w:lang w:val="ru-RU"/>
+        </w:rPr>
+        <w:t>лише</w:t>
+      </w:r>
+      <w:r>
+        <w:t xml:space="preserve"> </w:t>
+      </w:r>
+      <w:r>
+        <w:rPr>
+          <w:lang w:val="ru-RU"/>
+        </w:rPr>
+        <w:t>на</w:t>
+      </w:r>
+      <w:r>
+        <w:t xml:space="preserve"> </w:t>
+      </w:r>
+      <w:r>
+        <w:rPr>
+          <w:lang w:val="ru-RU"/>
+        </w:rPr>
+        <w:t>час</w:t>
+      </w:r>
+      <w:r>
+        <w:t xml:space="preserve"> </w:t>
+      </w:r>
+      <w:r>
+        <w:rPr>
+          <w:lang w:val="ru-RU"/>
+        </w:rPr>
+        <w:t>роботи</w:t>
+      </w:r>
+      <w:r>
+        <w:t xml:space="preserve"> 3.</w:t>
       </w:r>
     </w:p>
     <w:p>
@@ -17654,6 +17845,11 @@
       <w:bookmarkEnd w:id="25"/>
     </w:p>
     <w:p>
+      <w:pPr>
+        <w:rPr>
+          <w:lang w:val="ru-RU"/>
+        </w:rPr>
+      </w:pPr>
       <w:r>
         <w:rPr>
           <w:lang w:val="ru-RU"/>
@@ -17685,10 +17881,10 @@
         <w:tblLook w:val="04A0" w:firstRow="1" w:lastRow="0" w:firstColumn="1" w:lastColumn="0" w:noHBand="0" w:noVBand="1"/>
       </w:tblPr>
       <w:tblGrid>
-        <w:gridCol w:w="855"/>
-        <w:gridCol w:w="1625"/>
-        <w:gridCol w:w="1967"/>
-        <w:gridCol w:w="5474"/>
+        <w:gridCol w:w="1134"/>
+        <w:gridCol w:w="1843"/>
+        <w:gridCol w:w="1985"/>
+        <w:gridCol w:w="4959"/>
       </w:tblGrid>
       <w:tr>
         <w:trPr>
@@ -17697,7 +17893,7 @@
         </w:trPr>
         <w:tc>
           <w:tcPr>
-            <w:tcW w:w="855" w:type="dxa"/>
+            <w:tcW w:w="1134" w:type="dxa"/>
           </w:tcPr>
           <w:p>
             <w:pPr>
@@ -17715,25 +17911,55 @@
         </w:tc>
         <w:tc>
           <w:tcPr>
-            <w:tcW w:w="1625" w:type="dxa"/>
+            <w:tcW w:w="1843" w:type="dxa"/>
           </w:tcPr>
           <w:p>
             <w:pPr>
               <w:pStyle w:val="Tabletext"/>
               <w:keepNext/>
               <w:jc w:val="center"/>
-            </w:pPr>
+              <w:rPr>
+                <w:lang w:val="ru-RU"/>
+              </w:rPr>
+            </w:pPr>
+            <w:r>
+              <w:rPr>
+                <w:b/>
+                <w:lang w:val="ru-RU"/>
+              </w:rPr>
+              <w:t xml:space="preserve">Середній прямий струм </w:t>
+            </w:r>
             <w:r>
               <w:rPr>
                 <w:b/>
               </w:rPr>
-              <w:t>Середній прямий струм IF(AV), А</w:t>
-            </w:r>
-          </w:p>
-        </w:tc>
-        <w:tc>
-          <w:tcPr>
-            <w:tcW w:w="1967" w:type="dxa"/>
+              <w:t>IF</w:t>
+            </w:r>
+            <w:r>
+              <w:rPr>
+                <w:b/>
+                <w:lang w:val="ru-RU"/>
+              </w:rPr>
+              <w:t>(</w:t>
+            </w:r>
+            <w:r>
+              <w:rPr>
+                <w:b/>
+              </w:rPr>
+              <w:t>AV</w:t>
+            </w:r>
+            <w:r>
+              <w:rPr>
+                <w:b/>
+                <w:lang w:val="ru-RU"/>
+              </w:rPr>
+              <w:t>), А</w:t>
+            </w:r>
+          </w:p>
+        </w:tc>
+        <w:tc>
+          <w:tcPr>
+            <w:tcW w:w="1985" w:type="dxa"/>
           </w:tcPr>
           <w:p>
             <w:pPr>
@@ -17751,7 +17977,7 @@
         </w:tc>
         <w:tc>
           <w:tcPr>
-            <w:tcW w:w="5474" w:type="dxa"/>
+            <w:tcW w:w="4959" w:type="dxa"/>
           </w:tcPr>
           <w:p>
             <w:pPr>
@@ -17774,7 +18000,7 @@
         </w:trPr>
         <w:tc>
           <w:tcPr>
-            <w:tcW w:w="855" w:type="dxa"/>
+            <w:tcW w:w="1134" w:type="dxa"/>
           </w:tcPr>
           <w:p>
             <w:pPr>
@@ -17787,7 +18013,7 @@
         </w:tc>
         <w:tc>
           <w:tcPr>
-            <w:tcW w:w="1625" w:type="dxa"/>
+            <w:tcW w:w="1843" w:type="dxa"/>
           </w:tcPr>
           <w:p>
             <w:pPr>
@@ -17800,7 +18026,7 @@
         </w:tc>
         <w:tc>
           <w:tcPr>
-            <w:tcW w:w="1967" w:type="dxa"/>
+            <w:tcW w:w="1985" w:type="dxa"/>
           </w:tcPr>
           <w:p>
             <w:pPr>
@@ -17813,7 +18039,7 @@
         </w:tc>
         <w:tc>
           <w:tcPr>
-            <w:tcW w:w="5474" w:type="dxa"/>
+            <w:tcW w:w="4959" w:type="dxa"/>
           </w:tcPr>
           <w:p>
             <w:pPr>
@@ -17837,7 +18063,7 @@
         </w:trPr>
         <w:tc>
           <w:tcPr>
-            <w:tcW w:w="855" w:type="dxa"/>
+            <w:tcW w:w="1134" w:type="dxa"/>
           </w:tcPr>
           <w:p>
             <w:pPr>
@@ -17850,7 +18076,7 @@
         </w:tc>
         <w:tc>
           <w:tcPr>
-            <w:tcW w:w="1625" w:type="dxa"/>
+            <w:tcW w:w="1843" w:type="dxa"/>
           </w:tcPr>
           <w:p>
             <w:pPr>
@@ -17863,7 +18089,7 @@
         </w:tc>
         <w:tc>
           <w:tcPr>
-            <w:tcW w:w="1967" w:type="dxa"/>
+            <w:tcW w:w="1985" w:type="dxa"/>
           </w:tcPr>
           <w:p>
             <w:pPr>
@@ -17876,7 +18102,7 @@
         </w:tc>
         <w:tc>
           <w:tcPr>
-            <w:tcW w:w="5474" w:type="dxa"/>
+            <w:tcW w:w="4959" w:type="dxa"/>
           </w:tcPr>
           <w:p>
             <w:pPr>
@@ -17927,7 +18153,6 @@
         <w:rPr>
           <w:lang w:val="ru-RU"/>
         </w:rPr>
-        <w:lastRenderedPageBreak/>
         <w:t>3.4 Транзисторний ключ і електромагнітне реле</w:t>
       </w:r>
       <w:bookmarkEnd w:id="26"/>
@@ -17974,6 +18199,7 @@
         <w:rPr>
           <w:noProof/>
         </w:rPr>
+        <w:lastRenderedPageBreak/>
         <w:drawing>
           <wp:inline distT="0" distB="0" distL="0" distR="0" wp14:anchorId="3918C04D" wp14:editId="059615F4">
             <wp:extent cx="4260272" cy="2772294"/>
@@ -18599,7 +18825,6 @@
         <w:rPr>
           <w:lang w:val="ru-RU"/>
         </w:rPr>
-        <w:lastRenderedPageBreak/>
         <w:t>Струм котушки беруть із datasheet конкретного реле. Щоб транзистор надійно насичувався, струм бази розраховують не за мінімальним h21е, а за примусовим коефіцієнтом βпр = Iк / Iб = 10…30 (datasheet BC547 нормує Uке нас саме при Iк / Iб = 10…20). Для Iк = 69 мА це 2,3…7 мА; верхню межу обмежує допустимий струм GPIO, тому беруть R1 = 1 кОм:</w:t>
       </w:r>
     </w:p>
@@ -18620,6 +18845,7 @@
         <w:rPr>
           <w:lang w:val="ru-RU"/>
         </w:rPr>
+        <w:lastRenderedPageBreak/>
         <w:tab/>
       </w:r>
       <w:r>
@@ -18804,7 +19030,6 @@
         <w:rPr>
           <w:noProof/>
         </w:rPr>
-        <w:lastRenderedPageBreak/>
         <w:drawing>
           <wp:inline distT="0" distB="0" distL="0" distR="0" wp14:anchorId="212182E1" wp14:editId="1DA6AAFC">
             <wp:extent cx="5660967" cy="2643447"/>
@@ -18867,6 +19092,7 @@
         <w:rPr>
           <w:lang w:val="ru-RU"/>
         </w:rPr>
+        <w:lastRenderedPageBreak/>
         <w:t>Таблиця 3.6 – Перелік елементів до рисунка 3.4</w:t>
       </w:r>
     </w:p>
@@ -19319,322 +19545,322 @@
         <w:keepNext/>
       </w:pPr>
       <w:r>
+        <w:t>const uint8_t RELAY_PIN = 26;</w:t>
+      </w:r>
+    </w:p>
+    <w:p>
+      <w:pPr>
+        <w:pStyle w:val="Code"/>
+        <w:keepNext/>
+      </w:pPr>
+      <w:r>
+        <w:t xml:space="preserve"> </w:t>
+      </w:r>
+    </w:p>
+    <w:p>
+      <w:pPr>
+        <w:pStyle w:val="Code"/>
+        <w:keepNext/>
+      </w:pPr>
+      <w:r>
+        <w:t>void setup() {</w:t>
+      </w:r>
+    </w:p>
+    <w:p>
+      <w:pPr>
+        <w:pStyle w:val="Code"/>
+        <w:keepNext/>
+      </w:pPr>
+      <w:r>
+        <w:t xml:space="preserve">    Serial.begin(115200);</w:t>
+      </w:r>
+    </w:p>
+    <w:p>
+      <w:pPr>
+        <w:pStyle w:val="Code"/>
+        <w:keepNext/>
+      </w:pPr>
+      <w:r>
+        <w:t xml:space="preserve">    pinMode(RELAY_PIN, OUTPUT);</w:t>
+      </w:r>
+    </w:p>
+    <w:p>
+      <w:pPr>
+        <w:pStyle w:val="Code"/>
+        <w:keepNext/>
+      </w:pPr>
+      <w:r>
+        <w:t xml:space="preserve">    digitalWrite(RELAY_PIN, LOW);         // під час запуску вимкнено</w:t>
+      </w:r>
+    </w:p>
+    <w:p>
+      <w:pPr>
+        <w:pStyle w:val="Code"/>
+        <w:keepNext/>
+      </w:pPr>
+      <w:r>
+        <w:t xml:space="preserve">    Serial.println("Type 1 to switch on, 0 to switch off");</w:t>
+      </w:r>
+    </w:p>
+    <w:p>
+      <w:pPr>
+        <w:pStyle w:val="Code"/>
+        <w:keepNext/>
+      </w:pPr>
+      <w:r>
+        <w:t>}</w:t>
+      </w:r>
+    </w:p>
+    <w:p>
+      <w:pPr>
+        <w:pStyle w:val="Code"/>
+        <w:keepNext/>
+      </w:pPr>
+      <w:r>
+        <w:t xml:space="preserve"> </w:t>
+      </w:r>
+    </w:p>
+    <w:p>
+      <w:pPr>
+        <w:pStyle w:val="Code"/>
+        <w:keepNext/>
+      </w:pPr>
+      <w:r>
+        <w:t>void loop() {</w:t>
+      </w:r>
+    </w:p>
+    <w:p>
+      <w:pPr>
+        <w:pStyle w:val="Code"/>
+        <w:keepNext/>
+      </w:pPr>
+      <w:r>
+        <w:t xml:space="preserve">    if (Serial.available()) {</w:t>
+      </w:r>
+    </w:p>
+    <w:p>
+      <w:pPr>
+        <w:pStyle w:val="Code"/>
+        <w:keepNext/>
+      </w:pPr>
+      <w:r>
+        <w:t xml:space="preserve">        char c = Serial.read();</w:t>
+      </w:r>
+    </w:p>
+    <w:p>
+      <w:pPr>
+        <w:pStyle w:val="Code"/>
+        <w:keepNext/>
+      </w:pPr>
+      <w:r>
+        <w:t xml:space="preserve">        if (c == '1' || c == '0') {</w:t>
+      </w:r>
+    </w:p>
+    <w:p>
+      <w:pPr>
+        <w:pStyle w:val="Code"/>
+        <w:keepNext/>
+      </w:pPr>
+      <w:r>
+        <w:t xml:space="preserve">            digitalWrite(RELAY_PIN, c == '1' ? HIGH : LOW);</w:t>
+      </w:r>
+    </w:p>
+    <w:p>
+      <w:pPr>
+        <w:pStyle w:val="Code"/>
+        <w:keepNext/>
+        <w:rPr>
+          <w:lang w:val="ru-RU"/>
+        </w:rPr>
+      </w:pPr>
+      <w:r>
+        <w:t xml:space="preserve">            Serial.printf("Relay %s\n", c == '1' ? </w:t>
+      </w:r>
+      <w:r>
+        <w:rPr>
+          <w:lang w:val="ru-RU"/>
+        </w:rPr>
+        <w:t>"</w:t>
+      </w:r>
+      <w:r>
+        <w:t>ON</w:t>
+      </w:r>
+      <w:r>
+        <w:rPr>
+          <w:lang w:val="ru-RU"/>
+        </w:rPr>
+        <w:t>" : "</w:t>
+      </w:r>
+      <w:r>
+        <w:t>OFF</w:t>
+      </w:r>
+      <w:r>
+        <w:rPr>
+          <w:lang w:val="ru-RU"/>
+        </w:rPr>
+        <w:t>");</w:t>
+      </w:r>
+    </w:p>
+    <w:p>
+      <w:pPr>
+        <w:pStyle w:val="Code"/>
+        <w:keepNext/>
+        <w:rPr>
+          <w:lang w:val="ru-RU"/>
+        </w:rPr>
+      </w:pPr>
+      <w:r>
+        <w:rPr>
+          <w:lang w:val="ru-RU"/>
+        </w:rPr>
+        <w:t xml:space="preserve">        }</w:t>
+      </w:r>
+    </w:p>
+    <w:p>
+      <w:pPr>
+        <w:pStyle w:val="Code"/>
+        <w:keepNext/>
+        <w:rPr>
+          <w:lang w:val="ru-RU"/>
+        </w:rPr>
+      </w:pPr>
+      <w:r>
+        <w:rPr>
+          <w:lang w:val="ru-RU"/>
+        </w:rPr>
+        <w:t xml:space="preserve">    }</w:t>
+      </w:r>
+    </w:p>
+    <w:p>
+      <w:pPr>
+        <w:pStyle w:val="Code"/>
+        <w:spacing w:after="160"/>
+        <w:rPr>
+          <w:lang w:val="ru-RU"/>
+        </w:rPr>
+      </w:pPr>
+      <w:r>
+        <w:rPr>
+          <w:lang w:val="ru-RU"/>
+        </w:rPr>
+        <w:t>}</w:t>
+      </w:r>
+    </w:p>
+    <w:p>
+      <w:pPr>
+        <w:pStyle w:val="21"/>
+        <w:rPr>
+          <w:lang w:val="ru-RU"/>
+        </w:rPr>
+      </w:pPr>
+      <w:bookmarkStart w:id="28" w:name="_Toc242121999"/>
+      <w:r>
+        <w:rPr>
+          <w:lang w:val="ru-RU"/>
+        </w:rPr>
+        <w:t>3.6 Практична частина: кнопка, світлодіод і реле</w:t>
+      </w:r>
+      <w:bookmarkEnd w:id="28"/>
+    </w:p>
+    <w:p>
+      <w:pPr>
+        <w:rPr>
+          <w:lang w:val="ru-RU"/>
+        </w:rPr>
+      </w:pPr>
+      <w:r>
+        <w:rPr>
+          <w:lang w:val="ru-RU"/>
+        </w:rPr>
+        <w:t>Завдання – зібрати вузол «кнопка керує реле», перевірити його з сайту та реалізувати ту саму логіку власним скетчем.</w:t>
+      </w:r>
+    </w:p>
+    <w:p>
+      <w:pPr>
+        <w:rPr>
+          <w:lang w:val="ru-RU"/>
+        </w:rPr>
+      </w:pPr>
+      <w:r>
+        <w:rPr>
+          <w:b/>
+          <w:lang w:val="ru-RU"/>
+        </w:rPr>
+        <w:t>Крок 1. Складання схеми.</w:t>
+      </w:r>
+      <w:r>
+        <w:rPr>
+          <w:lang w:val="ru-RU"/>
+        </w:rPr>
+        <w:t xml:space="preserve"> На одній макетній платі зібрати три схеми: кнопку </w:t>
+      </w:r>
+      <w:r>
+        <w:t>SB</w:t>
+      </w:r>
+      <w:r>
+        <w:rPr>
+          <w:lang w:val="ru-RU"/>
+        </w:rPr>
+        <w:t xml:space="preserve">1 з резистором </w:t>
+      </w:r>
+      <w:r>
+        <w:t>R</w:t>
+      </w:r>
+      <w:r>
+        <w:rPr>
+          <w:lang w:val="ru-RU"/>
+        </w:rPr>
+        <w:t xml:space="preserve">1 10 кОм на </w:t>
+      </w:r>
+      <w:r>
+        <w:t>GPIO</w:t>
+      </w:r>
+      <w:r>
+        <w:rPr>
+          <w:lang w:val="ru-RU"/>
+        </w:rPr>
+        <w:t xml:space="preserve">27 (рисунок 1.2), світлодіод на </w:t>
+      </w:r>
+      <w:r>
+        <w:t>GPIO</w:t>
+      </w:r>
+      <w:r>
+        <w:rPr>
+          <w:lang w:val="ru-RU"/>
+        </w:rPr>
+        <w:t xml:space="preserve">25 (рисунок 3.1) і модуль реле на </w:t>
+      </w:r>
+      <w:r>
+        <w:t>GPIO</w:t>
+      </w:r>
+      <w:r>
+        <w:rPr>
+          <w:lang w:val="ru-RU"/>
+        </w:rPr>
+        <w:t xml:space="preserve">26 (рисунок 3.4). Готова прошивка читає цифровий вхід без внутрішньої підтяжки, тому зовнішній </w:t>
+      </w:r>
+      <w:r>
+        <w:t>R</w:t>
+      </w:r>
+      <w:r>
+        <w:rPr>
+          <w:lang w:val="ru-RU"/>
+        </w:rPr>
+        <w:t>1 обов'язковий.</w:t>
+      </w:r>
+    </w:p>
+    <w:p>
+      <w:pPr>
+        <w:rPr>
+          <w:lang w:val="ru-RU"/>
+        </w:rPr>
+      </w:pPr>
+      <w:r>
+        <w:rPr>
+          <w:b/>
+          <w:lang w:val="ru-RU"/>
+        </w:rPr>
         <w:lastRenderedPageBreak/>
-        <w:t>const uint8_t RELAY_PIN = 26;</w:t>
-      </w:r>
-    </w:p>
-    <w:p>
-      <w:pPr>
-        <w:pStyle w:val="Code"/>
-        <w:keepNext/>
-      </w:pPr>
-      <w:r>
-        <w:t xml:space="preserve"> </w:t>
-      </w:r>
-    </w:p>
-    <w:p>
-      <w:pPr>
-        <w:pStyle w:val="Code"/>
-        <w:keepNext/>
-      </w:pPr>
-      <w:r>
-        <w:t>void setup() {</w:t>
-      </w:r>
-    </w:p>
-    <w:p>
-      <w:pPr>
-        <w:pStyle w:val="Code"/>
-        <w:keepNext/>
-      </w:pPr>
-      <w:r>
-        <w:t xml:space="preserve">    Serial.begin(115200);</w:t>
-      </w:r>
-    </w:p>
-    <w:p>
-      <w:pPr>
-        <w:pStyle w:val="Code"/>
-        <w:keepNext/>
-      </w:pPr>
-      <w:r>
-        <w:t xml:space="preserve">    pinMode(RELAY_PIN, OUTPUT);</w:t>
-      </w:r>
-    </w:p>
-    <w:p>
-      <w:pPr>
-        <w:pStyle w:val="Code"/>
-        <w:keepNext/>
-      </w:pPr>
-      <w:r>
-        <w:t xml:space="preserve">    digitalWrite(RELAY_PIN, LOW);         // під час запуску вимкнено</w:t>
-      </w:r>
-    </w:p>
-    <w:p>
-      <w:pPr>
-        <w:pStyle w:val="Code"/>
-        <w:keepNext/>
-      </w:pPr>
-      <w:r>
-        <w:t xml:space="preserve">    Serial.println("Type 1 to switch on, 0 to switch off");</w:t>
-      </w:r>
-    </w:p>
-    <w:p>
-      <w:pPr>
-        <w:pStyle w:val="Code"/>
-        <w:keepNext/>
-      </w:pPr>
-      <w:r>
-        <w:t>}</w:t>
-      </w:r>
-    </w:p>
-    <w:p>
-      <w:pPr>
-        <w:pStyle w:val="Code"/>
-        <w:keepNext/>
-      </w:pPr>
-      <w:r>
-        <w:t xml:space="preserve"> </w:t>
-      </w:r>
-    </w:p>
-    <w:p>
-      <w:pPr>
-        <w:pStyle w:val="Code"/>
-        <w:keepNext/>
-      </w:pPr>
-      <w:r>
-        <w:t>void loop() {</w:t>
-      </w:r>
-    </w:p>
-    <w:p>
-      <w:pPr>
-        <w:pStyle w:val="Code"/>
-        <w:keepNext/>
-      </w:pPr>
-      <w:r>
-        <w:t xml:space="preserve">    if (Serial.available()) {</w:t>
-      </w:r>
-    </w:p>
-    <w:p>
-      <w:pPr>
-        <w:pStyle w:val="Code"/>
-        <w:keepNext/>
-      </w:pPr>
-      <w:r>
-        <w:t xml:space="preserve">        char c = Serial.read();</w:t>
-      </w:r>
-    </w:p>
-    <w:p>
-      <w:pPr>
-        <w:pStyle w:val="Code"/>
-        <w:keepNext/>
-      </w:pPr>
-      <w:r>
-        <w:t xml:space="preserve">        if (c == '1' || c == '0') {</w:t>
-      </w:r>
-    </w:p>
-    <w:p>
-      <w:pPr>
-        <w:pStyle w:val="Code"/>
-        <w:keepNext/>
-      </w:pPr>
-      <w:r>
-        <w:t xml:space="preserve">            digitalWrite(RELAY_PIN, c == '1' ? HIGH : LOW);</w:t>
-      </w:r>
-    </w:p>
-    <w:p>
-      <w:pPr>
-        <w:pStyle w:val="Code"/>
-        <w:keepNext/>
-        <w:rPr>
-          <w:lang w:val="ru-RU"/>
-        </w:rPr>
-      </w:pPr>
-      <w:r>
-        <w:t xml:space="preserve">            Serial.printf("Relay %s\n", c == '1' ? </w:t>
-      </w:r>
-      <w:r>
-        <w:rPr>
-          <w:lang w:val="ru-RU"/>
-        </w:rPr>
-        <w:t>"</w:t>
-      </w:r>
-      <w:r>
-        <w:t>ON</w:t>
-      </w:r>
-      <w:r>
-        <w:rPr>
-          <w:lang w:val="ru-RU"/>
-        </w:rPr>
-        <w:t>" : "</w:t>
-      </w:r>
-      <w:r>
-        <w:t>OFF</w:t>
-      </w:r>
-      <w:r>
-        <w:rPr>
-          <w:lang w:val="ru-RU"/>
-        </w:rPr>
-        <w:t>");</w:t>
-      </w:r>
-    </w:p>
-    <w:p>
-      <w:pPr>
-        <w:pStyle w:val="Code"/>
-        <w:keepNext/>
-        <w:rPr>
-          <w:lang w:val="ru-RU"/>
-        </w:rPr>
-      </w:pPr>
-      <w:r>
-        <w:rPr>
-          <w:lang w:val="ru-RU"/>
-        </w:rPr>
-        <w:t xml:space="preserve">        }</w:t>
-      </w:r>
-    </w:p>
-    <w:p>
-      <w:pPr>
-        <w:pStyle w:val="Code"/>
-        <w:keepNext/>
-        <w:rPr>
-          <w:lang w:val="ru-RU"/>
-        </w:rPr>
-      </w:pPr>
-      <w:r>
-        <w:rPr>
-          <w:lang w:val="ru-RU"/>
-        </w:rPr>
-        <w:t xml:space="preserve">    }</w:t>
-      </w:r>
-    </w:p>
-    <w:p>
-      <w:pPr>
-        <w:pStyle w:val="Code"/>
-        <w:spacing w:after="160"/>
-        <w:rPr>
-          <w:lang w:val="ru-RU"/>
-        </w:rPr>
-      </w:pPr>
-      <w:r>
-        <w:rPr>
-          <w:lang w:val="ru-RU"/>
-        </w:rPr>
-        <w:t>}</w:t>
-      </w:r>
-    </w:p>
-    <w:p>
-      <w:pPr>
-        <w:pStyle w:val="21"/>
-        <w:rPr>
-          <w:lang w:val="ru-RU"/>
-        </w:rPr>
-      </w:pPr>
-      <w:bookmarkStart w:id="28" w:name="_Toc242121999"/>
-      <w:r>
-        <w:rPr>
-          <w:lang w:val="ru-RU"/>
-        </w:rPr>
-        <w:t>3.6 Практична частина: кнопка, світлодіод і реле</w:t>
-      </w:r>
-      <w:bookmarkEnd w:id="28"/>
-    </w:p>
-    <w:p>
-      <w:pPr>
-        <w:rPr>
-          <w:lang w:val="ru-RU"/>
-        </w:rPr>
-      </w:pPr>
-      <w:r>
-        <w:rPr>
-          <w:lang w:val="ru-RU"/>
-        </w:rPr>
-        <w:t>Завдання – зібрати вузол «кнопка керує реле», перевірити його з сайту та реалізувати ту саму логіку власним скетчем.</w:t>
-      </w:r>
-    </w:p>
-    <w:p>
-      <w:pPr>
-        <w:rPr>
-          <w:lang w:val="ru-RU"/>
-        </w:rPr>
-      </w:pPr>
-      <w:r>
-        <w:rPr>
-          <w:b/>
-          <w:lang w:val="ru-RU"/>
-        </w:rPr>
-        <w:t>Крок 1. Складання схеми.</w:t>
-      </w:r>
-      <w:r>
-        <w:rPr>
-          <w:lang w:val="ru-RU"/>
-        </w:rPr>
-        <w:t xml:space="preserve"> На одній макетній платі зібрати три схеми: кнопку </w:t>
-      </w:r>
-      <w:r>
-        <w:t>SB</w:t>
-      </w:r>
-      <w:r>
-        <w:rPr>
-          <w:lang w:val="ru-RU"/>
-        </w:rPr>
-        <w:t xml:space="preserve">1 з резистором </w:t>
-      </w:r>
-      <w:r>
-        <w:t>R</w:t>
-      </w:r>
-      <w:r>
-        <w:rPr>
-          <w:lang w:val="ru-RU"/>
-        </w:rPr>
-        <w:t xml:space="preserve">1 10 кОм на </w:t>
-      </w:r>
-      <w:r>
-        <w:t>GPIO</w:t>
-      </w:r>
-      <w:r>
-        <w:rPr>
-          <w:lang w:val="ru-RU"/>
-        </w:rPr>
-        <w:t xml:space="preserve">27 (рисунок 1.2), світлодіод на </w:t>
-      </w:r>
-      <w:r>
-        <w:t>GPIO</w:t>
-      </w:r>
-      <w:r>
-        <w:rPr>
-          <w:lang w:val="ru-RU"/>
-        </w:rPr>
-        <w:t xml:space="preserve">25 (рисунок 3.1) і модуль реле на </w:t>
-      </w:r>
-      <w:r>
-        <w:t>GPIO</w:t>
-      </w:r>
-      <w:r>
-        <w:rPr>
-          <w:lang w:val="ru-RU"/>
-        </w:rPr>
-        <w:t xml:space="preserve">26 (рисунок 3.4). Готова прошивка читає цифровий вхід без внутрішньої підтяжки, тому зовнішній </w:t>
-      </w:r>
-      <w:r>
-        <w:t>R</w:t>
-      </w:r>
-      <w:r>
-        <w:rPr>
-          <w:lang w:val="ru-RU"/>
-        </w:rPr>
-        <w:t>1 обов'язковий.</w:t>
-      </w:r>
-    </w:p>
-    <w:p>
-      <w:pPr>
-        <w:rPr>
-          <w:lang w:val="ru-RU"/>
-        </w:rPr>
-      </w:pPr>
-      <w:r>
-        <w:rPr>
-          <w:b/>
-          <w:lang w:val="ru-RU"/>
-        </w:rPr>
         <w:t xml:space="preserve">Крок 2. Готова прошивка і налаштування на </w:t>
       </w:r>
       <w:r>
@@ -19744,7 +19970,6 @@
         <w:rPr>
           <w:noProof/>
         </w:rPr>
-        <w:lastRenderedPageBreak/>
         <w:drawing>
           <wp:inline distT="0" distB="0" distL="0" distR="0" wp14:anchorId="1DFA56B2" wp14:editId="27DCB9A4">
             <wp:extent cx="2268000" cy="3628800"/>
@@ -19965,6 +20190,7 @@
         <w:pStyle w:val="Code"/>
       </w:pPr>
       <w:r>
+        <w:lastRenderedPageBreak/>
         <w:t xml:space="preserve">    pinMode(RELAY, OUTPUT);</w:t>
       </w:r>
     </w:p>
@@ -20697,9 +20923,24 @@
           <w:p>
             <w:pPr>
               <w:pStyle w:val="Tabletext"/>
-            </w:pPr>
-            <w:r>
-              <w:t>Напруга живлення за datasheet, В (у практикумі – 3,3 В)</w:t>
+              <w:rPr>
+                <w:lang w:val="ru-RU"/>
+              </w:rPr>
+            </w:pPr>
+            <w:r>
+              <w:rPr>
+                <w:lang w:val="ru-RU"/>
+              </w:rPr>
+              <w:t xml:space="preserve">Напруга живлення за </w:t>
+            </w:r>
+            <w:r>
+              <w:t>datasheet</w:t>
+            </w:r>
+            <w:r>
+              <w:rPr>
+                <w:lang w:val="ru-RU"/>
+              </w:rPr>
+              <w:t>, В (у практикумі – 3,3 В)</w:t>
             </w:r>
           </w:p>
         </w:tc>
@@ -22291,9 +22532,36 @@
       <w:pPr>
         <w:pStyle w:val="Code"/>
         <w:keepNext/>
-      </w:pPr>
-      <w:r>
-        <w:t xml:space="preserve">        while (true) delay(1000);         // без датчика далі не працюємо</w:t>
+        <w:rPr>
+          <w:lang w:val="ru-RU"/>
+        </w:rPr>
+      </w:pPr>
+      <w:r>
+        <w:t xml:space="preserve">        while</w:t>
+      </w:r>
+      <w:r>
+        <w:rPr>
+          <w:lang w:val="ru-RU"/>
+        </w:rPr>
+        <w:t xml:space="preserve"> (</w:t>
+      </w:r>
+      <w:r>
+        <w:t>true</w:t>
+      </w:r>
+      <w:r>
+        <w:rPr>
+          <w:lang w:val="ru-RU"/>
+        </w:rPr>
+        <w:t xml:space="preserve">) </w:t>
+      </w:r>
+      <w:r>
+        <w:t>delay</w:t>
+      </w:r>
+      <w:r>
+        <w:rPr>
+          <w:lang w:val="ru-RU"/>
+        </w:rPr>
+        <w:t>(1000);         // без датчика далі не працюємо</w:t>
       </w:r>
     </w:p>
     <w:p>
@@ -22302,7 +22570,13 @@
         <w:keepNext/>
       </w:pPr>
       <w:r>
-        <w:t xml:space="preserve">    }</w:t>
+        <w:rPr>
+          <w:lang w:val="ru-RU"/>
+        </w:rPr>
+        <w:t xml:space="preserve">    </w:t>
+      </w:r>
+      <w:r>
+        <w:t>}</w:t>
       </w:r>
     </w:p>
     <w:p>
@@ -22947,53 +23221,35 @@
       <w:pPr>
         <w:pStyle w:val="Code"/>
         <w:keepNext/>
-        <w:rPr>
-          <w:lang w:val="ru-RU"/>
-        </w:rPr>
       </w:pPr>
       <w:r>
         <w:t>const</w:t>
       </w:r>
       <w:r>
-        <w:rPr>
-          <w:lang w:val="ru-RU"/>
-        </w:rPr>
         <w:t xml:space="preserve"> </w:t>
       </w:r>
       <w:r>
         <w:t>uint</w:t>
       </w:r>
       <w:r>
-        <w:rPr>
-          <w:lang w:val="ru-RU"/>
-        </w:rPr>
         <w:t>8_</w:t>
       </w:r>
       <w:r>
         <w:t>t</w:t>
       </w:r>
       <w:r>
-        <w:rPr>
-          <w:lang w:val="ru-RU"/>
-        </w:rPr>
         <w:t xml:space="preserve"> </w:t>
       </w:r>
       <w:r>
         <w:t>MQ</w:t>
       </w:r>
       <w:r>
-        <w:rPr>
-          <w:lang w:val="ru-RU"/>
-        </w:rPr>
         <w:t>_</w:t>
       </w:r>
       <w:r>
         <w:t>PIN</w:t>
       </w:r>
       <w:r>
-        <w:rPr>
-          <w:lang w:val="ru-RU"/>
-        </w:rPr>
         <w:t xml:space="preserve"> = 34;</w:t>
       </w:r>
     </w:p>
@@ -23179,11 +23435,43 @@
       </w:r>
     </w:p>
     <w:p>
+      <w:pPr>
+        <w:rPr>
+          <w:lang w:val="ru-RU"/>
+        </w:rPr>
+      </w:pPr>
       <w:r>
         <w:rPr>
           <w:b/>
-        </w:rPr>
-        <w:t>Значення ppm у цьому практикумі – лише навчальна оцінка за типовою характеристикою MQ-2. Їх не можна використовувати для оцінювання фактичної концентрації газу або для забезпечення безпеки.</w:t>
+          <w:lang w:val="ru-RU"/>
+        </w:rPr>
+        <w:t xml:space="preserve">Значення </w:t>
+      </w:r>
+      <w:r>
+        <w:rPr>
+          <w:b/>
+        </w:rPr>
+        <w:t>ppm</w:t>
+      </w:r>
+      <w:r>
+        <w:rPr>
+          <w:b/>
+          <w:lang w:val="ru-RU"/>
+        </w:rPr>
+        <w:t xml:space="preserve"> у цьому практикумі – лише навчальна оцінка за типовою характеристикою </w:t>
+      </w:r>
+      <w:r>
+        <w:rPr>
+          <w:b/>
+        </w:rPr>
+        <w:t>MQ</w:t>
+      </w:r>
+      <w:r>
+        <w:rPr>
+          <w:b/>
+          <w:lang w:val="ru-RU"/>
+        </w:rPr>
+        <w:t>-2. Їх не можна використовувати для оцінювання фактичної концентрації газу або для забезпечення безпеки.</w:t>
       </w:r>
     </w:p>
     <w:p>
@@ -25478,9 +25766,9 @@
       </w:tblPr>
       <w:tblGrid>
         <w:gridCol w:w="1904"/>
-        <w:gridCol w:w="6013"/>
-        <w:gridCol w:w="802"/>
-        <w:gridCol w:w="1203"/>
+        <w:gridCol w:w="5751"/>
+        <w:gridCol w:w="850"/>
+        <w:gridCol w:w="1417"/>
       </w:tblGrid>
       <w:tr>
         <w:trPr>
@@ -25507,7 +25795,7 @@
         </w:tc>
         <w:tc>
           <w:tcPr>
-            <w:tcW w:w="6013" w:type="dxa"/>
+            <w:tcW w:w="5751" w:type="dxa"/>
           </w:tcPr>
           <w:p>
             <w:pPr>
@@ -25525,7 +25813,7 @@
         </w:tc>
         <w:tc>
           <w:tcPr>
-            <w:tcW w:w="802" w:type="dxa"/>
+            <w:tcW w:w="850" w:type="dxa"/>
           </w:tcPr>
           <w:p>
             <w:pPr>
@@ -25543,7 +25831,7 @@
         </w:tc>
         <w:tc>
           <w:tcPr>
-            <w:tcW w:w="1203" w:type="dxa"/>
+            <w:tcW w:w="1417" w:type="dxa"/>
           </w:tcPr>
           <w:p>
             <w:pPr>
@@ -25579,7 +25867,7 @@
         </w:tc>
         <w:tc>
           <w:tcPr>
-            <w:tcW w:w="6013" w:type="dxa"/>
+            <w:tcW w:w="5751" w:type="dxa"/>
           </w:tcPr>
           <w:p>
             <w:pPr>
@@ -25592,7 +25880,7 @@
         </w:tc>
         <w:tc>
           <w:tcPr>
-            <w:tcW w:w="802" w:type="dxa"/>
+            <w:tcW w:w="850" w:type="dxa"/>
           </w:tcPr>
           <w:p>
             <w:pPr>
@@ -25605,7 +25893,7 @@
         </w:tc>
         <w:tc>
           <w:tcPr>
-            <w:tcW w:w="1203" w:type="dxa"/>
+            <w:tcW w:w="1417" w:type="dxa"/>
           </w:tcPr>
           <w:p>
             <w:pPr>
@@ -25633,7 +25921,7 @@
         </w:tc>
         <w:tc>
           <w:tcPr>
-            <w:tcW w:w="6013" w:type="dxa"/>
+            <w:tcW w:w="5751" w:type="dxa"/>
           </w:tcPr>
           <w:p>
             <w:pPr>
@@ -25646,7 +25934,7 @@
         </w:tc>
         <w:tc>
           <w:tcPr>
-            <w:tcW w:w="802" w:type="dxa"/>
+            <w:tcW w:w="850" w:type="dxa"/>
           </w:tcPr>
           <w:p>
             <w:pPr>
@@ -25659,7 +25947,7 @@
         </w:tc>
         <w:tc>
           <w:tcPr>
-            <w:tcW w:w="1203" w:type="dxa"/>
+            <w:tcW w:w="1417" w:type="dxa"/>
           </w:tcPr>
           <w:p>
             <w:pPr>
@@ -28668,9 +28956,63 @@
           <w:p>
             <w:pPr>
               <w:pStyle w:val="Tabletext"/>
-            </w:pPr>
-            <w:r>
-              <w:t>I2C, типово 0x3C (буває 0x3D)</w:t>
+              <w:rPr>
+                <w:lang w:val="ru-RU"/>
+              </w:rPr>
+            </w:pPr>
+            <w:r>
+              <w:t>I</w:t>
+            </w:r>
+            <w:r>
+              <w:rPr>
+                <w:lang w:val="ru-RU"/>
+              </w:rPr>
+              <w:t>2</w:t>
+            </w:r>
+            <w:r>
+              <w:t>C</w:t>
+            </w:r>
+            <w:r>
+              <w:rPr>
+                <w:lang w:val="ru-RU"/>
+              </w:rPr>
+              <w:t>, типово 0</w:t>
+            </w:r>
+            <w:r>
+              <w:t>x</w:t>
+            </w:r>
+            <w:r>
+              <w:rPr>
+                <w:lang w:val="ru-RU"/>
+              </w:rPr>
+              <w:t>3</w:t>
+            </w:r>
+            <w:r>
+              <w:t>C</w:t>
+            </w:r>
+            <w:r>
+              <w:rPr>
+                <w:lang w:val="ru-RU"/>
+              </w:rPr>
+              <w:t xml:space="preserve"> (буває 0</w:t>
+            </w:r>
+            <w:r>
+              <w:t>x</w:t>
+            </w:r>
+            <w:r>
+              <w:rPr>
+                <w:lang w:val="ru-RU"/>
+              </w:rPr>
+              <w:t>3</w:t>
+            </w:r>
+            <w:r>
+              <w:t>D</w:t>
+            </w:r>
+            <w:r>
+              <w:rPr>
+                <w:lang w:val="ru-RU"/>
+              </w:rPr>
+              <w:t>)</w:t>
             </w:r>
           </w:p>
         </w:tc>
@@ -28681,9 +29023,90 @@
           <w:p>
             <w:pPr>
               <w:pStyle w:val="Tabletext"/>
-            </w:pPr>
-            <w:r>
-              <w:t>ESP32: SDA GPIO27, SCL GPIO14 (лише за замовчуванням у готовій прошивці; на стенді – SDA GPIO21, SCL GPIO22)</w:t>
+              <w:rPr>
+                <w:lang w:val="ru-RU"/>
+              </w:rPr>
+            </w:pPr>
+            <w:r>
+              <w:t>ESP</w:t>
+            </w:r>
+            <w:r>
+              <w:rPr>
+                <w:lang w:val="ru-RU"/>
+              </w:rPr>
+              <w:t xml:space="preserve">32: </w:t>
+            </w:r>
+            <w:r>
+              <w:t>SDA</w:t>
+            </w:r>
+            <w:r>
+              <w:rPr>
+                <w:lang w:val="ru-RU"/>
+              </w:rPr>
+              <w:t xml:space="preserve"> </w:t>
+            </w:r>
+            <w:r>
+              <w:t>GPIO</w:t>
+            </w:r>
+            <w:r>
+              <w:rPr>
+                <w:lang w:val="ru-RU"/>
+              </w:rPr>
+              <w:t xml:space="preserve">27, </w:t>
+            </w:r>
+            <w:r>
+              <w:t>SCL</w:t>
+            </w:r>
+            <w:r>
+              <w:rPr>
+                <w:lang w:val="ru-RU"/>
+              </w:rPr>
+              <w:t xml:space="preserve"> </w:t>
+            </w:r>
+            <w:r>
+              <w:t>GPIO</w:t>
+            </w:r>
+            <w:r>
+              <w:rPr>
+                <w:lang w:val="ru-RU"/>
+              </w:rPr>
+              <w:t xml:space="preserve">14 (лише за замовчуванням у готовій прошивці; на стенді – </w:t>
+            </w:r>
+            <w:r>
+              <w:t>SDA</w:t>
+            </w:r>
+            <w:r>
+              <w:rPr>
+                <w:lang w:val="ru-RU"/>
+              </w:rPr>
+              <w:t xml:space="preserve"> </w:t>
+            </w:r>
+            <w:r>
+              <w:t>GPIO</w:t>
+            </w:r>
+            <w:r>
+              <w:rPr>
+                <w:lang w:val="ru-RU"/>
+              </w:rPr>
+              <w:t xml:space="preserve">21, </w:t>
+            </w:r>
+            <w:r>
+              <w:t>SCL</w:t>
+            </w:r>
+            <w:r>
+              <w:rPr>
+                <w:lang w:val="ru-RU"/>
+              </w:rPr>
+              <w:t xml:space="preserve"> </w:t>
+            </w:r>
+            <w:r>
+              <w:t>GPIO</w:t>
+            </w:r>
+            <w:r>
+              <w:rPr>
+                <w:lang w:val="ru-RU"/>
+              </w:rPr>
+              <w:t>22)</w:t>
             </w:r>
           </w:p>
         </w:tc>
@@ -28726,9 +29149,63 @@
           <w:p>
             <w:pPr>
               <w:pStyle w:val="Tabletext"/>
-            </w:pPr>
-            <w:r>
-              <w:t>I2C, типово 0x3C (буває 0x3D)</w:t>
+              <w:rPr>
+                <w:lang w:val="ru-RU"/>
+              </w:rPr>
+            </w:pPr>
+            <w:r>
+              <w:t>I</w:t>
+            </w:r>
+            <w:r>
+              <w:rPr>
+                <w:lang w:val="ru-RU"/>
+              </w:rPr>
+              <w:t>2</w:t>
+            </w:r>
+            <w:r>
+              <w:t>C</w:t>
+            </w:r>
+            <w:r>
+              <w:rPr>
+                <w:lang w:val="ru-RU"/>
+              </w:rPr>
+              <w:t>, типово 0</w:t>
+            </w:r>
+            <w:r>
+              <w:t>x</w:t>
+            </w:r>
+            <w:r>
+              <w:rPr>
+                <w:lang w:val="ru-RU"/>
+              </w:rPr>
+              <w:t>3</w:t>
+            </w:r>
+            <w:r>
+              <w:t>C</w:t>
+            </w:r>
+            <w:r>
+              <w:rPr>
+                <w:lang w:val="ru-RU"/>
+              </w:rPr>
+              <w:t xml:space="preserve"> (буває 0</w:t>
+            </w:r>
+            <w:r>
+              <w:t>x</w:t>
+            </w:r>
+            <w:r>
+              <w:rPr>
+                <w:lang w:val="ru-RU"/>
+              </w:rPr>
+              <w:t>3</w:t>
+            </w:r>
+            <w:r>
+              <w:t>D</w:t>
+            </w:r>
+            <w:r>
+              <w:rPr>
+                <w:lang w:val="ru-RU"/>
+              </w:rPr>
+              <w:t>)</w:t>
             </w:r>
           </w:p>
         </w:tc>
@@ -30467,16 +30944,11 @@
     </w:tbl>
     <w:p>
       <w:pPr>
-        <w:rPr>
-          <w:lang w:val="ru-RU"/>
-        </w:rPr>
-      </w:pPr>
-      <w:r>
-        <w:rPr>
-          <w:lang w:val="ru-RU"/>
-        </w:rPr>
-        <w:t>Послідовність читання ідентифікатора мітки (UID) показано на рисунку 5.7. Перевірка UID за списком дозволених у прикладі нижче – демонстраційний механізм ідентифікації: UID передається відкрито і легко копіюється, тому в реальній системі контролю доступу його не використовують як єдиний захисний фактор.</w:t>
-      </w:r>
+        <w:ind w:firstLine="0"/>
+        <w:rPr>
+          <w:lang w:val="ru-RU"/>
+        </w:rPr>
+      </w:pPr>
     </w:p>
     <w:p>
       <w:pPr>
@@ -30489,11 +30961,10 @@
         <w:rPr>
           <w:noProof/>
         </w:rPr>
-        <w:lastRenderedPageBreak/>
         <w:drawing>
-          <wp:inline distT="0" distB="0" distL="0" distR="0" wp14:anchorId="53D43514" wp14:editId="0F053130">
-            <wp:extent cx="5029200" cy="4372051"/>
-            <wp:effectExtent l="0" t="0" r="0" b="0"/>
+          <wp:inline distT="0" distB="0" distL="0" distR="0" wp14:anchorId="53D43514" wp14:editId="42BDAEBC">
+            <wp:extent cx="4425950" cy="3847625"/>
+            <wp:effectExtent l="0" t="0" r="0" b="635"/>
             <wp:docPr id="43" name="Picture 43"/>
             <wp:cNvGraphicFramePr>
               <a:graphicFrameLocks xmlns:a="http://schemas.openxmlformats.org/drawingml/2006/main" noChangeAspect="1"/>
@@ -30514,7 +30985,7 @@
                   <pic:spPr>
                     <a:xfrm>
                       <a:off x="0" y="0"/>
-                      <a:ext cx="5029200" cy="4372051"/>
+                      <a:ext cx="4438790" cy="3858787"/>
                     </a:xfrm>
                     <a:prstGeom prst="rect">
                       <a:avLst/>
@@ -30551,6 +31022,12 @@
       </w:r>
     </w:p>
     <w:p>
+      <w:r>
+        <w:lastRenderedPageBreak/>
+        <w:t>Послідовність читання ідентифікатора мітки (UID) показано на рисунку 5.7. Перевірка UID за списком дозволених у прикладі нижче – демонстраційний механізм ідентифікації: UID передається відкрито і легко копіюється, тому в реальній системі контролю доступу його не використовують як єдиний захисний фактор.</w:t>
+      </w:r>
+    </w:p>
+    <w:p>
       <w:pPr>
         <w:pStyle w:val="Code"/>
         <w:keepNext/>
@@ -30863,287 +31340,293 @@
         <w:t xml:space="preserve"> модуль підключається до тієї самої шини, що й </w:t>
       </w:r>
       <w:r>
+        <w:t>BMP</w:t>
+      </w:r>
+      <w:r>
+        <w:rPr>
+          <w:lang w:val="ru-RU"/>
+        </w:rPr>
+        <w:t xml:space="preserve">180 і </w:t>
+      </w:r>
+      <w:r>
+        <w:t>OLED</w:t>
+      </w:r>
+      <w:r>
+        <w:rPr>
+          <w:lang w:val="ru-RU"/>
+        </w:rPr>
+        <w:t xml:space="preserve"> (рисунок 5.1); для роботи з ним використовують бібліотеку </w:t>
+      </w:r>
+      <w:r>
+        <w:t>Adafruit</w:t>
+      </w:r>
+      <w:r>
+        <w:rPr>
+          <w:lang w:val="ru-RU"/>
+        </w:rPr>
+        <w:t xml:space="preserve"> </w:t>
+      </w:r>
+      <w:r>
+        <w:t>PN</w:t>
+      </w:r>
+      <w:r>
+        <w:rPr>
+          <w:lang w:val="ru-RU"/>
+        </w:rPr>
+        <w:t>532.</w:t>
+      </w:r>
+    </w:p>
+    <w:p>
+      <w:pPr>
+        <w:pStyle w:val="21"/>
+        <w:rPr>
+          <w:lang w:val="ru-RU"/>
+        </w:rPr>
+      </w:pPr>
+      <w:bookmarkStart w:id="46" w:name="_Toc242122017"/>
+      <w:r>
+        <w:rPr>
+          <w:lang w:val="ru-RU"/>
+        </w:rPr>
+        <w:t xml:space="preserve">5.7 Практична частина: датчик і дисплей на спільній шині </w:t>
+      </w:r>
+      <w:r>
+        <w:t>I</w:t>
+      </w:r>
+      <w:r>
+        <w:rPr>
+          <w:lang w:val="ru-RU"/>
+        </w:rPr>
+        <w:t>2</w:t>
+      </w:r>
+      <w:r>
+        <w:t>C</w:t>
+      </w:r>
+      <w:bookmarkEnd w:id="46"/>
+    </w:p>
+    <w:p>
+      <w:pPr>
+        <w:rPr>
+          <w:lang w:val="ru-RU"/>
+        </w:rPr>
+      </w:pPr>
+      <w:r>
+        <w:rPr>
+          <w:lang w:val="ru-RU"/>
+        </w:rPr>
+        <w:t xml:space="preserve">Завдання – підключити </w:t>
+      </w:r>
+      <w:r>
+        <w:t>BMP</w:t>
+      </w:r>
+      <w:r>
+        <w:rPr>
+          <w:lang w:val="ru-RU"/>
+        </w:rPr>
+        <w:t xml:space="preserve">180 і </w:t>
+      </w:r>
+      <w:r>
+        <w:t>OLED</w:t>
+      </w:r>
+      <w:r>
+        <w:rPr>
+          <w:lang w:val="ru-RU"/>
+        </w:rPr>
+        <w:t xml:space="preserve"> до однієї шини, налаштувати дисплей на картці плати та написати скетч, який сам знаходить пристрої на шині й виводить тиск на екран.</w:t>
+      </w:r>
+    </w:p>
+    <w:p>
+      <w:pPr>
+        <w:rPr>
+          <w:lang w:val="ru-RU"/>
+        </w:rPr>
+      </w:pPr>
+      <w:r>
+        <w:rPr>
+          <w:b/>
+          <w:lang w:val="ru-RU"/>
+        </w:rPr>
+        <w:t>Крок 1. Складання схеми.</w:t>
+      </w:r>
+      <w:r>
+        <w:rPr>
+          <w:lang w:val="ru-RU"/>
+        </w:rPr>
+        <w:t xml:space="preserve"> Зібрати шину за рисунком 5.1: </w:t>
+      </w:r>
+      <w:r>
+        <w:t>SDA</w:t>
+      </w:r>
+      <w:r>
+        <w:rPr>
+          <w:lang w:val="ru-RU"/>
+        </w:rPr>
+        <w:t xml:space="preserve"> – </w:t>
+      </w:r>
+      <w:r>
+        <w:t>GPIO</w:t>
+      </w:r>
+      <w:r>
+        <w:rPr>
+          <w:lang w:val="ru-RU"/>
+        </w:rPr>
+        <w:t xml:space="preserve">21, </w:t>
+      </w:r>
+      <w:r>
+        <w:t>SCL</w:t>
+      </w:r>
+      <w:r>
+        <w:rPr>
+          <w:lang w:val="ru-RU"/>
+        </w:rPr>
+        <w:t xml:space="preserve"> – </w:t>
+      </w:r>
+      <w:r>
+        <w:t>GPIO</w:t>
+      </w:r>
+      <w:r>
+        <w:rPr>
+          <w:lang w:val="ru-RU"/>
+        </w:rPr>
+        <w:t>22, живлення обох модулів – 3</w:t>
+      </w:r>
+      <w:r>
+        <w:t>V</w:t>
+      </w:r>
+      <w:r>
+        <w:rPr>
+          <w:lang w:val="ru-RU"/>
+        </w:rPr>
+        <w:t xml:space="preserve">3. Окремі </w:t>
+      </w:r>
+      <w:r>
+        <w:t>R</w:t>
+      </w:r>
+      <w:r>
+        <w:rPr>
+          <w:lang w:val="ru-RU"/>
+        </w:rPr>
+        <w:t xml:space="preserve">1, </w:t>
+      </w:r>
+      <w:r>
+        <w:t>R</w:t>
+      </w:r>
+      <w:r>
+        <w:rPr>
+          <w:lang w:val="ru-RU"/>
+        </w:rPr>
+        <w:t>2 не встановлювати, якщо підтяжки є на модулях.</w:t>
+      </w:r>
+    </w:p>
+    <w:p>
+      <w:pPr>
+        <w:rPr>
+          <w:lang w:val="ru-RU"/>
+        </w:rPr>
+      </w:pPr>
+      <w:r>
+        <w:rPr>
+          <w:b/>
+          <w:lang w:val="ru-RU"/>
+        </w:rPr>
+        <w:t xml:space="preserve">Крок 2. Налаштування на </w:t>
+      </w:r>
+      <w:r>
+        <w:rPr>
+          <w:b/>
+        </w:rPr>
+        <w:t>ssn</w:t>
+      </w:r>
+      <w:r>
+        <w:rPr>
+          <w:b/>
+          <w:lang w:val="ru-RU"/>
+        </w:rPr>
+        <w:t>.</w:t>
+      </w:r>
+      <w:r>
+        <w:rPr>
+          <w:b/>
+        </w:rPr>
+        <w:t>pp</w:t>
+      </w:r>
+      <w:r>
+        <w:rPr>
+          <w:b/>
+          <w:lang w:val="ru-RU"/>
+        </w:rPr>
+        <w:t>.</w:t>
+      </w:r>
+      <w:r>
+        <w:rPr>
+          <w:b/>
+        </w:rPr>
+        <w:t>ua</w:t>
+      </w:r>
+      <w:r>
+        <w:rPr>
+          <w:b/>
+          <w:lang w:val="ru-RU"/>
+        </w:rPr>
+        <w:t>.</w:t>
+      </w:r>
+      <w:r>
+        <w:rPr>
+          <w:lang w:val="ru-RU"/>
+        </w:rPr>
+        <w:t xml:space="preserve"> Додати пристрій </w:t>
+      </w:r>
+      <w:r>
+        <w:t>BMP</w:t>
+      </w:r>
+      <w:r>
+        <w:rPr>
+          <w:lang w:val="ru-RU"/>
+        </w:rPr>
+        <w:t xml:space="preserve">180 (виводи </w:t>
+      </w:r>
+      <w:r>
+        <w:t>SDA</w:t>
+      </w:r>
+      <w:r>
+        <w:rPr>
+          <w:lang w:val="ru-RU"/>
+        </w:rPr>
+        <w:t xml:space="preserve"> → </w:t>
+      </w:r>
+      <w:r>
+        <w:t>GPIO</w:t>
+      </w:r>
+      <w:r>
+        <w:rPr>
+          <w:lang w:val="ru-RU"/>
+        </w:rPr>
+        <w:t xml:space="preserve">21, </w:t>
+      </w:r>
+      <w:r>
+        <w:t>SCL</w:t>
+      </w:r>
+      <w:r>
+        <w:rPr>
+          <w:lang w:val="ru-RU"/>
+        </w:rPr>
+        <w:t xml:space="preserve"> → </w:t>
+      </w:r>
+      <w:r>
+        <w:t>GPIO</w:t>
+      </w:r>
+      <w:r>
+        <w:rPr>
+          <w:lang w:val="ru-RU"/>
+        </w:rPr>
+        <w:t xml:space="preserve">22). Дисплей налаштовується не в «Додати </w:t>
+      </w:r>
+      <w:r>
+        <w:rPr>
+          <w:lang w:val="ru-RU"/>
+        </w:rPr>
         <w:lastRenderedPageBreak/>
-        <w:t>BMP</w:t>
-      </w:r>
-      <w:r>
-        <w:rPr>
-          <w:lang w:val="ru-RU"/>
-        </w:rPr>
-        <w:t xml:space="preserve">180 і </w:t>
-      </w:r>
-      <w:r>
-        <w:t>OLED</w:t>
-      </w:r>
-      <w:r>
-        <w:rPr>
-          <w:lang w:val="ru-RU"/>
-        </w:rPr>
-        <w:t xml:space="preserve"> (рисунок 5.1); для роботи з ним використовують бібліотеку </w:t>
-      </w:r>
-      <w:r>
-        <w:t>Adafruit</w:t>
-      </w:r>
-      <w:r>
-        <w:rPr>
-          <w:lang w:val="ru-RU"/>
-        </w:rPr>
-        <w:t xml:space="preserve"> </w:t>
-      </w:r>
-      <w:r>
-        <w:t>PN</w:t>
-      </w:r>
-      <w:r>
-        <w:rPr>
-          <w:lang w:val="ru-RU"/>
-        </w:rPr>
-        <w:t>532.</w:t>
-      </w:r>
-    </w:p>
-    <w:p>
-      <w:pPr>
-        <w:pStyle w:val="21"/>
-        <w:rPr>
-          <w:lang w:val="ru-RU"/>
-        </w:rPr>
-      </w:pPr>
-      <w:bookmarkStart w:id="46" w:name="_Toc242122017"/>
-      <w:r>
-        <w:rPr>
-          <w:lang w:val="ru-RU"/>
-        </w:rPr>
-        <w:t xml:space="preserve">5.7 Практична частина: датчик і дисплей на спільній шині </w:t>
-      </w:r>
-      <w:r>
-        <w:t>I</w:t>
-      </w:r>
-      <w:r>
-        <w:rPr>
-          <w:lang w:val="ru-RU"/>
-        </w:rPr>
-        <w:t>2</w:t>
-      </w:r>
-      <w:r>
-        <w:t>C</w:t>
-      </w:r>
-      <w:bookmarkEnd w:id="46"/>
-    </w:p>
-    <w:p>
-      <w:pPr>
-        <w:rPr>
-          <w:lang w:val="ru-RU"/>
-        </w:rPr>
-      </w:pPr>
-      <w:r>
-        <w:rPr>
-          <w:lang w:val="ru-RU"/>
-        </w:rPr>
-        <w:t xml:space="preserve">Завдання – підключити </w:t>
-      </w:r>
-      <w:r>
-        <w:t>BMP</w:t>
-      </w:r>
-      <w:r>
-        <w:rPr>
-          <w:lang w:val="ru-RU"/>
-        </w:rPr>
-        <w:t xml:space="preserve">180 і </w:t>
-      </w:r>
-      <w:r>
-        <w:t>OLED</w:t>
-      </w:r>
-      <w:r>
-        <w:rPr>
-          <w:lang w:val="ru-RU"/>
-        </w:rPr>
-        <w:t xml:space="preserve"> до однієї шини, налаштувати дисплей на картці плати та написати скетч, який сам знаходить пристрої на шині й виводить тиск на екран.</w:t>
-      </w:r>
-    </w:p>
-    <w:p>
-      <w:pPr>
-        <w:rPr>
-          <w:lang w:val="ru-RU"/>
-        </w:rPr>
-      </w:pPr>
-      <w:r>
-        <w:rPr>
-          <w:b/>
-          <w:lang w:val="ru-RU"/>
-        </w:rPr>
-        <w:t>Крок 1. Складання схеми.</w:t>
-      </w:r>
-      <w:r>
-        <w:rPr>
-          <w:lang w:val="ru-RU"/>
-        </w:rPr>
-        <w:t xml:space="preserve"> Зібрати шину за рисунком 5.1: </w:t>
-      </w:r>
-      <w:r>
-        <w:t>SDA</w:t>
-      </w:r>
-      <w:r>
-        <w:rPr>
-          <w:lang w:val="ru-RU"/>
-        </w:rPr>
-        <w:t xml:space="preserve"> – </w:t>
-      </w:r>
-      <w:r>
-        <w:t>GPIO</w:t>
-      </w:r>
-      <w:r>
-        <w:rPr>
-          <w:lang w:val="ru-RU"/>
-        </w:rPr>
-        <w:t xml:space="preserve">21, </w:t>
-      </w:r>
-      <w:r>
-        <w:t>SCL</w:t>
-      </w:r>
-      <w:r>
-        <w:rPr>
-          <w:lang w:val="ru-RU"/>
-        </w:rPr>
-        <w:t xml:space="preserve"> – </w:t>
-      </w:r>
-      <w:r>
-        <w:t>GPIO</w:t>
-      </w:r>
-      <w:r>
-        <w:rPr>
-          <w:lang w:val="ru-RU"/>
-        </w:rPr>
-        <w:t>22, живлення обох модулів – 3</w:t>
-      </w:r>
-      <w:r>
-        <w:t>V</w:t>
-      </w:r>
-      <w:r>
-        <w:rPr>
-          <w:lang w:val="ru-RU"/>
-        </w:rPr>
-        <w:t xml:space="preserve">3. Окремі </w:t>
-      </w:r>
-      <w:r>
-        <w:t>R</w:t>
-      </w:r>
-      <w:r>
-        <w:rPr>
-          <w:lang w:val="ru-RU"/>
-        </w:rPr>
-        <w:t xml:space="preserve">1, </w:t>
-      </w:r>
-      <w:r>
-        <w:t>R</w:t>
-      </w:r>
-      <w:r>
-        <w:rPr>
-          <w:lang w:val="ru-RU"/>
-        </w:rPr>
-        <w:t>2 не встановлювати, якщо підтяжки є на модулях.</w:t>
-      </w:r>
-    </w:p>
-    <w:p>
-      <w:pPr>
-        <w:rPr>
-          <w:lang w:val="ru-RU"/>
-        </w:rPr>
-      </w:pPr>
-      <w:r>
-        <w:rPr>
-          <w:b/>
-          <w:lang w:val="ru-RU"/>
-        </w:rPr>
-        <w:t xml:space="preserve">Крок 2. Налаштування на </w:t>
-      </w:r>
-      <w:r>
-        <w:rPr>
-          <w:b/>
-        </w:rPr>
-        <w:t>ssn</w:t>
-      </w:r>
-      <w:r>
-        <w:rPr>
-          <w:b/>
-          <w:lang w:val="ru-RU"/>
-        </w:rPr>
-        <w:t>.</w:t>
-      </w:r>
-      <w:r>
-        <w:rPr>
-          <w:b/>
-        </w:rPr>
-        <w:t>pp</w:t>
-      </w:r>
-      <w:r>
-        <w:rPr>
-          <w:b/>
-          <w:lang w:val="ru-RU"/>
-        </w:rPr>
-        <w:t>.</w:t>
-      </w:r>
-      <w:r>
-        <w:rPr>
-          <w:b/>
-        </w:rPr>
-        <w:t>ua</w:t>
-      </w:r>
-      <w:r>
-        <w:rPr>
-          <w:b/>
-          <w:lang w:val="ru-RU"/>
-        </w:rPr>
-        <w:t>.</w:t>
-      </w:r>
-      <w:r>
-        <w:rPr>
-          <w:lang w:val="ru-RU"/>
-        </w:rPr>
-        <w:t xml:space="preserve"> Додати пристрій </w:t>
-      </w:r>
-      <w:r>
-        <w:t>BMP</w:t>
-      </w:r>
-      <w:r>
-        <w:rPr>
-          <w:lang w:val="ru-RU"/>
-        </w:rPr>
-        <w:t xml:space="preserve">180 (виводи </w:t>
-      </w:r>
-      <w:r>
-        <w:t>SDA</w:t>
-      </w:r>
-      <w:r>
-        <w:rPr>
-          <w:lang w:val="ru-RU"/>
-        </w:rPr>
-        <w:t xml:space="preserve"> → </w:t>
-      </w:r>
-      <w:r>
-        <w:t>GPIO</w:t>
-      </w:r>
-      <w:r>
-        <w:rPr>
-          <w:lang w:val="ru-RU"/>
-        </w:rPr>
-        <w:t xml:space="preserve">21, </w:t>
-      </w:r>
-      <w:r>
-        <w:t>SCL</w:t>
-      </w:r>
-      <w:r>
-        <w:rPr>
-          <w:lang w:val="ru-RU"/>
-        </w:rPr>
-        <w:t xml:space="preserve"> → </w:t>
-      </w:r>
-      <w:r>
-        <w:t>GPIO</w:t>
-      </w:r>
-      <w:r>
-        <w:rPr>
-          <w:lang w:val="ru-RU"/>
-        </w:rPr>
-        <w:t xml:space="preserve">22). Дисплей налаштовується не в «Додати пристрій», а на картці плати: у формі «Дисплей плати» вибирають контролер, виводи, поворот на 180° і мову екрана (рисунок 5.8; на знімку – </w:t>
+        <w:t xml:space="preserve">пристрій», а на картці плати: у формі «Дисплей плати» вибирають контролер, виводи, поворот на 180° і мову екрана (рисунок 5.8; на знімку – </w:t>
       </w:r>
       <w:r>
         <w:t>ST</w:t>
@@ -31332,255 +31815,255 @@
         <w:pStyle w:val="Code"/>
       </w:pPr>
       <w:r>
+        <w:t>#include &lt;Wire.h&gt;</w:t>
+      </w:r>
+    </w:p>
+    <w:p>
+      <w:pPr>
+        <w:pStyle w:val="Code"/>
+      </w:pPr>
+      <w:r>
+        <w:t>#include &lt;Adafruit_BMP085.h&gt;</w:t>
+      </w:r>
+    </w:p>
+    <w:p>
+      <w:pPr>
+        <w:pStyle w:val="Code"/>
+      </w:pPr>
+      <w:r>
+        <w:t>#include &lt;U8g2lib.h&gt;</w:t>
+      </w:r>
+    </w:p>
+    <w:p>
+      <w:pPr>
+        <w:pStyle w:val="Code"/>
+      </w:pPr>
+      <w:r>
+        <w:t xml:space="preserve"> </w:t>
+      </w:r>
+    </w:p>
+    <w:p>
+      <w:pPr>
+        <w:pStyle w:val="Code"/>
+      </w:pPr>
+      <w:r>
+        <w:t>U8G2_SSD1306_128X64_NONAME_F_HW_I2C oled(U8G2_R0, U8X8_PIN_NONE, 22, 21);</w:t>
+      </w:r>
+    </w:p>
+    <w:p>
+      <w:pPr>
+        <w:pStyle w:val="Code"/>
+      </w:pPr>
+      <w:r>
+        <w:t>Adafruit_BMP085 bmp;</w:t>
+      </w:r>
+    </w:p>
+    <w:p>
+      <w:pPr>
+        <w:pStyle w:val="Code"/>
+      </w:pPr>
+      <w:r>
+        <w:t xml:space="preserve"> </w:t>
+      </w:r>
+    </w:p>
+    <w:p>
+      <w:pPr>
+        <w:pStyle w:val="Code"/>
+      </w:pPr>
+      <w:r>
+        <w:t>bool found(uint8_t addr) {</w:t>
+      </w:r>
+    </w:p>
+    <w:p>
+      <w:pPr>
+        <w:pStyle w:val="Code"/>
+      </w:pPr>
+      <w:r>
+        <w:t xml:space="preserve">    Wire.beginTransmission(addr);</w:t>
+      </w:r>
+    </w:p>
+    <w:p>
+      <w:pPr>
+        <w:pStyle w:val="Code"/>
+      </w:pPr>
+      <w:r>
+        <w:t xml:space="preserve">    return Wire.endTransmission() == 0;</w:t>
+      </w:r>
+    </w:p>
+    <w:p>
+      <w:pPr>
+        <w:pStyle w:val="Code"/>
+      </w:pPr>
+      <w:r>
+        <w:t>}</w:t>
+      </w:r>
+    </w:p>
+    <w:p>
+      <w:pPr>
+        <w:pStyle w:val="Code"/>
+      </w:pPr>
+      <w:r>
+        <w:t xml:space="preserve"> </w:t>
+      </w:r>
+    </w:p>
+    <w:p>
+      <w:pPr>
+        <w:pStyle w:val="Code"/>
+      </w:pPr>
+      <w:r>
+        <w:t>void setup() {</w:t>
+      </w:r>
+    </w:p>
+    <w:p>
+      <w:pPr>
+        <w:pStyle w:val="Code"/>
+      </w:pPr>
+      <w:r>
+        <w:t xml:space="preserve">    Serial.begin(115200);</w:t>
+      </w:r>
+    </w:p>
+    <w:p>
+      <w:pPr>
+        <w:pStyle w:val="Code"/>
+      </w:pPr>
+      <w:r>
+        <w:t xml:space="preserve">    Wire.begin(21, 22);</w:t>
+      </w:r>
+    </w:p>
+    <w:p>
+      <w:pPr>
+        <w:pStyle w:val="Code"/>
+      </w:pPr>
+      <w:r>
+        <w:t xml:space="preserve">    Serial.printf("OLED 0x3C: %s, BMP180 0x77: %s\n",</w:t>
+      </w:r>
+    </w:p>
+    <w:p>
+      <w:pPr>
+        <w:pStyle w:val="Code"/>
+      </w:pPr>
+      <w:r>
+        <w:t xml:space="preserve">                  found(0x3C) ? "found" : "MISSING", found(0x77) ? "found" : "MISSING");</w:t>
+      </w:r>
+    </w:p>
+    <w:p>
+      <w:pPr>
+        <w:pStyle w:val="Code"/>
+      </w:pPr>
+      <w:r>
+        <w:t xml:space="preserve">    oled.begin();</w:t>
+      </w:r>
+    </w:p>
+    <w:p>
+      <w:pPr>
+        <w:pStyle w:val="Code"/>
+      </w:pPr>
+      <w:r>
+        <w:t xml:space="preserve">    bmp.begin();</w:t>
+      </w:r>
+    </w:p>
+    <w:p>
+      <w:pPr>
+        <w:pStyle w:val="Code"/>
+      </w:pPr>
+      <w:r>
+        <w:t>}</w:t>
+      </w:r>
+    </w:p>
+    <w:p>
+      <w:pPr>
+        <w:pStyle w:val="Code"/>
+      </w:pPr>
+      <w:r>
+        <w:t xml:space="preserve"> </w:t>
+      </w:r>
+    </w:p>
+    <w:p>
+      <w:pPr>
+        <w:pStyle w:val="Code"/>
+      </w:pPr>
+      <w:r>
+        <w:t>void loop() {</w:t>
+      </w:r>
+    </w:p>
+    <w:p>
+      <w:pPr>
+        <w:pStyle w:val="Code"/>
+      </w:pPr>
+      <w:r>
+        <w:t xml:space="preserve">    char line[24];</w:t>
+      </w:r>
+    </w:p>
+    <w:p>
+      <w:pPr>
+        <w:pStyle w:val="Code"/>
+      </w:pPr>
+      <w:r>
+        <w:t xml:space="preserve">    oled.clearBuffer();</w:t>
+      </w:r>
+    </w:p>
+    <w:p>
+      <w:pPr>
+        <w:pStyle w:val="Code"/>
+      </w:pPr>
+      <w:r>
+        <w:t xml:space="preserve">    oled.setFont(u8g2_font_6x10_tf);</w:t>
+      </w:r>
+    </w:p>
+    <w:p>
+      <w:pPr>
+        <w:pStyle w:val="Code"/>
+      </w:pPr>
+      <w:r>
+        <w:t xml:space="preserve">    oled.drawStr(0, 10, "BMP180");</w:t>
+      </w:r>
+    </w:p>
+    <w:p>
+      <w:pPr>
+        <w:pStyle w:val="Code"/>
+      </w:pPr>
+      <w:r>
+        <w:t xml:space="preserve">    oled.setFont(u8g2_font_logisoso16_tr);</w:t>
+      </w:r>
+    </w:p>
+    <w:p>
+      <w:pPr>
+        <w:pStyle w:val="Code"/>
+      </w:pPr>
+      <w:r>
+        <w:t xml:space="preserve">    snprintf(line, sizeof(line), "%.1f hPa", bmp.readPressure() / 100.0);</w:t>
+      </w:r>
+    </w:p>
+    <w:p>
+      <w:pPr>
+        <w:pStyle w:val="Code"/>
+      </w:pPr>
+      <w:r>
+        <w:t xml:space="preserve">    oled.drawStr(0, 36, line);</w:t>
+      </w:r>
+    </w:p>
+    <w:p>
+      <w:pPr>
+        <w:pStyle w:val="Code"/>
+      </w:pPr>
+      <w:r>
+        <w:t xml:space="preserve">    snprintf(line, sizeof(line), "%.1f C", bmp.readTemperature());</w:t>
+      </w:r>
+    </w:p>
+    <w:p>
+      <w:pPr>
+        <w:pStyle w:val="Code"/>
+      </w:pPr>
+      <w:r>
+        <w:t xml:space="preserve">    oled.drawStr(0, 62, line);</w:t>
+      </w:r>
+    </w:p>
+    <w:p>
+      <w:pPr>
+        <w:pStyle w:val="Code"/>
+      </w:pPr>
+      <w:r>
         <w:lastRenderedPageBreak/>
-        <w:t>#include &lt;Wire.h&gt;</w:t>
-      </w:r>
-    </w:p>
-    <w:p>
-      <w:pPr>
-        <w:pStyle w:val="Code"/>
-      </w:pPr>
-      <w:r>
-        <w:t>#include &lt;Adafruit_BMP085.h&gt;</w:t>
-      </w:r>
-    </w:p>
-    <w:p>
-      <w:pPr>
-        <w:pStyle w:val="Code"/>
-      </w:pPr>
-      <w:r>
-        <w:t>#include &lt;U8g2lib.h&gt;</w:t>
-      </w:r>
-    </w:p>
-    <w:p>
-      <w:pPr>
-        <w:pStyle w:val="Code"/>
-      </w:pPr>
-      <w:r>
-        <w:t xml:space="preserve"> </w:t>
-      </w:r>
-    </w:p>
-    <w:p>
-      <w:pPr>
-        <w:pStyle w:val="Code"/>
-      </w:pPr>
-      <w:r>
-        <w:t>U8G2_SSD1306_128X64_NONAME_F_HW_I2C oled(U8G2_R0, U8X8_PIN_NONE, 22, 21);</w:t>
-      </w:r>
-    </w:p>
-    <w:p>
-      <w:pPr>
-        <w:pStyle w:val="Code"/>
-      </w:pPr>
-      <w:r>
-        <w:t>Adafruit_BMP085 bmp;</w:t>
-      </w:r>
-    </w:p>
-    <w:p>
-      <w:pPr>
-        <w:pStyle w:val="Code"/>
-      </w:pPr>
-      <w:r>
-        <w:t xml:space="preserve"> </w:t>
-      </w:r>
-    </w:p>
-    <w:p>
-      <w:pPr>
-        <w:pStyle w:val="Code"/>
-      </w:pPr>
-      <w:r>
-        <w:t>bool found(uint8_t addr) {</w:t>
-      </w:r>
-    </w:p>
-    <w:p>
-      <w:pPr>
-        <w:pStyle w:val="Code"/>
-      </w:pPr>
-      <w:r>
-        <w:t xml:space="preserve">    Wire.beginTransmission(addr);</w:t>
-      </w:r>
-    </w:p>
-    <w:p>
-      <w:pPr>
-        <w:pStyle w:val="Code"/>
-      </w:pPr>
-      <w:r>
-        <w:t xml:space="preserve">    return Wire.endTransmission() == 0;</w:t>
-      </w:r>
-    </w:p>
-    <w:p>
-      <w:pPr>
-        <w:pStyle w:val="Code"/>
-      </w:pPr>
-      <w:r>
-        <w:t>}</w:t>
-      </w:r>
-    </w:p>
-    <w:p>
-      <w:pPr>
-        <w:pStyle w:val="Code"/>
-      </w:pPr>
-      <w:r>
-        <w:t xml:space="preserve"> </w:t>
-      </w:r>
-    </w:p>
-    <w:p>
-      <w:pPr>
-        <w:pStyle w:val="Code"/>
-      </w:pPr>
-      <w:r>
-        <w:t>void setup() {</w:t>
-      </w:r>
-    </w:p>
-    <w:p>
-      <w:pPr>
-        <w:pStyle w:val="Code"/>
-      </w:pPr>
-      <w:r>
-        <w:t xml:space="preserve">    Serial.begin(115200);</w:t>
-      </w:r>
-    </w:p>
-    <w:p>
-      <w:pPr>
-        <w:pStyle w:val="Code"/>
-      </w:pPr>
-      <w:r>
-        <w:t xml:space="preserve">    Wire.begin(21, 22);</w:t>
-      </w:r>
-    </w:p>
-    <w:p>
-      <w:pPr>
-        <w:pStyle w:val="Code"/>
-      </w:pPr>
-      <w:r>
-        <w:t xml:space="preserve">    Serial.printf("OLED 0x3C: %s, BMP180 0x77: %s\n",</w:t>
-      </w:r>
-    </w:p>
-    <w:p>
-      <w:pPr>
-        <w:pStyle w:val="Code"/>
-      </w:pPr>
-      <w:r>
-        <w:t xml:space="preserve">                  found(0x3C) ? "found" : "MISSING", found(0x77) ? "found" : "MISSING");</w:t>
-      </w:r>
-    </w:p>
-    <w:p>
-      <w:pPr>
-        <w:pStyle w:val="Code"/>
-      </w:pPr>
-      <w:r>
-        <w:t xml:space="preserve">    oled.begin();</w:t>
-      </w:r>
-    </w:p>
-    <w:p>
-      <w:pPr>
-        <w:pStyle w:val="Code"/>
-      </w:pPr>
-      <w:r>
-        <w:t xml:space="preserve">    bmp.begin();</w:t>
-      </w:r>
-    </w:p>
-    <w:p>
-      <w:pPr>
-        <w:pStyle w:val="Code"/>
-      </w:pPr>
-      <w:r>
-        <w:t>}</w:t>
-      </w:r>
-    </w:p>
-    <w:p>
-      <w:pPr>
-        <w:pStyle w:val="Code"/>
-      </w:pPr>
-      <w:r>
-        <w:t xml:space="preserve"> </w:t>
-      </w:r>
-    </w:p>
-    <w:p>
-      <w:pPr>
-        <w:pStyle w:val="Code"/>
-      </w:pPr>
-      <w:r>
-        <w:t>void loop() {</w:t>
-      </w:r>
-    </w:p>
-    <w:p>
-      <w:pPr>
-        <w:pStyle w:val="Code"/>
-      </w:pPr>
-      <w:r>
-        <w:t xml:space="preserve">    char line[24];</w:t>
-      </w:r>
-    </w:p>
-    <w:p>
-      <w:pPr>
-        <w:pStyle w:val="Code"/>
-      </w:pPr>
-      <w:r>
-        <w:t xml:space="preserve">    oled.clearBuffer();</w:t>
-      </w:r>
-    </w:p>
-    <w:p>
-      <w:pPr>
-        <w:pStyle w:val="Code"/>
-      </w:pPr>
-      <w:r>
-        <w:t xml:space="preserve">    oled.setFont(u8g2_font_6x10_tf);</w:t>
-      </w:r>
-    </w:p>
-    <w:p>
-      <w:pPr>
-        <w:pStyle w:val="Code"/>
-      </w:pPr>
-      <w:r>
-        <w:t xml:space="preserve">    oled.drawStr(0, 10, "BMP180");</w:t>
-      </w:r>
-    </w:p>
-    <w:p>
-      <w:pPr>
-        <w:pStyle w:val="Code"/>
-      </w:pPr>
-      <w:r>
-        <w:t xml:space="preserve">    oled.setFont(u8g2_font_logisoso16_tr);</w:t>
-      </w:r>
-    </w:p>
-    <w:p>
-      <w:pPr>
-        <w:pStyle w:val="Code"/>
-      </w:pPr>
-      <w:r>
-        <w:t xml:space="preserve">    snprintf(line, sizeof(line), "%.1f hPa", bmp.readPressure() / 100.0);</w:t>
-      </w:r>
-    </w:p>
-    <w:p>
-      <w:pPr>
-        <w:pStyle w:val="Code"/>
-      </w:pPr>
-      <w:r>
-        <w:t xml:space="preserve">    oled.drawStr(0, 36, line);</w:t>
-      </w:r>
-    </w:p>
-    <w:p>
-      <w:pPr>
-        <w:pStyle w:val="Code"/>
-      </w:pPr>
-      <w:r>
-        <w:t xml:space="preserve">    snprintf(line, sizeof(line), "%.1f C", bmp.readTemperature());</w:t>
-      </w:r>
-    </w:p>
-    <w:p>
-      <w:pPr>
-        <w:pStyle w:val="Code"/>
-      </w:pPr>
-      <w:r>
-        <w:t xml:space="preserve">    oled.drawStr(0, 62, line);</w:t>
-      </w:r>
-    </w:p>
-    <w:p>
-      <w:pPr>
-        <w:pStyle w:val="Code"/>
-      </w:pPr>
-      <w:r>
         <w:t xml:space="preserve">    oled.sendBuffer();</w:t>
       </w:r>
     </w:p>
@@ -32526,8 +33009,133 @@
       </w:r>
     </w:p>
     <w:p>
-      <w:r>
-        <w:t>Утиліту mosquitto_sub у Windows встановлюють разом із Mosquitto (сайт mosquitto.org, розділ Download) і додають теку встановлення до змінної PATH; у Linux – пакет mosquitto-clients. Без встановлення утиліт повідомлення переглядають у MQTT Explorer.</w:t>
+      <w:pPr>
+        <w:rPr>
+          <w:lang w:val="ru-RU"/>
+        </w:rPr>
+      </w:pPr>
+      <w:r>
+        <w:rPr>
+          <w:lang w:val="ru-RU"/>
+        </w:rPr>
+        <w:t xml:space="preserve">Утиліту </w:t>
+      </w:r>
+      <w:r>
+        <w:t>mosquitto</w:t>
+      </w:r>
+      <w:r>
+        <w:rPr>
+          <w:lang w:val="ru-RU"/>
+        </w:rPr>
+        <w:t>_</w:t>
+      </w:r>
+      <w:r>
+        <w:t>sub</w:t>
+      </w:r>
+      <w:r>
+        <w:rPr>
+          <w:lang w:val="ru-RU"/>
+        </w:rPr>
+        <w:t xml:space="preserve"> у </w:t>
+      </w:r>
+      <w:r>
+        <w:t>Windows</w:t>
+      </w:r>
+      <w:r>
+        <w:rPr>
+          <w:lang w:val="ru-RU"/>
+        </w:rPr>
+        <w:t xml:space="preserve"> встановлюють разом із </w:t>
+      </w:r>
+      <w:r>
+        <w:t>Mosquitto</w:t>
+      </w:r>
+      <w:r>
+        <w:rPr>
+          <w:lang w:val="ru-RU"/>
+        </w:rPr>
+        <w:t xml:space="preserve"> (сайт </w:t>
+      </w:r>
+      <w:r>
+        <w:t>mosquitto</w:t>
+      </w:r>
+      <w:r>
+        <w:rPr>
+          <w:lang w:val="ru-RU"/>
+        </w:rPr>
+        <w:t>.</w:t>
+      </w:r>
+      <w:r>
+        <w:t>org</w:t>
+      </w:r>
+      <w:r>
+        <w:rPr>
+          <w:lang w:val="ru-RU"/>
+        </w:rPr>
+        <w:t xml:space="preserve">, розділ </w:t>
+      </w:r>
+      <w:r>
+        <w:t>Download</w:t>
+      </w:r>
+      <w:r>
+        <w:rPr>
+          <w:lang w:val="ru-RU"/>
+        </w:rPr>
+        <w:t xml:space="preserve">) і додають теку встановлення до змінної </w:t>
+      </w:r>
+      <w:r>
+        <w:t>PATH</w:t>
+      </w:r>
+      <w:r>
+        <w:rPr>
+          <w:lang w:val="ru-RU"/>
+        </w:rPr>
+        <w:t xml:space="preserve">; у </w:t>
+      </w:r>
+      <w:r>
+        <w:t>Linux</w:t>
+      </w:r>
+      <w:r>
+        <w:rPr>
+          <w:lang w:val="ru-RU"/>
+        </w:rPr>
+        <w:t xml:space="preserve"> – пакет </w:t>
+      </w:r>
+      <w:r>
+        <w:t>mosquitto</w:t>
+      </w:r>
+      <w:r>
+        <w:rPr>
+          <w:lang w:val="ru-RU"/>
+        </w:rPr>
+        <w:t>-</w:t>
+      </w:r>
+      <w:r>
+        <w:t>clients</w:t>
+      </w:r>
+      <w:r>
+        <w:rPr>
+          <w:lang w:val="ru-RU"/>
+        </w:rPr>
+        <w:t xml:space="preserve">. Без встановлення утиліт повідомлення переглядають у </w:t>
+      </w:r>
+      <w:r>
+        <w:t>MQTT</w:t>
+      </w:r>
+      <w:r>
+        <w:rPr>
+          <w:lang w:val="ru-RU"/>
+        </w:rPr>
+        <w:t xml:space="preserve"> </w:t>
+      </w:r>
+      <w:r>
+        <w:t>Explorer</w:t>
+      </w:r>
+      <w:r>
+        <w:rPr>
+          <w:lang w:val="ru-RU"/>
+        </w:rPr>
+        <w:t>.</w:t>
       </w:r>
     </w:p>
     <w:p>
@@ -32591,84 +33199,6 @@
           <w:lang w:val="ru-RU"/>
         </w:rPr>
         <w:t xml:space="preserve"> (рисунок 6.3). Функція loop() викликає update() усіх драйверів і публікує їхні покази. Драйвер може виконувати періодичне оновлення в update() і повертати останнє значення через read() (так працює DHT, який не можна опитувати частіше разу на 2 с); для простих датчиків read() виконує вимірювання безпосередньо. Метод label() дає коротку назву для дисплея, unit() – одиницю вимірювання. </w:t>
-      </w:r>
-      <w:r>
-        <w:rPr>
-          <w:lang w:val="ru-RU"/>
-        </w:rPr>
-        <w:t xml:space="preserve">Так улаштована й готова прошивка системи. Драйвери стенда (файл </w:t>
-      </w:r>
-      <w:r>
-        <w:t>src</w:t>
-      </w:r>
-      <w:r>
-        <w:rPr>
-          <w:lang w:val="ru-RU"/>
-        </w:rPr>
-        <w:t>/</w:t>
-      </w:r>
-      <w:r>
-        <w:t>sensors</w:t>
-      </w:r>
-      <w:r>
-        <w:rPr>
-          <w:lang w:val="ru-RU"/>
-        </w:rPr>
-        <w:t>.</w:t>
-      </w:r>
-      <w:r>
-        <w:t>h</w:t>
-      </w:r>
-      <w:r>
-        <w:rPr>
-          <w:lang w:val="ru-RU"/>
-        </w:rPr>
-        <w:t xml:space="preserve">) і програму, яка обходить масив вказівників </w:t>
-      </w:r>
-      <w:r>
-        <w:t>ISensor</w:t>
-      </w:r>
-      <w:r>
-        <w:rPr>
-          <w:lang w:val="ru-RU"/>
-        </w:rPr>
-        <w:t xml:space="preserve"> *</w:t>
-      </w:r>
-      <w:r>
-        <w:t>sensors</w:t>
-      </w:r>
-      <w:r>
-        <w:rPr>
-          <w:lang w:val="ru-RU"/>
-        </w:rPr>
-        <w:t xml:space="preserve">[], наведено в додатку Б: через віртуальні функції один цикл опитує і </w:t>
-      </w:r>
-      <w:r>
-        <w:t>DHT</w:t>
-      </w:r>
-      <w:r>
-        <w:rPr>
-          <w:lang w:val="ru-RU"/>
-        </w:rPr>
-        <w:t xml:space="preserve">, і </w:t>
-      </w:r>
-      <w:r>
-        <w:t>BMP</w:t>
-      </w:r>
-      <w:r>
-        <w:rPr>
-          <w:lang w:val="ru-RU"/>
-        </w:rPr>
-        <w:t xml:space="preserve">180, і датчик полум'я (поліморфізм </w:t>
-      </w:r>
-      <w:r>
-        <w:t>C</w:t>
-      </w:r>
-      <w:r>
-        <w:rPr>
-          <w:lang w:val="ru-RU"/>
-        </w:rPr>
-        <w:t>++).</w:t>
       </w:r>
     </w:p>
     <w:p>
@@ -32682,7 +33212,6 @@
         <w:rPr>
           <w:noProof/>
         </w:rPr>
-        <w:lastRenderedPageBreak/>
         <w:drawing>
           <wp:inline distT="0" distB="0" distL="0" distR="0" wp14:anchorId="57C5B2EF" wp14:editId="566E7123">
             <wp:extent cx="5760000" cy="2055367"/>
@@ -32729,8 +33258,129 @@
       </w:r>
     </w:p>
     <w:p>
-      <w:r>
-        <w:t>Інтерфейс драйвера у файлі include/ISensor.h:</w:t>
+      <w:pPr>
+        <w:rPr>
+          <w:lang w:val="uk-UA"/>
+        </w:rPr>
+      </w:pPr>
+      <w:r>
+        <w:rPr>
+          <w:lang w:val="ru-RU"/>
+        </w:rPr>
+        <w:lastRenderedPageBreak/>
+        <w:t xml:space="preserve">Так улаштована й готова прошивка системи. Драйвери стенда (файл </w:t>
+      </w:r>
+      <w:r>
+        <w:t>src</w:t>
+      </w:r>
+      <w:r>
+        <w:rPr>
+          <w:lang w:val="ru-RU"/>
+        </w:rPr>
+        <w:t>/</w:t>
+      </w:r>
+      <w:r>
+        <w:t>sensors</w:t>
+      </w:r>
+      <w:r>
+        <w:rPr>
+          <w:lang w:val="ru-RU"/>
+        </w:rPr>
+        <w:t>.</w:t>
+      </w:r>
+      <w:r>
+        <w:t>h</w:t>
+      </w:r>
+      <w:r>
+        <w:rPr>
+          <w:lang w:val="ru-RU"/>
+        </w:rPr>
+        <w:t xml:space="preserve">) і програму, яка обходить масив вказівників </w:t>
+      </w:r>
+      <w:r>
+        <w:t>ISensor</w:t>
+      </w:r>
+      <w:r>
+        <w:rPr>
+          <w:lang w:val="ru-RU"/>
+        </w:rPr>
+        <w:t xml:space="preserve"> *</w:t>
+      </w:r>
+      <w:r>
+        <w:t>sensors</w:t>
+      </w:r>
+      <w:r>
+        <w:rPr>
+          <w:lang w:val="ru-RU"/>
+        </w:rPr>
+        <w:t xml:space="preserve">[], наведено в додатку Б: через віртуальні функції один цикл опитує і </w:t>
+      </w:r>
+      <w:r>
+        <w:t>DHT</w:t>
+      </w:r>
+      <w:r>
+        <w:rPr>
+          <w:lang w:val="ru-RU"/>
+        </w:rPr>
+        <w:t xml:space="preserve">, і </w:t>
+      </w:r>
+      <w:r>
+        <w:t>BMP</w:t>
+      </w:r>
+      <w:r>
+        <w:rPr>
+          <w:lang w:val="ru-RU"/>
+        </w:rPr>
+        <w:t xml:space="preserve">180, і датчик полум'я (поліморфізм </w:t>
+      </w:r>
+      <w:r>
+        <w:t>C</w:t>
+      </w:r>
+      <w:r>
+        <w:rPr>
+          <w:lang w:val="ru-RU"/>
+        </w:rPr>
+        <w:t>++).</w:t>
+      </w:r>
+    </w:p>
+    <w:p>
+      <w:pPr>
+        <w:rPr>
+          <w:lang w:val="uk-UA"/>
+        </w:rPr>
+      </w:pPr>
+      <w:r>
+        <w:rPr>
+          <w:lang w:val="uk-UA"/>
+        </w:rPr>
+        <w:t xml:space="preserve">Інтерфейс драйвера у файлі </w:t>
+      </w:r>
+      <w:r>
+        <w:t>include</w:t>
+      </w:r>
+      <w:r>
+        <w:rPr>
+          <w:lang w:val="uk-UA"/>
+        </w:rPr>
+        <w:t>/</w:t>
+      </w:r>
+      <w:r>
+        <w:t>ISensor</w:t>
+      </w:r>
+      <w:r>
+        <w:rPr>
+          <w:lang w:val="uk-UA"/>
+        </w:rPr>
+        <w:t>.</w:t>
+      </w:r>
+      <w:r>
+        <w:t>h</w:t>
+      </w:r>
+      <w:r>
+        <w:rPr>
+          <w:lang w:val="uk-UA"/>
+        </w:rPr>
+        <w:t>:</w:t>
       </w:r>
     </w:p>
     <w:p>
@@ -32870,23 +33520,423 @@
         <w:keepNext/>
       </w:pPr>
       <w:r>
+        <w:t>#pragma once</w:t>
+      </w:r>
+    </w:p>
+    <w:p>
+      <w:pPr>
+        <w:pStyle w:val="Code"/>
+        <w:keepNext/>
+      </w:pPr>
+      <w:r>
+        <w:t>#include &lt;DHTesp.h&gt;</w:t>
+      </w:r>
+    </w:p>
+    <w:p>
+      <w:pPr>
+        <w:pStyle w:val="Code"/>
+        <w:keepNext/>
+      </w:pPr>
+      <w:r>
+        <w:t xml:space="preserve"> </w:t>
+      </w:r>
+    </w:p>
+    <w:p>
+      <w:pPr>
+        <w:pStyle w:val="Code"/>
+        <w:keepNext/>
+        <w:rPr>
+          <w:lang w:val="ru-RU"/>
+        </w:rPr>
+      </w:pPr>
+      <w:r>
+        <w:rPr>
+          <w:lang w:val="ru-RU"/>
+        </w:rPr>
+        <w:t>// мережа і брокер – дані від викладача</w:t>
+      </w:r>
+    </w:p>
+    <w:p>
+      <w:pPr>
+        <w:pStyle w:val="Code"/>
+        <w:keepNext/>
+      </w:pPr>
+      <w:r>
+        <w:t>#define WIFI_SSID      "lab-iot"</w:t>
+      </w:r>
+    </w:p>
+    <w:p>
+      <w:pPr>
+        <w:pStyle w:val="Code"/>
+        <w:keepNext/>
+      </w:pPr>
+      <w:r>
+        <w:t>#define WIFI_PASS      "********"</w:t>
+      </w:r>
+    </w:p>
+    <w:p>
+      <w:pPr>
+        <w:pStyle w:val="Code"/>
+        <w:keepNext/>
+      </w:pPr>
+      <w:r>
+        <w:t>#define MQTT_HOST      "192.168.1.10"</w:t>
+      </w:r>
+    </w:p>
+    <w:p>
+      <w:pPr>
+        <w:pStyle w:val="Code"/>
+        <w:keepNext/>
+      </w:pPr>
+      <w:r>
+        <w:t>#define MQTT_PORT      1883             // MQTT без шифрування; у реальній системі – TLS, порт 8883</w:t>
+      </w:r>
+    </w:p>
+    <w:p>
+      <w:pPr>
+        <w:pStyle w:val="Code"/>
+        <w:keepNext/>
+      </w:pPr>
+      <w:r>
+        <w:t>#define MQTT_USER      "student"</w:t>
+      </w:r>
+    </w:p>
+    <w:p>
+      <w:pPr>
+        <w:pStyle w:val="Code"/>
+        <w:keepNext/>
+      </w:pPr>
+      <w:r>
+        <w:t>#define MQTT_PASS      "********"</w:t>
+      </w:r>
+    </w:p>
+    <w:p>
+      <w:pPr>
+        <w:pStyle w:val="Code"/>
+        <w:keepNext/>
+      </w:pPr>
+      <w:r>
+        <w:t>#define TOPIC_PREFIX   "lab/GROUP/SURNAME/"   // замінити на свої, напр. lab/ki-21/petrenko/</w:t>
+      </w:r>
+    </w:p>
+    <w:p>
+      <w:pPr>
+        <w:pStyle w:val="Code"/>
+        <w:keepNext/>
+      </w:pPr>
+      <w:r>
+        <w:t xml:space="preserve"> </w:t>
+      </w:r>
+    </w:p>
+    <w:p>
+      <w:pPr>
+        <w:pStyle w:val="Code"/>
+        <w:keepNext/>
+      </w:pPr>
+      <w:r>
+        <w:t>// розподіл виводів (додаток А)</w:t>
+      </w:r>
+    </w:p>
+    <w:p>
+      <w:pPr>
+        <w:pStyle w:val="Code"/>
+        <w:keepNext/>
+      </w:pPr>
+      <w:r>
+        <w:t>const uint8_t PIN_LED    = 25;   // зовнішній світлодіод HL1, не вбудований LED плати</w:t>
+      </w:r>
+    </w:p>
+    <w:p>
+      <w:pPr>
+        <w:pStyle w:val="Code"/>
+        <w:keepNext/>
+      </w:pPr>
+      <w:r>
+        <w:t>const uint8_t PIN_RELAY  = 26;</w:t>
+      </w:r>
+    </w:p>
+    <w:p>
+      <w:pPr>
+        <w:pStyle w:val="Code"/>
+        <w:keepNext/>
+      </w:pPr>
+      <w:r>
+        <w:t>const uint8_t PIN_BUTTON = 27;</w:t>
+      </w:r>
+    </w:p>
+    <w:p>
+      <w:pPr>
+        <w:pStyle w:val="Code"/>
+        <w:keepNext/>
+      </w:pPr>
+      <w:r>
+        <w:t>const uint8_t PIN_DHT    = 4;</w:t>
+      </w:r>
+    </w:p>
+    <w:p>
+      <w:pPr>
+        <w:pStyle w:val="Code"/>
+        <w:keepNext/>
+      </w:pPr>
+      <w:r>
+        <w:t>const uint8_t PIN_MQ2    = 34;</w:t>
+      </w:r>
+    </w:p>
+    <w:p>
+      <w:pPr>
+        <w:pStyle w:val="Code"/>
+        <w:keepNext/>
+      </w:pPr>
+      <w:r>
+        <w:t>const uint8_t PIN_SOIL   = 35;</w:t>
+      </w:r>
+    </w:p>
+    <w:p>
+      <w:pPr>
+        <w:pStyle w:val="Code"/>
+        <w:keepNext/>
+      </w:pPr>
+      <w:r>
+        <w:t>const uint8_t PIN_FLAME  = 14;</w:t>
+      </w:r>
+    </w:p>
+    <w:p>
+      <w:pPr>
+        <w:pStyle w:val="Code"/>
+        <w:keepNext/>
+      </w:pPr>
+      <w:r>
+        <w:t>const uint8_t PIN_PIR    = 13;</w:t>
+      </w:r>
+    </w:p>
+    <w:p>
+      <w:pPr>
+        <w:pStyle w:val="Code"/>
+        <w:keepNext/>
+      </w:pPr>
+      <w:r>
+        <w:t>const uint8_t PIN_SDA    = 21;</w:t>
+      </w:r>
+    </w:p>
+    <w:p>
+      <w:pPr>
+        <w:pStyle w:val="Code"/>
+        <w:keepNext/>
+      </w:pPr>
+      <w:r>
+        <w:t>const uint8_t PIN_SCL    = 22;</w:t>
+      </w:r>
+    </w:p>
+    <w:p>
+      <w:pPr>
+        <w:pStyle w:val="Code"/>
+        <w:keepNext/>
+      </w:pPr>
+      <w:r>
+        <w:t xml:space="preserve"> </w:t>
+      </w:r>
+    </w:p>
+    <w:p>
+      <w:pPr>
+        <w:pStyle w:val="Code"/>
+        <w:keepNext/>
+      </w:pPr>
+      <w:r>
+        <w:t>// модель датчика: DHTesp::DHT22 або DHTesp::DHT11</w:t>
+      </w:r>
+    </w:p>
+    <w:p>
+      <w:pPr>
+        <w:pStyle w:val="Code"/>
+        <w:keepNext/>
+      </w:pPr>
+      <w:r>
+        <w:t>const DHTesp::DHT_MODEL_t DHT_TYPE = DHTesp::DHT22;</w:t>
+      </w:r>
+    </w:p>
+    <w:p>
+      <w:pPr>
+        <w:pStyle w:val="Code"/>
+        <w:keepNext/>
+      </w:pPr>
+      <w:r>
+        <w:t xml:space="preserve"> </w:t>
+      </w:r>
+    </w:p>
+    <w:p>
+      <w:pPr>
+        <w:pStyle w:val="Code"/>
+        <w:keepNext/>
+      </w:pPr>
+      <w:r>
+        <w:t>// калібрування датчика ґрунту, мВ на GPIO35 (підрозділ 4.7)</w:t>
+      </w:r>
+    </w:p>
+    <w:p>
+      <w:pPr>
+        <w:pStyle w:val="Code"/>
+        <w:keepNext/>
+      </w:pPr>
+      <w:r>
+        <w:t>const float SOIL_DRY_MV = 2200;    // сухий субстрат</w:t>
+      </w:r>
+    </w:p>
+    <w:p>
+      <w:pPr>
+        <w:pStyle w:val="Code"/>
+        <w:keepNext/>
+        <w:rPr>
+          <w:lang w:val="ru-RU"/>
+        </w:rPr>
+      </w:pPr>
+      <w:r>
+        <w:t>const</w:t>
+      </w:r>
+      <w:r>
+        <w:rPr>
+          <w:lang w:val="ru-RU"/>
+        </w:rPr>
+        <w:t xml:space="preserve"> </w:t>
+      </w:r>
+      <w:r>
+        <w:t>float</w:t>
+      </w:r>
+      <w:r>
+        <w:rPr>
+          <w:lang w:val="ru-RU"/>
+        </w:rPr>
+        <w:t xml:space="preserve"> </w:t>
+      </w:r>
+      <w:r>
+        <w:t>SOIL</w:t>
+      </w:r>
+      <w:r>
+        <w:rPr>
+          <w:lang w:val="ru-RU"/>
+        </w:rPr>
+        <w:t>_</w:t>
+      </w:r>
+      <w:r>
+        <w:t>WET</w:t>
+      </w:r>
+      <w:r>
+        <w:rPr>
+          <w:lang w:val="ru-RU"/>
+        </w:rPr>
+        <w:t>_</w:t>
+      </w:r>
+      <w:r>
+        <w:t>MV</w:t>
+      </w:r>
+      <w:r>
+        <w:rPr>
+          <w:lang w:val="ru-RU"/>
+        </w:rPr>
+        <w:t xml:space="preserve"> = 1000;    // перезволожений субстрат</w:t>
+      </w:r>
+    </w:p>
+    <w:p>
+      <w:pPr>
+        <w:pStyle w:val="Code"/>
+        <w:keepNext/>
+        <w:rPr>
+          <w:lang w:val="ru-RU"/>
+        </w:rPr>
+      </w:pPr>
+      <w:r>
+        <w:rPr>
+          <w:lang w:val="ru-RU"/>
+        </w:rPr>
+        <w:t xml:space="preserve"> </w:t>
+      </w:r>
+    </w:p>
+    <w:p>
+      <w:pPr>
+        <w:pStyle w:val="Code"/>
+        <w:spacing w:after="160"/>
+      </w:pPr>
+      <w:r>
+        <w:t>const unsigned long PUBLISH_INTERVAL_MS = 10000;</w:t>
+      </w:r>
+    </w:p>
+    <w:p>
+      <w:pPr>
+        <w:pStyle w:val="21"/>
+        <w:rPr>
+          <w:lang w:val="ru-RU"/>
+        </w:rPr>
+      </w:pPr>
+      <w:bookmarkStart w:id="51" w:name="_Toc242122022"/>
+      <w:r>
+        <w:rPr>
+          <w:lang w:val="ru-RU"/>
+        </w:rPr>
         <w:lastRenderedPageBreak/>
-        <w:t>#pragma once</w:t>
-      </w:r>
-    </w:p>
-    <w:p>
-      <w:pPr>
-        <w:pStyle w:val="Code"/>
-        <w:keepNext/>
-      </w:pPr>
-      <w:r>
-        <w:t>#include &lt;DHTesp.h&gt;</w:t>
-      </w:r>
-    </w:p>
-    <w:p>
-      <w:pPr>
-        <w:pStyle w:val="Code"/>
-        <w:keepNext/>
+        <w:t xml:space="preserve">6.4 Підключення до </w:t>
+      </w:r>
+      <w:r>
+        <w:t>Wi</w:t>
+      </w:r>
+      <w:r>
+        <w:rPr>
+          <w:lang w:val="ru-RU"/>
+        </w:rPr>
+        <w:t>-</w:t>
+      </w:r>
+      <w:r>
+        <w:t>Fi</w:t>
+      </w:r>
+      <w:r>
+        <w:rPr>
+          <w:lang w:val="ru-RU"/>
+        </w:rPr>
+        <w:t xml:space="preserve"> і брокера </w:t>
+      </w:r>
+      <w:r>
+        <w:t>MQTT</w:t>
+      </w:r>
+      <w:bookmarkEnd w:id="51"/>
+    </w:p>
+    <w:p>
+      <w:pPr>
+        <w:rPr>
+          <w:lang w:val="ru-RU"/>
+        </w:rPr>
+      </w:pPr>
+      <w:r>
+        <w:rPr>
+          <w:lang w:val="ru-RU"/>
+        </w:rPr>
+        <w:t>Повторні спроби підключення до брокера виконуються не частіше разу на 5 с, а основний цикл не містить нескінченного очікування while: якщо мережа чи брокер недоступні, датчики та реле працюють далі. Сам виклик mqtt.connect() блокувальний: під час спроби (до кількох секунд, якщо брокер не відповідає) програма чекає.</w:t>
+      </w:r>
+    </w:p>
+    <w:p>
+      <w:pPr>
+        <w:pStyle w:val="Code"/>
+      </w:pPr>
+      <w:r>
+        <w:t>#include &lt;WiFi.h&gt;              // для ESP8266: &lt;ESP8266WiFi.h&gt;</w:t>
+      </w:r>
+    </w:p>
+    <w:p>
+      <w:pPr>
+        <w:pStyle w:val="Code"/>
+      </w:pPr>
+      <w:r>
+        <w:t>#include &lt;PubSubClient.h&gt;</w:t>
+      </w:r>
+    </w:p>
+    <w:p>
+      <w:pPr>
+        <w:pStyle w:val="Code"/>
+      </w:pPr>
+      <w:r>
+        <w:t>#include "config.h"</w:t>
+      </w:r>
+    </w:p>
+    <w:p>
+      <w:pPr>
+        <w:pStyle w:val="Code"/>
       </w:pPr>
       <w:r>
         <w:t xml:space="preserve"> </w:t>
@@ -32895,85 +33945,30 @@
     <w:p>
       <w:pPr>
         <w:pStyle w:val="Code"/>
-        <w:keepNext/>
-        <w:rPr>
-          <w:lang w:val="ru-RU"/>
-        </w:rPr>
-      </w:pPr>
-      <w:r>
-        <w:rPr>
-          <w:lang w:val="ru-RU"/>
-        </w:rPr>
-        <w:t>// мережа і брокер – дані від викладача</w:t>
-      </w:r>
-    </w:p>
-    <w:p>
-      <w:pPr>
-        <w:pStyle w:val="Code"/>
-        <w:keepNext/>
-      </w:pPr>
-      <w:r>
-        <w:t>#define WIFI_SSID      "lab-iot"</w:t>
-      </w:r>
-    </w:p>
-    <w:p>
-      <w:pPr>
-        <w:pStyle w:val="Code"/>
-        <w:keepNext/>
-      </w:pPr>
-      <w:r>
-        <w:t>#define WIFI_PASS      "********"</w:t>
-      </w:r>
-    </w:p>
-    <w:p>
-      <w:pPr>
-        <w:pStyle w:val="Code"/>
-        <w:keepNext/>
-      </w:pPr>
-      <w:r>
-        <w:t>#define MQTT_HOST      "192.168.1.10"</w:t>
-      </w:r>
-    </w:p>
-    <w:p>
-      <w:pPr>
-        <w:pStyle w:val="Code"/>
-        <w:keepNext/>
-      </w:pPr>
-      <w:r>
-        <w:t>#define MQTT_PORT      1883             // MQTT без шифрування; у реальній системі – TLS, порт 8883</w:t>
-      </w:r>
-    </w:p>
-    <w:p>
-      <w:pPr>
-        <w:pStyle w:val="Code"/>
-        <w:keepNext/>
-      </w:pPr>
-      <w:r>
-        <w:t>#define MQTT_USER      "student"</w:t>
-      </w:r>
-    </w:p>
-    <w:p>
-      <w:pPr>
-        <w:pStyle w:val="Code"/>
-        <w:keepNext/>
-      </w:pPr>
-      <w:r>
-        <w:t>#define MQTT_PASS      "********"</w:t>
-      </w:r>
-    </w:p>
-    <w:p>
-      <w:pPr>
-        <w:pStyle w:val="Code"/>
-        <w:keepNext/>
-      </w:pPr>
-      <w:r>
-        <w:t>#define TOPIC_PREFIX   "lab/GROUP/SURNAME/"   // замінити на свої, напр. lab/ki-21/petrenko/</w:t>
-      </w:r>
-    </w:p>
-    <w:p>
-      <w:pPr>
-        <w:pStyle w:val="Code"/>
-        <w:keepNext/>
+      </w:pPr>
+      <w:r>
+        <w:t>WiFiClient net;</w:t>
+      </w:r>
+    </w:p>
+    <w:p>
+      <w:pPr>
+        <w:pStyle w:val="Code"/>
+      </w:pPr>
+      <w:r>
+        <w:t>PubSubClient mqtt(net);</w:t>
+      </w:r>
+    </w:p>
+    <w:p>
+      <w:pPr>
+        <w:pStyle w:val="Code"/>
+      </w:pPr>
+      <w:r>
+        <w:t>unsigned long lastAttempt = 0;</w:t>
+      </w:r>
+    </w:p>
+    <w:p>
+      <w:pPr>
+        <w:pStyle w:val="Code"/>
       </w:pPr>
       <w:r>
         <w:t xml:space="preserve"> </w:t>
@@ -32982,106 +33977,54 @@
     <w:p>
       <w:pPr>
         <w:pStyle w:val="Code"/>
-        <w:keepNext/>
-      </w:pPr>
-      <w:r>
-        <w:t>// розподіл виводів (додаток А)</w:t>
-      </w:r>
-    </w:p>
-    <w:p>
-      <w:pPr>
-        <w:pStyle w:val="Code"/>
-        <w:keepNext/>
-      </w:pPr>
-      <w:r>
-        <w:t>const uint8_t PIN_LED    = 25;   // зовнішній світлодіод HL1, не вбудований LED плати</w:t>
-      </w:r>
-    </w:p>
-    <w:p>
-      <w:pPr>
-        <w:pStyle w:val="Code"/>
-        <w:keepNext/>
-      </w:pPr>
-      <w:r>
-        <w:t>const uint8_t PIN_RELAY  = 26;</w:t>
-      </w:r>
-    </w:p>
-    <w:p>
-      <w:pPr>
-        <w:pStyle w:val="Code"/>
-        <w:keepNext/>
-      </w:pPr>
-      <w:r>
-        <w:t>const uint8_t PIN_BUTTON = 27;</w:t>
-      </w:r>
-    </w:p>
-    <w:p>
-      <w:pPr>
-        <w:pStyle w:val="Code"/>
-        <w:keepNext/>
-      </w:pPr>
-      <w:r>
-        <w:t>const uint8_t PIN_DHT    = 4;</w:t>
-      </w:r>
-    </w:p>
-    <w:p>
-      <w:pPr>
-        <w:pStyle w:val="Code"/>
-        <w:keepNext/>
-      </w:pPr>
-      <w:r>
-        <w:t>const uint8_t PIN_MQ2    = 34;</w:t>
-      </w:r>
-    </w:p>
-    <w:p>
-      <w:pPr>
-        <w:pStyle w:val="Code"/>
-        <w:keepNext/>
-      </w:pPr>
-      <w:r>
-        <w:t>const uint8_t PIN_SOIL   = 35;</w:t>
-      </w:r>
-    </w:p>
-    <w:p>
-      <w:pPr>
-        <w:pStyle w:val="Code"/>
-        <w:keepNext/>
-      </w:pPr>
-      <w:r>
-        <w:t>const uint8_t PIN_FLAME  = 14;</w:t>
-      </w:r>
-    </w:p>
-    <w:p>
-      <w:pPr>
-        <w:pStyle w:val="Code"/>
-        <w:keepNext/>
-      </w:pPr>
-      <w:r>
-        <w:t>const uint8_t PIN_PIR    = 13;</w:t>
-      </w:r>
-    </w:p>
-    <w:p>
-      <w:pPr>
-        <w:pStyle w:val="Code"/>
-        <w:keepNext/>
-      </w:pPr>
-      <w:r>
-        <w:t>const uint8_t PIN_SDA    = 21;</w:t>
-      </w:r>
-    </w:p>
-    <w:p>
-      <w:pPr>
-        <w:pStyle w:val="Code"/>
-        <w:keepNext/>
-      </w:pPr>
-      <w:r>
-        <w:t>const uint8_t PIN_SCL    = 22;</w:t>
-      </w:r>
-    </w:p>
-    <w:p>
-      <w:pPr>
-        <w:pStyle w:val="Code"/>
-        <w:keepNext/>
+      </w:pPr>
+      <w:r>
+        <w:t>// без String: порівнюємо байти, інші значення команди ігноруємо</w:t>
+      </w:r>
+    </w:p>
+    <w:p>
+      <w:pPr>
+        <w:pStyle w:val="Code"/>
+      </w:pPr>
+      <w:r>
+        <w:t>void onMessage(char *topic, byte *payload, unsigned int len) {</w:t>
+      </w:r>
+    </w:p>
+    <w:p>
+      <w:pPr>
+        <w:pStyle w:val="Code"/>
+      </w:pPr>
+      <w:r>
+        <w:t xml:space="preserve">    if (strcmp(topic, TOPIC_PREFIX "relay/set") != 0 || len != 1) return;</w:t>
+      </w:r>
+    </w:p>
+    <w:p>
+      <w:pPr>
+        <w:pStyle w:val="Code"/>
+      </w:pPr>
+      <w:r>
+        <w:t xml:space="preserve">    if (payload[0] == '1') digitalWrite(PIN_RELAY, HIGH);</w:t>
+      </w:r>
+    </w:p>
+    <w:p>
+      <w:pPr>
+        <w:pStyle w:val="Code"/>
+      </w:pPr>
+      <w:r>
+        <w:t xml:space="preserve">    else if (payload[0] == '0') digitalWrite(PIN_RELAY, LOW);</w:t>
+      </w:r>
+    </w:p>
+    <w:p>
+      <w:pPr>
+        <w:pStyle w:val="Code"/>
+      </w:pPr>
+      <w:r>
+        <w:t>}</w:t>
+      </w:r>
+    </w:p>
+    <w:p>
+      <w:pPr>
+        <w:pStyle w:val="Code"/>
       </w:pPr>
       <w:r>
         <w:t xml:space="preserve"> </w:t>
@@ -33090,25 +34033,54 @@
     <w:p>
       <w:pPr>
         <w:pStyle w:val="Code"/>
-        <w:keepNext/>
-      </w:pPr>
-      <w:r>
-        <w:t>// модель датчика: DHTesp::DHT22 або DHTesp::DHT11</w:t>
-      </w:r>
-    </w:p>
-    <w:p>
-      <w:pPr>
-        <w:pStyle w:val="Code"/>
-        <w:keepNext/>
-      </w:pPr>
-      <w:r>
-        <w:t>const DHTesp::DHT_MODEL_t DHT_TYPE = DHTesp::DHT22;</w:t>
-      </w:r>
-    </w:p>
-    <w:p>
-      <w:pPr>
-        <w:pStyle w:val="Code"/>
-        <w:keepNext/>
+      </w:pPr>
+      <w:r>
+        <w:t>void networkSetup() {</w:t>
+      </w:r>
+    </w:p>
+    <w:p>
+      <w:pPr>
+        <w:pStyle w:val="Code"/>
+      </w:pPr>
+      <w:r>
+        <w:t xml:space="preserve">    WiFi.mode(WIFI_STA);</w:t>
+      </w:r>
+    </w:p>
+    <w:p>
+      <w:pPr>
+        <w:pStyle w:val="Code"/>
+      </w:pPr>
+      <w:r>
+        <w:t xml:space="preserve">    WiFi.begin(WIFI_SSID, WIFI_PASS);           // підключення йде у фоні</w:t>
+      </w:r>
+    </w:p>
+    <w:p>
+      <w:pPr>
+        <w:pStyle w:val="Code"/>
+      </w:pPr>
+      <w:r>
+        <w:t xml:space="preserve">    mqtt.setServer(MQTT_HOST, MQTT_PORT);</w:t>
+      </w:r>
+    </w:p>
+    <w:p>
+      <w:pPr>
+        <w:pStyle w:val="Code"/>
+      </w:pPr>
+      <w:r>
+        <w:t xml:space="preserve">    mqtt.setCallback(onMessage);</w:t>
+      </w:r>
+    </w:p>
+    <w:p>
+      <w:pPr>
+        <w:pStyle w:val="Code"/>
+      </w:pPr>
+      <w:r>
+        <w:t>}</w:t>
+      </w:r>
+    </w:p>
+    <w:p>
+      <w:pPr>
+        <w:pStyle w:val="Code"/>
       </w:pPr>
       <w:r>
         <w:t xml:space="preserve"> </w:t>
@@ -33117,49 +34089,516 @@
     <w:p>
       <w:pPr>
         <w:pStyle w:val="Code"/>
-        <w:keepNext/>
-      </w:pPr>
-      <w:r>
-        <w:t>// калібрування датчика ґрунту, мВ на GPIO35 (підрозділ 4.7)</w:t>
-      </w:r>
-    </w:p>
-    <w:p>
-      <w:pPr>
-        <w:pStyle w:val="Code"/>
-        <w:keepNext/>
-      </w:pPr>
-      <w:r>
-        <w:t>const float SOIL_DRY_MV = 2200;    // сухий субстрат</w:t>
-      </w:r>
-    </w:p>
-    <w:p>
-      <w:pPr>
-        <w:pStyle w:val="Code"/>
-        <w:keepNext/>
-        <w:rPr>
-          <w:lang w:val="ru-RU"/>
-        </w:rPr>
-      </w:pPr>
-      <w:r>
-        <w:t>const</w:t>
-      </w:r>
-      <w:r>
-        <w:rPr>
-          <w:lang w:val="ru-RU"/>
-        </w:rPr>
+      </w:pPr>
+      <w:r>
+        <w:t>void networkLoop() {</w:t>
+      </w:r>
+    </w:p>
+    <w:p>
+      <w:pPr>
+        <w:pStyle w:val="Code"/>
+      </w:pPr>
+      <w:r>
+        <w:t xml:space="preserve">    if (WiFi.status() != WL_CONNECTED) return;</w:t>
+      </w:r>
+    </w:p>
+    <w:p>
+      <w:pPr>
+        <w:pStyle w:val="Code"/>
+      </w:pPr>
+      <w:r>
+        <w:t xml:space="preserve">    if (!mqtt.connected()) {</w:t>
+      </w:r>
+    </w:p>
+    <w:p>
+      <w:pPr>
+        <w:pStyle w:val="Code"/>
+      </w:pPr>
+      <w:r>
+        <w:t xml:space="preserve">        if (millis() - lastAttempt &lt; 5000) return;</w:t>
+      </w:r>
+    </w:p>
+    <w:p>
+      <w:pPr>
+        <w:pStyle w:val="Code"/>
+      </w:pPr>
+      <w:r>
+        <w:t xml:space="preserve">        lastAttempt = millis();</w:t>
+      </w:r>
+    </w:p>
+    <w:p>
+      <w:pPr>
+        <w:pStyle w:val="Code"/>
+      </w:pPr>
+      <w:r>
+        <w:t xml:space="preserve">        String clientId = "lab-" + WiFi.macAddress();</w:t>
+      </w:r>
+    </w:p>
+    <w:p>
+      <w:pPr>
+        <w:pStyle w:val="Code"/>
+      </w:pPr>
+      <w:r>
+        <w:t xml:space="preserve">        if (mqtt.connect(clientId.c_str(), MQTT_USER, MQTT_PASS)) {</w:t>
+      </w:r>
+    </w:p>
+    <w:p>
+      <w:pPr>
+        <w:pStyle w:val="Code"/>
+      </w:pPr>
+      <w:r>
+        <w:t xml:space="preserve">            mqtt.subscribe(TOPIC_PREFIX "relay/set");</w:t>
+      </w:r>
+    </w:p>
+    <w:p>
+      <w:pPr>
+        <w:pStyle w:val="Code"/>
+      </w:pPr>
+      <w:r>
+        <w:t xml:space="preserve">            Serial.println("MQTT connected");</w:t>
+      </w:r>
+    </w:p>
+    <w:p>
+      <w:pPr>
+        <w:pStyle w:val="Code"/>
+      </w:pPr>
+      <w:r>
+        <w:t xml:space="preserve">        } else {</w:t>
+      </w:r>
+    </w:p>
+    <w:p>
+      <w:pPr>
+        <w:pStyle w:val="Code"/>
+      </w:pPr>
+      <w:r>
+        <w:t xml:space="preserve">            Serial.printf("MQTT failed, state %d\n", mqtt.state());</w:t>
+      </w:r>
+    </w:p>
+    <w:p>
+      <w:pPr>
+        <w:pStyle w:val="Code"/>
+      </w:pPr>
+      <w:r>
+        <w:t xml:space="preserve">            return;</w:t>
+      </w:r>
+    </w:p>
+    <w:p>
+      <w:pPr>
+        <w:pStyle w:val="Code"/>
+      </w:pPr>
+      <w:r>
+        <w:t xml:space="preserve">        }</w:t>
+      </w:r>
+    </w:p>
+    <w:p>
+      <w:pPr>
+        <w:pStyle w:val="Code"/>
+      </w:pPr>
+      <w:r>
+        <w:t xml:space="preserve">    }</w:t>
+      </w:r>
+    </w:p>
+    <w:p>
+      <w:pPr>
+        <w:pStyle w:val="Code"/>
+      </w:pPr>
+      <w:r>
+        <w:t xml:space="preserve">    mqtt.loop();                                 // прийом повідомлень і keep-alive</w:t>
+      </w:r>
+    </w:p>
+    <w:p>
+      <w:pPr>
+        <w:pStyle w:val="Code"/>
+      </w:pPr>
+      <w:r>
+        <w:t>}</w:t>
+      </w:r>
+    </w:p>
+    <w:p>
+      <w:pPr>
+        <w:pStyle w:val="Code"/>
+      </w:pPr>
+      <w:r>
         <w:t xml:space="preserve"> </w:t>
       </w:r>
-      <w:r>
-        <w:t>float</w:t>
-      </w:r>
-      <w:r>
-        <w:rPr>
+    </w:p>
+    <w:p>
+      <w:pPr>
+        <w:pStyle w:val="Code"/>
+      </w:pPr>
+      <w:r>
+        <w:t>void publish(const char *name, float value) {</w:t>
+      </w:r>
+    </w:p>
+    <w:p>
+      <w:pPr>
+        <w:pStyle w:val="Code"/>
+      </w:pPr>
+      <w:r>
+        <w:t xml:space="preserve">    char topic[96], payload[16];</w:t>
+      </w:r>
+    </w:p>
+    <w:p>
+      <w:pPr>
+        <w:pStyle w:val="Code"/>
+      </w:pPr>
+      <w:r>
+        <w:t xml:space="preserve">    snprintf(topic, sizeof(topic), "%s%s", TOPIC_PREFIX, name);</w:t>
+      </w:r>
+    </w:p>
+    <w:p>
+      <w:pPr>
+        <w:pStyle w:val="Code"/>
+      </w:pPr>
+      <w:r>
+        <w:t xml:space="preserve">    snprintf(payload, sizeof(payload), "%.2f", value);</w:t>
+      </w:r>
+    </w:p>
+    <w:p>
+      <w:pPr>
+        <w:pStyle w:val="Code"/>
+      </w:pPr>
+      <w:r>
+        <w:t xml:space="preserve">    if (mqtt.connected()) mqtt.publish(topic, payload, false);  // QoS 0, без retain</w:t>
+      </w:r>
+    </w:p>
+    <w:p>
+      <w:pPr>
+        <w:pStyle w:val="Code"/>
+        <w:spacing w:after="160"/>
+        <w:rPr>
+          <w:lang w:val="ru-RU"/>
+        </w:rPr>
+      </w:pPr>
+      <w:r>
+        <w:rPr>
+          <w:lang w:val="ru-RU"/>
+        </w:rPr>
+        <w:t>}</w:t>
+      </w:r>
+    </w:p>
+    <w:p>
+      <w:pPr>
+        <w:rPr>
+          <w:lang w:val="ru-RU"/>
+        </w:rPr>
+      </w:pPr>
+      <w:r>
+        <w:rPr>
+          <w:lang w:val="ru-RU"/>
+        </w:rPr>
+        <w:t xml:space="preserve">Код </w:t>
+      </w:r>
+      <w:r>
+        <w:t>mqtt</w:t>
+      </w:r>
+      <w:r>
+        <w:rPr>
+          <w:lang w:val="ru-RU"/>
+        </w:rPr>
+        <w:t>.</w:t>
+      </w:r>
+      <w:r>
+        <w:t>state</w:t>
+      </w:r>
+      <w:r>
+        <w:rPr>
+          <w:lang w:val="ru-RU"/>
+        </w:rPr>
+        <w:t>() підказує причину відмови: −2 – брокер недоступний (адреса, порт, брандмауер), 4 – неправильний логін чи пароль, 5 – клієнта не авторизовано. Команда relay/set приймає лише «1» і «0», інші значення ігноруються. Буферизацію вимірювань під час втрати мережі в практикумі не реалізовано: покази, зняті без з'єднання з брокером, не публікуються, і гарантованої доставки система не дає.</w:t>
+      </w:r>
+    </w:p>
+    <w:p>
+      <w:pPr>
+        <w:pStyle w:val="21"/>
+        <w:rPr>
+          <w:lang w:val="ru-RU"/>
+        </w:rPr>
+      </w:pPr>
+      <w:bookmarkStart w:id="52" w:name="_Toc242122023"/>
+      <w:r>
+        <w:rPr>
+          <w:lang w:val="ru-RU"/>
+        </w:rPr>
+        <w:lastRenderedPageBreak/>
+        <w:t>6.5 Порядок нарощування проєкту</w:t>
+      </w:r>
+      <w:bookmarkEnd w:id="52"/>
+    </w:p>
+    <w:p>
+      <w:pPr>
+        <w:rPr>
+          <w:lang w:val="ru-RU"/>
+        </w:rPr>
+      </w:pPr>
+      <w:r>
+        <w:rPr>
+          <w:lang w:val="ru-RU"/>
+        </w:rPr>
+        <w:t xml:space="preserve">1) Лабораторні роботи 1–3: файли </w:t>
+      </w:r>
+      <w:r>
+        <w:t>config</w:t>
+      </w:r>
+      <w:r>
+        <w:rPr>
+          <w:lang w:val="ru-RU"/>
+        </w:rPr>
+        <w:t>.</w:t>
+      </w:r>
+      <w:r>
+        <w:t>h</w:t>
+      </w:r>
+      <w:r>
+        <w:rPr>
+          <w:lang w:val="ru-RU"/>
+        </w:rPr>
+        <w:t xml:space="preserve"> і </w:t>
+      </w:r>
+      <w:r>
+        <w:t>main</w:t>
+      </w:r>
+      <w:r>
+        <w:rPr>
+          <w:lang w:val="ru-RU"/>
+        </w:rPr>
+        <w:t>.</w:t>
+      </w:r>
+      <w:r>
+        <w:t>cpp</w:t>
+      </w:r>
+      <w:r>
+        <w:rPr>
+          <w:lang w:val="ru-RU"/>
+        </w:rPr>
+        <w:t>, світлодіоди та кнопка без мережі.</w:t>
+      </w:r>
+    </w:p>
+    <w:p>
+      <w:pPr>
+        <w:rPr>
+          <w:lang w:val="ru-RU"/>
+        </w:rPr>
+      </w:pPr>
+      <w:r>
+        <w:rPr>
+          <w:lang w:val="ru-RU"/>
+        </w:rPr>
+        <w:t>2) Лабораторна робота 4: керування реле кнопкою і командами з монітора порту.</w:t>
+      </w:r>
+    </w:p>
+    <w:p>
+      <w:pPr>
+        <w:rPr>
+          <w:lang w:val="ru-RU"/>
+        </w:rPr>
+      </w:pPr>
+      <w:r>
+        <w:rPr>
+          <w:lang w:val="ru-RU"/>
+        </w:rPr>
+        <w:t>3) Лабораторні роботи 5–7: драйвери датчиків додаються до файлу src/sensors.h і масиву sensors[] по одному.</w:t>
+      </w:r>
+    </w:p>
+    <w:p>
+      <w:pPr>
+        <w:rPr>
+          <w:lang w:val="ru-RU"/>
+        </w:rPr>
+      </w:pPr>
+      <w:r>
+        <w:rPr>
+          <w:lang w:val="ru-RU"/>
+        </w:rPr>
+        <w:t>4) Лабораторна робота 8: дисплей виводить покази з того самого масиву.</w:t>
+      </w:r>
+    </w:p>
+    <w:p>
+      <w:pPr>
+        <w:rPr>
+          <w:lang w:val="ru-RU"/>
+        </w:rPr>
+      </w:pPr>
+      <w:r>
+        <w:rPr>
+          <w:lang w:val="ru-RU"/>
+        </w:rPr>
+        <w:t xml:space="preserve">5) Лабораторна робота 9: модуль </w:t>
+      </w:r>
+      <w:r>
+        <w:t>network</w:t>
+      </w:r>
+      <w:r>
+        <w:rPr>
+          <w:lang w:val="ru-RU"/>
+        </w:rPr>
+        <w:t xml:space="preserve"> публікує покази в </w:t>
+      </w:r>
+      <w:r>
+        <w:t>MQTT</w:t>
+      </w:r>
+      <w:r>
+        <w:rPr>
+          <w:lang w:val="ru-RU"/>
+        </w:rPr>
+        <w:t xml:space="preserve"> і приймає команду реле.</w:t>
+      </w:r>
+    </w:p>
+    <w:p>
+      <w:pPr>
+        <w:rPr>
+          <w:lang w:val="ru-RU"/>
+        </w:rPr>
+      </w:pPr>
+      <w:r>
+        <w:rPr>
+          <w:lang w:val="ru-RU"/>
+        </w:rPr>
+        <w:t>Після кожного кроку значення в моніторі порту порівнюються з показами системи моніторингу, отриманими готовою прошивкою на тій самій схемі.</w:t>
+      </w:r>
+    </w:p>
+    <w:p>
+      <w:pPr>
+        <w:pStyle w:val="21"/>
+        <w:rPr>
+          <w:lang w:val="ru-RU"/>
+        </w:rPr>
+      </w:pPr>
+      <w:bookmarkStart w:id="53" w:name="_Toc242122024"/>
+      <w:r>
+        <w:rPr>
+          <w:lang w:val="ru-RU"/>
+        </w:rPr>
+        <w:t>6.6 Практична частина: повний стенд</w:t>
+      </w:r>
+      <w:bookmarkEnd w:id="53"/>
+    </w:p>
+    <w:p>
+      <w:pPr>
+        <w:rPr>
+          <w:lang w:val="ru-RU"/>
+        </w:rPr>
+      </w:pPr>
+      <w:r>
+        <w:rPr>
+          <w:b/>
+          <w:lang w:val="ru-RU"/>
+        </w:rPr>
+        <w:t>Крок 1. Складання схеми.</w:t>
+      </w:r>
+      <w:r>
+        <w:rPr>
+          <w:lang w:val="ru-RU"/>
+        </w:rPr>
+        <w:t xml:space="preserve"> Зібрати всі модулі на одній платі </w:t>
+      </w:r>
+      <w:r>
+        <w:t>ESP</w:t>
+      </w:r>
+      <w:r>
+        <w:rPr>
+          <w:lang w:val="ru-RU"/>
+        </w:rPr>
+        <w:t xml:space="preserve">32 </w:t>
+      </w:r>
+      <w:r>
+        <w:t>DevKit</w:t>
+      </w:r>
+      <w:r>
+        <w:rPr>
+          <w:lang w:val="ru-RU"/>
+        </w:rPr>
+        <w:t xml:space="preserve"> за таблицею А.1, додаючи їх по одному та перевіряючи стенд після кожного.</w:t>
+      </w:r>
+    </w:p>
+    <w:p>
+      <w:pPr>
+        <w:rPr>
+          <w:noProof/>
+          <w:lang w:val="ru-RU"/>
+        </w:rPr>
+      </w:pPr>
+      <w:r>
+        <w:rPr>
+          <w:b/>
+          <w:lang w:val="ru-RU"/>
+        </w:rPr>
+        <w:t xml:space="preserve">Крок 2. Готова прошивка і налаштування на </w:t>
+      </w:r>
+      <w:r>
+        <w:rPr>
+          <w:b/>
+        </w:rPr>
+        <w:t>ssn</w:t>
+      </w:r>
+      <w:r>
+        <w:rPr>
+          <w:b/>
+          <w:lang w:val="ru-RU"/>
+        </w:rPr>
+        <w:t>.</w:t>
+      </w:r>
+      <w:r>
+        <w:rPr>
+          <w:b/>
+        </w:rPr>
+        <w:t>pp</w:t>
+      </w:r>
+      <w:r>
+        <w:rPr>
+          <w:b/>
+          <w:lang w:val="ru-RU"/>
+        </w:rPr>
+        <w:t>.</w:t>
+      </w:r>
+      <w:r>
+        <w:rPr>
+          <w:b/>
+        </w:rPr>
+        <w:t>ua</w:t>
+      </w:r>
+      <w:r>
+        <w:rPr>
+          <w:b/>
+          <w:lang w:val="ru-RU"/>
+        </w:rPr>
+        <w:t>.</w:t>
+      </w:r>
+      <w:r>
+        <w:rPr>
+          <w:lang w:val="ru-RU"/>
+        </w:rPr>
+        <w:t xml:space="preserve"> Додати на сторінці «Мої пристрої» усі модулі стенда з тими самими пінами, що й у таблиці А.1. Підключення й особливості кожного модуля описано на сторінці «Бібліотека», у розділі «Модулі: датчики й виходи». Схема плати на її картці (рисунок 2.5) має збігатися зі зібраним стендом, а всі пристрої – мати стан «Норма».</w:t>
+      </w:r>
+      <w:r>
+        <w:rPr>
+          <w:noProof/>
           <w:lang w:val="ru-RU"/>
         </w:rPr>
         <w:t xml:space="preserve"> </w:t>
       </w:r>
-      <w:r>
-        <w:t>SOIL</w:t>
+    </w:p>
+    <w:p>
+      <w:pPr>
+        <w:rPr>
+          <w:lang w:val="ru-RU"/>
+        </w:rPr>
+      </w:pPr>
+      <w:r>
+        <w:rPr>
+          <w:b/>
+          <w:lang w:val="ru-RU"/>
+        </w:rPr>
+        <w:t>Крок 3. Власний скетч.</w:t>
+      </w:r>
+      <w:r>
+        <w:rPr>
+          <w:lang w:val="ru-RU"/>
+        </w:rPr>
+        <w:t xml:space="preserve"> Завантажити скетч додатка Б з файлами ISensor.h, config.h і network.cpp з підрозділів 6.3, 6.4, запустити </w:t>
+      </w:r>
+      <w:r>
+        <w:t>mosquitto</w:t>
       </w:r>
       <w:r>
         <w:rPr>
@@ -33168,818 +34607,22 @@
         <w:t>_</w:t>
       </w:r>
       <w:r>
-        <w:t>WET</w:t>
-      </w:r>
-      <w:r>
-        <w:rPr>
-          <w:lang w:val="ru-RU"/>
-        </w:rPr>
-        <w:t>_</w:t>
-      </w:r>
-      <w:r>
-        <w:t>MV</w:t>
-      </w:r>
-      <w:r>
-        <w:rPr>
-          <w:lang w:val="ru-RU"/>
-        </w:rPr>
-        <w:t xml:space="preserve"> = 1000;    // перезволожений субстрат</w:t>
-      </w:r>
-    </w:p>
-    <w:p>
-      <w:pPr>
-        <w:pStyle w:val="Code"/>
-        <w:keepNext/>
-        <w:rPr>
-          <w:lang w:val="ru-RU"/>
-        </w:rPr>
-      </w:pPr>
-      <w:r>
-        <w:rPr>
-          <w:lang w:val="ru-RU"/>
-        </w:rPr>
-        <w:t xml:space="preserve"> </w:t>
-      </w:r>
-    </w:p>
-    <w:p>
-      <w:pPr>
-        <w:pStyle w:val="Code"/>
-        <w:spacing w:after="160"/>
-      </w:pPr>
-      <w:r>
-        <w:t>const unsigned long PUBLISH_INTERVAL_MS = 10000;</w:t>
-      </w:r>
-    </w:p>
-    <w:p>
-      <w:pPr>
-        <w:pStyle w:val="21"/>
-        <w:rPr>
-          <w:lang w:val="ru-RU"/>
-        </w:rPr>
-      </w:pPr>
-      <w:bookmarkStart w:id="51" w:name="_Toc242122022"/>
-      <w:r>
-        <w:rPr>
-          <w:lang w:val="ru-RU"/>
-        </w:rPr>
-        <w:t xml:space="preserve">6.4 Підключення до </w:t>
-      </w:r>
-      <w:r>
-        <w:t>Wi</w:t>
-      </w:r>
-      <w:r>
-        <w:rPr>
-          <w:lang w:val="ru-RU"/>
-        </w:rPr>
-        <w:t>-</w:t>
-      </w:r>
-      <w:r>
-        <w:t>Fi</w:t>
-      </w:r>
-      <w:r>
-        <w:rPr>
-          <w:lang w:val="ru-RU"/>
-        </w:rPr>
-        <w:t xml:space="preserve"> і брокера </w:t>
-      </w:r>
-      <w:r>
-        <w:t>MQTT</w:t>
-      </w:r>
-      <w:bookmarkEnd w:id="51"/>
-    </w:p>
-    <w:p>
-      <w:pPr>
-        <w:rPr>
-          <w:lang w:val="ru-RU"/>
-        </w:rPr>
-      </w:pPr>
-      <w:r>
-        <w:rPr>
-          <w:lang w:val="ru-RU"/>
-        </w:rPr>
-        <w:t>Повторні спроби підключення до брокера виконуються не частіше разу на 5 с, а основний цикл не містить нескінченного очікування while: якщо мережа чи брокер недоступні, датчики та реле працюють далі. Сам виклик mqtt.connect() блокувальний: під час спроби (до кількох секунд, якщо брокер не відповідає) програма чекає.</w:t>
-      </w:r>
-    </w:p>
-    <w:p>
-      <w:pPr>
-        <w:pStyle w:val="Code"/>
-      </w:pPr>
-      <w:r>
-        <w:t>#include &lt;WiFi.h&gt;              // для ESP8266: &lt;ESP8266WiFi.h&gt;</w:t>
-      </w:r>
-    </w:p>
-    <w:p>
-      <w:pPr>
-        <w:pStyle w:val="Code"/>
-      </w:pPr>
-      <w:r>
-        <w:t>#include &lt;PubSubClient.h&gt;</w:t>
-      </w:r>
-    </w:p>
-    <w:p>
-      <w:pPr>
-        <w:pStyle w:val="Code"/>
-      </w:pPr>
-      <w:r>
-        <w:t>#include "config.h"</w:t>
-      </w:r>
-    </w:p>
-    <w:p>
-      <w:pPr>
-        <w:pStyle w:val="Code"/>
-      </w:pPr>
-      <w:r>
-        <w:t xml:space="preserve"> </w:t>
-      </w:r>
-    </w:p>
-    <w:p>
-      <w:pPr>
-        <w:pStyle w:val="Code"/>
-      </w:pPr>
-      <w:r>
-        <w:t>WiFiClient net;</w:t>
-      </w:r>
-    </w:p>
-    <w:p>
-      <w:pPr>
-        <w:pStyle w:val="Code"/>
-      </w:pPr>
-      <w:r>
-        <w:t>PubSubClient mqtt(net);</w:t>
-      </w:r>
-    </w:p>
-    <w:p>
-      <w:pPr>
-        <w:pStyle w:val="Code"/>
-      </w:pPr>
-      <w:r>
-        <w:t>unsigned long lastAttempt = 0;</w:t>
-      </w:r>
-    </w:p>
-    <w:p>
-      <w:pPr>
-        <w:pStyle w:val="Code"/>
-      </w:pPr>
-      <w:r>
-        <w:t xml:space="preserve"> </w:t>
-      </w:r>
-    </w:p>
-    <w:p>
-      <w:pPr>
-        <w:pStyle w:val="Code"/>
-      </w:pPr>
-      <w:r>
-        <w:t>// без String: порівнюємо байти, інші значення команди ігноруємо</w:t>
-      </w:r>
-    </w:p>
-    <w:p>
-      <w:pPr>
-        <w:pStyle w:val="Code"/>
-      </w:pPr>
-      <w:r>
-        <w:t>void onMessage(char *topic, byte *payload, unsigned int len) {</w:t>
-      </w:r>
-    </w:p>
-    <w:p>
-      <w:pPr>
-        <w:pStyle w:val="Code"/>
-      </w:pPr>
-      <w:r>
-        <w:t xml:space="preserve">    if (strcmp(topic, TOPIC_PREFIX "relay/set") != 0 || len != 1) return;</w:t>
-      </w:r>
-    </w:p>
-    <w:p>
-      <w:pPr>
-        <w:pStyle w:val="Code"/>
-      </w:pPr>
-      <w:r>
-        <w:t xml:space="preserve">    if (payload[0] == '1') digitalWrite(PIN_RELAY, HIGH);</w:t>
-      </w:r>
-    </w:p>
-    <w:p>
-      <w:pPr>
-        <w:pStyle w:val="Code"/>
-      </w:pPr>
-      <w:r>
-        <w:t xml:space="preserve">    else if (payload[0] == '0') digitalWrite(PIN_RELAY, LOW);</w:t>
-      </w:r>
-    </w:p>
-    <w:p>
-      <w:pPr>
-        <w:pStyle w:val="Code"/>
-      </w:pPr>
-      <w:r>
-        <w:t>}</w:t>
-      </w:r>
-    </w:p>
-    <w:p>
-      <w:pPr>
-        <w:pStyle w:val="Code"/>
-      </w:pPr>
-      <w:r>
-        <w:t xml:space="preserve"> </w:t>
-      </w:r>
-    </w:p>
-    <w:p>
-      <w:pPr>
-        <w:pStyle w:val="Code"/>
-      </w:pPr>
-      <w:r>
-        <w:t>void networkSetup() {</w:t>
-      </w:r>
-    </w:p>
-    <w:p>
-      <w:pPr>
-        <w:pStyle w:val="Code"/>
-      </w:pPr>
-      <w:r>
-        <w:t xml:space="preserve">    WiFi.mode(WIFI_STA);</w:t>
-      </w:r>
-    </w:p>
-    <w:p>
-      <w:pPr>
-        <w:pStyle w:val="Code"/>
-      </w:pPr>
-      <w:r>
-        <w:t xml:space="preserve">    WiFi.begin(WIFI_SSID, WIFI_PASS);           // підключення йде у фоні</w:t>
-      </w:r>
-    </w:p>
-    <w:p>
-      <w:pPr>
-        <w:pStyle w:val="Code"/>
-      </w:pPr>
-      <w:r>
-        <w:t xml:space="preserve">    mqtt.setServer(MQTT_HOST, MQTT_PORT);</w:t>
-      </w:r>
-    </w:p>
-    <w:p>
-      <w:pPr>
-        <w:pStyle w:val="Code"/>
-      </w:pPr>
-      <w:r>
-        <w:t xml:space="preserve">    mqtt.setCallback(onMessage);</w:t>
-      </w:r>
-    </w:p>
-    <w:p>
-      <w:pPr>
-        <w:pStyle w:val="Code"/>
-      </w:pPr>
-      <w:r>
-        <w:t>}</w:t>
-      </w:r>
-    </w:p>
-    <w:p>
-      <w:pPr>
-        <w:pStyle w:val="Code"/>
-      </w:pPr>
-      <w:r>
-        <w:t xml:space="preserve"> </w:t>
-      </w:r>
-    </w:p>
-    <w:p>
-      <w:pPr>
-        <w:pStyle w:val="Code"/>
-      </w:pPr>
-      <w:r>
-        <w:t>void networkLoop() {</w:t>
-      </w:r>
-    </w:p>
-    <w:p>
-      <w:pPr>
-        <w:pStyle w:val="Code"/>
-      </w:pPr>
-      <w:r>
-        <w:t xml:space="preserve">    if (WiFi.status() != WL_CONNECTED) return;</w:t>
-      </w:r>
-    </w:p>
-    <w:p>
-      <w:pPr>
-        <w:pStyle w:val="Code"/>
-      </w:pPr>
-      <w:r>
-        <w:t xml:space="preserve">    if (!mqtt.connected()) {</w:t>
-      </w:r>
-    </w:p>
-    <w:p>
-      <w:pPr>
-        <w:pStyle w:val="Code"/>
-      </w:pPr>
-      <w:r>
-        <w:t xml:space="preserve">        if (millis() - lastAttempt &lt; 5000) return;</w:t>
-      </w:r>
-    </w:p>
-    <w:p>
-      <w:pPr>
-        <w:pStyle w:val="Code"/>
-      </w:pPr>
-      <w:r>
-        <w:t xml:space="preserve">        lastAttempt = millis();</w:t>
-      </w:r>
-    </w:p>
-    <w:p>
-      <w:pPr>
-        <w:pStyle w:val="Code"/>
-      </w:pPr>
-      <w:r>
-        <w:t xml:space="preserve">        String clientId = "lab-" + WiFi.macAddress();</w:t>
-      </w:r>
-    </w:p>
-    <w:p>
-      <w:pPr>
-        <w:pStyle w:val="Code"/>
-      </w:pPr>
-      <w:r>
-        <w:t xml:space="preserve">        if (mqtt.connect(clientId.c_str(), MQTT_USER, MQTT_PASS)) {</w:t>
-      </w:r>
-    </w:p>
-    <w:p>
-      <w:pPr>
-        <w:pStyle w:val="Code"/>
-      </w:pPr>
-      <w:r>
-        <w:t xml:space="preserve">            mqtt.subscribe(TOPIC_PREFIX "relay/set");</w:t>
-      </w:r>
-    </w:p>
-    <w:p>
-      <w:pPr>
-        <w:pStyle w:val="Code"/>
-      </w:pPr>
-      <w:r>
-        <w:lastRenderedPageBreak/>
-        <w:t xml:space="preserve">            Serial.println("MQTT connected");</w:t>
-      </w:r>
-    </w:p>
-    <w:p>
-      <w:pPr>
-        <w:pStyle w:val="Code"/>
-      </w:pPr>
-      <w:r>
-        <w:t xml:space="preserve">        } else {</w:t>
-      </w:r>
-    </w:p>
-    <w:p>
-      <w:pPr>
-        <w:pStyle w:val="Code"/>
-      </w:pPr>
-      <w:r>
-        <w:t xml:space="preserve">            Serial.printf("MQTT failed, state %d\n", mqtt.state());</w:t>
-      </w:r>
-    </w:p>
-    <w:p>
-      <w:pPr>
-        <w:pStyle w:val="Code"/>
-      </w:pPr>
-      <w:r>
-        <w:t xml:space="preserve">            return;</w:t>
-      </w:r>
-    </w:p>
-    <w:p>
-      <w:pPr>
-        <w:pStyle w:val="Code"/>
-      </w:pPr>
-      <w:r>
-        <w:t xml:space="preserve">        }</w:t>
-      </w:r>
-    </w:p>
-    <w:p>
-      <w:pPr>
-        <w:pStyle w:val="Code"/>
-      </w:pPr>
-      <w:r>
-        <w:t xml:space="preserve">    }</w:t>
-      </w:r>
-    </w:p>
-    <w:p>
-      <w:pPr>
-        <w:pStyle w:val="Code"/>
-      </w:pPr>
-      <w:r>
-        <w:t xml:space="preserve">    mqtt.loop();                                 // прийом повідомлень і keep-alive</w:t>
-      </w:r>
-    </w:p>
-    <w:p>
-      <w:pPr>
-        <w:pStyle w:val="Code"/>
-      </w:pPr>
-      <w:r>
-        <w:t>}</w:t>
-      </w:r>
-    </w:p>
-    <w:p>
-      <w:pPr>
-        <w:pStyle w:val="Code"/>
-      </w:pPr>
-      <w:r>
-        <w:t xml:space="preserve"> </w:t>
-      </w:r>
-    </w:p>
-    <w:p>
-      <w:pPr>
-        <w:pStyle w:val="Code"/>
-      </w:pPr>
-      <w:r>
-        <w:t>void publish(const char *name, float value) {</w:t>
-      </w:r>
-    </w:p>
-    <w:p>
-      <w:pPr>
-        <w:pStyle w:val="Code"/>
-      </w:pPr>
-      <w:r>
-        <w:t xml:space="preserve">    char topic[96], payload[16];</w:t>
-      </w:r>
-    </w:p>
-    <w:p>
-      <w:pPr>
-        <w:pStyle w:val="Code"/>
-      </w:pPr>
-      <w:r>
-        <w:t xml:space="preserve">    snprintf(topic, sizeof(topic), "%s%s", TOPIC_PREFIX, name);</w:t>
-      </w:r>
-    </w:p>
-    <w:p>
-      <w:pPr>
-        <w:pStyle w:val="Code"/>
-      </w:pPr>
-      <w:r>
-        <w:t xml:space="preserve">    snprintf(payload, sizeof(payload), "%.2f", value);</w:t>
-      </w:r>
-    </w:p>
-    <w:p>
-      <w:pPr>
-        <w:pStyle w:val="Code"/>
-      </w:pPr>
-      <w:r>
-        <w:t xml:space="preserve">    if (mqtt.connected()) mqtt.publish(topic, payload, false);  // QoS 0, без retain</w:t>
-      </w:r>
-    </w:p>
-    <w:p>
-      <w:pPr>
-        <w:pStyle w:val="Code"/>
-        <w:spacing w:after="160"/>
-        <w:rPr>
-          <w:lang w:val="ru-RU"/>
-        </w:rPr>
-      </w:pPr>
-      <w:r>
-        <w:rPr>
-          <w:lang w:val="ru-RU"/>
-        </w:rPr>
-        <w:t>}</w:t>
-      </w:r>
-    </w:p>
-    <w:p>
-      <w:pPr>
-        <w:rPr>
-          <w:lang w:val="ru-RU"/>
-        </w:rPr>
-      </w:pPr>
-      <w:r>
-        <w:rPr>
-          <w:lang w:val="ru-RU"/>
-        </w:rPr>
-        <w:t xml:space="preserve">Код </w:t>
-      </w:r>
-      <w:r>
-        <w:t>mqtt</w:t>
-      </w:r>
-      <w:r>
-        <w:rPr>
-          <w:lang w:val="ru-RU"/>
-        </w:rPr>
-        <w:t>.</w:t>
-      </w:r>
-      <w:r>
-        <w:t>state</w:t>
-      </w:r>
-      <w:r>
-        <w:rPr>
-          <w:lang w:val="ru-RU"/>
-        </w:rPr>
-        <w:t>() підказує причину відмови: −2 – брокер недоступний (адреса, порт, брандмауер), 4 – неправильний логін чи пароль, 5 – клієнта не авторизовано. Команда relay/set приймає лише «1» і «0», інші значення ігноруються. Буферизацію вимірювань під час втрати мережі в практикумі не реалізовано: покази, зняті без з'єднання з брокером, не публікуються, і гарантованої доставки система не дає.</w:t>
-      </w:r>
-    </w:p>
-    <w:p>
-      <w:pPr>
-        <w:pStyle w:val="21"/>
-        <w:rPr>
-          <w:lang w:val="ru-RU"/>
-        </w:rPr>
-      </w:pPr>
-      <w:bookmarkStart w:id="52" w:name="_Toc242122023"/>
-      <w:r>
-        <w:rPr>
-          <w:lang w:val="ru-RU"/>
-        </w:rPr>
-        <w:t>6.5 Порядок нарощування проєкту</w:t>
-      </w:r>
-      <w:bookmarkEnd w:id="52"/>
-    </w:p>
-    <w:p>
-      <w:pPr>
-        <w:rPr>
-          <w:lang w:val="ru-RU"/>
-        </w:rPr>
-      </w:pPr>
-      <w:r>
-        <w:rPr>
-          <w:lang w:val="ru-RU"/>
-        </w:rPr>
-        <w:t xml:space="preserve">1) Лабораторні роботи 1–3: файли </w:t>
-      </w:r>
-      <w:r>
-        <w:t>config</w:t>
-      </w:r>
-      <w:r>
-        <w:rPr>
-          <w:lang w:val="ru-RU"/>
-        </w:rPr>
-        <w:t>.</w:t>
-      </w:r>
-      <w:r>
-        <w:t>h</w:t>
-      </w:r>
-      <w:r>
-        <w:rPr>
-          <w:lang w:val="ru-RU"/>
-        </w:rPr>
-        <w:t xml:space="preserve"> і </w:t>
-      </w:r>
-      <w:r>
-        <w:t>main</w:t>
-      </w:r>
-      <w:r>
-        <w:rPr>
-          <w:lang w:val="ru-RU"/>
-        </w:rPr>
-        <w:t>.</w:t>
-      </w:r>
-      <w:r>
-        <w:t>cpp</w:t>
-      </w:r>
-      <w:r>
-        <w:rPr>
-          <w:lang w:val="ru-RU"/>
-        </w:rPr>
-        <w:t>, світлодіоди та кнопка без мережі.</w:t>
-      </w:r>
-    </w:p>
-    <w:p>
-      <w:pPr>
-        <w:rPr>
-          <w:lang w:val="ru-RU"/>
-        </w:rPr>
-      </w:pPr>
-      <w:r>
-        <w:rPr>
-          <w:lang w:val="ru-RU"/>
-        </w:rPr>
-        <w:t>2) Лабораторна робота 4: керування реле кнопкою і командами з монітора порту.</w:t>
-      </w:r>
-    </w:p>
-    <w:p>
-      <w:pPr>
-        <w:rPr>
-          <w:lang w:val="ru-RU"/>
-        </w:rPr>
-      </w:pPr>
-      <w:r>
-        <w:rPr>
-          <w:lang w:val="ru-RU"/>
-        </w:rPr>
-        <w:t>3) Лабораторні роботи 5–7: драйвери датчиків додаються до файлу src/sensors.h і масиву sensors[] по одному.</w:t>
-      </w:r>
-    </w:p>
-    <w:p>
-      <w:pPr>
-        <w:rPr>
-          <w:lang w:val="ru-RU"/>
-        </w:rPr>
-      </w:pPr>
-      <w:r>
-        <w:rPr>
-          <w:lang w:val="ru-RU"/>
-        </w:rPr>
-        <w:t>4) Лабораторна робота 8: дисплей виводить покази з того самого масиву.</w:t>
-      </w:r>
-    </w:p>
-    <w:p>
-      <w:pPr>
-        <w:rPr>
-          <w:lang w:val="ru-RU"/>
-        </w:rPr>
-      </w:pPr>
-      <w:r>
-        <w:rPr>
-          <w:lang w:val="ru-RU"/>
-        </w:rPr>
-        <w:t xml:space="preserve">5) Лабораторна робота 9: модуль </w:t>
-      </w:r>
-      <w:r>
-        <w:t>network</w:t>
-      </w:r>
-      <w:r>
-        <w:rPr>
-          <w:lang w:val="ru-RU"/>
-        </w:rPr>
-        <w:t xml:space="preserve"> публікує покази в </w:t>
-      </w:r>
-      <w:r>
-        <w:t>MQTT</w:t>
-      </w:r>
-      <w:r>
-        <w:rPr>
-          <w:lang w:val="ru-RU"/>
-        </w:rPr>
-        <w:t xml:space="preserve"> і приймає команду реле.</w:t>
-      </w:r>
-    </w:p>
-    <w:p>
-      <w:pPr>
-        <w:rPr>
-          <w:lang w:val="ru-RU"/>
-        </w:rPr>
-      </w:pPr>
-      <w:r>
-        <w:rPr>
-          <w:lang w:val="ru-RU"/>
-        </w:rPr>
-        <w:t>Після кожного кроку значення в моніторі порту порівнюються з показами системи моніторингу, отриманими готовою прошивкою на тій самій схемі.</w:t>
-      </w:r>
-    </w:p>
-    <w:p>
-      <w:pPr>
-        <w:pStyle w:val="21"/>
-        <w:rPr>
-          <w:lang w:val="ru-RU"/>
-        </w:rPr>
-      </w:pPr>
-      <w:bookmarkStart w:id="53" w:name="_Toc242122024"/>
-      <w:r>
-        <w:rPr>
-          <w:lang w:val="ru-RU"/>
-        </w:rPr>
-        <w:t>6.6 Практична частина: повний стенд</w:t>
-      </w:r>
-      <w:bookmarkEnd w:id="53"/>
-    </w:p>
-    <w:p>
-      <w:pPr>
-        <w:rPr>
-          <w:lang w:val="ru-RU"/>
-        </w:rPr>
-      </w:pPr>
-      <w:r>
-        <w:rPr>
-          <w:b/>
-          <w:lang w:val="ru-RU"/>
-        </w:rPr>
-        <w:t>Крок 1. Складання схеми.</w:t>
-      </w:r>
-      <w:r>
-        <w:rPr>
-          <w:lang w:val="ru-RU"/>
-        </w:rPr>
-        <w:t xml:space="preserve"> Зібрати всі модулі на одній платі </w:t>
-      </w:r>
-      <w:r>
-        <w:t>ESP</w:t>
-      </w:r>
-      <w:r>
-        <w:rPr>
-          <w:lang w:val="ru-RU"/>
-        </w:rPr>
-        <w:t xml:space="preserve">32 </w:t>
-      </w:r>
-      <w:r>
-        <w:t>DevKit</w:t>
-      </w:r>
-      <w:r>
-        <w:rPr>
-          <w:lang w:val="ru-RU"/>
-        </w:rPr>
-        <w:t xml:space="preserve"> за таблицею А.1, додаючи їх по одному та перевіряючи стенд після кожного.</w:t>
-      </w:r>
-    </w:p>
-    <w:p>
-      <w:pPr>
-        <w:rPr>
-          <w:noProof/>
-        </w:rPr>
-      </w:pPr>
-      <w:r>
-        <w:rPr>
-          <w:b/>
-          <w:lang w:val="ru-RU"/>
-        </w:rPr>
-        <w:lastRenderedPageBreak/>
-        <w:t xml:space="preserve">Крок 2. Готова прошивка і налаштування на </w:t>
-      </w:r>
-      <w:r>
-        <w:rPr>
-          <w:b/>
-        </w:rPr>
-        <w:t>ssn</w:t>
-      </w:r>
-      <w:r>
-        <w:rPr>
-          <w:b/>
-          <w:lang w:val="ru-RU"/>
-        </w:rPr>
-        <w:t>.</w:t>
-      </w:r>
-      <w:r>
-        <w:rPr>
-          <w:b/>
-        </w:rPr>
-        <w:t>pp</w:t>
-      </w:r>
-      <w:r>
-        <w:rPr>
-          <w:b/>
-          <w:lang w:val="ru-RU"/>
-        </w:rPr>
-        <w:t>.</w:t>
-      </w:r>
-      <w:r>
-        <w:rPr>
-          <w:b/>
-        </w:rPr>
-        <w:t>ua</w:t>
-      </w:r>
-      <w:r>
-        <w:rPr>
-          <w:b/>
-          <w:lang w:val="ru-RU"/>
-        </w:rPr>
-        <w:t>.</w:t>
-      </w:r>
-      <w:r>
-        <w:rPr>
-          <w:lang w:val="ru-RU"/>
-        </w:rPr>
-        <w:t xml:space="preserve"> Додати на сторінці «Мої пристрої» усі модулі стенда з тими самими пінами, що й у таблиці А.1. Підключення й особливості кожного модуля описано на сторінці «Бібліотека», у розділі «Модулі: датчики й виходи» (рисунок 6.4). Схема плати на її картці (рисунок 2.5) має збігатися зі зібраним стендом, а всі пристрої – мати стан «Норма».</w:t>
-      </w:r>
-      <w:r>
-        <w:rPr>
-          <w:noProof/>
-          <w:lang w:val="ru-RU"/>
-        </w:rPr>
-        <w:t xml:space="preserve"> </w:t>
-      </w:r>
-    </w:p>
-    <w:p>
-      <w:pPr>
-        <w:rPr>
-          <w:lang w:val="ru-RU"/>
-        </w:rPr>
-      </w:pPr>
-      <w:r>
-        <w:rPr>
-          <w:noProof/>
-        </w:rPr>
-        <w:drawing>
-          <wp:inline distT="0" distB="0" distL="0" distR="0" wp14:anchorId="65F71E49" wp14:editId="5451B6CD">
-            <wp:extent cx="5518150" cy="4640263"/>
-            <wp:effectExtent l="0" t="0" r="6350" b="8255"/>
-            <wp:docPr id="16" name="Рисунок 16"/>
-            <wp:cNvGraphicFramePr>
-              <a:graphicFrameLocks xmlns:a="http://schemas.openxmlformats.org/drawingml/2006/main" noChangeAspect="1"/>
-            </wp:cNvGraphicFramePr>
-            <a:graphic xmlns:a="http://schemas.openxmlformats.org/drawingml/2006/main">
-              <a:graphicData uri="http://schemas.openxmlformats.org/drawingml/2006/picture">
-                <pic:pic xmlns:pic="http://schemas.openxmlformats.org/drawingml/2006/picture">
-                  <pic:nvPicPr>
-                    <pic:cNvPr id="1" name=""/>
-                    <pic:cNvPicPr/>
-                  </pic:nvPicPr>
-                  <pic:blipFill rotWithShape="1">
-                    <a:blip r:embed="rId56"/>
-                    <a:srcRect/>
-                    <a:stretch/>
-                  </pic:blipFill>
-                  <pic:spPr bwMode="auto">
-                    <a:xfrm>
-                      <a:off x="0" y="0"/>
-                      <a:ext cx="5518759" cy="4640775"/>
-                    </a:xfrm>
-                    <a:prstGeom prst="rect">
-                      <a:avLst/>
-                    </a:prstGeom>
-                    <a:ln>
-                      <a:noFill/>
-                    </a:ln>
-                    <a:extLst>
-                      <a:ext uri="{53640926-AAD7-44D8-BBD7-CCE9431645EC}">
-                        <a14:shadowObscured xmlns:a14="http://schemas.microsoft.com/office/drawing/2010/main"/>
-                      </a:ext>
-                    </a:extLst>
-                  </pic:spPr>
-                </pic:pic>
-              </a:graphicData>
-            </a:graphic>
-          </wp:inline>
-        </w:drawing>
+        <w:t>sub</w:t>
+      </w:r>
+      <w:r>
+        <w:rPr>
+          <w:lang w:val="ru-RU"/>
+        </w:rPr>
+        <w:t xml:space="preserve"> і порівняти покази в топіках </w:t>
+      </w:r>
+      <w:r>
+        <w:t>lab</w:t>
+      </w:r>
+      <w:r>
+        <w:rPr>
+          <w:lang w:val="ru-RU"/>
+        </w:rPr>
+        <w:t>/… з показами, які готова прошивка надсилала на сайт до цього.</w:t>
       </w:r>
     </w:p>
     <w:p>
@@ -33989,59 +34632,6 @@
           <w:lang w:val="ru-RU"/>
         </w:rPr>
       </w:pPr>
-      <w:r>
-        <w:rPr>
-          <w:lang w:val="ru-RU"/>
-        </w:rPr>
-        <w:t>Рисунок 6.4 – Сторінка «Бібліотека»: описи модулів і їхніх виводів</w:t>
-      </w:r>
-    </w:p>
-    <w:p>
-      <w:pPr>
-        <w:rPr>
-          <w:lang w:val="ru-RU"/>
-        </w:rPr>
-      </w:pPr>
-      <w:r>
-        <w:rPr>
-          <w:b/>
-          <w:lang w:val="ru-RU"/>
-        </w:rPr>
-        <w:t>Крок 3. Власний скетч.</w:t>
-      </w:r>
-      <w:r>
-        <w:rPr>
-          <w:lang w:val="ru-RU"/>
-        </w:rPr>
-        <w:t xml:space="preserve"> Завантажити скетч додатка Б з файлами ISensor.h, config.h і network.cpp з підрозділів 6.3, 6.4, запустити </w:t>
-      </w:r>
-      <w:r>
-        <w:t>mosquitto</w:t>
-      </w:r>
-      <w:r>
-        <w:rPr>
-          <w:lang w:val="ru-RU"/>
-        </w:rPr>
-        <w:t>_</w:t>
-      </w:r>
-      <w:r>
-        <w:t>sub</w:t>
-      </w:r>
-      <w:r>
-        <w:rPr>
-          <w:lang w:val="ru-RU"/>
-        </w:rPr>
-        <w:t xml:space="preserve"> і порівняти покази в топіках </w:t>
-      </w:r>
-      <w:r>
-        <w:t>lab</w:t>
-      </w:r>
-      <w:r>
-        <w:rPr>
-          <w:lang w:val="ru-RU"/>
-        </w:rPr>
-        <w:t>/… з показами, які готова прошивка надсилала на сайт до цього.</w:t>
-      </w:r>
     </w:p>
     <w:p>
       <w:pPr>
@@ -34116,7 +34706,7 @@
                     <pic:cNvPicPr/>
                   </pic:nvPicPr>
                   <pic:blipFill>
-                    <a:blip r:embed="rId57"/>
+                    <a:blip r:embed="rId56"/>
                     <a:stretch>
                       <a:fillRect/>
                     </a:stretch>
@@ -37441,7 +38031,7 @@
                     <pic:cNvPicPr/>
                   </pic:nvPicPr>
                   <pic:blipFill>
-                    <a:blip r:embed="rId58"/>
+                    <a:blip r:embed="rId57"/>
                     <a:stretch>
                       <a:fillRect/>
                     </a:stretch>
@@ -37524,7 +38114,7 @@
                     <pic:cNvPicPr/>
                   </pic:nvPicPr>
                   <pic:blipFill>
-                    <a:blip r:embed="rId59"/>
+                    <a:blip r:embed="rId58"/>
                     <a:stretch>
                       <a:fillRect/>
                     </a:stretch>
@@ -39811,9 +40401,51 @@
           <w:p>
             <w:pPr>
               <w:pStyle w:val="Tabletext"/>
-            </w:pPr>
-            <w:r>
-              <w:t>АЦП2 недоступний для analogRead() під час Wi-Fi; цифровому входу DHT це не заважає</w:t>
+              <w:rPr>
+                <w:lang w:val="ru-RU"/>
+              </w:rPr>
+            </w:pPr>
+            <w:r>
+              <w:rPr>
+                <w:lang w:val="ru-RU"/>
+              </w:rPr>
+              <w:t xml:space="preserve">АЦП2 недоступний для </w:t>
+            </w:r>
+            <w:r>
+              <w:t>analogRead</w:t>
+            </w:r>
+            <w:r>
+              <w:rPr>
+                <w:lang w:val="ru-RU"/>
+              </w:rPr>
+              <w:t xml:space="preserve">() під час </w:t>
+            </w:r>
+            <w:r>
+              <w:t>Wi</w:t>
+            </w:r>
+            <w:r>
+              <w:rPr>
+                <w:lang w:val="ru-RU"/>
+              </w:rPr>
+              <w:t>-</w:t>
+            </w:r>
+            <w:r>
+              <w:t>Fi</w:t>
+            </w:r>
+            <w:r>
+              <w:rPr>
+                <w:lang w:val="ru-RU"/>
+              </w:rPr>
+              <w:t xml:space="preserve">; цифровому входу </w:t>
+            </w:r>
+            <w:r>
+              <w:t>DHT</w:t>
+            </w:r>
+            <w:r>
+              <w:rPr>
+                <w:lang w:val="ru-RU"/>
+              </w:rPr>
+              <w:t xml:space="preserve"> це не заважає</w:t>
             </w:r>
           </w:p>
         </w:tc>
@@ -40695,11 +41327,38 @@
           <w:p>
             <w:pPr>
               <w:pStyle w:val="Tabletext"/>
-            </w:pPr>
-            <w:r>
-              <w:t xml:space="preserve">фоторезисторний дільник; RGB, канал B </w:t>
-            </w:r>
-            <w:r>
+              <w:rPr>
+                <w:lang w:val="ru-RU"/>
+              </w:rPr>
+            </w:pPr>
+            <w:r>
+              <w:rPr>
+                <w:lang w:val="ru-RU"/>
+              </w:rPr>
+              <w:t xml:space="preserve">фоторезисторний дільник; </w:t>
+            </w:r>
+            <w:r>
+              <w:t>RGB</w:t>
+            </w:r>
+            <w:r>
+              <w:rPr>
+                <w:lang w:val="ru-RU"/>
+              </w:rPr>
+              <w:t xml:space="preserve">, канал </w:t>
+            </w:r>
+            <w:r>
+              <w:t>B</w:t>
+            </w:r>
+            <w:r>
+              <w:rPr>
+                <w:lang w:val="ru-RU"/>
+              </w:rPr>
+              <w:t xml:space="preserve"> </w:t>
+            </w:r>
+            <w:r>
+              <w:rPr>
+                <w:lang w:val="ru-RU"/>
+              </w:rPr>
               <w:lastRenderedPageBreak/>
               <w:t>(лише лаб. 3)</w:t>
             </w:r>
@@ -40726,8 +41385,14 @@
           <w:p>
             <w:pPr>
               <w:pStyle w:val="Tabletext"/>
-            </w:pPr>
-            <w:r>
+              <w:rPr>
+                <w:lang w:val="ru-RU"/>
+              </w:rPr>
+            </w:pPr>
+            <w:r>
+              <w:rPr>
+                <w:lang w:val="ru-RU"/>
+              </w:rPr>
               <w:t>обидва пристрої одночасно не підключати</w:t>
             </w:r>
           </w:p>
@@ -40796,8 +41461,14 @@
           <w:p>
             <w:pPr>
               <w:pStyle w:val="Tabletext"/>
-            </w:pPr>
-            <w:r>
+              <w:rPr>
+                <w:lang w:val="ru-RU"/>
+              </w:rPr>
+            </w:pPr>
+            <w:r>
+              <w:rPr>
+                <w:lang w:val="ru-RU"/>
+              </w:rPr>
               <w:t>обидва пристрої одночасно не підключати</w:t>
             </w:r>
           </w:p>
@@ -40866,8 +41537,14 @@
           <w:p>
             <w:pPr>
               <w:pStyle w:val="Tabletext"/>
-            </w:pPr>
-            <w:r>
+              <w:rPr>
+                <w:lang w:val="ru-RU"/>
+              </w:rPr>
+            </w:pPr>
+            <w:r>
+              <w:rPr>
+                <w:lang w:val="ru-RU"/>
+              </w:rPr>
               <w:t>без внутрішніх підтяжок; затухання 11 дБ</w:t>
             </w:r>
           </w:p>
@@ -40936,8 +41613,14 @@
           <w:p>
             <w:pPr>
               <w:pStyle w:val="Tabletext"/>
-            </w:pPr>
-            <w:r>
+              <w:rPr>
+                <w:lang w:val="ru-RU"/>
+              </w:rPr>
+            </w:pPr>
+            <w:r>
+              <w:rPr>
+                <w:lang w:val="ru-RU"/>
+              </w:rPr>
               <w:t>без внутрішніх підтяжок; затухання 11 дБ</w:t>
             </w:r>
           </w:p>
@@ -41037,8 +41720,14 @@
           <w:p>
             <w:pPr>
               <w:pStyle w:val="Tabletext"/>
-            </w:pPr>
-            <w:r>
+              <w:rPr>
+                <w:lang w:val="ru-RU"/>
+              </w:rPr>
+            </w:pPr>
+            <w:r>
+              <w:rPr>
+                <w:lang w:val="ru-RU"/>
+              </w:rPr>
               <w:t>вхід живлення плати, зазвичай 5 В</w:t>
             </w:r>
           </w:p>
@@ -41076,15 +41765,27 @@
           <w:p>
             <w:pPr>
               <w:pStyle w:val="Tabletext"/>
-            </w:pPr>
-            <w:r>
+              <w:rPr>
+                <w:lang w:val="ru-RU"/>
+              </w:rPr>
+            </w:pPr>
+            <w:r>
+              <w:rPr>
+                <w:lang w:val="ru-RU"/>
+              </w:rPr>
               <w:t>маркування залежить від плати; сумарний струм – підрозділ 1.4</w:t>
             </w:r>
           </w:p>
         </w:tc>
       </w:tr>
     </w:tbl>
-    <w:p/>
+    <w:p>
+      <w:pPr>
+        <w:rPr>
+          <w:lang w:val="ru-RU"/>
+        </w:rPr>
+      </w:pPr>
+    </w:p>
     <w:p>
       <w:pPr>
         <w:pStyle w:val="1"/>
@@ -41410,9 +42111,42 @@
     <w:p>
       <w:pPr>
         <w:pStyle w:val="Code"/>
-      </w:pPr>
-      <w:r>
-        <w:t>// src/sensors.h – драйвери модулів стенда</w:t>
+        <w:rPr>
+          <w:lang w:val="ru-RU"/>
+        </w:rPr>
+      </w:pPr>
+      <w:r>
+        <w:rPr>
+          <w:lang w:val="ru-RU"/>
+        </w:rPr>
+        <w:t xml:space="preserve">// </w:t>
+      </w:r>
+      <w:r>
+        <w:t>src</w:t>
+      </w:r>
+      <w:r>
+        <w:rPr>
+          <w:lang w:val="ru-RU"/>
+        </w:rPr>
+        <w:t>/</w:t>
+      </w:r>
+      <w:r>
+        <w:t>sensors</w:t>
+      </w:r>
+      <w:r>
+        <w:rPr>
+          <w:lang w:val="ru-RU"/>
+        </w:rPr>
+        <w:t>.</w:t>
+      </w:r>
+      <w:r>
+        <w:t>h</w:t>
+      </w:r>
+      <w:r>
+        <w:rPr>
+          <w:lang w:val="ru-RU"/>
+        </w:rPr>
+        <w:t xml:space="preserve"> – драйвери модулів стенда</w:t>
       </w:r>
     </w:p>
     <w:p>
@@ -41466,8 +42200,14 @@
     <w:p>
       <w:pPr>
         <w:pStyle w:val="Code"/>
-      </w:pPr>
-      <w:r>
+        <w:rPr>
+          <w:lang w:val="ru-RU"/>
+        </w:rPr>
+      </w:pPr>
+      <w:r>
+        <w:rPr>
+          <w:lang w:val="ru-RU"/>
+        </w:rPr>
         <w:t>// але не замінює мультиметр: похибка залежить від конкретної плати</w:t>
       </w:r>
     </w:p>
@@ -41498,33 +42238,78 @@
     <w:p>
       <w:pPr>
         <w:pStyle w:val="Code"/>
-      </w:pPr>
-      <w:r>
-        <w:t xml:space="preserve">    return sum / 16.0;</w:t>
-      </w:r>
-    </w:p>
-    <w:p>
-      <w:pPr>
-        <w:pStyle w:val="Code"/>
-      </w:pPr>
-      <w:r>
+        <w:rPr>
+          <w:lang w:val="ru-RU"/>
+        </w:rPr>
+      </w:pPr>
+      <w:r>
+        <w:t xml:space="preserve">    return</w:t>
+      </w:r>
+      <w:r>
+        <w:rPr>
+          <w:lang w:val="ru-RU"/>
+        </w:rPr>
+        <w:t xml:space="preserve"> </w:t>
+      </w:r>
+      <w:r>
+        <w:t>sum</w:t>
+      </w:r>
+      <w:r>
+        <w:rPr>
+          <w:lang w:val="ru-RU"/>
+        </w:rPr>
+        <w:t xml:space="preserve"> / 16.0;</w:t>
+      </w:r>
+    </w:p>
+    <w:p>
+      <w:pPr>
+        <w:pStyle w:val="Code"/>
+        <w:rPr>
+          <w:lang w:val="ru-RU"/>
+        </w:rPr>
+      </w:pPr>
+      <w:r>
+        <w:rPr>
+          <w:lang w:val="ru-RU"/>
+        </w:rPr>
         <w:t>}</w:t>
       </w:r>
     </w:p>
     <w:p>
       <w:pPr>
         <w:pStyle w:val="Code"/>
-      </w:pPr>
-      <w:r>
+        <w:rPr>
+          <w:lang w:val="ru-RU"/>
+        </w:rPr>
+      </w:pPr>
+      <w:r>
+        <w:rPr>
+          <w:lang w:val="ru-RU"/>
+        </w:rPr>
         <w:t xml:space="preserve"> </w:t>
       </w:r>
     </w:p>
     <w:p>
       <w:pPr>
         <w:pStyle w:val="Code"/>
-      </w:pPr>
-      <w:r>
-        <w:t>// DHT дає два покази за одне читання, тому обидва канали беруть їх зі спільного кешу</w:t>
+        <w:rPr>
+          <w:lang w:val="ru-RU"/>
+        </w:rPr>
+      </w:pPr>
+      <w:r>
+        <w:rPr>
+          <w:lang w:val="ru-RU"/>
+        </w:rPr>
+        <w:t xml:space="preserve">// </w:t>
+      </w:r>
+      <w:r>
+        <w:t>DHT</w:t>
+      </w:r>
+      <w:r>
+        <w:rPr>
+          <w:lang w:val="ru-RU"/>
+        </w:rPr>
+        <w:t xml:space="preserve"> дає два покази за одне читання, тому обидва канали беруть їх зі спільного кешу</w:t>
       </w:r>
     </w:p>
     <w:p>
@@ -42179,25 +42964,76 @@
     <w:p>
       <w:pPr>
         <w:pStyle w:val="Code"/>
-      </w:pPr>
-      <w:r>
-        <w:t>public:</w:t>
-      </w:r>
-    </w:p>
-    <w:p>
-      <w:pPr>
-        <w:pStyle w:val="Code"/>
-      </w:pPr>
-      <w:r>
-        <w:t xml:space="preserve">    // id – коротка назва показника, а не повний топік: publish() сам додає TOPIC_PREFIX</w:t>
-      </w:r>
-    </w:p>
-    <w:p>
-      <w:pPr>
-        <w:pStyle w:val="Code"/>
-      </w:pPr>
-      <w:r>
-        <w:t xml:space="preserve">    DigitalEvent(const char *id, uint8_t pin, bool activeLow) : id(id), pin(pin), activeLow(activeLow) {}</w:t>
+        <w:rPr>
+          <w:lang w:val="ru-RU"/>
+        </w:rPr>
+      </w:pPr>
+      <w:r>
+        <w:t>public</w:t>
+      </w:r>
+      <w:r>
+        <w:rPr>
+          <w:lang w:val="ru-RU"/>
+        </w:rPr>
+        <w:t>:</w:t>
+      </w:r>
+    </w:p>
+    <w:p>
+      <w:pPr>
+        <w:pStyle w:val="Code"/>
+        <w:rPr>
+          <w:lang w:val="ru-RU"/>
+        </w:rPr>
+      </w:pPr>
+      <w:r>
+        <w:rPr>
+          <w:lang w:val="ru-RU"/>
+        </w:rPr>
+        <w:t xml:space="preserve">    // </w:t>
+      </w:r>
+      <w:r>
+        <w:t>id</w:t>
+      </w:r>
+      <w:r>
+        <w:rPr>
+          <w:lang w:val="ru-RU"/>
+        </w:rPr>
+        <w:t xml:space="preserve"> – коротка назва показника, а не повний топік: </w:t>
+      </w:r>
+      <w:r>
+        <w:t>publish</w:t>
+      </w:r>
+      <w:r>
+        <w:rPr>
+          <w:lang w:val="ru-RU"/>
+        </w:rPr>
+        <w:t xml:space="preserve">() сам додає </w:t>
+      </w:r>
+      <w:r>
+        <w:t>TOPIC</w:t>
+      </w:r>
+      <w:r>
+        <w:rPr>
+          <w:lang w:val="ru-RU"/>
+        </w:rPr>
+        <w:t>_</w:t>
+      </w:r>
+      <w:r>
+        <w:t>PREFIX</w:t>
+      </w:r>
+    </w:p>
+    <w:p>
+      <w:pPr>
+        <w:pStyle w:val="Code"/>
+      </w:pPr>
+      <w:r>
+        <w:rPr>
+          <w:lang w:val="ru-RU"/>
+        </w:rPr>
+        <w:t xml:space="preserve">    </w:t>
+      </w:r>
+      <w:r>
+        <w:t>DigitalEvent(const char *id, uint8_t pin, bool activeLow) : id(id), pin(pin), activeLow(activeLow) {}</w:t>
       </w:r>
     </w:p>
     <w:p>
@@ -42453,17 +43289,38 @@
     <w:p>
       <w:pPr>
         <w:pStyle w:val="Code"/>
-      </w:pPr>
-      <w:r>
+        <w:rPr>
+          <w:lang w:val="ru-RU"/>
+        </w:rPr>
+      </w:pPr>
+      <w:r>
+        <w:rPr>
+          <w:lang w:val="ru-RU"/>
+        </w:rPr>
         <w:t>// вимірювальні та подієві датчики; новий датчик = новий об'єкт драйвера і рядок у масиві.</w:t>
       </w:r>
     </w:p>
     <w:p>
       <w:pPr>
         <w:pStyle w:val="Code"/>
-      </w:pPr>
-      <w:r>
-        <w:t>// Кнопка, реле і світлодіод HL1 обробляються окремо.</w:t>
+        <w:rPr>
+          <w:lang w:val="ru-RU"/>
+        </w:rPr>
+      </w:pPr>
+      <w:r>
+        <w:rPr>
+          <w:lang w:val="ru-RU"/>
+        </w:rPr>
+        <w:t xml:space="preserve">// Кнопка, реле і світлодіод </w:t>
+      </w:r>
+      <w:r>
+        <w:t>HL</w:t>
+      </w:r>
+      <w:r>
+        <w:rPr>
+          <w:lang w:val="ru-RU"/>
+        </w:rPr>
+        <w:t>1 обробляються окремо.</w:t>
       </w:r>
     </w:p>
     <w:p>
@@ -42549,9 +43406,33 @@
     <w:p>
       <w:pPr>
         <w:pStyle w:val="Code"/>
-      </w:pPr>
-      <w:r>
-        <w:t>// періодичні покази – на дисплей і в монітор порту: «T  23.5 C»</w:t>
+        <w:rPr>
+          <w:lang w:val="ru-RU"/>
+        </w:rPr>
+      </w:pPr>
+      <w:r>
+        <w:rPr>
+          <w:lang w:val="ru-RU"/>
+        </w:rPr>
+        <w:t>// періодичні покази – на дисплей і в монітор порту: «</w:t>
+      </w:r>
+      <w:r>
+        <w:t>T</w:t>
+      </w:r>
+      <w:r>
+        <w:rPr>
+          <w:lang w:val="ru-RU"/>
+        </w:rPr>
+        <w:t xml:space="preserve">  23.5 </w:t>
+      </w:r>
+      <w:r>
+        <w:t>C</w:t>
+      </w:r>
+      <w:r>
+        <w:rPr>
+          <w:lang w:val="ru-RU"/>
+        </w:rPr>
+        <w:t>»</w:t>
       </w:r>
     </w:p>
     <w:p>
@@ -43269,7 +44150,7 @@
         <w:rPr>
           <w:lang w:val="ru-RU"/>
         </w:rPr>
-        <w:t>) або олівцем за лінійкою.</w:t>
+        <w:t>).</w:t>
       </w:r>
     </w:p>
     <w:p>
@@ -43349,7 +44230,7 @@
       </w:r>
     </w:p>
     <w:sectPr>
-      <w:footerReference w:type="default" r:id="rId60"/>
+      <w:footerReference w:type="default" r:id="rId59"/>
       <w:pgSz w:w="11906" w:h="16838"/>
       <w:pgMar w:top="1134" w:right="567" w:bottom="1134" w:left="1417" w:header="567" w:footer="567" w:gutter="0"/>
       <w:cols w:space="720"/>
